--- a/Lesson 4 - Cleft sentences (Teacher's).docx
+++ b/Lesson 4 - Cleft sentences (Teacher's).docx
@@ -101,7 +101,7 @@
         <w:rPr>
           <w:rFonts w:cs="Times New Roman"/>
         </w:rPr>
-        <w:t xml:space="preserve">Each sentence contains TWO errors: one in a noun form (nominalisation) and one in subject–verb agreement. Proofread the sentences.</w:t>
+        <w:t xml:space="preserve">Each sentence contains TWO errors: one in the form of a word (noun or adjective) and one in an inverted structure. Proofread the sentences.</w:t>
       </w:r>
     </w:p>
     <w:tbl>
@@ -131,7 +131,7 @@
               <w:rPr>
                 <w:rFonts w:cs="Times New Roman"/>
               </w:rPr>
-              <w:t xml:space="preserve">The school’s decide to ban mobile phones in class has reduced distraction, which make lessons easier for teachers.</w:t>
+              <w:t xml:space="preserve">Not only the new canteen is convenient for students, but the convenient of its location also draws staff at lunchtime.</w:t>
             </w:r>
           </w:p>
         </w:tc>
@@ -154,7 +154,7 @@
               <w:rPr>
                 <w:rFonts w:cs="Times New Roman"/>
               </w:rPr>
-              <w:t xml:space="preserve">Many parents worry about young people’s rely on smartphones, because these devices distracts them from their homework.</w:t>
+              <w:t xml:space="preserve">Only by eating breakfast students can keep their energy up, yet many teenagers do not realise the important of a proper diet.</w:t>
             </w:r>
           </w:p>
         </w:tc>
@@ -177,7 +177,7 @@
               <w:rPr>
                 <w:rFonts w:cs="Times New Roman"/>
               </w:rPr>
-              <w:t xml:space="preserve">The improve of online security has protected customers, but some banks still refuses to warn them about scams.</w:t>
+              <w:t xml:space="preserve">Never the school has displayed its old photographs in the hall, although the significant of that history is obvious to former students.</w:t>
             </w:r>
           </w:p>
         </w:tc>
@@ -200,7 +200,7 @@
               <w:rPr>
                 <w:rFonts w:cs="Times New Roman"/>
               </w:rPr>
-              <w:t xml:space="preserve">Students should show aware of the risks of sharing personal information online, because careless posts spreads quickly among their classmates.</w:t>
+              <w:t xml:space="preserve">Only by allowing customers to post honest reviews shops can prove the authentic of their products.</w:t>
             </w:r>
           </w:p>
         </w:tc>
@@ -223,7 +223,30 @@
               <w:rPr>
                 <w:rFonts w:cs="Times New Roman"/>
               </w:rPr>
-              <w:t xml:space="preserve">The government’s refuse to control social media companies has led to a rise in online scams, which worry many parents.</w:t>
+              <w:t xml:space="preserve">Not only losing sleep affects students’ test results, but the lose of concentration in class is also a serious problem.</w:t>
+            </w:r>
+          </w:p>
+        </w:tc>
+      </w:tr>
+      <w:tr>
+        <w:tc>
+          <w:tcPr>
+            <w:tcW w:w="9350" w:type="dxa"/>
+          </w:tcPr>
+          <w:p>
+            <w:pPr>
+              <w:pStyle w:val="ListParagraph"/>
+              <w:numPr>
+                <w:ilvl w:val="0"/>
+                <w:numId w:val="10"/>
+              </w:numPr>
+              <w:spacing w:before="240" w:line="276" w:lineRule="auto"/>
+            </w:pPr>
+            <w:r>
+              <w:rPr>
+                <w:rFonts w:cs="Times New Roman"/>
+              </w:rPr>
+              <w:t xml:space="preserve">Never students should feel afraid of making mistakes when they speak English, because the confident to speak comes from practice.</w:t>
             </w:r>
           </w:p>
         </w:tc>
@@ -313,7 +336,7 @@
               <w:rPr>
                 <w:rFonts w:cs="Times New Roman"/>
               </w:rPr>
-              <w:t xml:space="preserve">The school’s decision to ban mobile phones in class has reduced distraction, which makes lessons easier for teachers. (decide → decision — a noun is needed after ‘the school’s’; make → makes — ‘which’ refers to the whole idea of reduced distraction.)</w:t>
+              <w:t xml:space="preserve">Not only is the new canteen convenient for students, but the convenience of its location also draws staff at lunchtime. (Move is before the subject — ‘Not only’ inverts the subject and the verb; convenient → convenience — a noun is needed after ‘the’.)</w:t>
             </w:r>
           </w:p>
         </w:tc>
@@ -343,7 +366,7 @@
               <w:rPr>
                 <w:rFonts w:cs="Times New Roman"/>
               </w:rPr>
-              <w:t xml:space="preserve">Many parents worry about young people’s reliance on smartphones, because these devices distract them from their homework. (rely → reliance — the possessive needs a noun; distracts → distract — ‘these devices’ is plural.)</w:t>
+              <w:t xml:space="preserve">Only by eating breakfast can students keep their energy up, yet many teenagers do not realise the importance of a proper diet. (Move can before students — ‘Only by’ inverts; important → importance — the noun follows ‘the’.)</w:t>
             </w:r>
           </w:p>
         </w:tc>
@@ -373,7 +396,7 @@
               <w:rPr>
                 <w:rFonts w:cs="Times New Roman"/>
               </w:rPr>
-              <w:t xml:space="preserve">The improvement of online security has protected customers, but some banks still refuse to warn them about scams. (improve → improvement — ‘the … of’ needs a noun; refuses → refuse — ‘some banks’ is plural.)</w:t>
+              <w:t xml:space="preserve">Never has the school displayed its old photographs in the hall, although the significance of that history is obvious to former students. (Move has before the school — ‘Never’ inverts; significant → significance — a noun is needed after ‘the’.)</w:t>
             </w:r>
           </w:p>
         </w:tc>
@@ -403,7 +426,7 @@
               <w:rPr>
                 <w:rFonts w:cs="Times New Roman"/>
               </w:rPr>
-              <w:t xml:space="preserve">Students should show awareness of the risks of sharing personal information online, because careless posts spread quickly among their classmates. (aware → awareness — ‘show’ needs a noun; spreads → spread — ‘careless posts’ is plural.)</w:t>
+              <w:t xml:space="preserve">Only by allowing customers to post honest reviews can shops prove the authenticity of their products. (Move can before shops — ‘Only by’ inverts; authentic → authenticity — the noun follows ‘the’.)</w:t>
             </w:r>
           </w:p>
         </w:tc>
@@ -433,7 +456,37 @@
               <w:rPr>
                 <w:rFonts w:cs="Times New Roman"/>
               </w:rPr>
-              <w:t xml:space="preserve">The government’s refusal to control social media companies has led to a rise in online scams, which worries many parents. (refuse → refusal — the possessive needs a noun; worry → worries — ‘which’ refers to the whole rise in online scams.)</w:t>
+              <w:t xml:space="preserve">Not only does losing sleep affect students’ test results, but the loss of concentration in class is also a serious problem. (Add does before the subject and use the base verb affect — ‘Not only’ inverts; lose → loss — a noun is needed after ‘the’.)</w:t>
+            </w:r>
+          </w:p>
+        </w:tc>
+      </w:tr>
+      <w:tr>
+        <w:tc>
+          <w:tcPr>
+            <w:tcW w:w="620" w:type="dxa"/>
+            <w:shd w:val="clear" w:color="auto" w:fill="F2F2F2"/>
+          </w:tcPr>
+          <w:p>
+            <w:r>
+              <w:rPr>
+                <w:rFonts w:cs="Times New Roman"/>
+              </w:rPr>
+              <w:t xml:space="preserve">6</w:t>
+            </w:r>
+          </w:p>
+        </w:tc>
+        <w:tc>
+          <w:tcPr>
+            <w:tcW w:w="8730" w:type="dxa"/>
+            <w:shd w:val="clear" w:color="auto" w:fill="F2F2F2"/>
+          </w:tcPr>
+          <w:p>
+            <w:r>
+              <w:rPr>
+                <w:rFonts w:cs="Times New Roman"/>
+              </w:rPr>
+              <w:t xml:space="preserve">Never should students feel afraid of making mistakes when they speak English, because the confidence to speak comes from practice. (Move should before students — ‘Never’ inverts; confident → confidence — the noun follows ‘the’.)</w:t>
             </w:r>
           </w:p>
         </w:tc>

--- a/Lesson 4 - Cleft sentences (Teacher's).docx
+++ b/Lesson 4 - Cleft sentences (Teacher's).docx
@@ -131,7 +131,7 @@
               <w:rPr>
                 <w:rFonts w:cs="Times New Roman"/>
               </w:rPr>
-              <w:t xml:space="preserve">Not only the new canteen is convenient for students, but the convenient of its location also draws staff at lunchtime.</w:t>
+              <w:t xml:space="preserve">Not only the new canteen is convenient for students, but the convenient of its online ordering system also attracts busy teachers.</w:t>
             </w:r>
           </w:p>
         </w:tc>
@@ -200,7 +200,7 @@
               <w:rPr>
                 <w:rFonts w:cs="Times New Roman"/>
               </w:rPr>
-              <w:t xml:space="preserve">Only by allowing customers to post honest reviews shops can prove the authentic of their products.</w:t>
+              <w:t xml:space="preserve">Only by showing customers how their products are made shops can prove the authentic of their products.</w:t>
             </w:r>
           </w:p>
         </w:tc>
@@ -336,7 +336,7 @@
               <w:rPr>
                 <w:rFonts w:cs="Times New Roman"/>
               </w:rPr>
-              <w:t xml:space="preserve">Not only is the new canteen convenient for students, but the convenience of its location also draws staff at lunchtime. (Move is before the subject — ‘Not only’ inverts the subject and the verb; convenient → convenience — a noun is needed after ‘the’.)</w:t>
+              <w:t xml:space="preserve">Not only is the new canteen convenient for students, but the convenience of its online ordering system also attracts busy teachers. (Move is before the subject — ‘Not only’ inverts the subject and the verb; convenient → convenience — a noun is needed after ‘the’.)</w:t>
             </w:r>
           </w:p>
         </w:tc>
@@ -426,7 +426,7 @@
               <w:rPr>
                 <w:rFonts w:cs="Times New Roman"/>
               </w:rPr>
-              <w:t xml:space="preserve">Only by allowing customers to post honest reviews can shops prove the authenticity of their products. (Move can before shops — ‘Only by’ inverts; authentic → authenticity — the noun follows ‘the’.)</w:t>
+              <w:t xml:space="preserve">Only by showing customers how their products are made can shops prove the authenticity of their products. (Move can before shops — ‘Only by’ inverts; authentic → authenticity — the noun follows ‘the’.)</w:t>
             </w:r>
           </w:p>
         </w:tc>
@@ -637,7 +637,7 @@
               <w:rPr>
                 <w:rFonts w:cs="Times New Roman"/>
               </w:rPr>
-              <w:t xml:space="preserve">2. It ___ the fear of being left out that pushes teenagers to join in.</w:t>
+              <w:t xml:space="preserve">2. It ___ the promise of a quick laugh that makes cruel posts so tempting to share.</w:t>
             </w:r>
           </w:p>
         </w:tc>
@@ -677,7 +677,7 @@
               <w:rPr>
                 <w:rFonts w:cs="Times New Roman"/>
               </w:rPr>
-              <w:t xml:space="preserve">3. It was the school’s slow response ___ allowed the bullying to continue.</w:t>
+              <w:t xml:space="preserve">3. It was the school newspaper ___ first reported the story.</w:t>
             </w:r>
           </w:p>
         </w:tc>
@@ -717,7 +717,7 @@
               <w:rPr>
                 <w:rFonts w:cs="Times New Roman"/>
               </w:rPr>
-              <w:t xml:space="preserve">4. ___ drives teenagers to join in online bullying is the fear of being left out.</w:t>
+              <w:t xml:space="preserve">4. ___ drives a teenager to keep scrolling is the fear of missing out.</w:t>
             </w:r>
           </w:p>
         </w:tc>
@@ -757,7 +757,7 @@
               <w:rPr>
                 <w:rFonts w:cs="Times New Roman"/>
               </w:rPr>
-              <w:t xml:space="preserve">5. It is teachers ___ first notice how quickly cruel comments spread.</w:t>
+              <w:t xml:space="preserve">5. It is teachers ___ first notice the change in a student’s behaviour.</w:t>
             </w:r>
           </w:p>
         </w:tc>
@@ -797,7 +797,7 @@
               <w:rPr>
                 <w:rFonts w:cs="Times New Roman"/>
               </w:rPr>
-              <w:t xml:space="preserve">6. All the school needs to do ___ provide a safe place to report abuse.</w:t>
+              <w:t xml:space="preserve">6. All the school needs to do ___ train staff to spot the warning signs.</w:t>
             </w:r>
           </w:p>
         </w:tc>
@@ -917,7 +917,7 @@
               <w:rPr>
                 <w:rFonts w:cs="Times New Roman"/>
               </w:rPr>
-              <w:t xml:space="preserve">9. It was not ___ a student left the school that the bullying was taken seriously.</w:t>
+              <w:t xml:space="preserve">9. It was not ___ parents complained to the principal that the bullying was investigated.</w:t>
             </w:r>
           </w:p>
         </w:tc>
@@ -957,7 +957,7 @@
               <w:rPr>
                 <w:rFonts w:cs="Times New Roman"/>
               </w:rPr>
-              <w:t xml:space="preserve">10. What worries counsellors most ___ the speed at which cruel posts travel.</w:t>
+              <w:t xml:space="preserve">10. What worries counsellors most ___ the silence of the students who see it happen.</w:t>
             </w:r>
           </w:p>
         </w:tc>
@@ -1157,7 +1157,7 @@
               <w:rPr>
                 <w:rFonts w:cs="Times New Roman"/>
               </w:rPr>
-              <w:t xml:space="preserve">15. ___ struck the teachers most was how quickly the story spread across the year.</w:t>
+              <w:t xml:space="preserve">15. ___ struck the teachers most was how fast a single post can reach the whole year group.</w:t>
             </w:r>
           </w:p>
         </w:tc>
@@ -1277,7 +1277,7 @@
               <w:rPr>
                 <w:rFonts w:cs="Times New Roman"/>
               </w:rPr>
-              <w:t xml:space="preserve">18. It is the school’s silence ___ allows online bullying to continue.</w:t>
+              <w:t xml:space="preserve">18. It is one trusted adult, more than any new policy, ___ makes the biggest difference to a victim.</w:t>
             </w:r>
           </w:p>
         </w:tc>
@@ -1317,7 +1317,7 @@
               <w:rPr>
                 <w:rFonts w:cs="Times New Roman"/>
               </w:rPr>
-              <w:t xml:space="preserve">19. ___ matters most is how quickly a school responds when a victim reports abuse.</w:t>
+              <w:t xml:space="preserve">19. ___ matters most is that victims know someone is on their side.</w:t>
             </w:r>
           </w:p>
         </w:tc>
@@ -1357,7 +1357,7 @@
               <w:rPr>
                 <w:rFonts w:cs="Times New Roman"/>
               </w:rPr>
-              <w:t xml:space="preserve">20. It is one trusted adult, more than any new policy, ___ makes the biggest difference to a victim.</w:t>
+              <w:t xml:space="preserve">20. It is the way a school responds ___ decides whether victims ever report again.</w:t>
             </w:r>
           </w:p>
         </w:tc>
@@ -1572,7 +1572,7 @@
         <w:rPr>
           <w:rFonts w:cs="Times New Roman"/>
         </w:rPr>
-        <w:t xml:space="preserve">It is anonymity that encourages people to post cruel comments. Behind a screen, nobody has to see the person they are hurting, so the usual checks of a real conversation disappear. Asking students to use their own names on the school forum would remove that cover entirely.</w:t>
+        <w:t xml:space="preserve">It is anonymity that encourages people to post cruel comments. Behind a screen, nobody has to face the person they are hurting, so the usual restraint of a face-to-face conversation disappears. Asking students to use their own names on the school forum would remove that cover entirely.</w:t>
       </w:r>
     </w:p>
     <w:p>
@@ -1754,7 +1754,7 @@
               <w:rPr>
                 <w:rFonts w:cs="Times New Roman"/>
               </w:rPr>
-              <w:t xml:space="preserve">What the school must do is make it easier for victims to report bullying.</w:t>
+              <w:t xml:space="preserve">What the school should do is make it easier for victims to report bullying.</w:t>
             </w:r>
           </w:p>
         </w:tc>
@@ -1774,7 +1774,7 @@
         <w:rPr>
           <w:rFonts w:cs="Times New Roman"/>
         </w:rPr>
-        <w:t xml:space="preserve">What the school must do is make it easier for victims to report bullying. One anonymous form on the school website would take an afternoon to set up. Once students know that a report will be read, the silence that protects bullies begins to disappear.</w:t>
+        <w:t xml:space="preserve">What the school should do is make it easier for victims to report bullying. One anonymous form on the school website would take an afternoon to set up. Once students know that a report will be read, the silence that protects bullies begins to disappear.</w:t>
       </w:r>
     </w:p>
     <w:p>
@@ -1875,7 +1875,7 @@
         <w:rPr>
           <w:rFonts w:cs="Times New Roman"/>
         </w:rPr>
-        <w:t xml:space="preserve">All the school has to do is post one clear rule about online behaviour. A single sentence in the student handbook would tell everyone what is expected of them. Such a small step would make it far easier for victims to report what happens to them.</w:t>
+        <w:t xml:space="preserve">All the school has to do is post one clear rule about online behaviour. A single sentence in the student handbook would tell everyone what is expected of them. Such a small step would show victims that the school takes the problem seriously, and more of them would come forward.</w:t>
       </w:r>
     </w:p>
     <w:p>
@@ -1997,7 +1997,7 @@
               <w:rPr>
                 <w:rFonts w:cs="Times New Roman"/>
               </w:rPr>
-              <w:t xml:space="preserve">Teenagers only need one adult who will listen without judging them.</w:t>
+              <w:t xml:space="preserve">Most teenagers only need one adult who will listen without judging them.</w:t>
             </w:r>
           </w:p>
         </w:tc>
@@ -2587,7 +2587,7 @@
                 <w:rFonts w:cs="Times New Roman"/>
                 <w:i/>
               </w:rPr>
-              <w:t xml:space="preserve">Begin with ‘What the government must do …’.</w:t>
+              <w:t xml:space="preserve">Begin with ‘What the government should do …’.</w:t>
             </w:r>
           </w:p>
         </w:tc>
@@ -2616,7 +2616,7 @@
               <w:rPr>
                 <w:rFonts w:cs="Times New Roman"/>
               </w:rPr>
-              <w:t xml:space="preserve">What the government must do is make platforms remove cruel posts within 24 hours.</w:t>
+              <w:t xml:space="preserve">What the government should do is make platforms remove cruel posts within 24 hours.</w:t>
             </w:r>
           </w:p>
         </w:tc>
@@ -2668,7 +2668,7 @@
               <w:rPr>
                 <w:rFonts w:cs="Times New Roman"/>
               </w:rPr>
-              <w:t xml:space="preserve">To keep victims safe, the school only has to give them somewhere to go at break time.</w:t>
+              <w:t xml:space="preserve">To keep victims safe, the school only has to provide a safe place for them at break time.</w:t>
             </w:r>
           </w:p>
         </w:tc>
@@ -2726,7 +2726,7 @@
               <w:rPr>
                 <w:rFonts w:cs="Times New Roman"/>
               </w:rPr>
-              <w:t xml:space="preserve">All the school needs to do is give victims somewhere to go at break time.</w:t>
+              <w:t xml:space="preserve">All the school needs to do is provide a safe place for victims at break time.</w:t>
             </w:r>
           </w:p>
         </w:tc>
@@ -3150,7 +3150,7 @@
         <w:rPr>
           <w:rFonts w:cs="Times New Roman"/>
         </w:rPr>
-        <w:t xml:space="preserve">Escaping online bullying is hard because the abuse continues after school, and many victims never tell anyone about it. All schools really need to do is give students one trusted adult and one simple way to report cruel messages. This small change, which costs almost nothing, would help thousands of teenagers currently suffering in silence. Parents have a part to play as well, because a teenager is far more likely to speak up when someone at home takes the problem seriously.</w:t>
+        <w:t xml:space="preserve">Escaping online bullying is hard because the abuse continues after school, and many victims never tell anyone about it. All schools really need to do is give students one trusted adult and one simple way to report cruel messages. This small change, which costs almost nothing, would help thousands of teenagers currently suffering in silence. A tutor-group discussion once a month would keep the topic alive, and victims would know that the school is on their side.</w:t>
       </w:r>
     </w:p>
     <w:p>
@@ -3168,7 +3168,7 @@
         <w:rPr>
           <w:rFonts w:cs="Times New Roman"/>
         </w:rPr>
-        <w:t xml:space="preserve">Each sample uses ONE cleft: Sample 1 an it-cleft (It is … that …), Sample 2 a wh-cleft (What … is …) and Sample 3 an all-cleft (All … needs to do is …). Each sample also contains ONE relative clause (‘which’ in every case) — point these out to students before they write.</w:t>
+        <w:t xml:space="preserve">Each sample uses ONE cleft: Sample 1 an it-cleft (It is … that …), Sample 2 a wh-cleft (What … is …) and Sample 3 an all-cleft (All … need to do is …). Each sample also contains ONE relative clause (‘which’ in every case) — point these out to students before they write.</w:t>
       </w:r>
     </w:p>
     <w:sectPr>

--- a/Lesson 4 - Cleft sentences (Teacher's).docx
+++ b/Lesson 4 - Cleft sentences (Teacher's).docx
@@ -101,157 +101,31 @@
         <w:rPr>
           <w:rFonts w:cs="Times New Roman"/>
         </w:rPr>
-        <w:t xml:space="preserve">Each sentence contains TWO errors: one in the form of a word (noun or adjective) and one in an inverted structure. Proofread the sentences.</w:t>
+        <w:t xml:space="preserve">Each paragraph contains FIVE errors. The errors include relative clauses, inverted patterns and nominalisation. Proofread the paragraphs.</w:t>
       </w:r>
     </w:p>
-    <w:tbl>
-      <w:tblPr>
-        <w:tblStyle w:val="TableGrid"/>
-        <w:tblW w:w="0" w:type="auto"/>
-        <w:tblLook w:val="04A0" w:firstRow="1" w:lastRow="0" w:firstColumn="1" w:lastColumn="0" w:noHBand="0" w:noVBand="1"/>
-      </w:tblPr>
-      <w:tblGrid>
-        <w:gridCol w:w="9350"/>
-      </w:tblGrid>
-      <w:tr>
-        <w:tc>
-          <w:tcPr>
-            <w:tcW w:w="9350" w:type="dxa"/>
-          </w:tcPr>
-          <w:p>
-            <w:pPr>
-              <w:pStyle w:val="ListParagraph"/>
-              <w:numPr>
-                <w:ilvl w:val="0"/>
-                <w:numId w:val="10"/>
-              </w:numPr>
-              <w:spacing w:before="240" w:line="276" w:lineRule="auto"/>
-            </w:pPr>
-            <w:r>
-              <w:rPr>
-                <w:rFonts w:cs="Times New Roman"/>
-              </w:rPr>
-              <w:t xml:space="preserve">Not only the new canteen is convenient for students, but the convenient of its online ordering system also attracts busy teachers.</w:t>
-            </w:r>
-          </w:p>
-        </w:tc>
-      </w:tr>
-      <w:tr>
-        <w:tc>
-          <w:tcPr>
-            <w:tcW w:w="9350" w:type="dxa"/>
-          </w:tcPr>
-          <w:p>
-            <w:pPr>
-              <w:pStyle w:val="ListParagraph"/>
-              <w:numPr>
-                <w:ilvl w:val="0"/>
-                <w:numId w:val="10"/>
-              </w:numPr>
-              <w:spacing w:before="240" w:line="276" w:lineRule="auto"/>
-            </w:pPr>
-            <w:r>
-              <w:rPr>
-                <w:rFonts w:cs="Times New Roman"/>
-              </w:rPr>
-              <w:t xml:space="preserve">Only by eating breakfast students can keep their energy up, yet many teenagers do not realise the important of a proper diet.</w:t>
-            </w:r>
-          </w:p>
-        </w:tc>
-      </w:tr>
-      <w:tr>
-        <w:tc>
-          <w:tcPr>
-            <w:tcW w:w="9350" w:type="dxa"/>
-          </w:tcPr>
-          <w:p>
-            <w:pPr>
-              <w:pStyle w:val="ListParagraph"/>
-              <w:numPr>
-                <w:ilvl w:val="0"/>
-                <w:numId w:val="10"/>
-              </w:numPr>
-              <w:spacing w:before="240" w:line="276" w:lineRule="auto"/>
-            </w:pPr>
-            <w:r>
-              <w:rPr>
-                <w:rFonts w:cs="Times New Roman"/>
-              </w:rPr>
-              <w:t xml:space="preserve">Never the school has displayed its old photographs in the hall, although the significant of that history is obvious to former students.</w:t>
-            </w:r>
-          </w:p>
-        </w:tc>
-      </w:tr>
-      <w:tr>
-        <w:tc>
-          <w:tcPr>
-            <w:tcW w:w="9350" w:type="dxa"/>
-          </w:tcPr>
-          <w:p>
-            <w:pPr>
-              <w:pStyle w:val="ListParagraph"/>
-              <w:numPr>
-                <w:ilvl w:val="0"/>
-                <w:numId w:val="10"/>
-              </w:numPr>
-              <w:spacing w:before="240" w:line="276" w:lineRule="auto"/>
-            </w:pPr>
-            <w:r>
-              <w:rPr>
-                <w:rFonts w:cs="Times New Roman"/>
-              </w:rPr>
-              <w:t xml:space="preserve">Only by showing customers how their products are made shops can prove the authentic of their products.</w:t>
-            </w:r>
-          </w:p>
-        </w:tc>
-      </w:tr>
-      <w:tr>
-        <w:tc>
-          <w:tcPr>
-            <w:tcW w:w="9350" w:type="dxa"/>
-          </w:tcPr>
-          <w:p>
-            <w:pPr>
-              <w:pStyle w:val="ListParagraph"/>
-              <w:numPr>
-                <w:ilvl w:val="0"/>
-                <w:numId w:val="10"/>
-              </w:numPr>
-              <w:spacing w:before="240" w:line="276" w:lineRule="auto"/>
-            </w:pPr>
-            <w:r>
-              <w:rPr>
-                <w:rFonts w:cs="Times New Roman"/>
-              </w:rPr>
-              <w:t xml:space="preserve">Not only losing sleep affects students’ test results, but the lose of concentration in class is also a serious problem.</w:t>
-            </w:r>
-          </w:p>
-        </w:tc>
-      </w:tr>
-      <w:tr>
-        <w:tc>
-          <w:tcPr>
-            <w:tcW w:w="9350" w:type="dxa"/>
-          </w:tcPr>
-          <w:p>
-            <w:pPr>
-              <w:pStyle w:val="ListParagraph"/>
-              <w:numPr>
-                <w:ilvl w:val="0"/>
-                <w:numId w:val="10"/>
-              </w:numPr>
-              <w:spacing w:before="240" w:line="276" w:lineRule="auto"/>
-            </w:pPr>
-            <w:r>
-              <w:rPr>
-                <w:rFonts w:cs="Times New Roman"/>
-              </w:rPr>
-              <w:t xml:space="preserve">Never students should feel afraid of making mistakes when they speak English, because the confident to speak comes from practice.</w:t>
-            </w:r>
-          </w:p>
-        </w:tc>
-      </w:tr>
-    </w:tbl>
+    <w:p>
+      <w:pPr>
+        <w:spacing w:line="360" w:lineRule="auto"/>
+      </w:pPr>
+      <w:r>
+        <w:rPr>
+          <w:rFonts w:cs="Times New Roman"/>
+        </w:rPr>
+        <w:t xml:space="preserve">Technology has undoubtedly made our generation lazier. Not only we spend hours scrolling through social media, but we also order every meal through delivery apps, which means we never leave the house. Students, which live near school, still take the bus because walking seems too much effort. Rarely teenagers read a book when they can watch a video summary in five minutes. The important of exercising regularly is something that many of us have forgotten. Only by admitting the problem we can start to build healthier habits.</w:t>
+      </w:r>
+    </w:p>
+    <w:p>
+      <w:pPr>
+        <w:spacing w:line="360" w:lineRule="auto"/>
+      </w:pPr>
+      <w:r>
+        <w:rPr>
+          <w:rFonts w:cs="Times New Roman"/>
+        </w:rPr>
+        <w:t xml:space="preserve">Technology has not made us lazier; it has simply changed the way we work. What critics fail to understand is that apps save us time for more valuable activities. Not only students can complete their homework faster with online tools, but they also use the time they save to learn new skills, that explains why so many teenagers now know how to edit videos. The belief that young people do nothing meaningful on their phones is wrong, because many of them, which run successful online businesses, started from nothing. The significant of these digital skills should not be ignored, as they prepare us for the modern workplace. Only when we accept that technology is a tool we can stop blaming it for our own lack of discipline.</w:t>
+      </w:r>
+    </w:p>
     <w:p>
       <w:pPr>
         <w:spacing w:line="360" w:lineRule="auto"/>
@@ -306,7 +180,7 @@
                 <w:rFonts w:cs="Times New Roman"/>
                 <w:b/>
               </w:rPr>
-              <w:t>Correction (fix both errors)</w:t>
+              <w:t xml:space="preserve">Correction</w:t>
             </w:r>
           </w:p>
         </w:tc>
@@ -322,7 +196,7 @@
               <w:rPr>
                 <w:rFonts w:cs="Times New Roman"/>
               </w:rPr>
-              <w:t xml:space="preserve">1</w:t>
+              <w:t xml:space="preserve">1A</w:t>
             </w:r>
           </w:p>
         </w:tc>
@@ -336,7 +210,7 @@
               <w:rPr>
                 <w:rFonts w:cs="Times New Roman"/>
               </w:rPr>
-              <w:t xml:space="preserve">Not only is the new canteen convenient for students, but the convenience of its online ordering system also attracts busy teachers. (Move is before the subject — ‘Not only’ inverts the subject and the verb; convenient → convenience — a noun is needed after ‘the’.)</w:t>
+              <w:t xml:space="preserve">Not only do we spend hours scrolling through social media... (Move ‘do’ before the subject — ‘Not only’ inverts.)</w:t>
             </w:r>
           </w:p>
         </w:tc>
@@ -352,7 +226,7 @@
               <w:rPr>
                 <w:rFonts w:cs="Times New Roman"/>
               </w:rPr>
-              <w:t xml:space="preserve">2</w:t>
+              <w:t xml:space="preserve">2A</w:t>
             </w:r>
           </w:p>
         </w:tc>
@@ -366,7 +240,7 @@
               <w:rPr>
                 <w:rFonts w:cs="Times New Roman"/>
               </w:rPr>
-              <w:t xml:space="preserve">Only by eating breakfast can students keep their energy up, yet many teenagers do not realise the importance of a proper diet. (Move can before students — ‘Only by’ inverts; important → importance — the noun follows ‘the’.)</w:t>
+              <w:t xml:space="preserve">Students, who live near school... (‘which’ → ‘who’ — a relative pronoun for people is needed.)</w:t>
             </w:r>
           </w:p>
         </w:tc>
@@ -382,7 +256,7 @@
               <w:rPr>
                 <w:rFonts w:cs="Times New Roman"/>
               </w:rPr>
-              <w:t xml:space="preserve">3</w:t>
+              <w:t xml:space="preserve">3A</w:t>
             </w:r>
           </w:p>
         </w:tc>
@@ -396,7 +270,7 @@
               <w:rPr>
                 <w:rFonts w:cs="Times New Roman"/>
               </w:rPr>
-              <w:t xml:space="preserve">Never has the school displayed its old photographs in the hall, although the significance of that history is obvious to former students. (Move has before the school — ‘Never’ inverts; significant → significance — a noun is needed after ‘the’.)</w:t>
+              <w:t xml:space="preserve">Rarely do teenagers read a book... (Move ‘do’ before the subject — ‘Rarely’ inverts.)</w:t>
             </w:r>
           </w:p>
         </w:tc>
@@ -412,7 +286,7 @@
               <w:rPr>
                 <w:rFonts w:cs="Times New Roman"/>
               </w:rPr>
-              <w:t xml:space="preserve">4</w:t>
+              <w:t xml:space="preserve">4A</w:t>
             </w:r>
           </w:p>
         </w:tc>
@@ -426,7 +300,7 @@
               <w:rPr>
                 <w:rFonts w:cs="Times New Roman"/>
               </w:rPr>
-              <w:t xml:space="preserve">Only by showing customers how their products are made can shops prove the authenticity of their products. (Move can before shops — ‘Only by’ inverts; authentic → authenticity — the noun follows ‘the’.)</w:t>
+              <w:t xml:space="preserve">The importance of exercising regularly... (‘important’ → ‘importance’ — a noun is needed after ‘the’.)</w:t>
             </w:r>
           </w:p>
         </w:tc>
@@ -442,7 +316,7 @@
               <w:rPr>
                 <w:rFonts w:cs="Times New Roman"/>
               </w:rPr>
-              <w:t xml:space="preserve">5</w:t>
+              <w:t xml:space="preserve">5A</w:t>
             </w:r>
           </w:p>
         </w:tc>
@@ -456,7 +330,7 @@
               <w:rPr>
                 <w:rFonts w:cs="Times New Roman"/>
               </w:rPr>
-              <w:t xml:space="preserve">Not only does losing sleep affect students’ test results, but the loss of concentration in class is also a serious problem. (Add does before the subject and use the base verb affect — ‘Not only’ inverts; lose → loss — a noun is needed after ‘the’.)</w:t>
+              <w:t xml:space="preserve">Only by admitting the problem can we start... (Move ‘can’ before the subject — ‘Only by’ inverts.)</w:t>
             </w:r>
           </w:p>
         </w:tc>
@@ -472,7 +346,7 @@
               <w:rPr>
                 <w:rFonts w:cs="Times New Roman"/>
               </w:rPr>
-              <w:t xml:space="preserve">6</w:t>
+              <w:t xml:space="preserve">1B</w:t>
             </w:r>
           </w:p>
         </w:tc>
@@ -486,7 +360,127 @@
               <w:rPr>
                 <w:rFonts w:cs="Times New Roman"/>
               </w:rPr>
-              <w:t xml:space="preserve">Never should students feel afraid of making mistakes when they speak English, because the confidence to speak comes from practice. (Move should before students — ‘Never’ inverts; confident → confidence — the noun follows ‘the’.)</w:t>
+              <w:t xml:space="preserve">Not only can students complete their homework... (Move ‘can’ before the subject — ‘Not only’ inverts.)</w:t>
+            </w:r>
+          </w:p>
+        </w:tc>
+      </w:tr>
+      <w:tr>
+        <w:tc>
+          <w:tcPr>
+            <w:tcW w:w="620" w:type="dxa"/>
+            <w:shd w:val="clear" w:color="auto" w:fill="F2F2F2"/>
+          </w:tcPr>
+          <w:p>
+            <w:r>
+              <w:rPr>
+                <w:rFonts w:cs="Times New Roman"/>
+              </w:rPr>
+              <w:t xml:space="preserve">2B</w:t>
+            </w:r>
+          </w:p>
+        </w:tc>
+        <w:tc>
+          <w:tcPr>
+            <w:tcW w:w="8730" w:type="dxa"/>
+            <w:shd w:val="clear" w:color="auto" w:fill="F2F2F2"/>
+          </w:tcPr>
+          <w:p>
+            <w:r>
+              <w:rPr>
+                <w:rFonts w:cs="Times New Roman"/>
+              </w:rPr>
+              <w:t xml:space="preserve">...learn new skills, which explains why so many teenagers... (‘that’ → ‘which’ — a relative pronoun is needed after a comma.)</w:t>
+            </w:r>
+          </w:p>
+        </w:tc>
+      </w:tr>
+      <w:tr>
+        <w:tc>
+          <w:tcPr>
+            <w:tcW w:w="620" w:type="dxa"/>
+            <w:shd w:val="clear" w:color="auto" w:fill="F2F2F2"/>
+          </w:tcPr>
+          <w:p>
+            <w:r>
+              <w:rPr>
+                <w:rFonts w:cs="Times New Roman"/>
+              </w:rPr>
+              <w:t xml:space="preserve">3B</w:t>
+            </w:r>
+          </w:p>
+        </w:tc>
+        <w:tc>
+          <w:tcPr>
+            <w:tcW w:w="8730" w:type="dxa"/>
+            <w:shd w:val="clear" w:color="auto" w:fill="F2F2F2"/>
+          </w:tcPr>
+          <w:p>
+            <w:r>
+              <w:rPr>
+                <w:rFonts w:cs="Times New Roman"/>
+              </w:rPr>
+              <w:t xml:space="preserve">...many of them, who run successful online businesses... (‘which’ → ‘who’ — a relative pronoun for people is needed.)</w:t>
+            </w:r>
+          </w:p>
+        </w:tc>
+      </w:tr>
+      <w:tr>
+        <w:tc>
+          <w:tcPr>
+            <w:tcW w:w="620" w:type="dxa"/>
+            <w:shd w:val="clear" w:color="auto" w:fill="F2F2F2"/>
+          </w:tcPr>
+          <w:p>
+            <w:r>
+              <w:rPr>
+                <w:rFonts w:cs="Times New Roman"/>
+              </w:rPr>
+              <w:t xml:space="preserve">4B</w:t>
+            </w:r>
+          </w:p>
+        </w:tc>
+        <w:tc>
+          <w:tcPr>
+            <w:tcW w:w="8730" w:type="dxa"/>
+            <w:shd w:val="clear" w:color="auto" w:fill="F2F2F2"/>
+          </w:tcPr>
+          <w:p>
+            <w:r>
+              <w:rPr>
+                <w:rFonts w:cs="Times New Roman"/>
+              </w:rPr>
+              <w:t xml:space="preserve">The significance of these digital skills... (‘significant’ → ‘significance’ — a noun is needed after ‘the’.)</w:t>
+            </w:r>
+          </w:p>
+        </w:tc>
+      </w:tr>
+      <w:tr>
+        <w:tc>
+          <w:tcPr>
+            <w:tcW w:w="620" w:type="dxa"/>
+            <w:shd w:val="clear" w:color="auto" w:fill="F2F2F2"/>
+          </w:tcPr>
+          <w:p>
+            <w:r>
+              <w:rPr>
+                <w:rFonts w:cs="Times New Roman"/>
+              </w:rPr>
+              <w:t xml:space="preserve">5B</w:t>
+            </w:r>
+          </w:p>
+        </w:tc>
+        <w:tc>
+          <w:tcPr>
+            <w:tcW w:w="8730" w:type="dxa"/>
+            <w:shd w:val="clear" w:color="auto" w:fill="F2F2F2"/>
+          </w:tcPr>
+          <w:p>
+            <w:r>
+              <w:rPr>
+                <w:rFonts w:cs="Times New Roman"/>
+              </w:rPr>
+              <w:t xml:space="preserve">Only when we accept that technology is a tool can we stop... (Move ‘can’ before the subject — ‘Only when’ inverts.)</w:t>
             </w:r>
           </w:p>
         </w:tc>
@@ -512,7 +506,7 @@
           <w:sz w:val="22"/>
           <w:szCs w:val="22"/>
         </w:rPr>
-        <w:t xml:space="preserve">Part 2: Building a cleft sentence</w:t>
+        <w:t xml:space="preserve">Part 2: Cleft sentences in formal writing</w:t>
       </w:r>
     </w:p>
     <w:p>
@@ -523,955 +517,7 @@
         <w:rPr>
           <w:rFonts w:cs="Times New Roman"/>
         </w:rPr>
-        <w:t xml:space="preserve">Complete each cleft sentence with ONE word (it / is / was / that / who / what / until / when).</w:t>
-      </w:r>
-    </w:p>
-    <w:tbl>
-      <w:tblPr>
-        <w:tblStyle w:val="TableGrid"/>
-        <w:tblW w:w="9350" w:type="dxa"/>
-        <w:tblLayout w:type="fixed"/>
-        <w:tblLook w:val="04A0" w:firstRow="1" w:lastRow="0" w:firstColumn="1" w:lastColumn="0" w:noHBand="0" w:noVBand="1"/>
-      </w:tblPr>
-      <w:tblGrid>
-        <w:gridCol w:w="7350"/>
-        <w:gridCol w:w="2000"/>
-      </w:tblGrid>
-      <w:tr>
-        <w:tc>
-          <w:tcPr>
-            <w:tcW w:w="7350" w:type="dxa"/>
-          </w:tcPr>
-          <w:p>
-            <w:pPr>
-              <w:spacing w:after="0" w:line="276" w:lineRule="auto"/>
-              <w:rPr>
-                <w:rFonts w:cs="Times New Roman"/>
-                <w:b/>
-              </w:rPr>
-            </w:pPr>
-            <w:r>
-              <w:rPr>
-                <w:rFonts w:cs="Times New Roman"/>
-                <w:b/>
-              </w:rPr>
-              <w:t xml:space="preserve">Sentence</w:t>
-            </w:r>
-          </w:p>
-        </w:tc>
-        <w:tc>
-          <w:tcPr>
-            <w:tcW w:w="2000" w:type="dxa"/>
-          </w:tcPr>
-          <w:p>
-            <w:pPr>
-              <w:spacing w:after="0" w:line="276" w:lineRule="auto"/>
-              <w:rPr>
-                <w:rFonts w:cs="Times New Roman"/>
-                <w:b/>
-              </w:rPr>
-            </w:pPr>
-            <w:r>
-              <w:rPr>
-                <w:rFonts w:cs="Times New Roman"/>
-                <w:b/>
-              </w:rPr>
-              <w:t xml:space="preserve">Missing word</w:t>
-            </w:r>
-          </w:p>
-        </w:tc>
-      </w:tr>
-      <w:tr>
-        <w:tc>
-          <w:tcPr>
-            <w:tcW w:w="7350" w:type="dxa"/>
-          </w:tcPr>
-          <w:p>
-            <w:pPr>
-              <w:spacing w:after="0" w:line="276" w:lineRule="auto"/>
-              <w:rPr>
-                <w:rFonts w:cs="Times New Roman"/>
-              </w:rPr>
-            </w:pPr>
-            <w:r>
-              <w:rPr>
-                <w:rFonts w:cs="Times New Roman"/>
-              </w:rPr>
-              <w:t xml:space="preserve">1. ___ is peer pressure that pushes teenagers to join in online bullying.</w:t>
-            </w:r>
-          </w:p>
-        </w:tc>
-        <w:tc>
-          <w:tcPr>
-            <w:tcW w:w="2000" w:type="dxa"/>
-          </w:tcPr>
-          <w:p>
-            <w:pPr>
-              <w:spacing w:after="0" w:line="276" w:lineRule="auto"/>
-              <w:rPr>
-                <w:rFonts w:cs="Times New Roman"/>
-              </w:rPr>
-            </w:pPr>
-            <w:r>
-              <w:rPr>
-                <w:rFonts w:cs="Times New Roman"/>
-              </w:rPr>
-              <w:t xml:space="preserve">It</w:t>
-            </w:r>
-          </w:p>
-        </w:tc>
-      </w:tr>
-      <w:tr>
-        <w:tc>
-          <w:tcPr>
-            <w:tcW w:w="7350" w:type="dxa"/>
-          </w:tcPr>
-          <w:p>
-            <w:pPr>
-              <w:spacing w:after="0" w:line="276" w:lineRule="auto"/>
-              <w:rPr>
-                <w:rFonts w:cs="Times New Roman"/>
-              </w:rPr>
-            </w:pPr>
-            <w:r>
-              <w:rPr>
-                <w:rFonts w:cs="Times New Roman"/>
-              </w:rPr>
-              <w:t xml:space="preserve">2. It ___ the promise of a quick laugh that makes cruel posts so tempting to share.</w:t>
-            </w:r>
-          </w:p>
-        </w:tc>
-        <w:tc>
-          <w:tcPr>
-            <w:tcW w:w="2000" w:type="dxa"/>
-          </w:tcPr>
-          <w:p>
-            <w:pPr>
-              <w:spacing w:after="0" w:line="276" w:lineRule="auto"/>
-              <w:rPr>
-                <w:rFonts w:cs="Times New Roman"/>
-              </w:rPr>
-            </w:pPr>
-            <w:r>
-              <w:rPr>
-                <w:rFonts w:cs="Times New Roman"/>
-              </w:rPr>
-              <w:t xml:space="preserve">is</w:t>
-            </w:r>
-          </w:p>
-        </w:tc>
-      </w:tr>
-      <w:tr>
-        <w:tc>
-          <w:tcPr>
-            <w:tcW w:w="7350" w:type="dxa"/>
-          </w:tcPr>
-          <w:p>
-            <w:pPr>
-              <w:spacing w:after="0" w:line="276" w:lineRule="auto"/>
-              <w:rPr>
-                <w:rFonts w:cs="Times New Roman"/>
-              </w:rPr>
-            </w:pPr>
-            <w:r>
-              <w:rPr>
-                <w:rFonts w:cs="Times New Roman"/>
-              </w:rPr>
-              <w:t xml:space="preserve">3. It was the school newspaper ___ first reported the story.</w:t>
-            </w:r>
-          </w:p>
-        </w:tc>
-        <w:tc>
-          <w:tcPr>
-            <w:tcW w:w="2000" w:type="dxa"/>
-          </w:tcPr>
-          <w:p>
-            <w:pPr>
-              <w:spacing w:after="0" w:line="276" w:lineRule="auto"/>
-              <w:rPr>
-                <w:rFonts w:cs="Times New Roman"/>
-              </w:rPr>
-            </w:pPr>
-            <w:r>
-              <w:rPr>
-                <w:rFonts w:cs="Times New Roman"/>
-              </w:rPr>
-              <w:t xml:space="preserve">that</w:t>
-            </w:r>
-          </w:p>
-        </w:tc>
-      </w:tr>
-      <w:tr>
-        <w:tc>
-          <w:tcPr>
-            <w:tcW w:w="7350" w:type="dxa"/>
-          </w:tcPr>
-          <w:p>
-            <w:pPr>
-              <w:spacing w:after="0" w:line="276" w:lineRule="auto"/>
-              <w:rPr>
-                <w:rFonts w:cs="Times New Roman"/>
-              </w:rPr>
-            </w:pPr>
-            <w:r>
-              <w:rPr>
-                <w:rFonts w:cs="Times New Roman"/>
-              </w:rPr>
-              <w:t xml:space="preserve">4. ___ drives a teenager to keep scrolling is the fear of missing out.</w:t>
-            </w:r>
-          </w:p>
-        </w:tc>
-        <w:tc>
-          <w:tcPr>
-            <w:tcW w:w="2000" w:type="dxa"/>
-          </w:tcPr>
-          <w:p>
-            <w:pPr>
-              <w:spacing w:after="0" w:line="276" w:lineRule="auto"/>
-              <w:rPr>
-                <w:rFonts w:cs="Times New Roman"/>
-              </w:rPr>
-            </w:pPr>
-            <w:r>
-              <w:rPr>
-                <w:rFonts w:cs="Times New Roman"/>
-              </w:rPr>
-              <w:t xml:space="preserve">What</w:t>
-            </w:r>
-          </w:p>
-        </w:tc>
-      </w:tr>
-      <w:tr>
-        <w:tc>
-          <w:tcPr>
-            <w:tcW w:w="7350" w:type="dxa"/>
-          </w:tcPr>
-          <w:p>
-            <w:pPr>
-              <w:spacing w:after="0" w:line="276" w:lineRule="auto"/>
-              <w:rPr>
-                <w:rFonts w:cs="Times New Roman"/>
-              </w:rPr>
-            </w:pPr>
-            <w:r>
-              <w:rPr>
-                <w:rFonts w:cs="Times New Roman"/>
-              </w:rPr>
-              <w:t xml:space="preserve">5. It is teachers ___ first notice the change in a student’s behaviour.</w:t>
-            </w:r>
-          </w:p>
-        </w:tc>
-        <w:tc>
-          <w:tcPr>
-            <w:tcW w:w="2000" w:type="dxa"/>
-          </w:tcPr>
-          <w:p>
-            <w:pPr>
-              <w:spacing w:after="0" w:line="276" w:lineRule="auto"/>
-              <w:rPr>
-                <w:rFonts w:cs="Times New Roman"/>
-              </w:rPr>
-            </w:pPr>
-            <w:r>
-              <w:rPr>
-                <w:rFonts w:cs="Times New Roman"/>
-              </w:rPr>
-              <w:t xml:space="preserve">who</w:t>
-            </w:r>
-          </w:p>
-        </w:tc>
-      </w:tr>
-      <w:tr>
-        <w:tc>
-          <w:tcPr>
-            <w:tcW w:w="7350" w:type="dxa"/>
-          </w:tcPr>
-          <w:p>
-            <w:pPr>
-              <w:spacing w:after="0" w:line="276" w:lineRule="auto"/>
-              <w:rPr>
-                <w:rFonts w:cs="Times New Roman"/>
-              </w:rPr>
-            </w:pPr>
-            <w:r>
-              <w:rPr>
-                <w:rFonts w:cs="Times New Roman"/>
-              </w:rPr>
-              <w:t xml:space="preserve">6. All the school needs to do ___ train staff to spot the warning signs.</w:t>
-            </w:r>
-          </w:p>
-        </w:tc>
-        <w:tc>
-          <w:tcPr>
-            <w:tcW w:w="2000" w:type="dxa"/>
-          </w:tcPr>
-          <w:p>
-            <w:pPr>
-              <w:spacing w:after="0" w:line="276" w:lineRule="auto"/>
-              <w:rPr>
-                <w:rFonts w:cs="Times New Roman"/>
-              </w:rPr>
-            </w:pPr>
-            <w:r>
-              <w:rPr>
-                <w:rFonts w:cs="Times New Roman"/>
-              </w:rPr>
-              <w:t xml:space="preserve">is</w:t>
-            </w:r>
-          </w:p>
-        </w:tc>
-      </w:tr>
-      <w:tr>
-        <w:tc>
-          <w:tcPr>
-            <w:tcW w:w="7350" w:type="dxa"/>
-          </w:tcPr>
-          <w:p>
-            <w:pPr>
-              <w:spacing w:after="0" w:line="276" w:lineRule="auto"/>
-              <w:rPr>
-                <w:rFonts w:cs="Times New Roman"/>
-              </w:rPr>
-            </w:pPr>
-            <w:r>
-              <w:rPr>
-                <w:rFonts w:cs="Times New Roman"/>
-              </w:rPr>
-              <w:t xml:space="preserve">7. ___ many parents fail to realise is how quickly cruel posts spread.</w:t>
-            </w:r>
-          </w:p>
-        </w:tc>
-        <w:tc>
-          <w:tcPr>
-            <w:tcW w:w="2000" w:type="dxa"/>
-          </w:tcPr>
-          <w:p>
-            <w:pPr>
-              <w:spacing w:after="0" w:line="276" w:lineRule="auto"/>
-              <w:rPr>
-                <w:rFonts w:cs="Times New Roman"/>
-              </w:rPr>
-            </w:pPr>
-            <w:r>
-              <w:rPr>
-                <w:rFonts w:cs="Times New Roman"/>
-              </w:rPr>
-              <w:t xml:space="preserve">What</w:t>
-            </w:r>
-          </w:p>
-        </w:tc>
-      </w:tr>
-      <w:tr>
-        <w:tc>
-          <w:tcPr>
-            <w:tcW w:w="7350" w:type="dxa"/>
-          </w:tcPr>
-          <w:p>
-            <w:pPr>
-              <w:spacing w:after="0" w:line="276" w:lineRule="auto"/>
-              <w:rPr>
-                <w:rFonts w:cs="Times New Roman"/>
-              </w:rPr>
-            </w:pPr>
-            <w:r>
-              <w:rPr>
-                <w:rFonts w:cs="Times New Roman"/>
-              </w:rPr>
-              <w:t xml:space="preserve">8. It ___ the lack of clear rules that allowed the rumours to spread.</w:t>
-            </w:r>
-          </w:p>
-        </w:tc>
-        <w:tc>
-          <w:tcPr>
-            <w:tcW w:w="2000" w:type="dxa"/>
-          </w:tcPr>
-          <w:p>
-            <w:pPr>
-              <w:spacing w:after="0" w:line="276" w:lineRule="auto"/>
-              <w:rPr>
-                <w:rFonts w:cs="Times New Roman"/>
-              </w:rPr>
-            </w:pPr>
-            <w:r>
-              <w:rPr>
-                <w:rFonts w:cs="Times New Roman"/>
-              </w:rPr>
-              <w:t xml:space="preserve">was</w:t>
-            </w:r>
-          </w:p>
-        </w:tc>
-      </w:tr>
-      <w:tr>
-        <w:tc>
-          <w:tcPr>
-            <w:tcW w:w="7350" w:type="dxa"/>
-          </w:tcPr>
-          <w:p>
-            <w:pPr>
-              <w:spacing w:after="0" w:line="276" w:lineRule="auto"/>
-              <w:rPr>
-                <w:rFonts w:cs="Times New Roman"/>
-              </w:rPr>
-            </w:pPr>
-            <w:r>
-              <w:rPr>
-                <w:rFonts w:cs="Times New Roman"/>
-              </w:rPr>
-              <w:t xml:space="preserve">9. It was not ___ parents complained to the principal that the bullying was investigated.</w:t>
-            </w:r>
-          </w:p>
-        </w:tc>
-        <w:tc>
-          <w:tcPr>
-            <w:tcW w:w="2000" w:type="dxa"/>
-          </w:tcPr>
-          <w:p>
-            <w:pPr>
-              <w:spacing w:after="0" w:line="276" w:lineRule="auto"/>
-              <w:rPr>
-                <w:rFonts w:cs="Times New Roman"/>
-              </w:rPr>
-            </w:pPr>
-            <w:r>
-              <w:rPr>
-                <w:rFonts w:cs="Times New Roman"/>
-              </w:rPr>
-              <w:t xml:space="preserve">until</w:t>
-            </w:r>
-          </w:p>
-        </w:tc>
-      </w:tr>
-      <w:tr>
-        <w:tc>
-          <w:tcPr>
-            <w:tcW w:w="7350" w:type="dxa"/>
-          </w:tcPr>
-          <w:p>
-            <w:pPr>
-              <w:spacing w:after="0" w:line="276" w:lineRule="auto"/>
-              <w:rPr>
-                <w:rFonts w:cs="Times New Roman"/>
-              </w:rPr>
-            </w:pPr>
-            <w:r>
-              <w:rPr>
-                <w:rFonts w:cs="Times New Roman"/>
-              </w:rPr>
-              <w:t xml:space="preserve">10. What worries counsellors most ___ the silence of the students who see it happen.</w:t>
-            </w:r>
-          </w:p>
-        </w:tc>
-        <w:tc>
-          <w:tcPr>
-            <w:tcW w:w="2000" w:type="dxa"/>
-          </w:tcPr>
-          <w:p>
-            <w:pPr>
-              <w:spacing w:after="0" w:line="276" w:lineRule="auto"/>
-              <w:rPr>
-                <w:rFonts w:cs="Times New Roman"/>
-              </w:rPr>
-            </w:pPr>
-            <w:r>
-              <w:rPr>
-                <w:rFonts w:cs="Times New Roman"/>
-              </w:rPr>
-              <w:t xml:space="preserve">is</w:t>
-            </w:r>
-          </w:p>
-        </w:tc>
-      </w:tr>
-      <w:tr>
-        <w:tc>
-          <w:tcPr>
-            <w:tcW w:w="7350" w:type="dxa"/>
-          </w:tcPr>
-          <w:p>
-            <w:pPr>
-              <w:spacing w:after="0" w:line="276" w:lineRule="auto"/>
-              <w:rPr>
-                <w:rFonts w:cs="Times New Roman"/>
-              </w:rPr>
-            </w:pPr>
-            <w:r>
-              <w:rPr>
-                <w:rFonts w:cs="Times New Roman"/>
-              </w:rPr>
-              <w:t xml:space="preserve">11. It is the victims of online bullying ___ often suffer in silence.</w:t>
-            </w:r>
-          </w:p>
-        </w:tc>
-        <w:tc>
-          <w:tcPr>
-            <w:tcW w:w="2000" w:type="dxa"/>
-          </w:tcPr>
-          <w:p>
-            <w:pPr>
-              <w:spacing w:after="0" w:line="276" w:lineRule="auto"/>
-              <w:rPr>
-                <w:rFonts w:cs="Times New Roman"/>
-              </w:rPr>
-            </w:pPr>
-            <w:r>
-              <w:rPr>
-                <w:rFonts w:cs="Times New Roman"/>
-              </w:rPr>
-              <w:t xml:space="preserve">who</w:t>
-            </w:r>
-          </w:p>
-        </w:tc>
-      </w:tr>
-      <w:tr>
-        <w:tc>
-          <w:tcPr>
-            <w:tcW w:w="7350" w:type="dxa"/>
-          </w:tcPr>
-          <w:p>
-            <w:pPr>
-              <w:spacing w:after="0" w:line="276" w:lineRule="auto"/>
-              <w:rPr>
-                <w:rFonts w:cs="Times New Roman"/>
-              </w:rPr>
-            </w:pPr>
-            <w:r>
-              <w:rPr>
-                <w:rFonts w:cs="Times New Roman"/>
-              </w:rPr>
-              <w:t xml:space="preserve">12. ___ is not the phone itself, but the endless notifications, that distract students.</w:t>
-            </w:r>
-          </w:p>
-        </w:tc>
-        <w:tc>
-          <w:tcPr>
-            <w:tcW w:w="2000" w:type="dxa"/>
-          </w:tcPr>
-          <w:p>
-            <w:pPr>
-              <w:spacing w:after="0" w:line="276" w:lineRule="auto"/>
-              <w:rPr>
-                <w:rFonts w:cs="Times New Roman"/>
-              </w:rPr>
-            </w:pPr>
-            <w:r>
-              <w:rPr>
-                <w:rFonts w:cs="Times New Roman"/>
-              </w:rPr>
-              <w:t xml:space="preserve">It</w:t>
-            </w:r>
-          </w:p>
-        </w:tc>
-      </w:tr>
-      <w:tr>
-        <w:tc>
-          <w:tcPr>
-            <w:tcW w:w="7350" w:type="dxa"/>
-          </w:tcPr>
-          <w:p>
-            <w:pPr>
-              <w:spacing w:after="0" w:line="276" w:lineRule="auto"/>
-              <w:rPr>
-                <w:rFonts w:cs="Times New Roman"/>
-              </w:rPr>
-            </w:pPr>
-            <w:r>
-              <w:rPr>
-                <w:rFonts w:cs="Times New Roman"/>
-              </w:rPr>
-              <w:t xml:space="preserve">13. All it takes ___ five minutes of checking before you share a post.</w:t>
-            </w:r>
-          </w:p>
-        </w:tc>
-        <w:tc>
-          <w:tcPr>
-            <w:tcW w:w="2000" w:type="dxa"/>
-          </w:tcPr>
-          <w:p>
-            <w:pPr>
-              <w:spacing w:after="0" w:line="276" w:lineRule="auto"/>
-              <w:rPr>
-                <w:rFonts w:cs="Times New Roman"/>
-              </w:rPr>
-            </w:pPr>
-            <w:r>
-              <w:rPr>
-                <w:rFonts w:cs="Times New Roman"/>
-              </w:rPr>
-              <w:t xml:space="preserve">is</w:t>
-            </w:r>
-          </w:p>
-        </w:tc>
-      </w:tr>
-      <w:tr>
-        <w:tc>
-          <w:tcPr>
-            <w:tcW w:w="7350" w:type="dxa"/>
-          </w:tcPr>
-          <w:p>
-            <w:pPr>
-              <w:spacing w:after="0" w:line="276" w:lineRule="auto"/>
-              <w:rPr>
-                <w:rFonts w:cs="Times New Roman"/>
-              </w:rPr>
-            </w:pPr>
-            <w:r>
-              <w:rPr>
-                <w:rFonts w:cs="Times New Roman"/>
-              </w:rPr>
-              <w:t xml:space="preserve">14. It was only ___ the school posted the facts that the rumours stopped.</w:t>
-            </w:r>
-          </w:p>
-        </w:tc>
-        <w:tc>
-          <w:tcPr>
-            <w:tcW w:w="2000" w:type="dxa"/>
-          </w:tcPr>
-          <w:p>
-            <w:pPr>
-              <w:spacing w:after="0" w:line="276" w:lineRule="auto"/>
-              <w:rPr>
-                <w:rFonts w:cs="Times New Roman"/>
-              </w:rPr>
-            </w:pPr>
-            <w:r>
-              <w:rPr>
-                <w:rFonts w:cs="Times New Roman"/>
-              </w:rPr>
-              <w:t xml:space="preserve">when</w:t>
-            </w:r>
-          </w:p>
-        </w:tc>
-      </w:tr>
-      <w:tr>
-        <w:tc>
-          <w:tcPr>
-            <w:tcW w:w="7350" w:type="dxa"/>
-          </w:tcPr>
-          <w:p>
-            <w:pPr>
-              <w:spacing w:after="0" w:line="276" w:lineRule="auto"/>
-              <w:rPr>
-                <w:rFonts w:cs="Times New Roman"/>
-              </w:rPr>
-            </w:pPr>
-            <w:r>
-              <w:rPr>
-                <w:rFonts w:cs="Times New Roman"/>
-              </w:rPr>
-              <w:t xml:space="preserve">15. ___ struck the teachers most was how fast a single post can reach the whole year group.</w:t>
-            </w:r>
-          </w:p>
-        </w:tc>
-        <w:tc>
-          <w:tcPr>
-            <w:tcW w:w="2000" w:type="dxa"/>
-          </w:tcPr>
-          <w:p>
-            <w:pPr>
-              <w:spacing w:after="0" w:line="276" w:lineRule="auto"/>
-              <w:rPr>
-                <w:rFonts w:cs="Times New Roman"/>
-              </w:rPr>
-            </w:pPr>
-            <w:r>
-              <w:rPr>
-                <w:rFonts w:cs="Times New Roman"/>
-              </w:rPr>
-              <w:t xml:space="preserve">What</w:t>
-            </w:r>
-          </w:p>
-        </w:tc>
-      </w:tr>
-      <w:tr>
-        <w:tc>
-          <w:tcPr>
-            <w:tcW w:w="7350" w:type="dxa"/>
-          </w:tcPr>
-          <w:p>
-            <w:pPr>
-              <w:spacing w:after="0" w:line="276" w:lineRule="auto"/>
-              <w:rPr>
-                <w:rFonts w:cs="Times New Roman"/>
-              </w:rPr>
-            </w:pPr>
-            <w:r>
-              <w:rPr>
-                <w:rFonts w:cs="Times New Roman"/>
-              </w:rPr>
-              <w:t xml:space="preserve">16. It is careless sharing, rather than social media itself, ___ spreads rumours so fast.</w:t>
-            </w:r>
-          </w:p>
-        </w:tc>
-        <w:tc>
-          <w:tcPr>
-            <w:tcW w:w="2000" w:type="dxa"/>
-          </w:tcPr>
-          <w:p>
-            <w:pPr>
-              <w:spacing w:after="0" w:line="276" w:lineRule="auto"/>
-              <w:rPr>
-                <w:rFonts w:cs="Times New Roman"/>
-              </w:rPr>
-            </w:pPr>
-            <w:r>
-              <w:rPr>
-                <w:rFonts w:cs="Times New Roman"/>
-              </w:rPr>
-              <w:t xml:space="preserve">that</w:t>
-            </w:r>
-          </w:p>
-        </w:tc>
-      </w:tr>
-      <w:tr>
-        <w:tc>
-          <w:tcPr>
-            <w:tcW w:w="7350" w:type="dxa"/>
-          </w:tcPr>
-          <w:p>
-            <w:pPr>
-              <w:spacing w:after="0" w:line="276" w:lineRule="auto"/>
-              <w:rPr>
-                <w:rFonts w:cs="Times New Roman"/>
-              </w:rPr>
-            </w:pPr>
-            <w:r>
-              <w:rPr>
-                <w:rFonts w:cs="Times New Roman"/>
-              </w:rPr>
-              <w:t xml:space="preserve">17. What the panel recommends ___ a clearer policy on reporting abuse.</w:t>
-            </w:r>
-          </w:p>
-        </w:tc>
-        <w:tc>
-          <w:tcPr>
-            <w:tcW w:w="2000" w:type="dxa"/>
-          </w:tcPr>
-          <w:p>
-            <w:pPr>
-              <w:spacing w:after="0" w:line="276" w:lineRule="auto"/>
-              <w:rPr>
-                <w:rFonts w:cs="Times New Roman"/>
-              </w:rPr>
-            </w:pPr>
-            <w:r>
-              <w:rPr>
-                <w:rFonts w:cs="Times New Roman"/>
-              </w:rPr>
-              <w:t xml:space="preserve">is</w:t>
-            </w:r>
-          </w:p>
-        </w:tc>
-      </w:tr>
-      <w:tr>
-        <w:tc>
-          <w:tcPr>
-            <w:tcW w:w="7350" w:type="dxa"/>
-          </w:tcPr>
-          <w:p>
-            <w:pPr>
-              <w:spacing w:after="0" w:line="276" w:lineRule="auto"/>
-              <w:rPr>
-                <w:rFonts w:cs="Times New Roman"/>
-              </w:rPr>
-            </w:pPr>
-            <w:r>
-              <w:rPr>
-                <w:rFonts w:cs="Times New Roman"/>
-              </w:rPr>
-              <w:t xml:space="preserve">18. It is one trusted adult, more than any new policy, ___ makes the biggest difference to a victim.</w:t>
-            </w:r>
-          </w:p>
-        </w:tc>
-        <w:tc>
-          <w:tcPr>
-            <w:tcW w:w="2000" w:type="dxa"/>
-          </w:tcPr>
-          <w:p>
-            <w:pPr>
-              <w:spacing w:after="0" w:line="276" w:lineRule="auto"/>
-              <w:rPr>
-                <w:rFonts w:cs="Times New Roman"/>
-              </w:rPr>
-            </w:pPr>
-            <w:r>
-              <w:rPr>
-                <w:rFonts w:cs="Times New Roman"/>
-              </w:rPr>
-              <w:t xml:space="preserve">that</w:t>
-            </w:r>
-          </w:p>
-        </w:tc>
-      </w:tr>
-      <w:tr>
-        <w:tc>
-          <w:tcPr>
-            <w:tcW w:w="7350" w:type="dxa"/>
-          </w:tcPr>
-          <w:p>
-            <w:pPr>
-              <w:spacing w:after="0" w:line="276" w:lineRule="auto"/>
-              <w:rPr>
-                <w:rFonts w:cs="Times New Roman"/>
-              </w:rPr>
-            </w:pPr>
-            <w:r>
-              <w:rPr>
-                <w:rFonts w:cs="Times New Roman"/>
-              </w:rPr>
-              <w:t xml:space="preserve">19. ___ matters most is that victims know someone is on their side.</w:t>
-            </w:r>
-          </w:p>
-        </w:tc>
-        <w:tc>
-          <w:tcPr>
-            <w:tcW w:w="2000" w:type="dxa"/>
-          </w:tcPr>
-          <w:p>
-            <w:pPr>
-              <w:spacing w:after="0" w:line="276" w:lineRule="auto"/>
-              <w:rPr>
-                <w:rFonts w:cs="Times New Roman"/>
-              </w:rPr>
-            </w:pPr>
-            <w:r>
-              <w:rPr>
-                <w:rFonts w:cs="Times New Roman"/>
-              </w:rPr>
-              <w:t xml:space="preserve">What</w:t>
-            </w:r>
-          </w:p>
-        </w:tc>
-      </w:tr>
-      <w:tr>
-        <w:tc>
-          <w:tcPr>
-            <w:tcW w:w="7350" w:type="dxa"/>
-          </w:tcPr>
-          <w:p>
-            <w:pPr>
-              <w:spacing w:after="0" w:line="276" w:lineRule="auto"/>
-              <w:rPr>
-                <w:rFonts w:cs="Times New Roman"/>
-              </w:rPr>
-            </w:pPr>
-            <w:r>
-              <w:rPr>
-                <w:rFonts w:cs="Times New Roman"/>
-              </w:rPr>
-              <w:t xml:space="preserve">20. It is the way a school responds ___ decides whether victims ever report again.</w:t>
-            </w:r>
-          </w:p>
-        </w:tc>
-        <w:tc>
-          <w:tcPr>
-            <w:tcW w:w="2000" w:type="dxa"/>
-          </w:tcPr>
-          <w:p>
-            <w:pPr>
-              <w:spacing w:after="0" w:line="276" w:lineRule="auto"/>
-              <w:rPr>
-                <w:rFonts w:cs="Times New Roman"/>
-              </w:rPr>
-            </w:pPr>
-            <w:r>
-              <w:rPr>
-                <w:rFonts w:cs="Times New Roman"/>
-              </w:rPr>
-              <w:t xml:space="preserve">that</w:t>
-            </w:r>
-          </w:p>
-        </w:tc>
-      </w:tr>
-    </w:tbl>
-    <w:p>
-      <w:pPr>
-        <w:pBdr>
-          <w:top w:val="single" w:sz="4" w:space="4" w:color="auto"/>
-          <w:left w:val="single" w:sz="4" w:space="4" w:color="auto"/>
-          <w:bottom w:val="single" w:sz="4" w:space="4" w:color="auto"/>
-          <w:right w:val="single" w:sz="4" w:space="4" w:color="auto"/>
-        </w:pBdr>
-        <w:shd w:val="clear" w:color="auto" w:fill="F2F2F2"/>
-        <w:spacing w:line="360" w:lineRule="auto"/>
-      </w:pPr>
-      <w:r>
-        <w:rPr>
-          <w:rFonts w:cs="Times New Roman"/>
-        </w:rPr>
-        <w:t xml:space="preserve">Teacher’s note: after ‘It is / It was’, use ‘that’ for things and ‘who’ for people; ‘which’ is possible for things but less common. Accept either word from students in items 3, 5, 11, 16, 18 and 20.</w:t>
-      </w:r>
-    </w:p>
-    <w:p>
-      <w:pPr>
-        <w:pStyle w:val="Heading2"/>
-        <w:spacing w:line="360" w:lineRule="auto"/>
-        <w:rPr>
-          <w:sz w:val="22"/>
-          <w:szCs w:val="22"/>
-        </w:rPr>
-      </w:pPr>
-      <w:r>
-        <w:rPr>
-          <w:rFonts w:ascii="Times New Roman" w:hAnsi="Times New Roman" w:cs="Times New Roman"/>
-          <w:sz w:val="22"/>
-          <w:szCs w:val="22"/>
-        </w:rPr>
-        <w:t xml:space="preserve">Part 3: Cleft sentences in formal writing</w:t>
-      </w:r>
-    </w:p>
-    <w:p>
-      <w:pPr>
-        <w:spacing w:line="360" w:lineRule="auto"/>
-      </w:pPr>
-      <w:r>
-        <w:rPr>
-          <w:rFonts w:cs="Times New Roman"/>
-        </w:rPr>
-        <w:t xml:space="preserve">A cleft sentence takes one idea and puts it into two parts, so that the most important information stands alone: </w:t>
-      </w:r>
-      <w:r>
-        <w:rPr>
-          <w:rFonts w:cs="Times New Roman"/>
-          <w:b/>
-          <w:bCs/>
-          <w:u w:val="single"/>
-        </w:rPr>
-        <w:t xml:space="preserve">Peer pressure causes online bullying</w:t>
-      </w:r>
-      <w:r>
-        <w:rPr>
-          <w:rFonts w:cs="Times New Roman"/>
-        </w:rPr>
-        <w:t xml:space="preserve"> becomes </w:t>
-      </w:r>
-      <w:r>
-        <w:rPr>
-          <w:rFonts w:cs="Times New Roman"/>
-          <w:b/>
-          <w:bCs/>
-          <w:u w:val="single"/>
-        </w:rPr>
-        <w:t xml:space="preserve">It is peer pressure that causes online bullying</w:t>
-      </w:r>
-      <w:r>
-        <w:rPr>
-          <w:rFonts w:cs="Times New Roman"/>
-        </w:rPr>
-        <w:t xml:space="preserve"> or </w:t>
-      </w:r>
-      <w:r>
-        <w:rPr>
-          <w:rFonts w:cs="Times New Roman"/>
-          <w:b/>
-          <w:bCs/>
-          <w:u w:val="single"/>
-        </w:rPr>
-        <w:t xml:space="preserve">What causes online bullying is peer pressure</w:t>
-      </w:r>
-      <w:r>
-        <w:rPr>
-          <w:rFonts w:cs="Times New Roman"/>
-        </w:rPr>
-        <w:t xml:space="preserve">. The word order is broken on purpose, so the emphasis lands exactly where you want it. In formal writing, one or two clefts show the marker that you can control sentence patterns beyond the ordinary subject–verb order, and they can also carry an idea from one sentence into the next.</w:t>
+        <w:t xml:space="preserve">A cleft sentence breaks one idea into two parts so the most important information stands out. Study the patterns below.</w:t>
       </w:r>
     </w:p>
     <w:p>
@@ -1522,7 +568,7 @@
               <w:rPr>
                 <w:rFonts w:cs="Times New Roman"/>
               </w:rPr>
-              <w:t xml:space="preserve">People post cruel comments because they are anonymous.</w:t>
+              <w:t xml:space="preserve">People communicate less because they use messaging apps.</w:t>
             </w:r>
           </w:p>
         </w:tc>
@@ -1552,7 +598,7 @@
               <w:rPr>
                 <w:rFonts w:cs="Times New Roman"/>
               </w:rPr>
-              <w:t xml:space="preserve">It is anonymity that encourages people to post cruel comments.</w:t>
+              <w:t xml:space="preserve">It is messaging apps that make people communicate less.</w:t>
             </w:r>
           </w:p>
         </w:tc>
@@ -1572,7 +618,7 @@
         <w:rPr>
           <w:rFonts w:cs="Times New Roman"/>
         </w:rPr>
-        <w:t xml:space="preserve">It is anonymity that encourages people to post cruel comments. Behind a screen, nobody has to face the person they are hurting, so the usual restraint of a face-to-face conversation disappears. Asking students to use their own names on the school forum would remove that cover entirely.</w:t>
+        <w:t xml:space="preserve">Young people used to meet at the park after school, but now everyone sends messages from their bedrooms. A quick text is easier than a real conversation, so face-to-face friendships have become rare. It is messaging apps that make people communicate less, and this change will only grow deeper as technology advances.</w:t>
       </w:r>
     </w:p>
     <w:p>
@@ -1623,7 +669,7 @@
               <w:rPr>
                 <w:rFonts w:cs="Times New Roman"/>
               </w:rPr>
-              <w:t xml:space="preserve">Many people blame violent games, but the silence of bystanders does the real damage.</w:t>
+              <w:t xml:space="preserve">Some people blame social media, but smartphones cause the real problem.</w:t>
             </w:r>
           </w:p>
         </w:tc>
@@ -1653,7 +699,7 @@
               <w:rPr>
                 <w:rFonts w:cs="Times New Roman"/>
               </w:rPr>
-              <w:t xml:space="preserve">While many people blame violent games, it is the silence of bystanders that does the real damage.</w:t>
+              <w:t xml:space="preserve">While some people blame social media, it is smartphones that cause the real problem.</w:t>
             </w:r>
           </w:p>
         </w:tc>
@@ -1673,7 +719,7 @@
         <w:rPr>
           <w:rFonts w:cs="Times New Roman"/>
         </w:rPr>
-        <w:t xml:space="preserve">While many people blame violent games, it is the silence of bystanders that does the real damage. A cruel post can stay online for days because nobody bothers to report it. Teaching students to speak up matters more than banning one more game.</w:t>
+        <w:t xml:space="preserve">Every day there are news stories about the dangers of social media. While some people blame social media, it is smartphones that cause the real problem. Without a phone in their pocket, teenagers could not check their accounts every five minutes.</w:t>
       </w:r>
     </w:p>
     <w:p>
@@ -1724,7 +770,7 @@
               <w:rPr>
                 <w:rFonts w:cs="Times New Roman"/>
               </w:rPr>
-              <w:t xml:space="preserve">The school should make it easier for victims to report bullying.</w:t>
+              <w:t xml:space="preserve">Schools should teach students how to communicate face to face.</w:t>
             </w:r>
           </w:p>
         </w:tc>
@@ -1754,7 +800,7 @@
               <w:rPr>
                 <w:rFonts w:cs="Times New Roman"/>
               </w:rPr>
-              <w:t xml:space="preserve">What the school should do is make it easier for victims to report bullying.</w:t>
+              <w:t xml:space="preserve">What schools should do is teach students how to communicate face to face.</w:t>
             </w:r>
           </w:p>
         </w:tc>
@@ -1774,7 +820,7 @@
         <w:rPr>
           <w:rFonts w:cs="Times New Roman"/>
         </w:rPr>
-        <w:t xml:space="preserve">What the school should do is make it easier for victims to report bullying. One anonymous form on the school website would take an afternoon to set up. Once students know that a report will be read, the silence that protects bullies begins to disappear.</w:t>
+        <w:t xml:space="preserve">Many teachers complain that their students cannot hold a proper conversation. What schools should do is teach students how to communicate face to face. A single workshop on active listening would help teenagers rebuild the skills that messaging apps have quietly taken away.</w:t>
       </w:r>
     </w:p>
     <w:p>
@@ -1825,7 +871,7 @@
               <w:rPr>
                 <w:rFonts w:cs="Times New Roman"/>
               </w:rPr>
-              <w:t xml:space="preserve">The school only has to post one clear rule about online behaviour.</w:t>
+              <w:t xml:space="preserve">Teenagers only need one real conversation to remember the value of talking.</w:t>
             </w:r>
           </w:p>
         </w:tc>
@@ -1855,7 +901,7 @@
               <w:rPr>
                 <w:rFonts w:cs="Times New Roman"/>
               </w:rPr>
-              <w:t xml:space="preserve">All the school has to do is post one clear rule about online behaviour.</w:t>
+              <w:t xml:space="preserve">All teenagers need is one real conversation to remember the value of talking.</w:t>
             </w:r>
           </w:p>
         </w:tc>
@@ -1875,173 +921,8 @@
         <w:rPr>
           <w:rFonts w:cs="Times New Roman"/>
         </w:rPr>
-        <w:t xml:space="preserve">All the school has to do is post one clear rule about online behaviour. A single sentence in the student handbook would tell everyone what is expected of them. Such a small step would show victims that the school takes the problem seriously, and more of them would come forward.</w:t>
+        <w:t xml:space="preserve">Parents often buy expensive devices or hire tutors to help their children socially. All teenagers need is one real conversation to remember the value of talking. Once they experience the warmth of genuine human connection, the cold comfort of emojis will seem far less appealing.</w:t>
       </w:r>
-    </w:p>
-    <w:p>
-      <w:pPr>
-        <w:pStyle w:val="Heading3"/>
-        <w:spacing w:line="360" w:lineRule="auto"/>
-      </w:pPr>
-      <w:r>
-        <w:rPr>
-          <w:rFonts w:ascii="Times New Roman" w:hAnsi="Times New Roman" w:cs="Times New Roman"/>
-          <w:sz w:val="22"/>
-        </w:rPr>
-        <w:t xml:space="preserve">Clefts as paragraph openers</w:t>
-      </w:r>
-    </w:p>
-    <w:p>
-      <w:pPr>
-        <w:spacing w:line="360" w:lineRule="auto"/>
-      </w:pPr>
-      <w:r>
-        <w:rPr>
-          <w:rFonts w:cs="Times New Roman"/>
-        </w:rPr>
-        <w:t xml:space="preserve">Clefts are also useful at the start of a paragraph, an article or a speech: they decide what the reader notices first. Put the it-cleft in your thesis statement, the wh-cleft in your recommendation, and the all-cleft in your closing line.</w:t>
-      </w:r>
-    </w:p>
-    <w:tbl>
-      <w:tblPr>
-        <w:tblStyle w:val="TableGrid"/>
-        <w:tblW w:w="0" w:type="auto"/>
-        <w:tblLook w:val="04A0" w:firstRow="1" w:lastRow="0" w:firstColumn="1" w:lastColumn="0" w:noHBand="0" w:noVBand="1"/>
-      </w:tblPr>
-      <w:tblGrid>
-        <w:gridCol w:w="2605"/>
-        <w:gridCol w:w="6745"/>
-      </w:tblGrid>
-      <w:tr>
-        <w:tc>
-          <w:tcPr>
-            <w:tcW w:w="2605" w:type="dxa"/>
-            <w:shd w:val="clear" w:color="auto" w:fill="DEEBF7"/>
-          </w:tcPr>
-          <w:p>
-            <w:r>
-              <w:rPr>
-                <w:rFonts w:cs="Times New Roman"/>
-              </w:rPr>
-              <w:t xml:space="preserve">Plain:</w:t>
-            </w:r>
-          </w:p>
-        </w:tc>
-        <w:tc>
-          <w:tcPr>
-            <w:tcW w:w="6745" w:type="dxa"/>
-            <w:shd w:val="clear" w:color="auto" w:fill="DEEBF7"/>
-          </w:tcPr>
-          <w:p>
-            <w:r>
-              <w:rPr>
-                <w:rFonts w:cs="Times New Roman"/>
-              </w:rPr>
-              <w:t xml:space="preserve">Social media affects teenagers’ self-esteem very strongly.</w:t>
-            </w:r>
-          </w:p>
-        </w:tc>
-      </w:tr>
-      <w:tr>
-        <w:tc>
-          <w:tcPr>
-            <w:tcW w:w="2605" w:type="dxa"/>
-            <w:shd w:val="clear" w:color="auto" w:fill="DEEBF7"/>
-          </w:tcPr>
-          <w:p>
-            <w:r>
-              <w:rPr>
-                <w:rFonts w:cs="Times New Roman"/>
-              </w:rPr>
-              <w:t xml:space="preserve">Cleft opener (What … is …):</w:t>
-            </w:r>
-          </w:p>
-        </w:tc>
-        <w:tc>
-          <w:tcPr>
-            <w:tcW w:w="6745" w:type="dxa"/>
-            <w:shd w:val="clear" w:color="auto" w:fill="DEEBF7"/>
-          </w:tcPr>
-          <w:p>
-            <w:r>
-              <w:rPr>
-                <w:rFonts w:cs="Times New Roman"/>
-              </w:rPr>
-              <w:t xml:space="preserve">What many adults fail to realise is how strongly social media affects teenagers’ self-esteem.</w:t>
-            </w:r>
-          </w:p>
-        </w:tc>
-      </w:tr>
-      <w:tr>
-        <w:tc>
-          <w:tcPr>
-            <w:tcW w:w="2605" w:type="dxa"/>
-            <w:shd w:val="clear" w:color="auto" w:fill="DEEBF7"/>
-          </w:tcPr>
-          <w:p>
-            <w:r>
-              <w:rPr>
-                <w:rFonts w:cs="Times New Roman"/>
-              </w:rPr>
-              <w:t xml:space="preserve">Plain:</w:t>
-            </w:r>
-          </w:p>
-        </w:tc>
-        <w:tc>
-          <w:tcPr>
-            <w:tcW w:w="6745" w:type="dxa"/>
-            <w:shd w:val="clear" w:color="auto" w:fill="DEEBF7"/>
-          </w:tcPr>
-          <w:p>
-            <w:r>
-              <w:rPr>
-                <w:rFonts w:cs="Times New Roman"/>
-              </w:rPr>
-              <w:t xml:space="preserve">Most teenagers only need one adult who will listen without judging them.</w:t>
-            </w:r>
-          </w:p>
-        </w:tc>
-      </w:tr>
-      <w:tr>
-        <w:tc>
-          <w:tcPr>
-            <w:tcW w:w="2605" w:type="dxa"/>
-            <w:shd w:val="clear" w:color="auto" w:fill="DEEBF7"/>
-          </w:tcPr>
-          <w:p>
-            <w:r>
-              <w:rPr>
-                <w:rFonts w:cs="Times New Roman"/>
-              </w:rPr>
-              <w:t xml:space="preserve">Cleft opener (All … is …):</w:t>
-            </w:r>
-          </w:p>
-        </w:tc>
-        <w:tc>
-          <w:tcPr>
-            <w:tcW w:w="6745" w:type="dxa"/>
-            <w:shd w:val="clear" w:color="auto" w:fill="DEEBF7"/>
-          </w:tcPr>
-          <w:p>
-            <w:r>
-              <w:rPr>
-                <w:rFonts w:cs="Times New Roman"/>
-              </w:rPr>
-              <w:t xml:space="preserve">All most teenagers need is one adult who will listen without judging them.</w:t>
-            </w:r>
-          </w:p>
-        </w:tc>
-      </w:tr>
-    </w:tbl>
-    <w:p>
-      <w:pPr>
-        <w:spacing w:line="360" w:lineRule="auto"/>
-      </w:pPr>
-    </w:p>
-    <w:p>
-      <w:pPr>
-        <w:spacing w:line="360" w:lineRule="auto"/>
-      </w:pPr>
     </w:p>
     <w:p>
       <w:pPr>
@@ -2058,7 +939,7 @@
           <w:sz w:val="22"/>
           <w:szCs w:val="22"/>
         </w:rPr>
-        <w:t xml:space="preserve">Part 4: Practice sets</w:t>
+        <w:t xml:space="preserve">Part 3: Practice sets</w:t>
       </w:r>
     </w:p>
     <w:p>
@@ -2069,7 +950,7 @@
         <w:rPr>
           <w:rFonts w:cs="Times New Roman"/>
         </w:rPr>
-        <w:t xml:space="preserve">Rewrite each simple sentence as a cleft sentence. The sentences are about life online, so keep the register formal. The later sets (4–8) are more challenging.</w:t>
+        <w:t xml:space="preserve">Rewrite each simple sentence as a cleft sentence. The sentences are about technology and communication, so keep the register formal. Sets 1–4 are straightforward; sets 5–8 require you to change the part of speech.</w:t>
       </w:r>
     </w:p>
     <w:p>
@@ -2118,7 +999,7 @@
               <w:rPr>
                 <w:rFonts w:cs="Times New Roman"/>
               </w:rPr>
-              <w:t xml:space="preserve">Teenagers copy the cruel comments of their friends because they are afraid of being left out.</w:t>
+              <w:t xml:space="preserve">Teenagers send short messages because they are afraid of real conversations.</w:t>
             </w:r>
           </w:p>
         </w:tc>
@@ -2147,7 +1028,7 @@
                 <w:rFonts w:cs="Times New Roman"/>
                 <w:i/>
               </w:rPr>
-              <w:t xml:space="preserve">Begin with ‘It is the fear of being left out …’.</w:t>
+              <w:t xml:space="preserve">Begin with ‘It is the fear of real conversations …’.</w:t>
             </w:r>
           </w:p>
         </w:tc>
@@ -2176,7 +1057,7 @@
               <w:rPr>
                 <w:rFonts w:cs="Times New Roman"/>
               </w:rPr>
-              <w:t xml:space="preserve">It is the fear of being left out that leads teenagers to copy the cruel comments of their friends.</w:t>
+              <w:t xml:space="preserve">It is the fear of real conversations that makes teenagers send short messages.</w:t>
             </w:r>
           </w:p>
         </w:tc>
@@ -2228,7 +1109,7 @@
               <w:rPr>
                 <w:rFonts w:cs="Times New Roman"/>
               </w:rPr>
-              <w:t xml:space="preserve">Victims of online bullying need an adult they can trust.</w:t>
+              <w:t xml:space="preserve">Students need to practise face-to-face communication.</w:t>
             </w:r>
           </w:p>
         </w:tc>
@@ -2257,7 +1138,7 @@
                 <w:rFonts w:cs="Times New Roman"/>
                 <w:i/>
               </w:rPr>
-              <w:t xml:space="preserve">Begin with ‘What victims of online bullying need …’.</w:t>
+              <w:t xml:space="preserve">Begin with ‘What students need to do …’.</w:t>
             </w:r>
           </w:p>
         </w:tc>
@@ -2286,7 +1167,7 @@
               <w:rPr>
                 <w:rFonts w:cs="Times New Roman"/>
               </w:rPr>
-              <w:t xml:space="preserve">What victims of online bullying need is an adult they can trust.</w:t>
+              <w:t xml:space="preserve">What students need to do is practise face-to-face communication.</w:t>
             </w:r>
           </w:p>
         </w:tc>
@@ -2302,7 +1183,7 @@
           <w:rFonts w:ascii="Times New Roman" w:hAnsi="Times New Roman" w:cs="Times New Roman"/>
           <w:sz w:val="22"/>
         </w:rPr>
-        <w:t xml:space="preserve">Example Set 3 (It-cleft – the person responsible)</w:t>
+        <w:t xml:space="preserve">Example Set 3 (It-cleft – the contrast)</w:t>
       </w:r>
     </w:p>
     <w:tbl>
@@ -2338,7 +1219,7 @@
               <w:rPr>
                 <w:rFonts w:cs="Times New Roman"/>
               </w:rPr>
-              <w:t xml:space="preserve">School counsellors, not the discipline team, should handle bullying cases.</w:t>
+              <w:t xml:space="preserve">People blame social media, but modern phones are the real problem.</w:t>
             </w:r>
           </w:p>
         </w:tc>
@@ -2367,7 +1248,7 @@
                 <w:rFonts w:cs="Times New Roman"/>
                 <w:i/>
               </w:rPr>
-              <w:t xml:space="preserve">Begin with ‘It is school counsellors …’ and use ‘who’.</w:t>
+              <w:t xml:space="preserve">Begin with ‘While people blame social media …’.</w:t>
             </w:r>
           </w:p>
         </w:tc>
@@ -2396,7 +1277,7 @@
               <w:rPr>
                 <w:rFonts w:cs="Times New Roman"/>
               </w:rPr>
-              <w:t xml:space="preserve">It is school counsellors, not the discipline team, who should handle bullying cases.</w:t>
+              <w:t xml:space="preserve">While people blame social media, it is modern phones that are the real problem.</w:t>
             </w:r>
           </w:p>
         </w:tc>
@@ -2412,7 +1293,7 @@
           <w:rFonts w:ascii="Times New Roman" w:hAnsi="Times New Roman" w:cs="Times New Roman"/>
           <w:sz w:val="22"/>
         </w:rPr>
-        <w:t xml:space="preserve">Example Set 4 (It-cleft – the contrast)</w:t>
+        <w:t xml:space="preserve">Example Set 4 (All-cleft – the only thing needed)</w:t>
       </w:r>
     </w:p>
     <w:tbl>
@@ -2448,7 +1329,7 @@
               <w:rPr>
                 <w:rFonts w:cs="Times New Roman"/>
               </w:rPr>
-              <w:t xml:space="preserve">Teachers blame social media for the bullying, but the school’s slow response makes it worse.</w:t>
+              <w:t xml:space="preserve">Teenagers only need one proper conversation to understand the value of talking.</w:t>
             </w:r>
           </w:p>
         </w:tc>
@@ -2477,7 +1358,7 @@
                 <w:rFonts w:cs="Times New Roman"/>
                 <w:i/>
               </w:rPr>
-              <w:t xml:space="preserve">Begin with ‘While teachers blame social media for the bullying …’.</w:t>
+              <w:t xml:space="preserve">Begin with ‘All teenagers need …’.</w:t>
             </w:r>
           </w:p>
         </w:tc>
@@ -2506,7 +1387,7 @@
               <w:rPr>
                 <w:rFonts w:cs="Times New Roman"/>
               </w:rPr>
-              <w:t xml:space="preserve">While teachers blame social media for the bullying, it is the school’s slow response that makes it worse.</w:t>
+              <w:t xml:space="preserve">All teenagers need is one proper conversation to understand the value of talking.</w:t>
             </w:r>
           </w:p>
         </w:tc>
@@ -2522,7 +1403,7 @@
           <w:rFonts w:ascii="Times New Roman" w:hAnsi="Times New Roman" w:cs="Times New Roman"/>
           <w:sz w:val="22"/>
         </w:rPr>
-        <w:t xml:space="preserve">Example Set 5 (Wh-cleft – the recommendation)</w:t>
+        <w:t xml:space="preserve">Example Set 5 (It-cleft – the cause, word-form change)</w:t>
       </w:r>
     </w:p>
     <w:tbl>
@@ -2558,7 +1439,7 @@
               <w:rPr>
                 <w:rFonts w:cs="Times New Roman"/>
               </w:rPr>
-              <w:t xml:space="preserve">The government should make platforms remove cruel posts within 24 hours.</w:t>
+              <w:t xml:space="preserve">People feel brave when they insult others online because they are anonymous.</w:t>
             </w:r>
           </w:p>
         </w:tc>
@@ -2587,7 +1468,7 @@
                 <w:rFonts w:cs="Times New Roman"/>
                 <w:i/>
               </w:rPr>
-              <w:t xml:space="preserve">Begin with ‘What the government should do …’.</w:t>
+              <w:t xml:space="preserve">Begin with ‘It is the anonymity …’.</w:t>
             </w:r>
           </w:p>
         </w:tc>
@@ -2616,7 +1497,7 @@
               <w:rPr>
                 <w:rFonts w:cs="Times New Roman"/>
               </w:rPr>
-              <w:t xml:space="preserve">What the government should do is make platforms remove cruel posts within 24 hours.</w:t>
+              <w:t xml:space="preserve">It is the anonymity of the internet that makes people feel brave when they insult others online.</w:t>
             </w:r>
           </w:p>
         </w:tc>
@@ -2632,7 +1513,7 @@
           <w:rFonts w:ascii="Times New Roman" w:hAnsi="Times New Roman" w:cs="Times New Roman"/>
           <w:sz w:val="22"/>
         </w:rPr>
-        <w:t xml:space="preserve">Example Set 6 (All-cleft – the only thing needed)</w:t>
+        <w:t xml:space="preserve">Example Set 6 (It-cleft – the contrast, word-form change)</w:t>
       </w:r>
     </w:p>
     <w:tbl>
@@ -2668,7 +1549,7 @@
               <w:rPr>
                 <w:rFonts w:cs="Times New Roman"/>
               </w:rPr>
-              <w:t xml:space="preserve">To keep victims safe, the school only has to provide a safe place for them at break time.</w:t>
+              <w:t xml:space="preserve">People think technology is convenient, but it actually destroys our patience.</w:t>
             </w:r>
           </w:p>
         </w:tc>
@@ -2697,7 +1578,7 @@
                 <w:rFonts w:cs="Times New Roman"/>
                 <w:i/>
               </w:rPr>
-              <w:t xml:space="preserve">Begin with ‘All the school needs to do …’.</w:t>
+              <w:t xml:space="preserve">Begin with ‘While people think technology is convenient …’.</w:t>
             </w:r>
           </w:p>
         </w:tc>
@@ -2726,7 +1607,7 @@
               <w:rPr>
                 <w:rFonts w:cs="Times New Roman"/>
               </w:rPr>
-              <w:t xml:space="preserve">All the school needs to do is provide a safe place for victims at break time.</w:t>
+              <w:t xml:space="preserve">While people think technology is convenient, it is the convenience of modern devices that destroys our patience.</w:t>
             </w:r>
           </w:p>
         </w:tc>
@@ -2742,7 +1623,7 @@
           <w:rFonts w:ascii="Times New Roman" w:hAnsi="Times New Roman" w:cs="Times New Roman"/>
           <w:sz w:val="22"/>
         </w:rPr>
-        <w:t xml:space="preserve">Example Set 7 (Wh-cleft – the hook)</w:t>
+        <w:t xml:space="preserve">Example Set 7 (Wh-cleft – the recommendation, word-form change)</w:t>
       </w:r>
     </w:p>
     <w:tbl>
@@ -2778,7 +1659,7 @@
               <w:rPr>
                 <w:rFonts w:cs="Times New Roman"/>
               </w:rPr>
-              <w:t xml:space="preserve">Adults say teenagers should just ignore cruel comments, but that is impossible.</w:t>
+              <w:t xml:space="preserve">Schools should make students aware that talking face to face is important.</w:t>
             </w:r>
           </w:p>
         </w:tc>
@@ -2807,7 +1688,7 @@
                 <w:rFonts w:cs="Times New Roman"/>
                 <w:i/>
               </w:rPr>
-              <w:t xml:space="preserve">Begin with ‘What adults fail to understand …’.</w:t>
+              <w:t xml:space="preserve">Begin with ‘What schools should do …’.</w:t>
             </w:r>
           </w:p>
         </w:tc>
@@ -2836,7 +1717,7 @@
               <w:rPr>
                 <w:rFonts w:cs="Times New Roman"/>
               </w:rPr>
-              <w:t xml:space="preserve">What adults fail to understand is that a cruel comment can follow a teenager everywhere.</w:t>
+              <w:t xml:space="preserve">What schools should do is make students aware of the importance of talking face to face.</w:t>
             </w:r>
           </w:p>
         </w:tc>
@@ -2852,7 +1733,7 @@
           <w:rFonts w:ascii="Times New Roman" w:hAnsi="Times New Roman" w:cs="Times New Roman"/>
           <w:sz w:val="22"/>
         </w:rPr>
-        <w:t xml:space="preserve">Example Set 8 (It-cleft – the turning point)</w:t>
+        <w:t xml:space="preserve">Example Set 8 (All-cleft – the only thing needed, word-form change)</w:t>
       </w:r>
     </w:p>
     <w:tbl>
@@ -2888,7 +1769,7 @@
               <w:rPr>
                 <w:rFonts w:cs="Times New Roman"/>
               </w:rPr>
-              <w:t xml:space="preserve">The school only understood how serious the bullying was after a student stayed away.</w:t>
+              <w:t xml:space="preserve">Teenagers only need to be confident for one minute to start a real conversation.</w:t>
             </w:r>
           </w:p>
         </w:tc>
@@ -2917,7 +1798,7 @@
                 <w:rFonts w:cs="Times New Roman"/>
                 <w:i/>
               </w:rPr>
-              <w:t xml:space="preserve">Begin with ‘It was not until …’.</w:t>
+              <w:t xml:space="preserve">Begin with ‘All teenagers need …’.</w:t>
             </w:r>
           </w:p>
         </w:tc>
@@ -2946,7 +1827,7 @@
               <w:rPr>
                 <w:rFonts w:cs="Times New Roman"/>
               </w:rPr>
-              <w:t xml:space="preserve">It was not until a student stayed away that the school understood how serious the bullying was.</w:t>
+              <w:t xml:space="preserve">All teenagers need is the confidence to start a real conversation.</w:t>
             </w:r>
           </w:p>
         </w:tc>
@@ -2967,7 +1848,7 @@
           <w:sz w:val="22"/>
           <w:szCs w:val="22"/>
         </w:rPr>
-        <w:t xml:space="preserve">Part 5: Writing Task</w:t>
+        <w:t xml:space="preserve">Part 4: Writing Task</w:t>
       </w:r>
     </w:p>
     <w:p>
@@ -3007,7 +1888,7 @@
         <w:rPr>
           <w:rFonts w:cs="Times New Roman"/>
         </w:rPr>
-        <w:t xml:space="preserve">1. Write ONE paragraph (about 80 words) explaining why online bullying is hard for teenagers to escape, and suggesting ONE thing schools could do to help.</w:t>
+        <w:t xml:space="preserve">1. Write ONE paragraph (about 80 words) explaining the influence of artificial intelligence on students, and suggesting ONE thing schools could do to help.</w:t>
       </w:r>
     </w:p>
     <w:p>
@@ -3098,7 +1979,7 @@
         <w:rPr>
           <w:rFonts w:cs="Times New Roman"/>
         </w:rPr>
-        <w:t xml:space="preserve">Online bullying is difficult to escape because it follows teenagers home: cruel messages appear on their phones long after the school gates have closed. It is this constant presence that makes even a short comment so damaging, as there is no safe hour in the day. Schools should teach students how to block and report cruel messages, which protects every student in the school. A form teacher could cover the basics in a single lesson, and the advice would last for years.</w:t>
+        <w:t xml:space="preserve">Artificial intelligence is changing the way students learn, but not every change is positive. It is the loss of independent thinking that worries teachers most, as too many teenagers now let apps write their essays. Schools should therefore limit AI use in homework, which would force students to develop their own ideas. A simple rule requiring a first draft without AI would restore the value of real effort.</w:t>
       </w:r>
     </w:p>
     <w:p>
@@ -3124,7 +2005,7 @@
         <w:rPr>
           <w:rFonts w:cs="Times New Roman"/>
         </w:rPr>
-        <w:t xml:space="preserve">What many victims of online bullying fear most is that adults will simply tell them to switch off their phones. That advice, which is usually meant kindly, leaves them alone with the abuse. Schools should therefore run regular lessons on blocking and reporting cruel messages, and make sure every student knows exactly where to turn for help. Silence, in the end, is a bully’s best protection, and a short lesson in form time can begin to break it.</w:t>
+        <w:t xml:space="preserve">What concerns parents most is that their children are losing the ability to think for themselves. Artificial intelligence can answer almost any question instantly, so students no longer wrestle with difficult problems on their own. Schools should require students to complete at least one draft without any AI assistance, which would teach them the patience that genuine learning demands. Only then will they understand that struggle is not failure but the beginning of real growth.</w:t>
       </w:r>
     </w:p>
     <w:p>
@@ -3150,7 +2031,7 @@
         <w:rPr>
           <w:rFonts w:cs="Times New Roman"/>
         </w:rPr>
-        <w:t xml:space="preserve">Escaping online bullying is hard because the abuse continues after school, and many victims never tell anyone about it. All schools really need to do is give students one trusted adult and one simple way to report cruel messages. This small change, which costs almost nothing, would help thousands of teenagers currently suffering in silence. A tutor-group discussion once a month would keep the topic alive, and victims would know that the school is on their side.</w:t>
+        <w:t xml:space="preserve">All schools need to do is teach students how to use AI as a tool rather than a replacement for thinking. Many teenagers now trust an app more than their own judgment, which means they never develop the confidence to solve problems alone. A short lesson on verifying AI answers with real sources would show students that intelligence is not about speed but about understanding. This small change could transform the way they approach every subject.</w:t>
       </w:r>
     </w:p>
     <w:p>
@@ -3168,7 +2049,7 @@
         <w:rPr>
           <w:rFonts w:cs="Times New Roman"/>
         </w:rPr>
-        <w:t xml:space="preserve">Each sample uses ONE cleft: Sample 1 an it-cleft (It is … that …), Sample 2 a wh-cleft (What … is …) and Sample 3 an all-cleft (All … need to do is …). Each sample also contains ONE relative clause (‘which’ in every case) — point these out to students before they write.</w:t>
+        <w:t xml:space="preserve">Each sample uses ONE cleft: Sample 1 an it-cleft (It is … that …), Sample 2 a wh-cleft (What … is …) and Sample 3 an all-cleft (All … need to do is …). Each sample also contains at least ONE relative clause or inverted pattern — point these out to students before they write.</w:t>
       </w:r>
     </w:p>
     <w:sectPr>

--- a/Lesson 4 - Cleft sentences (Teacher's).docx
+++ b/Lesson 4 - Cleft sentences (Teacher's).docx
@@ -1979,7 +1979,7 @@
         <w:rPr>
           <w:rFonts w:cs="Times New Roman"/>
         </w:rPr>
-        <w:t xml:space="preserve">Artificial intelligence is changing the way students learn, but not every change is positive. It is the loss of independent thinking that worries teachers most, as too many teenagers now let apps write their essays. Schools should therefore limit AI use in homework, which would force students to develop their own ideas. A simple rule requiring a first draft without AI would restore the value of real effort.</w:t>
+        <w:t xml:space="preserve">Artificial intelligence is changing the way students learn, but not every change is positive. It is the loss of independent thinking that worries teachers most, as too many teenagers now let apps write their essays without even reading the questions first. Schools should therefore limit AI use in all homework tasks, which would force students to develop their own ideas and opinions. A simple rule requiring a first draft without AI would restore the value of real effort.</w:t>
       </w:r>
     </w:p>
     <w:p>
@@ -2005,7 +2005,7 @@
         <w:rPr>
           <w:rFonts w:cs="Times New Roman"/>
         </w:rPr>
-        <w:t xml:space="preserve">What concerns parents most is that their children are losing the ability to think for themselves. Artificial intelligence can answer almost any question instantly, so students no longer wrestle with difficult problems on their own. Schools should require students to complete at least one draft without any AI assistance, which would teach them the patience that genuine learning demands. Only then will they understand that struggle is not failure but the beginning of real growth.</w:t>
+        <w:t xml:space="preserve">What concerns parents most is that their children are losing the ability to think for themselves. Artificial intelligence can answer almost any question instantly, so students no longer wrestle with difficult problems on their own. Schools should require students to complete at least one draft without any AI assistance of any kind, which would teach them the patience that genuine learning demands. Only then will they understand that struggle is not failure but the beginning of real growth.</w:t>
       </w:r>
     </w:p>
     <w:p>
@@ -2031,7 +2031,7 @@
         <w:rPr>
           <w:rFonts w:cs="Times New Roman"/>
         </w:rPr>
-        <w:t xml:space="preserve">All schools need to do is teach students how to use AI as a tool rather than a replacement for thinking. Many teenagers now trust an app more than their own judgment, which means they never develop the confidence to solve problems alone. A short lesson on verifying AI answers with real sources would show students that intelligence is not about speed but about understanding. This small change could transform the way they approach every subject.</w:t>
+        <w:t xml:space="preserve">All schools need to do is teach students how to use AI as a tool rather than a replacement for thinking. Many teenagers now trust an app more than their own judgment, which means they never develop the confidence to solve problems alone. A short practical lesson on verifying AI answers with real sources would show students that true intelligence is not about speed but about understanding. This small change could transform the way they approach every subject.</w:t>
       </w:r>
     </w:p>
     <w:p>

--- a/Lesson 4 - Cleft sentences (Teacher's).docx
+++ b/Lesson 4 - Cleft sentences (Teacher's).docx
@@ -101,7 +101,7 @@
         <w:rPr>
           <w:rFonts w:cs="Times New Roman"/>
         </w:rPr>
-        <w:t xml:space="preserve">Each paragraph contains FIVE errors. The errors include relative clauses, inverted patterns and nominalisation. Proofread the paragraphs.</w:t>
+        <w:t xml:space="preserve">Your teacher has put two paragraphs on the board. One argues that technology has made people lazier (Paragraph A). The other argues that technology has not made us lazier (Paragraph B). Each paragraph contains FIVE errors. The errors include relative clauses, inverted patterns and nominalisation. Proofread the paragraphs.</w:t>
       </w:r>
     </w:p>
     <w:p>
@@ -112,7 +112,7 @@
         <w:rPr>
           <w:rFonts w:cs="Times New Roman"/>
         </w:rPr>
-        <w:t xml:space="preserve">Technology has undoubtedly made our generation lazier. Not only we spend hours scrolling through social media, but we also order every meal through delivery apps, which means we never leave the house. Students, which live near school, still take the bus because walking seems too much effort. Rarely teenagers read a book when they can watch a video summary in five minutes. The important of exercising regularly is something that many of us have forgotten. Only by admitting the problem we can start to build healthier habits.</w:t>
+        <w:t xml:space="preserve">Can anyone seriously deny that technology has made us lazier? Not only teenagers waste entire afternoons watching videos, but they also order every meal through delivery apps who bring food to their door within minutes. Apps, which are designed to help with homework, are frequently used for gaming instead. Students which live within walking distance still take the bus because moving feels like an unnecessary burden. The important of physical activity is something that our generation has completely forgotten. Only when someone hides their phone they can remember what life used to be like.</w:t>
       </w:r>
     </w:p>
     <w:p>
@@ -123,7 +123,7 @@
         <w:rPr>
           <w:rFonts w:cs="Times New Roman"/>
         </w:rPr>
-        <w:t xml:space="preserve">Technology has not made us lazier; it has simply changed the way we work. What critics fail to understand is that apps save us time for more valuable activities. Not only students can complete their homework faster with online tools, but they also use the time they save to learn new skills, that explains why so many teenagers now know how to edit videos. The belief that young people do nothing meaningful on their phones is wrong, because many of them, which run successful online businesses, started from nothing. The significant of these digital skills should not be ignored, as they prepare us for the modern workplace. Only when we accept that technology is a tool we can stop blaming it for our own lack of discipline.</w:t>
+        <w:t xml:space="preserve">Has technology truly destroyed our work ethic, or are we simply judging a new generation by outdated beliefs? Many adults, which grew up without smartphones, accuse young people of laziness simply because their work happens on a screen. Never parents admit that teenagers today run online businesses and solve problems that older generations could not. What they fail to see is the significant of these new skills for the modern workplace. They also miss the possible that young people can be productive while holding a phone. In fact, technology has merely challenged the believe that hard work must always look physical.</w:t>
       </w:r>
     </w:p>
     <w:p>
@@ -210,7 +210,7 @@
               <w:rPr>
                 <w:rFonts w:cs="Times New Roman"/>
               </w:rPr>
-              <w:t xml:space="preserve">Not only do we spend hours scrolling through social media... (Move ‘do’ before the subject — ‘Not only’ inverts.)</w:t>
+              <w:t xml:space="preserve">Not only do teenagers waste entire afternoons watching videos... (Move 'do' before the subject — 'Not only' inverts the subject and the verb.)</w:t>
             </w:r>
           </w:p>
         </w:tc>
@@ -240,7 +240,7 @@
               <w:rPr>
                 <w:rFonts w:cs="Times New Roman"/>
               </w:rPr>
-              <w:t xml:space="preserve">Students, who live near school... (‘which’ → ‘who’ — a relative pronoun for people is needed.)</w:t>
+              <w:t xml:space="preserve">...delivery apps, which bring food to their door within minutes... (Use 'which' for things, not 'who' — a relative pronoun for things is needed.)</w:t>
             </w:r>
           </w:p>
         </w:tc>
@@ -270,7 +270,7 @@
               <w:rPr>
                 <w:rFonts w:cs="Times New Roman"/>
               </w:rPr>
-              <w:t xml:space="preserve">Rarely do teenagers read a book... (Move ‘do’ before the subject — ‘Rarely’ inverts.)</w:t>
+              <w:t xml:space="preserve">Students, who live within walking distance, still take the bus... (Use 'who' for people, not 'which' — a relative pronoun for people is needed.)</w:t>
             </w:r>
           </w:p>
         </w:tc>
@@ -300,7 +300,7 @@
               <w:rPr>
                 <w:rFonts w:cs="Times New Roman"/>
               </w:rPr>
-              <w:t xml:space="preserve">The importance of exercising regularly... (‘important’ → ‘importance’ — a noun is needed after ‘the’.)</w:t>
+              <w:t xml:space="preserve">The importance of physical activity is something that our generation has completely forgotten. ('important' → 'importance' — a noun is needed after 'the'.)</w:t>
             </w:r>
           </w:p>
         </w:tc>
@@ -330,7 +330,7 @@
               <w:rPr>
                 <w:rFonts w:cs="Times New Roman"/>
               </w:rPr>
-              <w:t xml:space="preserve">Only by admitting the problem can we start... (Move ‘can’ before the subject — ‘Only by’ inverts.)</w:t>
+              <w:t xml:space="preserve">Only when someone hides their phone can they remember what life used to be like. (Move 'can' before the subject — 'Only when' inverts the subject and the verb.)</w:t>
             </w:r>
           </w:p>
         </w:tc>
@@ -360,7 +360,7 @@
               <w:rPr>
                 <w:rFonts w:cs="Times New Roman"/>
               </w:rPr>
-              <w:t xml:space="preserve">Not only can students complete their homework... (Move ‘can’ before the subject — ‘Not only’ inverts.)</w:t>
+              <w:t xml:space="preserve">Many adults, who grew up without smartphones, accuse young people of laziness. (Use 'who' for people, not 'which' — a relative pronoun for people is needed.)</w:t>
             </w:r>
           </w:p>
         </w:tc>
@@ -390,7 +390,7 @@
               <w:rPr>
                 <w:rFonts w:cs="Times New Roman"/>
               </w:rPr>
-              <w:t xml:space="preserve">...learn new skills, which explains why so many teenagers... (‘that’ → ‘which’ — a relative pronoun is needed after a comma.)</w:t>
+              <w:t xml:space="preserve">Never do parents admit that teenagers today run online businesses... (Move 'do' before the subject — 'Never' inverts the subject and the verb.)</w:t>
             </w:r>
           </w:p>
         </w:tc>
@@ -420,7 +420,7 @@
               <w:rPr>
                 <w:rFonts w:cs="Times New Roman"/>
               </w:rPr>
-              <w:t xml:space="preserve">...many of them, who run successful online businesses... (‘which’ → ‘who’ — a relative pronoun for people is needed.)</w:t>
+              <w:t xml:space="preserve">...the significance of these new skills for the modern workplace. ('significant' → 'significance' — a noun is needed after 'the'.)</w:t>
             </w:r>
           </w:p>
         </w:tc>
@@ -450,7 +450,7 @@
               <w:rPr>
                 <w:rFonts w:cs="Times New Roman"/>
               </w:rPr>
-              <w:t xml:space="preserve">The significance of these digital skills... (‘significant’ → ‘significance’ — a noun is needed after ‘the’.)</w:t>
+              <w:t xml:space="preserve">...the possibility that young people can be productive while holding a phone. ('possible' → 'possibility' — a noun is needed after 'the'.)</w:t>
             </w:r>
           </w:p>
         </w:tc>
@@ -480,7 +480,7 @@
               <w:rPr>
                 <w:rFonts w:cs="Times New Roman"/>
               </w:rPr>
-              <w:t xml:space="preserve">Only when we accept that technology is a tool can we stop... (Move ‘can’ before the subject — ‘Only when’ inverts.)</w:t>
+              <w:t xml:space="preserve">In fact, technology has merely challenged the belief that hard work must always look physical. ('believe' → 'belief' — a noun is needed after 'the'.)</w:t>
             </w:r>
           </w:p>
         </w:tc>
@@ -631,6 +631,226 @@
           <w:rFonts w:ascii="Times New Roman" w:hAnsi="Times New Roman" w:cs="Times New Roman"/>
           <w:sz w:val="22"/>
         </w:rPr>
+        <w:t xml:space="preserve">Class question 1 (Easy): It-cleft – the cause</w:t>
+      </w:r>
+    </w:p>
+    <w:tbl>
+      <w:tblPr>
+        <w:tblStyle w:val="TableGrid"/>
+        <w:tblW w:w="0" w:type="auto"/>
+        <w:tblLook w:val="04A0" w:firstRow="1" w:lastRow="0" w:firstColumn="1" w:lastColumn="0" w:noHBand="0" w:noVBand="1"/>
+      </w:tblPr>
+      <w:tblGrid>
+        <w:gridCol w:w="2605"/>
+        <w:gridCol w:w="6745"/>
+      </w:tblGrid>
+      <w:tr>
+        <w:tc>
+          <w:tcPr>
+            <w:tcW w:w="2605" w:type="dxa"/>
+          </w:tcPr>
+          <w:p>
+            <w:r>
+              <w:rPr>
+                <w:rFonts w:cs="Times New Roman"/>
+              </w:rPr>
+              <w:t>Simple sentence:</w:t>
+            </w:r>
+          </w:p>
+        </w:tc>
+        <w:tc>
+          <w:tcPr>
+            <w:tcW w:w="6745" w:type="dxa"/>
+          </w:tcPr>
+          <w:p>
+            <w:r>
+              <w:rPr>
+                <w:rFonts w:cs="Times New Roman"/>
+              </w:rPr>
+              <w:t xml:space="preserve">Young people forget social skills because they text too much.</w:t>
+            </w:r>
+          </w:p>
+        </w:tc>
+      </w:tr>
+      <w:tr>
+        <w:tc>
+          <w:tcPr>
+            <w:tcW w:w="2605" w:type="dxa"/>
+          </w:tcPr>
+          <w:p>
+            <w:r>
+              <w:rPr>
+                <w:rFonts w:cs="Times New Roman"/>
+              </w:rPr>
+              <w:t>Prompt:</w:t>
+            </w:r>
+          </w:p>
+        </w:tc>
+        <w:tc>
+          <w:tcPr>
+            <w:tcW w:w="6745" w:type="dxa"/>
+          </w:tcPr>
+          <w:p>
+            <w:r>
+              <w:rPr>
+                <w:rFonts w:cs="Times New Roman"/>
+                <w:i/>
+              </w:rPr>
+              <w:t xml:space="preserve">Begin with ‘It is the overuse of texting …’.</w:t>
+            </w:r>
+          </w:p>
+        </w:tc>
+      </w:tr>
+      <w:tr>
+        <w:tc>
+          <w:tcPr>
+            <w:tcW w:w="2605" w:type="dxa"/>
+          </w:tcPr>
+          <w:p>
+            <w:r>
+              <w:rPr>
+                <w:rFonts w:cs="Times New Roman"/>
+                <w:b/>
+              </w:rPr>
+              <w:t>Teacher’s Answer:</w:t>
+            </w:r>
+          </w:p>
+        </w:tc>
+        <w:tc>
+          <w:tcPr>
+            <w:tcW w:w="6745" w:type="dxa"/>
+          </w:tcPr>
+          <w:p>
+            <w:r>
+              <w:rPr>
+                <w:rFonts w:cs="Times New Roman"/>
+              </w:rPr>
+              <w:t xml:space="preserve">It is the overuse of texting that makes young people forget social skills.</w:t>
+            </w:r>
+          </w:p>
+        </w:tc>
+      </w:tr>
+    </w:tbl>
+    <w:p>
+      <w:pPr>
+        <w:pStyle w:val="Heading3"/>
+        <w:spacing w:line="360" w:lineRule="auto"/>
+      </w:pPr>
+      <w:r>
+        <w:rPr>
+          <w:rFonts w:ascii="Times New Roman" w:hAnsi="Times New Roman" w:cs="Times New Roman"/>
+          <w:sz w:val="22"/>
+        </w:rPr>
+        <w:t xml:space="preserve">Class question 2 (Harder): It-cleft – the cause</w:t>
+      </w:r>
+    </w:p>
+    <w:tbl>
+      <w:tblPr>
+        <w:tblStyle w:val="TableGrid"/>
+        <w:tblW w:w="0" w:type="auto"/>
+        <w:tblLook w:val="04A0" w:firstRow="1" w:lastRow="0" w:firstColumn="1" w:lastColumn="0" w:noHBand="0" w:noVBand="1"/>
+      </w:tblPr>
+      <w:tblGrid>
+        <w:gridCol w:w="2605"/>
+        <w:gridCol w:w="6745"/>
+      </w:tblGrid>
+      <w:tr>
+        <w:tc>
+          <w:tcPr>
+            <w:tcW w:w="2605" w:type="dxa"/>
+          </w:tcPr>
+          <w:p>
+            <w:r>
+              <w:rPr>
+                <w:rFonts w:cs="Times New Roman"/>
+              </w:rPr>
+              <w:t>Simple sentence:</w:t>
+            </w:r>
+          </w:p>
+        </w:tc>
+        <w:tc>
+          <w:tcPr>
+            <w:tcW w:w="6745" w:type="dxa"/>
+          </w:tcPr>
+          <w:p>
+            <w:r>
+              <w:rPr>
+                <w:rFonts w:cs="Times New Roman"/>
+              </w:rPr>
+              <w:t xml:space="preserve">Teenagers struggle to focus because notifications interrupt them constantly.</w:t>
+            </w:r>
+          </w:p>
+        </w:tc>
+      </w:tr>
+      <w:tr>
+        <w:tc>
+          <w:tcPr>
+            <w:tcW w:w="2605" w:type="dxa"/>
+          </w:tcPr>
+          <w:p>
+            <w:r>
+              <w:rPr>
+                <w:rFonts w:cs="Times New Roman"/>
+              </w:rPr>
+              <w:t>Prompt:</w:t>
+            </w:r>
+          </w:p>
+        </w:tc>
+        <w:tc>
+          <w:tcPr>
+            <w:tcW w:w="6745" w:type="dxa"/>
+          </w:tcPr>
+          <w:p>
+            <w:r>
+              <w:rPr>
+                <w:rFonts w:cs="Times New Roman"/>
+                <w:i/>
+              </w:rPr>
+              <w:t xml:space="preserve">Begin with ‘It is the constant interruptions …’.</w:t>
+            </w:r>
+          </w:p>
+        </w:tc>
+      </w:tr>
+      <w:tr>
+        <w:tc>
+          <w:tcPr>
+            <w:tcW w:w="2605" w:type="dxa"/>
+          </w:tcPr>
+          <w:p>
+            <w:r>
+              <w:rPr>
+                <w:rFonts w:cs="Times New Roman"/>
+                <w:b/>
+              </w:rPr>
+              <w:t>Teacher’s Answer:</w:t>
+            </w:r>
+          </w:p>
+        </w:tc>
+        <w:tc>
+          <w:tcPr>
+            <w:tcW w:w="6745" w:type="dxa"/>
+          </w:tcPr>
+          <w:p>
+            <w:r>
+              <w:rPr>
+                <w:rFonts w:cs="Times New Roman"/>
+              </w:rPr>
+              <w:t xml:space="preserve">It is the constant interruptions from notifications that make teenagers struggle to focus.</w:t>
+            </w:r>
+          </w:p>
+        </w:tc>
+      </w:tr>
+    </w:tbl>
+    <w:p>
+      <w:pPr>
+        <w:pStyle w:val="Heading3"/>
+        <w:spacing w:line="360" w:lineRule="auto"/>
+      </w:pPr>
+      <w:r>
+        <w:rPr>
+          <w:rFonts w:ascii="Times New Roman" w:hAnsi="Times New Roman" w:cs="Times New Roman"/>
+          <w:sz w:val="22"/>
+        </w:rPr>
         <w:t xml:space="preserve">Example 2: It-cleft – setting up a contrast</w:t>
       </w:r>
     </w:p>
@@ -722,6 +942,226 @@
         <w:t xml:space="preserve">Every day there are news stories about the dangers of social media. While some people blame social media, it is smartphones that cause the real problem. Without a phone in their pocket, teenagers could not check their accounts every five minutes.</w:t>
       </w:r>
     </w:p>
+    <w:p>
+      <w:pPr>
+        <w:pStyle w:val="Heading3"/>
+        <w:spacing w:line="360" w:lineRule="auto"/>
+      </w:pPr>
+      <w:r>
+        <w:rPr>
+          <w:rFonts w:ascii="Times New Roman" w:hAnsi="Times New Roman" w:cs="Times New Roman"/>
+          <w:sz w:val="22"/>
+        </w:rPr>
+        <w:t xml:space="preserve">Class question 1 (Easy): It-cleft – the contrast</w:t>
+      </w:r>
+    </w:p>
+    <w:tbl>
+      <w:tblPr>
+        <w:tblStyle w:val="TableGrid"/>
+        <w:tblW w:w="0" w:type="auto"/>
+        <w:tblLook w:val="04A0" w:firstRow="1" w:lastRow="0" w:firstColumn="1" w:lastColumn="0" w:noHBand="0" w:noVBand="1"/>
+      </w:tblPr>
+      <w:tblGrid>
+        <w:gridCol w:w="2605"/>
+        <w:gridCol w:w="6745"/>
+      </w:tblGrid>
+      <w:tr>
+        <w:tc>
+          <w:tcPr>
+            <w:tcW w:w="2605" w:type="dxa"/>
+          </w:tcPr>
+          <w:p>
+            <w:r>
+              <w:rPr>
+                <w:rFonts w:cs="Times New Roman"/>
+              </w:rPr>
+              <w:t>Simple sentence:</w:t>
+            </w:r>
+          </w:p>
+        </w:tc>
+        <w:tc>
+          <w:tcPr>
+            <w:tcW w:w="6745" w:type="dxa"/>
+          </w:tcPr>
+          <w:p>
+            <w:r>
+              <w:rPr>
+                <w:rFonts w:cs="Times New Roman"/>
+              </w:rPr>
+              <w:t xml:space="preserve">Some blame phones for tiredness, but late-night gaming is the real cause.</w:t>
+            </w:r>
+          </w:p>
+        </w:tc>
+      </w:tr>
+      <w:tr>
+        <w:tc>
+          <w:tcPr>
+            <w:tcW w:w="2605" w:type="dxa"/>
+          </w:tcPr>
+          <w:p>
+            <w:r>
+              <w:rPr>
+                <w:rFonts w:cs="Times New Roman"/>
+              </w:rPr>
+              <w:t>Prompt:</w:t>
+            </w:r>
+          </w:p>
+        </w:tc>
+        <w:tc>
+          <w:tcPr>
+            <w:tcW w:w="6745" w:type="dxa"/>
+          </w:tcPr>
+          <w:p>
+            <w:r>
+              <w:rPr>
+                <w:rFonts w:cs="Times New Roman"/>
+                <w:i/>
+              </w:rPr>
+              <w:t xml:space="preserve">Begin with ‘While some blame phones for tiredness …’.</w:t>
+            </w:r>
+          </w:p>
+        </w:tc>
+      </w:tr>
+      <w:tr>
+        <w:tc>
+          <w:tcPr>
+            <w:tcW w:w="2605" w:type="dxa"/>
+          </w:tcPr>
+          <w:p>
+            <w:r>
+              <w:rPr>
+                <w:rFonts w:cs="Times New Roman"/>
+                <w:b/>
+              </w:rPr>
+              <w:t>Teacher’s Answer:</w:t>
+            </w:r>
+          </w:p>
+        </w:tc>
+        <w:tc>
+          <w:tcPr>
+            <w:tcW w:w="6745" w:type="dxa"/>
+          </w:tcPr>
+          <w:p>
+            <w:r>
+              <w:rPr>
+                <w:rFonts w:cs="Times New Roman"/>
+              </w:rPr>
+              <w:t xml:space="preserve">While some blame phones for tiredness, it is late-night gaming that is the real cause.</w:t>
+            </w:r>
+          </w:p>
+        </w:tc>
+      </w:tr>
+    </w:tbl>
+    <w:p>
+      <w:pPr>
+        <w:pStyle w:val="Heading3"/>
+        <w:spacing w:line="360" w:lineRule="auto"/>
+      </w:pPr>
+      <w:r>
+        <w:rPr>
+          <w:rFonts w:ascii="Times New Roman" w:hAnsi="Times New Roman" w:cs="Times New Roman"/>
+          <w:sz w:val="22"/>
+        </w:rPr>
+        <w:t xml:space="preserve">Class question 2 (Harder): It-cleft – the contrast</w:t>
+      </w:r>
+    </w:p>
+    <w:tbl>
+      <w:tblPr>
+        <w:tblStyle w:val="TableGrid"/>
+        <w:tblW w:w="0" w:type="auto"/>
+        <w:tblLook w:val="04A0" w:firstRow="1" w:lastRow="0" w:firstColumn="1" w:lastColumn="0" w:noHBand="0" w:noVBand="1"/>
+      </w:tblPr>
+      <w:tblGrid>
+        <w:gridCol w:w="2605"/>
+        <w:gridCol w:w="6745"/>
+      </w:tblGrid>
+      <w:tr>
+        <w:tc>
+          <w:tcPr>
+            <w:tcW w:w="2605" w:type="dxa"/>
+          </w:tcPr>
+          <w:p>
+            <w:r>
+              <w:rPr>
+                <w:rFonts w:cs="Times New Roman"/>
+              </w:rPr>
+              <w:t>Simple sentence:</w:t>
+            </w:r>
+          </w:p>
+        </w:tc>
+        <w:tc>
+          <w:tcPr>
+            <w:tcW w:w="6745" w:type="dxa"/>
+          </w:tcPr>
+          <w:p>
+            <w:r>
+              <w:rPr>
+                <w:rFonts w:cs="Times New Roman"/>
+              </w:rPr>
+              <w:t xml:space="preserve">People say teenagers are antisocial, but they themselves avoid family dinners.</w:t>
+            </w:r>
+          </w:p>
+        </w:tc>
+      </w:tr>
+      <w:tr>
+        <w:tc>
+          <w:tcPr>
+            <w:tcW w:w="2605" w:type="dxa"/>
+          </w:tcPr>
+          <w:p>
+            <w:r>
+              <w:rPr>
+                <w:rFonts w:cs="Times New Roman"/>
+              </w:rPr>
+              <w:t>Prompt:</w:t>
+            </w:r>
+          </w:p>
+        </w:tc>
+        <w:tc>
+          <w:tcPr>
+            <w:tcW w:w="6745" w:type="dxa"/>
+          </w:tcPr>
+          <w:p>
+            <w:r>
+              <w:rPr>
+                <w:rFonts w:cs="Times New Roman"/>
+                <w:i/>
+              </w:rPr>
+              <w:t xml:space="preserve">Begin with ‘While people say teenagers are antisocial …’.</w:t>
+            </w:r>
+          </w:p>
+        </w:tc>
+      </w:tr>
+      <w:tr>
+        <w:tc>
+          <w:tcPr>
+            <w:tcW w:w="2605" w:type="dxa"/>
+          </w:tcPr>
+          <w:p>
+            <w:r>
+              <w:rPr>
+                <w:rFonts w:cs="Times New Roman"/>
+                <w:b/>
+              </w:rPr>
+              <w:t>Teacher’s Answer:</w:t>
+            </w:r>
+          </w:p>
+        </w:tc>
+        <w:tc>
+          <w:tcPr>
+            <w:tcW w:w="6745" w:type="dxa"/>
+          </w:tcPr>
+          <w:p>
+            <w:r>
+              <w:rPr>
+                <w:rFonts w:cs="Times New Roman"/>
+              </w:rPr>
+              <w:t xml:space="preserve">While people say teenagers are antisocial, it is adults who avoid family dinners.</w:t>
+            </w:r>
+          </w:p>
+        </w:tc>
+      </w:tr>
+    </w:tbl>
     <w:p>
       <w:pPr>
         <w:pStyle w:val="Heading3"/>
@@ -833,6 +1273,226 @@
           <w:rFonts w:ascii="Times New Roman" w:hAnsi="Times New Roman" w:cs="Times New Roman"/>
           <w:sz w:val="22"/>
         </w:rPr>
+        <w:t xml:space="preserve">Class question 1 (Easy): Wh-cleft – recommendation</w:t>
+      </w:r>
+    </w:p>
+    <w:tbl>
+      <w:tblPr>
+        <w:tblStyle w:val="TableGrid"/>
+        <w:tblW w:w="0" w:type="auto"/>
+        <w:tblLook w:val="04A0" w:firstRow="1" w:lastRow="0" w:firstColumn="1" w:lastColumn="0" w:noHBand="0" w:noVBand="1"/>
+      </w:tblPr>
+      <w:tblGrid>
+        <w:gridCol w:w="2605"/>
+        <w:gridCol w:w="6745"/>
+      </w:tblGrid>
+      <w:tr>
+        <w:tc>
+          <w:tcPr>
+            <w:tcW w:w="2605" w:type="dxa"/>
+          </w:tcPr>
+          <w:p>
+            <w:r>
+              <w:rPr>
+                <w:rFonts w:cs="Times New Roman"/>
+              </w:rPr>
+              <w:t>Simple sentence:</w:t>
+            </w:r>
+          </w:p>
+        </w:tc>
+        <w:tc>
+          <w:tcPr>
+            <w:tcW w:w="6745" w:type="dxa"/>
+          </w:tcPr>
+          <w:p>
+            <w:r>
+              <w:rPr>
+                <w:rFonts w:cs="Times New Roman"/>
+              </w:rPr>
+              <w:t xml:space="preserve">Schools should teach students how to start a real conversation.</w:t>
+            </w:r>
+          </w:p>
+        </w:tc>
+      </w:tr>
+      <w:tr>
+        <w:tc>
+          <w:tcPr>
+            <w:tcW w:w="2605" w:type="dxa"/>
+          </w:tcPr>
+          <w:p>
+            <w:r>
+              <w:rPr>
+                <w:rFonts w:cs="Times New Roman"/>
+              </w:rPr>
+              <w:t>Prompt:</w:t>
+            </w:r>
+          </w:p>
+        </w:tc>
+        <w:tc>
+          <w:tcPr>
+            <w:tcW w:w="6745" w:type="dxa"/>
+          </w:tcPr>
+          <w:p>
+            <w:r>
+              <w:rPr>
+                <w:rFonts w:cs="Times New Roman"/>
+                <w:i/>
+              </w:rPr>
+              <w:t xml:space="preserve">Begin with ‘What schools should do …’.</w:t>
+            </w:r>
+          </w:p>
+        </w:tc>
+      </w:tr>
+      <w:tr>
+        <w:tc>
+          <w:tcPr>
+            <w:tcW w:w="2605" w:type="dxa"/>
+          </w:tcPr>
+          <w:p>
+            <w:r>
+              <w:rPr>
+                <w:rFonts w:cs="Times New Roman"/>
+                <w:b/>
+              </w:rPr>
+              <w:t>Teacher’s Answer:</w:t>
+            </w:r>
+          </w:p>
+        </w:tc>
+        <w:tc>
+          <w:tcPr>
+            <w:tcW w:w="6745" w:type="dxa"/>
+          </w:tcPr>
+          <w:p>
+            <w:r>
+              <w:rPr>
+                <w:rFonts w:cs="Times New Roman"/>
+              </w:rPr>
+              <w:t xml:space="preserve">What schools should do is teach students how to start a real conversation.</w:t>
+            </w:r>
+          </w:p>
+        </w:tc>
+      </w:tr>
+    </w:tbl>
+    <w:p>
+      <w:pPr>
+        <w:pStyle w:val="Heading3"/>
+        <w:spacing w:line="360" w:lineRule="auto"/>
+      </w:pPr>
+      <w:r>
+        <w:rPr>
+          <w:rFonts w:ascii="Times New Roman" w:hAnsi="Times New Roman" w:cs="Times New Roman"/>
+          <w:sz w:val="22"/>
+        </w:rPr>
+        <w:t xml:space="preserve">Class question 2 (Harder): Wh-cleft – recommendation</w:t>
+      </w:r>
+    </w:p>
+    <w:tbl>
+      <w:tblPr>
+        <w:tblStyle w:val="TableGrid"/>
+        <w:tblW w:w="0" w:type="auto"/>
+        <w:tblLook w:val="04A0" w:firstRow="1" w:lastRow="0" w:firstColumn="1" w:lastColumn="0" w:noHBand="0" w:noVBand="1"/>
+      </w:tblPr>
+      <w:tblGrid>
+        <w:gridCol w:w="2605"/>
+        <w:gridCol w:w="6745"/>
+      </w:tblGrid>
+      <w:tr>
+        <w:tc>
+          <w:tcPr>
+            <w:tcW w:w="2605" w:type="dxa"/>
+          </w:tcPr>
+          <w:p>
+            <w:r>
+              <w:rPr>
+                <w:rFonts w:cs="Times New Roman"/>
+              </w:rPr>
+              <w:t>Simple sentence:</w:t>
+            </w:r>
+          </w:p>
+        </w:tc>
+        <w:tc>
+          <w:tcPr>
+            <w:tcW w:w="6745" w:type="dxa"/>
+          </w:tcPr>
+          <w:p>
+            <w:r>
+              <w:rPr>
+                <w:rFonts w:cs="Times New Roman"/>
+              </w:rPr>
+              <w:t xml:space="preserve">Teenagers need a safe space to practise speaking in groups.</w:t>
+            </w:r>
+          </w:p>
+        </w:tc>
+      </w:tr>
+      <w:tr>
+        <w:tc>
+          <w:tcPr>
+            <w:tcW w:w="2605" w:type="dxa"/>
+          </w:tcPr>
+          <w:p>
+            <w:r>
+              <w:rPr>
+                <w:rFonts w:cs="Times New Roman"/>
+              </w:rPr>
+              <w:t>Prompt:</w:t>
+            </w:r>
+          </w:p>
+        </w:tc>
+        <w:tc>
+          <w:tcPr>
+            <w:tcW w:w="6745" w:type="dxa"/>
+          </w:tcPr>
+          <w:p>
+            <w:r>
+              <w:rPr>
+                <w:rFonts w:cs="Times New Roman"/>
+                <w:i/>
+              </w:rPr>
+              <w:t xml:space="preserve">Begin with ‘What teenagers need …’.</w:t>
+            </w:r>
+          </w:p>
+        </w:tc>
+      </w:tr>
+      <w:tr>
+        <w:tc>
+          <w:tcPr>
+            <w:tcW w:w="2605" w:type="dxa"/>
+          </w:tcPr>
+          <w:p>
+            <w:r>
+              <w:rPr>
+                <w:rFonts w:cs="Times New Roman"/>
+                <w:b/>
+              </w:rPr>
+              <w:t>Teacher’s Answer:</w:t>
+            </w:r>
+          </w:p>
+        </w:tc>
+        <w:tc>
+          <w:tcPr>
+            <w:tcW w:w="6745" w:type="dxa"/>
+          </w:tcPr>
+          <w:p>
+            <w:r>
+              <w:rPr>
+                <w:rFonts w:cs="Times New Roman"/>
+              </w:rPr>
+              <w:t xml:space="preserve">What teenagers need is a safe space to practise speaking in groups.</w:t>
+            </w:r>
+          </w:p>
+        </w:tc>
+      </w:tr>
+    </w:tbl>
+    <w:p>
+      <w:pPr>
+        <w:pStyle w:val="Heading3"/>
+        <w:spacing w:line="360" w:lineRule="auto"/>
+      </w:pPr>
+      <w:r>
+        <w:rPr>
+          <w:rFonts w:ascii="Times New Roman" w:hAnsi="Times New Roman" w:cs="Times New Roman"/>
+          <w:sz w:val="22"/>
+        </w:rPr>
         <w:t xml:space="preserve">Example 4: All-cleft – naming the only thing needed</w:t>
       </w:r>
     </w:p>
@@ -924,6 +1584,226 @@
         <w:t xml:space="preserve">Parents often buy expensive devices or hire tutors to help their children socially. All teenagers need is one real conversation to remember the value of talking. Once they experience the warmth of genuine human connection, the cold comfort of emojis will seem far less appealing.</w:t>
       </w:r>
     </w:p>
+    <w:p>
+      <w:pPr>
+        <w:pStyle w:val="Heading3"/>
+        <w:spacing w:line="360" w:lineRule="auto"/>
+      </w:pPr>
+      <w:r>
+        <w:rPr>
+          <w:rFonts w:ascii="Times New Roman" w:hAnsi="Times New Roman" w:cs="Times New Roman"/>
+          <w:sz w:val="22"/>
+        </w:rPr>
+        <w:t xml:space="preserve">Class question 1 (Easy): All-cleft</w:t>
+      </w:r>
+    </w:p>
+    <w:tbl>
+      <w:tblPr>
+        <w:tblStyle w:val="TableGrid"/>
+        <w:tblW w:w="0" w:type="auto"/>
+        <w:tblLook w:val="04A0" w:firstRow="1" w:lastRow="0" w:firstColumn="1" w:lastColumn="0" w:noHBand="0" w:noVBand="1"/>
+      </w:tblPr>
+      <w:tblGrid>
+        <w:gridCol w:w="2605"/>
+        <w:gridCol w:w="6745"/>
+      </w:tblGrid>
+      <w:tr>
+        <w:tc>
+          <w:tcPr>
+            <w:tcW w:w="2605" w:type="dxa"/>
+          </w:tcPr>
+          <w:p>
+            <w:r>
+              <w:rPr>
+                <w:rFonts w:cs="Times New Roman"/>
+              </w:rPr>
+              <w:t>Simple sentence:</w:t>
+            </w:r>
+          </w:p>
+        </w:tc>
+        <w:tc>
+          <w:tcPr>
+            <w:tcW w:w="6745" w:type="dxa"/>
+          </w:tcPr>
+          <w:p>
+            <w:r>
+              <w:rPr>
+                <w:rFonts w:cs="Times New Roman"/>
+              </w:rPr>
+              <w:t xml:space="preserve">Teenagers only need one supportive friend to feel understood.</w:t>
+            </w:r>
+          </w:p>
+        </w:tc>
+      </w:tr>
+      <w:tr>
+        <w:tc>
+          <w:tcPr>
+            <w:tcW w:w="2605" w:type="dxa"/>
+          </w:tcPr>
+          <w:p>
+            <w:r>
+              <w:rPr>
+                <w:rFonts w:cs="Times New Roman"/>
+              </w:rPr>
+              <w:t>Prompt:</w:t>
+            </w:r>
+          </w:p>
+        </w:tc>
+        <w:tc>
+          <w:tcPr>
+            <w:tcW w:w="6745" w:type="dxa"/>
+          </w:tcPr>
+          <w:p>
+            <w:r>
+              <w:rPr>
+                <w:rFonts w:cs="Times New Roman"/>
+                <w:i/>
+              </w:rPr>
+              <w:t xml:space="preserve">Begin with ‘All teenagers need …’.</w:t>
+            </w:r>
+          </w:p>
+        </w:tc>
+      </w:tr>
+      <w:tr>
+        <w:tc>
+          <w:tcPr>
+            <w:tcW w:w="2605" w:type="dxa"/>
+          </w:tcPr>
+          <w:p>
+            <w:r>
+              <w:rPr>
+                <w:rFonts w:cs="Times New Roman"/>
+                <w:b/>
+              </w:rPr>
+              <w:t>Teacher’s Answer:</w:t>
+            </w:r>
+          </w:p>
+        </w:tc>
+        <w:tc>
+          <w:tcPr>
+            <w:tcW w:w="6745" w:type="dxa"/>
+          </w:tcPr>
+          <w:p>
+            <w:r>
+              <w:rPr>
+                <w:rFonts w:cs="Times New Roman"/>
+              </w:rPr>
+              <w:t xml:space="preserve">All teenagers need is one supportive friend to feel understood.</w:t>
+            </w:r>
+          </w:p>
+        </w:tc>
+      </w:tr>
+    </w:tbl>
+    <w:p>
+      <w:pPr>
+        <w:pStyle w:val="Heading3"/>
+        <w:spacing w:line="360" w:lineRule="auto"/>
+      </w:pPr>
+      <w:r>
+        <w:rPr>
+          <w:rFonts w:ascii="Times New Roman" w:hAnsi="Times New Roman" w:cs="Times New Roman"/>
+          <w:sz w:val="22"/>
+        </w:rPr>
+        <w:t xml:space="preserve">Class question 2 (Harder): All-cleft</w:t>
+      </w:r>
+    </w:p>
+    <w:tbl>
+      <w:tblPr>
+        <w:tblStyle w:val="TableGrid"/>
+        <w:tblW w:w="0" w:type="auto"/>
+        <w:tblLook w:val="04A0" w:firstRow="1" w:lastRow="0" w:firstColumn="1" w:lastColumn="0" w:noHBand="0" w:noVBand="1"/>
+      </w:tblPr>
+      <w:tblGrid>
+        <w:gridCol w:w="2605"/>
+        <w:gridCol w:w="6745"/>
+      </w:tblGrid>
+      <w:tr>
+        <w:tc>
+          <w:tcPr>
+            <w:tcW w:w="2605" w:type="dxa"/>
+          </w:tcPr>
+          <w:p>
+            <w:r>
+              <w:rPr>
+                <w:rFonts w:cs="Times New Roman"/>
+              </w:rPr>
+              <w:t>Simple sentence:</w:t>
+            </w:r>
+          </w:p>
+        </w:tc>
+        <w:tc>
+          <w:tcPr>
+            <w:tcW w:w="6745" w:type="dxa"/>
+          </w:tcPr>
+          <w:p>
+            <w:r>
+              <w:rPr>
+                <w:rFonts w:cs="Times New Roman"/>
+              </w:rPr>
+              <w:t xml:space="preserve">Teenagers only need to feel brave for a moment to speak to a stranger.</w:t>
+            </w:r>
+          </w:p>
+        </w:tc>
+      </w:tr>
+      <w:tr>
+        <w:tc>
+          <w:tcPr>
+            <w:tcW w:w="2605" w:type="dxa"/>
+          </w:tcPr>
+          <w:p>
+            <w:r>
+              <w:rPr>
+                <w:rFonts w:cs="Times New Roman"/>
+              </w:rPr>
+              <w:t>Prompt:</w:t>
+            </w:r>
+          </w:p>
+        </w:tc>
+        <w:tc>
+          <w:tcPr>
+            <w:tcW w:w="6745" w:type="dxa"/>
+          </w:tcPr>
+          <w:p>
+            <w:r>
+              <w:rPr>
+                <w:rFonts w:cs="Times New Roman"/>
+                <w:i/>
+              </w:rPr>
+              <w:t xml:space="preserve">Begin with ‘All teenagers need …’.</w:t>
+            </w:r>
+          </w:p>
+        </w:tc>
+      </w:tr>
+      <w:tr>
+        <w:tc>
+          <w:tcPr>
+            <w:tcW w:w="2605" w:type="dxa"/>
+          </w:tcPr>
+          <w:p>
+            <w:r>
+              <w:rPr>
+                <w:rFonts w:cs="Times New Roman"/>
+                <w:b/>
+              </w:rPr>
+              <w:t>Teacher’s Answer:</w:t>
+            </w:r>
+          </w:p>
+        </w:tc>
+        <w:tc>
+          <w:tcPr>
+            <w:tcW w:w="6745" w:type="dxa"/>
+          </w:tcPr>
+          <w:p>
+            <w:r>
+              <w:rPr>
+                <w:rFonts w:cs="Times New Roman"/>
+              </w:rPr>
+              <w:t xml:space="preserve">All teenagers need is the bravery to speak to a stranger.</w:t>
+            </w:r>
+          </w:p>
+        </w:tc>
+      </w:tr>
+    </w:tbl>
     <w:p>
       <w:pPr>
         <w:pStyle w:val="Heading1"/>

--- a/Lesson 4 - Cleft sentences (Teacher's).docx
+++ b/Lesson 4 - Cleft sentences (Teacher's).docx
@@ -112,7 +112,7 @@
         <w:rPr>
           <w:rFonts w:cs="Times New Roman"/>
         </w:rPr>
-        <w:t xml:space="preserve">Can anyone seriously deny that technology has made us lazier? Not only teenagers waste entire afternoons watching videos, but they also order every meal through delivery apps who bring food to their door within minutes. Apps, which are designed to help with homework, are frequently used for gaming instead. Students which live within walking distance still take the bus because moving feels like an unnecessary burden. The important of physical activity is something that our generation has completely forgotten. Only when someone hides their phone they can remember what life used to be like.</w:t>
+        <w:t xml:space="preserve">Everyone claims that technology makes life easier, but the truth is far less pleasant. Not only teenagers order food instead of cooking, but they also replace real conversations with emoji-filled messages. They sit for hours on apps, that were designed to save time, and end up achieving nothing meaningful. The convenient of instant delivery has destroyed any reason to walk to the shops. Rarely parents notice that their children have forgotten how to hold a proper conversation. Only when someone removes every screen from the house the family remembers what silence feels like.</w:t>
       </w:r>
     </w:p>
     <w:p>
@@ -123,7 +123,7 @@
         <w:rPr>
           <w:rFonts w:cs="Times New Roman"/>
         </w:rPr>
-        <w:t xml:space="preserve">Has technology truly destroyed our work ethic, or are we simply judging a new generation by outdated beliefs? Many adults, which grew up without smartphones, accuse young people of laziness simply because their work happens on a screen. Never parents admit that teenagers today run online businesses and solve problems that older generations could not. What they fail to see is the significant of these new skills for the modern workplace. They also miss the possible that young people can be productive while holding a phone. In fact, technology has merely challenged the believe that hard work must always look physical.</w:t>
+        <w:t xml:space="preserve">Has technology really destroyed our generation, or have older adults simply misunderstood how we work? What they refuse to accept is that young people today manage schoolwork alongside online projects they could never have completed without the internet. Not only teenagers of the past lacked these tools, but they also missed the opportunities that digital platforms create. The believe that real work must involve physical sweat ignores the fact that running a website demands just as much effort. Rarely critics acknowledge that a teenager editing videos is working just as hard as someone lifting boxes. The reason because teenagers seem distracted is not laziness but the creative work they are doing on their phones. Only when adults look at the results of their work they can understand what teenagers actually achieve.</w:t>
       </w:r>
     </w:p>
     <w:p>
@@ -210,7 +210,7 @@
               <w:rPr>
                 <w:rFonts w:cs="Times New Roman"/>
               </w:rPr>
-              <w:t xml:space="preserve">Not only do teenagers waste entire afternoons watching videos... (Move 'do' before the subject — 'Not only' inverts the subject and the verb.)</w:t>
+              <w:t xml:space="preserve">Not only do teenagers order food instead of cooking... (Move 'do' before the subject — 'Not only' inverts the subject and the verb.)</w:t>
             </w:r>
           </w:p>
         </w:tc>
@@ -240,7 +240,7 @@
               <w:rPr>
                 <w:rFonts w:cs="Times New Roman"/>
               </w:rPr>
-              <w:t xml:space="preserve">...delivery apps, which bring food to their door within minutes... (Use 'which' for things, not 'who' — a relative pronoun for things is needed.)</w:t>
+              <w:t xml:space="preserve">They sit for hours on apps, which were designed to save time... ('that' cannot be used after a comma in a non-restrictive clause; use 'which'.)</w:t>
             </w:r>
           </w:p>
         </w:tc>
@@ -270,7 +270,7 @@
               <w:rPr>
                 <w:rFonts w:cs="Times New Roman"/>
               </w:rPr>
-              <w:t xml:space="preserve">Students, who live within walking distance, still take the bus... (Use 'who' for people, not 'which' — a relative pronoun for people is needed.)</w:t>
+              <w:t xml:space="preserve">The convenience of instant delivery has destroyed any reason to walk to the shops. ('important' → 'importance' — a noun is needed after 'the'.)</w:t>
             </w:r>
           </w:p>
         </w:tc>
@@ -300,7 +300,7 @@
               <w:rPr>
                 <w:rFonts w:cs="Times New Roman"/>
               </w:rPr>
-              <w:t xml:space="preserve">The importance of physical activity is something that our generation has completely forgotten. ('important' → 'importance' — a noun is needed after 'the'.)</w:t>
+              <w:t xml:space="preserve">Rarely do parents notice that their children have forgotten how to hold a proper conversation. (Move 'do' before the subject — 'Rarely' inverts the subject and the verb.)</w:t>
             </w:r>
           </w:p>
         </w:tc>
@@ -330,7 +330,7 @@
               <w:rPr>
                 <w:rFonts w:cs="Times New Roman"/>
               </w:rPr>
-              <w:t xml:space="preserve">Only when someone hides their phone can they remember what life used to be like. (Move 'can' before the subject — 'Only when' inverts the subject and the verb.)</w:t>
+              <w:t xml:space="preserve">Only when someone removes every screen from the house does the family remember what silence feels like. (Move 'does' before the subject — 'Only when' inverts the subject and the verb.)</w:t>
             </w:r>
           </w:p>
         </w:tc>
@@ -360,7 +360,7 @@
               <w:rPr>
                 <w:rFonts w:cs="Times New Roman"/>
               </w:rPr>
-              <w:t xml:space="preserve">Many adults, who grew up without smartphones, accuse young people of laziness. (Use 'who' for people, not 'which' — a relative pronoun for people is needed.)</w:t>
+              <w:t xml:space="preserve">Not only did teenagers of the past lack these tools... (Move 'did' before the subject — 'Not only' inverts the subject and the verb.)</w:t>
             </w:r>
           </w:p>
         </w:tc>
@@ -390,7 +390,7 @@
               <w:rPr>
                 <w:rFonts w:cs="Times New Roman"/>
               </w:rPr>
-              <w:t xml:space="preserve">Never do parents admit that teenagers today run online businesses... (Move 'do' before the subject — 'Never' inverts the subject and the verb.)</w:t>
+              <w:t xml:space="preserve">The belief that real work must involve physical sweat ignores the fact that running a website demands just as much effort. ('believe' → 'belief' — a noun is needed after 'the'.)</w:t>
             </w:r>
           </w:p>
         </w:tc>
@@ -420,7 +420,7 @@
               <w:rPr>
                 <w:rFonts w:cs="Times New Roman"/>
               </w:rPr>
-              <w:t xml:space="preserve">...the significance of these new skills for the modern workplace. ('significant' → 'significance' — a noun is needed after 'the'.)</w:t>
+              <w:t xml:space="preserve">Rarely do critics acknowledge that a teenager editing videos is working just as hard as someone lifting boxes. (Move 'do' before the subject — 'Rarely' inverts the subject and the verb.)</w:t>
             </w:r>
           </w:p>
         </w:tc>
@@ -450,7 +450,7 @@
               <w:rPr>
                 <w:rFonts w:cs="Times New Roman"/>
               </w:rPr>
-              <w:t xml:space="preserve">...the possibility that young people can be productive while holding a phone. ('possible' → 'possibility' — a noun is needed after 'the'.)</w:t>
+              <w:t xml:space="preserve">The reason why teenagers seem distracted is not laziness but the creative work they are doing on their phones. ('because' cannot follow 'The reason'; use 'why' or 'that'.)</w:t>
             </w:r>
           </w:p>
         </w:tc>
@@ -480,7 +480,7 @@
               <w:rPr>
                 <w:rFonts w:cs="Times New Roman"/>
               </w:rPr>
-              <w:t xml:space="preserve">In fact, technology has merely challenged the belief that hard work must always look physical. ('believe' → 'belief' — a noun is needed after 'the'.)</w:t>
+              <w:t xml:space="preserve">Only when adults look at the results of their work can they understand what teenagers actually achieve. (Move 'can' before the subject — 'Only when' inverts the subject and the verb.)</w:t>
             </w:r>
           </w:p>
         </w:tc>
@@ -530,7 +530,649 @@
           <w:rFonts w:ascii="Times New Roman" w:hAnsi="Times New Roman" w:cs="Times New Roman"/>
           <w:sz w:val="22"/>
         </w:rPr>
-        <w:t xml:space="preserve">Example 1: It-cleft – focusing on the cause</w:t>
+        <w:t xml:space="preserve">Example 1: Wh-cleft – presenting a recommendation</w:t>
+      </w:r>
+    </w:p>
+    <w:tbl>
+      <w:tblPr>
+        <w:tblStyle w:val="TableGrid"/>
+        <w:tblW w:w="0" w:type="auto"/>
+        <w:tblLook w:val="04A0" w:firstRow="1" w:lastRow="0" w:firstColumn="1" w:lastColumn="0" w:noHBand="0" w:noVBand="1"/>
+      </w:tblPr>
+      <w:tblGrid>
+        <w:gridCol w:w="2605"/>
+        <w:gridCol w:w="6745"/>
+      </w:tblGrid>
+      <w:tr>
+        <w:tc>
+          <w:tcPr>
+            <w:tcW w:w="2605" w:type="dxa"/>
+            <w:shd w:val="clear" w:color="auto" w:fill="DEEBF7"/>
+          </w:tcPr>
+          <w:p>
+            <w:r>
+              <w:rPr>
+                <w:rFonts w:cs="Times New Roman"/>
+              </w:rPr>
+              <w:t xml:space="preserve">Plain:</w:t>
+            </w:r>
+          </w:p>
+        </w:tc>
+        <w:tc>
+          <w:tcPr>
+            <w:tcW w:w="6745" w:type="dxa"/>
+            <w:shd w:val="clear" w:color="auto" w:fill="DEEBF7"/>
+          </w:tcPr>
+          <w:p>
+            <w:r>
+              <w:rPr>
+                <w:rFonts w:cs="Times New Roman"/>
+              </w:rPr>
+              <w:t xml:space="preserve">Schools should teach students how to communicate face to face.</w:t>
+            </w:r>
+          </w:p>
+        </w:tc>
+      </w:tr>
+      <w:tr>
+        <w:tc>
+          <w:tcPr>
+            <w:tcW w:w="2605" w:type="dxa"/>
+            <w:shd w:val="clear" w:color="auto" w:fill="DEEBF7"/>
+          </w:tcPr>
+          <w:p>
+            <w:r>
+              <w:rPr>
+                <w:rFonts w:cs="Times New Roman"/>
+              </w:rPr>
+              <w:t xml:space="preserve">More formal:</w:t>
+            </w:r>
+          </w:p>
+        </w:tc>
+        <w:tc>
+          <w:tcPr>
+            <w:tcW w:w="6745" w:type="dxa"/>
+            <w:shd w:val="clear" w:color="auto" w:fill="DEEBF7"/>
+          </w:tcPr>
+          <w:p>
+            <w:r>
+              <w:rPr>
+                <w:rFonts w:cs="Times New Roman"/>
+              </w:rPr>
+              <w:t xml:space="preserve">What schools should do is teach students how to communicate face to face.</w:t>
+            </w:r>
+          </w:p>
+        </w:tc>
+      </w:tr>
+    </w:tbl>
+    <w:p>
+      <w:pPr>
+        <w:pBdr>
+          <w:top w:val="single" w:sz="4" w:space="4" w:color="auto"/>
+          <w:left w:val="single" w:sz="4" w:space="4" w:color="auto"/>
+          <w:bottom w:val="single" w:sz="4" w:space="4" w:color="auto"/>
+          <w:right w:val="single" w:sz="4" w:space="4" w:color="auto"/>
+        </w:pBdr>
+        <w:spacing w:line="360" w:lineRule="auto"/>
+      </w:pPr>
+      <w:r>
+        <w:rPr>
+          <w:rFonts w:cs="Times New Roman"/>
+        </w:rPr>
+        <w:t xml:space="preserve">Many teachers complain that their students cannot hold a proper conversation. What schools should do is teach students how to communicate face to face. A single workshop on active listening would help teenagers rebuild the skills that messaging apps have quietly taken away.</w:t>
+      </w:r>
+    </w:p>
+    <w:p>
+      <w:pPr>
+        <w:pStyle w:val="Heading3"/>
+        <w:spacing w:line="360" w:lineRule="auto"/>
+      </w:pPr>
+      <w:r>
+        <w:rPr>
+          <w:rFonts w:ascii="Times New Roman" w:hAnsi="Times New Roman" w:cs="Times New Roman"/>
+          <w:sz w:val="22"/>
+        </w:rPr>
+        <w:t xml:space="preserve">Class question 1 (Easy): Wh-cleft – recommendation</w:t>
+      </w:r>
+    </w:p>
+    <w:tbl>
+      <w:tblPr>
+        <w:tblStyle w:val="TableGrid"/>
+        <w:tblW w:w="0" w:type="auto"/>
+        <w:tblLook w:val="04A0" w:firstRow="1" w:lastRow="0" w:firstColumn="1" w:lastColumn="0" w:noHBand="0" w:noVBand="1"/>
+      </w:tblPr>
+      <w:tblGrid>
+        <w:gridCol w:w="2605"/>
+        <w:gridCol w:w="6745"/>
+      </w:tblGrid>
+      <w:tr>
+        <w:tc>
+          <w:tcPr>
+            <w:tcW w:w="2605" w:type="dxa"/>
+          </w:tcPr>
+          <w:p>
+            <w:r>
+              <w:rPr>
+                <w:rFonts w:cs="Times New Roman"/>
+              </w:rPr>
+              <w:t>Simple sentence:</w:t>
+            </w:r>
+          </w:p>
+        </w:tc>
+        <w:tc>
+          <w:tcPr>
+            <w:tcW w:w="6745" w:type="dxa"/>
+          </w:tcPr>
+          <w:p>
+            <w:r>
+              <w:rPr>
+                <w:rFonts w:cs="Times New Roman"/>
+              </w:rPr>
+              <w:t xml:space="preserve">Schools should teach students how to start a real conversation.</w:t>
+            </w:r>
+          </w:p>
+        </w:tc>
+      </w:tr>
+      <w:tr>
+        <w:tc>
+          <w:tcPr>
+            <w:tcW w:w="2605" w:type="dxa"/>
+          </w:tcPr>
+          <w:p>
+            <w:r>
+              <w:rPr>
+                <w:rFonts w:cs="Times New Roman"/>
+              </w:rPr>
+              <w:t>Prompt:</w:t>
+            </w:r>
+          </w:p>
+        </w:tc>
+        <w:tc>
+          <w:tcPr>
+            <w:tcW w:w="6745" w:type="dxa"/>
+          </w:tcPr>
+          <w:p>
+            <w:r>
+              <w:rPr>
+                <w:rFonts w:cs="Times New Roman"/>
+                <w:i/>
+              </w:rPr>
+              <w:t xml:space="preserve">Begin with ‘What schools should do …’.</w:t>
+            </w:r>
+          </w:p>
+        </w:tc>
+      </w:tr>
+      <w:tr>
+        <w:tc>
+          <w:tcPr>
+            <w:tcW w:w="2605" w:type="dxa"/>
+          </w:tcPr>
+          <w:p>
+            <w:r>
+              <w:rPr>
+                <w:rFonts w:cs="Times New Roman"/>
+                <w:b/>
+              </w:rPr>
+              <w:t>Teacher’s Answer:</w:t>
+            </w:r>
+          </w:p>
+        </w:tc>
+        <w:tc>
+          <w:tcPr>
+            <w:tcW w:w="6745" w:type="dxa"/>
+          </w:tcPr>
+          <w:p>
+            <w:r>
+              <w:rPr>
+                <w:rFonts w:cs="Times New Roman"/>
+              </w:rPr>
+              <w:t xml:space="preserve">What schools should do is teach students how to start a real conversation.</w:t>
+            </w:r>
+          </w:p>
+        </w:tc>
+      </w:tr>
+    </w:tbl>
+    <w:p>
+      <w:pPr>
+        <w:pStyle w:val="Heading3"/>
+        <w:spacing w:line="360" w:lineRule="auto"/>
+      </w:pPr>
+      <w:r>
+        <w:rPr>
+          <w:rFonts w:ascii="Times New Roman" w:hAnsi="Times New Roman" w:cs="Times New Roman"/>
+          <w:sz w:val="22"/>
+        </w:rPr>
+        <w:t xml:space="preserve">Class question 2 (Harder): Wh-cleft – recommendation</w:t>
+      </w:r>
+    </w:p>
+    <w:tbl>
+      <w:tblPr>
+        <w:tblStyle w:val="TableGrid"/>
+        <w:tblW w:w="0" w:type="auto"/>
+        <w:tblLook w:val="04A0" w:firstRow="1" w:lastRow="0" w:firstColumn="1" w:lastColumn="0" w:noHBand="0" w:noVBand="1"/>
+      </w:tblPr>
+      <w:tblGrid>
+        <w:gridCol w:w="2605"/>
+        <w:gridCol w:w="6745"/>
+      </w:tblGrid>
+      <w:tr>
+        <w:tc>
+          <w:tcPr>
+            <w:tcW w:w="2605" w:type="dxa"/>
+          </w:tcPr>
+          <w:p>
+            <w:r>
+              <w:rPr>
+                <w:rFonts w:cs="Times New Roman"/>
+              </w:rPr>
+              <w:t>Simple sentence:</w:t>
+            </w:r>
+          </w:p>
+        </w:tc>
+        <w:tc>
+          <w:tcPr>
+            <w:tcW w:w="6745" w:type="dxa"/>
+          </w:tcPr>
+          <w:p>
+            <w:r>
+              <w:rPr>
+                <w:rFonts w:cs="Times New Roman"/>
+              </w:rPr>
+              <w:t xml:space="preserve">Teenagers need a safe space to practise speaking in groups.</w:t>
+            </w:r>
+          </w:p>
+        </w:tc>
+      </w:tr>
+      <w:tr>
+        <w:tc>
+          <w:tcPr>
+            <w:tcW w:w="2605" w:type="dxa"/>
+          </w:tcPr>
+          <w:p>
+            <w:r>
+              <w:rPr>
+                <w:rFonts w:cs="Times New Roman"/>
+              </w:rPr>
+              <w:t>Prompt:</w:t>
+            </w:r>
+          </w:p>
+        </w:tc>
+        <w:tc>
+          <w:tcPr>
+            <w:tcW w:w="6745" w:type="dxa"/>
+          </w:tcPr>
+          <w:p>
+            <w:r>
+              <w:rPr>
+                <w:rFonts w:cs="Times New Roman"/>
+                <w:i/>
+              </w:rPr>
+              <w:t xml:space="preserve">Begin with ‘What teenagers need …’.</w:t>
+            </w:r>
+          </w:p>
+        </w:tc>
+      </w:tr>
+      <w:tr>
+        <w:tc>
+          <w:tcPr>
+            <w:tcW w:w="2605" w:type="dxa"/>
+          </w:tcPr>
+          <w:p>
+            <w:r>
+              <w:rPr>
+                <w:rFonts w:cs="Times New Roman"/>
+                <w:b/>
+              </w:rPr>
+              <w:t>Teacher’s Answer:</w:t>
+            </w:r>
+          </w:p>
+        </w:tc>
+        <w:tc>
+          <w:tcPr>
+            <w:tcW w:w="6745" w:type="dxa"/>
+          </w:tcPr>
+          <w:p>
+            <w:r>
+              <w:rPr>
+                <w:rFonts w:cs="Times New Roman"/>
+              </w:rPr>
+              <w:t xml:space="preserve">What teenagers need is a safe space to practise speaking in groups.</w:t>
+            </w:r>
+          </w:p>
+        </w:tc>
+      </w:tr>
+    </w:tbl>
+    <w:p>
+      <w:pPr>
+        <w:pStyle w:val="Heading3"/>
+        <w:spacing w:line="360" w:lineRule="auto"/>
+      </w:pPr>
+      <w:r>
+        <w:rPr>
+          <w:rFonts w:ascii="Times New Roman" w:hAnsi="Times New Roman" w:cs="Times New Roman"/>
+          <w:sz w:val="22"/>
+        </w:rPr>
+        <w:t xml:space="preserve">Example 2: All-cleft – naming the only thing needed</w:t>
+      </w:r>
+    </w:p>
+    <w:tbl>
+      <w:tblPr>
+        <w:tblStyle w:val="TableGrid"/>
+        <w:tblW w:w="0" w:type="auto"/>
+        <w:tblLook w:val="04A0" w:firstRow="1" w:lastRow="0" w:firstColumn="1" w:lastColumn="0" w:noHBand="0" w:noVBand="1"/>
+      </w:tblPr>
+      <w:tblGrid>
+        <w:gridCol w:w="2605"/>
+        <w:gridCol w:w="6745"/>
+      </w:tblGrid>
+      <w:tr>
+        <w:tc>
+          <w:tcPr>
+            <w:tcW w:w="2605" w:type="dxa"/>
+            <w:shd w:val="clear" w:color="auto" w:fill="DEEBF7"/>
+          </w:tcPr>
+          <w:p>
+            <w:r>
+              <w:rPr>
+                <w:rFonts w:cs="Times New Roman"/>
+              </w:rPr>
+              <w:t xml:space="preserve">Plain:</w:t>
+            </w:r>
+          </w:p>
+        </w:tc>
+        <w:tc>
+          <w:tcPr>
+            <w:tcW w:w="6745" w:type="dxa"/>
+            <w:shd w:val="clear" w:color="auto" w:fill="DEEBF7"/>
+          </w:tcPr>
+          <w:p>
+            <w:r>
+              <w:rPr>
+                <w:rFonts w:cs="Times New Roman"/>
+              </w:rPr>
+              <w:t xml:space="preserve">Teenagers only need one real conversation to remember the value of talking.</w:t>
+            </w:r>
+          </w:p>
+        </w:tc>
+      </w:tr>
+      <w:tr>
+        <w:tc>
+          <w:tcPr>
+            <w:tcW w:w="2605" w:type="dxa"/>
+            <w:shd w:val="clear" w:color="auto" w:fill="DEEBF7"/>
+          </w:tcPr>
+          <w:p>
+            <w:r>
+              <w:rPr>
+                <w:rFonts w:cs="Times New Roman"/>
+              </w:rPr>
+              <w:t xml:space="preserve">More formal:</w:t>
+            </w:r>
+          </w:p>
+        </w:tc>
+        <w:tc>
+          <w:tcPr>
+            <w:tcW w:w="6745" w:type="dxa"/>
+            <w:shd w:val="clear" w:color="auto" w:fill="DEEBF7"/>
+          </w:tcPr>
+          <w:p>
+            <w:r>
+              <w:rPr>
+                <w:rFonts w:cs="Times New Roman"/>
+              </w:rPr>
+              <w:t xml:space="preserve">All teenagers need is one real conversation to remember the value of talking.</w:t>
+            </w:r>
+          </w:p>
+        </w:tc>
+      </w:tr>
+    </w:tbl>
+    <w:p>
+      <w:pPr>
+        <w:pBdr>
+          <w:top w:val="single" w:sz="4" w:space="4" w:color="auto"/>
+          <w:left w:val="single" w:sz="4" w:space="4" w:color="auto"/>
+          <w:bottom w:val="single" w:sz="4" w:space="4" w:color="auto"/>
+          <w:right w:val="single" w:sz="4" w:space="4" w:color="auto"/>
+        </w:pBdr>
+        <w:spacing w:line="360" w:lineRule="auto"/>
+      </w:pPr>
+      <w:r>
+        <w:rPr>
+          <w:rFonts w:cs="Times New Roman"/>
+        </w:rPr>
+        <w:t xml:space="preserve">Parents often buy expensive devices or hire tutors to help their children socially. All teenagers need is one real conversation to remember the value of talking. Once they experience the warmth of genuine human connection, the cold comfort of emojis will seem far less appealing.</w:t>
+      </w:r>
+    </w:p>
+    <w:p>
+      <w:pPr>
+        <w:pStyle w:val="Heading3"/>
+        <w:spacing w:line="360" w:lineRule="auto"/>
+      </w:pPr>
+      <w:r>
+        <w:rPr>
+          <w:rFonts w:ascii="Times New Roman" w:hAnsi="Times New Roman" w:cs="Times New Roman"/>
+          <w:sz w:val="22"/>
+        </w:rPr>
+        <w:t xml:space="preserve">Class question 1 (Easy): All-cleft</w:t>
+      </w:r>
+    </w:p>
+    <w:tbl>
+      <w:tblPr>
+        <w:tblStyle w:val="TableGrid"/>
+        <w:tblW w:w="0" w:type="auto"/>
+        <w:tblLook w:val="04A0" w:firstRow="1" w:lastRow="0" w:firstColumn="1" w:lastColumn="0" w:noHBand="0" w:noVBand="1"/>
+      </w:tblPr>
+      <w:tblGrid>
+        <w:gridCol w:w="2605"/>
+        <w:gridCol w:w="6745"/>
+      </w:tblGrid>
+      <w:tr>
+        <w:tc>
+          <w:tcPr>
+            <w:tcW w:w="2605" w:type="dxa"/>
+          </w:tcPr>
+          <w:p>
+            <w:r>
+              <w:rPr>
+                <w:rFonts w:cs="Times New Roman"/>
+              </w:rPr>
+              <w:t>Simple sentence:</w:t>
+            </w:r>
+          </w:p>
+        </w:tc>
+        <w:tc>
+          <w:tcPr>
+            <w:tcW w:w="6745" w:type="dxa"/>
+          </w:tcPr>
+          <w:p>
+            <w:r>
+              <w:rPr>
+                <w:rFonts w:cs="Times New Roman"/>
+              </w:rPr>
+              <w:t xml:space="preserve">Teenagers only need one supportive friend to feel understood.</w:t>
+            </w:r>
+          </w:p>
+        </w:tc>
+      </w:tr>
+      <w:tr>
+        <w:tc>
+          <w:tcPr>
+            <w:tcW w:w="2605" w:type="dxa"/>
+          </w:tcPr>
+          <w:p>
+            <w:r>
+              <w:rPr>
+                <w:rFonts w:cs="Times New Roman"/>
+              </w:rPr>
+              <w:t>Prompt:</w:t>
+            </w:r>
+          </w:p>
+        </w:tc>
+        <w:tc>
+          <w:tcPr>
+            <w:tcW w:w="6745" w:type="dxa"/>
+          </w:tcPr>
+          <w:p>
+            <w:r>
+              <w:rPr>
+                <w:rFonts w:cs="Times New Roman"/>
+                <w:i/>
+              </w:rPr>
+              <w:t xml:space="preserve">Begin with ‘All teenagers need …’.</w:t>
+            </w:r>
+          </w:p>
+        </w:tc>
+      </w:tr>
+      <w:tr>
+        <w:tc>
+          <w:tcPr>
+            <w:tcW w:w="2605" w:type="dxa"/>
+          </w:tcPr>
+          <w:p>
+            <w:r>
+              <w:rPr>
+                <w:rFonts w:cs="Times New Roman"/>
+                <w:b/>
+              </w:rPr>
+              <w:t>Teacher’s Answer:</w:t>
+            </w:r>
+          </w:p>
+        </w:tc>
+        <w:tc>
+          <w:tcPr>
+            <w:tcW w:w="6745" w:type="dxa"/>
+          </w:tcPr>
+          <w:p>
+            <w:r>
+              <w:rPr>
+                <w:rFonts w:cs="Times New Roman"/>
+              </w:rPr>
+              <w:t xml:space="preserve">All teenagers need is one supportive friend to feel understood.</w:t>
+            </w:r>
+          </w:p>
+        </w:tc>
+      </w:tr>
+    </w:tbl>
+    <w:p>
+      <w:pPr>
+        <w:pStyle w:val="Heading3"/>
+        <w:spacing w:line="360" w:lineRule="auto"/>
+      </w:pPr>
+      <w:r>
+        <w:rPr>
+          <w:rFonts w:ascii="Times New Roman" w:hAnsi="Times New Roman" w:cs="Times New Roman"/>
+          <w:sz w:val="22"/>
+        </w:rPr>
+        <w:t xml:space="preserve">Class question 2 (Harder): All-cleft</w:t>
+      </w:r>
+    </w:p>
+    <w:tbl>
+      <w:tblPr>
+        <w:tblStyle w:val="TableGrid"/>
+        <w:tblW w:w="0" w:type="auto"/>
+        <w:tblLook w:val="04A0" w:firstRow="1" w:lastRow="0" w:firstColumn="1" w:lastColumn="0" w:noHBand="0" w:noVBand="1"/>
+      </w:tblPr>
+      <w:tblGrid>
+        <w:gridCol w:w="2605"/>
+        <w:gridCol w:w="6745"/>
+      </w:tblGrid>
+      <w:tr>
+        <w:tc>
+          <w:tcPr>
+            <w:tcW w:w="2605" w:type="dxa"/>
+          </w:tcPr>
+          <w:p>
+            <w:r>
+              <w:rPr>
+                <w:rFonts w:cs="Times New Roman"/>
+              </w:rPr>
+              <w:t>Simple sentence:</w:t>
+            </w:r>
+          </w:p>
+        </w:tc>
+        <w:tc>
+          <w:tcPr>
+            <w:tcW w:w="6745" w:type="dxa"/>
+          </w:tcPr>
+          <w:p>
+            <w:r>
+              <w:rPr>
+                <w:rFonts w:cs="Times New Roman"/>
+              </w:rPr>
+              <w:t xml:space="preserve">Teenagers only need to feel brave for a moment to speak to a stranger.</w:t>
+            </w:r>
+          </w:p>
+        </w:tc>
+      </w:tr>
+      <w:tr>
+        <w:tc>
+          <w:tcPr>
+            <w:tcW w:w="2605" w:type="dxa"/>
+          </w:tcPr>
+          <w:p>
+            <w:r>
+              <w:rPr>
+                <w:rFonts w:cs="Times New Roman"/>
+              </w:rPr>
+              <w:t>Prompt:</w:t>
+            </w:r>
+          </w:p>
+        </w:tc>
+        <w:tc>
+          <w:tcPr>
+            <w:tcW w:w="6745" w:type="dxa"/>
+          </w:tcPr>
+          <w:p>
+            <w:r>
+              <w:rPr>
+                <w:rFonts w:cs="Times New Roman"/>
+                <w:i/>
+              </w:rPr>
+              <w:t xml:space="preserve">Begin with ‘All teenagers need …’.</w:t>
+            </w:r>
+          </w:p>
+        </w:tc>
+      </w:tr>
+      <w:tr>
+        <w:tc>
+          <w:tcPr>
+            <w:tcW w:w="2605" w:type="dxa"/>
+          </w:tcPr>
+          <w:p>
+            <w:r>
+              <w:rPr>
+                <w:rFonts w:cs="Times New Roman"/>
+                <w:b/>
+              </w:rPr>
+              <w:t>Teacher’s Answer:</w:t>
+            </w:r>
+          </w:p>
+        </w:tc>
+        <w:tc>
+          <w:tcPr>
+            <w:tcW w:w="6745" w:type="dxa"/>
+          </w:tcPr>
+          <w:p>
+            <w:r>
+              <w:rPr>
+                <w:rFonts w:cs="Times New Roman"/>
+              </w:rPr>
+              <w:t xml:space="preserve">All teenagers need is the bravery to speak to a stranger.</w:t>
+            </w:r>
+          </w:p>
+        </w:tc>
+      </w:tr>
+    </w:tbl>
+    <w:p>
+      <w:pPr>
+        <w:pStyle w:val="Heading3"/>
+        <w:spacing w:line="360" w:lineRule="auto"/>
+      </w:pPr>
+      <w:r>
+        <w:rPr>
+          <w:rFonts w:ascii="Times New Roman" w:hAnsi="Times New Roman" w:cs="Times New Roman"/>
+          <w:sz w:val="22"/>
+        </w:rPr>
+        <w:t xml:space="preserve">Example 3: It-cleft – focusing on the cause</w:t>
       </w:r>
     </w:p>
     <w:tbl>
@@ -851,7 +1493,7 @@
           <w:rFonts w:ascii="Times New Roman" w:hAnsi="Times New Roman" w:cs="Times New Roman"/>
           <w:sz w:val="22"/>
         </w:rPr>
-        <w:t xml:space="preserve">Example 2: It-cleft – setting up a contrast</w:t>
+        <w:t xml:space="preserve">Example 4: It-cleft – setting up a contrast</w:t>
       </w:r>
     </w:p>
     <w:tbl>
@@ -1164,648 +1806,6 @@
     </w:tbl>
     <w:p>
       <w:pPr>
-        <w:pStyle w:val="Heading3"/>
-        <w:spacing w:line="360" w:lineRule="auto"/>
-      </w:pPr>
-      <w:r>
-        <w:rPr>
-          <w:rFonts w:ascii="Times New Roman" w:hAnsi="Times New Roman" w:cs="Times New Roman"/>
-          <w:sz w:val="22"/>
-        </w:rPr>
-        <w:t xml:space="preserve">Example 3: Wh-cleft – presenting a recommendation</w:t>
-      </w:r>
-    </w:p>
-    <w:tbl>
-      <w:tblPr>
-        <w:tblStyle w:val="TableGrid"/>
-        <w:tblW w:w="0" w:type="auto"/>
-        <w:tblLook w:val="04A0" w:firstRow="1" w:lastRow="0" w:firstColumn="1" w:lastColumn="0" w:noHBand="0" w:noVBand="1"/>
-      </w:tblPr>
-      <w:tblGrid>
-        <w:gridCol w:w="2605"/>
-        <w:gridCol w:w="6745"/>
-      </w:tblGrid>
-      <w:tr>
-        <w:tc>
-          <w:tcPr>
-            <w:tcW w:w="2605" w:type="dxa"/>
-            <w:shd w:val="clear" w:color="auto" w:fill="DEEBF7"/>
-          </w:tcPr>
-          <w:p>
-            <w:r>
-              <w:rPr>
-                <w:rFonts w:cs="Times New Roman"/>
-              </w:rPr>
-              <w:t xml:space="preserve">Plain:</w:t>
-            </w:r>
-          </w:p>
-        </w:tc>
-        <w:tc>
-          <w:tcPr>
-            <w:tcW w:w="6745" w:type="dxa"/>
-            <w:shd w:val="clear" w:color="auto" w:fill="DEEBF7"/>
-          </w:tcPr>
-          <w:p>
-            <w:r>
-              <w:rPr>
-                <w:rFonts w:cs="Times New Roman"/>
-              </w:rPr>
-              <w:t xml:space="preserve">Schools should teach students how to communicate face to face.</w:t>
-            </w:r>
-          </w:p>
-        </w:tc>
-      </w:tr>
-      <w:tr>
-        <w:tc>
-          <w:tcPr>
-            <w:tcW w:w="2605" w:type="dxa"/>
-            <w:shd w:val="clear" w:color="auto" w:fill="DEEBF7"/>
-          </w:tcPr>
-          <w:p>
-            <w:r>
-              <w:rPr>
-                <w:rFonts w:cs="Times New Roman"/>
-              </w:rPr>
-              <w:t xml:space="preserve">More formal:</w:t>
-            </w:r>
-          </w:p>
-        </w:tc>
-        <w:tc>
-          <w:tcPr>
-            <w:tcW w:w="6745" w:type="dxa"/>
-            <w:shd w:val="clear" w:color="auto" w:fill="DEEBF7"/>
-          </w:tcPr>
-          <w:p>
-            <w:r>
-              <w:rPr>
-                <w:rFonts w:cs="Times New Roman"/>
-              </w:rPr>
-              <w:t xml:space="preserve">What schools should do is teach students how to communicate face to face.</w:t>
-            </w:r>
-          </w:p>
-        </w:tc>
-      </w:tr>
-    </w:tbl>
-    <w:p>
-      <w:pPr>
-        <w:pBdr>
-          <w:top w:val="single" w:sz="4" w:space="4" w:color="auto"/>
-          <w:left w:val="single" w:sz="4" w:space="4" w:color="auto"/>
-          <w:bottom w:val="single" w:sz="4" w:space="4" w:color="auto"/>
-          <w:right w:val="single" w:sz="4" w:space="4" w:color="auto"/>
-        </w:pBdr>
-        <w:spacing w:line="360" w:lineRule="auto"/>
-      </w:pPr>
-      <w:r>
-        <w:rPr>
-          <w:rFonts w:cs="Times New Roman"/>
-        </w:rPr>
-        <w:t xml:space="preserve">Many teachers complain that their students cannot hold a proper conversation. What schools should do is teach students how to communicate face to face. A single workshop on active listening would help teenagers rebuild the skills that messaging apps have quietly taken away.</w:t>
-      </w:r>
-    </w:p>
-    <w:p>
-      <w:pPr>
-        <w:pStyle w:val="Heading3"/>
-        <w:spacing w:line="360" w:lineRule="auto"/>
-      </w:pPr>
-      <w:r>
-        <w:rPr>
-          <w:rFonts w:ascii="Times New Roman" w:hAnsi="Times New Roman" w:cs="Times New Roman"/>
-          <w:sz w:val="22"/>
-        </w:rPr>
-        <w:t xml:space="preserve">Class question 1 (Easy): Wh-cleft – recommendation</w:t>
-      </w:r>
-    </w:p>
-    <w:tbl>
-      <w:tblPr>
-        <w:tblStyle w:val="TableGrid"/>
-        <w:tblW w:w="0" w:type="auto"/>
-        <w:tblLook w:val="04A0" w:firstRow="1" w:lastRow="0" w:firstColumn="1" w:lastColumn="0" w:noHBand="0" w:noVBand="1"/>
-      </w:tblPr>
-      <w:tblGrid>
-        <w:gridCol w:w="2605"/>
-        <w:gridCol w:w="6745"/>
-      </w:tblGrid>
-      <w:tr>
-        <w:tc>
-          <w:tcPr>
-            <w:tcW w:w="2605" w:type="dxa"/>
-          </w:tcPr>
-          <w:p>
-            <w:r>
-              <w:rPr>
-                <w:rFonts w:cs="Times New Roman"/>
-              </w:rPr>
-              <w:t>Simple sentence:</w:t>
-            </w:r>
-          </w:p>
-        </w:tc>
-        <w:tc>
-          <w:tcPr>
-            <w:tcW w:w="6745" w:type="dxa"/>
-          </w:tcPr>
-          <w:p>
-            <w:r>
-              <w:rPr>
-                <w:rFonts w:cs="Times New Roman"/>
-              </w:rPr>
-              <w:t xml:space="preserve">Schools should teach students how to start a real conversation.</w:t>
-            </w:r>
-          </w:p>
-        </w:tc>
-      </w:tr>
-      <w:tr>
-        <w:tc>
-          <w:tcPr>
-            <w:tcW w:w="2605" w:type="dxa"/>
-          </w:tcPr>
-          <w:p>
-            <w:r>
-              <w:rPr>
-                <w:rFonts w:cs="Times New Roman"/>
-              </w:rPr>
-              <w:t>Prompt:</w:t>
-            </w:r>
-          </w:p>
-        </w:tc>
-        <w:tc>
-          <w:tcPr>
-            <w:tcW w:w="6745" w:type="dxa"/>
-          </w:tcPr>
-          <w:p>
-            <w:r>
-              <w:rPr>
-                <w:rFonts w:cs="Times New Roman"/>
-                <w:i/>
-              </w:rPr>
-              <w:t xml:space="preserve">Begin with ‘What schools should do …’.</w:t>
-            </w:r>
-          </w:p>
-        </w:tc>
-      </w:tr>
-      <w:tr>
-        <w:tc>
-          <w:tcPr>
-            <w:tcW w:w="2605" w:type="dxa"/>
-          </w:tcPr>
-          <w:p>
-            <w:r>
-              <w:rPr>
-                <w:rFonts w:cs="Times New Roman"/>
-                <w:b/>
-              </w:rPr>
-              <w:t>Teacher’s Answer:</w:t>
-            </w:r>
-          </w:p>
-        </w:tc>
-        <w:tc>
-          <w:tcPr>
-            <w:tcW w:w="6745" w:type="dxa"/>
-          </w:tcPr>
-          <w:p>
-            <w:r>
-              <w:rPr>
-                <w:rFonts w:cs="Times New Roman"/>
-              </w:rPr>
-              <w:t xml:space="preserve">What schools should do is teach students how to start a real conversation.</w:t>
-            </w:r>
-          </w:p>
-        </w:tc>
-      </w:tr>
-    </w:tbl>
-    <w:p>
-      <w:pPr>
-        <w:pStyle w:val="Heading3"/>
-        <w:spacing w:line="360" w:lineRule="auto"/>
-      </w:pPr>
-      <w:r>
-        <w:rPr>
-          <w:rFonts w:ascii="Times New Roman" w:hAnsi="Times New Roman" w:cs="Times New Roman"/>
-          <w:sz w:val="22"/>
-        </w:rPr>
-        <w:t xml:space="preserve">Class question 2 (Harder): Wh-cleft – recommendation</w:t>
-      </w:r>
-    </w:p>
-    <w:tbl>
-      <w:tblPr>
-        <w:tblStyle w:val="TableGrid"/>
-        <w:tblW w:w="0" w:type="auto"/>
-        <w:tblLook w:val="04A0" w:firstRow="1" w:lastRow="0" w:firstColumn="1" w:lastColumn="0" w:noHBand="0" w:noVBand="1"/>
-      </w:tblPr>
-      <w:tblGrid>
-        <w:gridCol w:w="2605"/>
-        <w:gridCol w:w="6745"/>
-      </w:tblGrid>
-      <w:tr>
-        <w:tc>
-          <w:tcPr>
-            <w:tcW w:w="2605" w:type="dxa"/>
-          </w:tcPr>
-          <w:p>
-            <w:r>
-              <w:rPr>
-                <w:rFonts w:cs="Times New Roman"/>
-              </w:rPr>
-              <w:t>Simple sentence:</w:t>
-            </w:r>
-          </w:p>
-        </w:tc>
-        <w:tc>
-          <w:tcPr>
-            <w:tcW w:w="6745" w:type="dxa"/>
-          </w:tcPr>
-          <w:p>
-            <w:r>
-              <w:rPr>
-                <w:rFonts w:cs="Times New Roman"/>
-              </w:rPr>
-              <w:t xml:space="preserve">Teenagers need a safe space to practise speaking in groups.</w:t>
-            </w:r>
-          </w:p>
-        </w:tc>
-      </w:tr>
-      <w:tr>
-        <w:tc>
-          <w:tcPr>
-            <w:tcW w:w="2605" w:type="dxa"/>
-          </w:tcPr>
-          <w:p>
-            <w:r>
-              <w:rPr>
-                <w:rFonts w:cs="Times New Roman"/>
-              </w:rPr>
-              <w:t>Prompt:</w:t>
-            </w:r>
-          </w:p>
-        </w:tc>
-        <w:tc>
-          <w:tcPr>
-            <w:tcW w:w="6745" w:type="dxa"/>
-          </w:tcPr>
-          <w:p>
-            <w:r>
-              <w:rPr>
-                <w:rFonts w:cs="Times New Roman"/>
-                <w:i/>
-              </w:rPr>
-              <w:t xml:space="preserve">Begin with ‘What teenagers need …’.</w:t>
-            </w:r>
-          </w:p>
-        </w:tc>
-      </w:tr>
-      <w:tr>
-        <w:tc>
-          <w:tcPr>
-            <w:tcW w:w="2605" w:type="dxa"/>
-          </w:tcPr>
-          <w:p>
-            <w:r>
-              <w:rPr>
-                <w:rFonts w:cs="Times New Roman"/>
-                <w:b/>
-              </w:rPr>
-              <w:t>Teacher’s Answer:</w:t>
-            </w:r>
-          </w:p>
-        </w:tc>
-        <w:tc>
-          <w:tcPr>
-            <w:tcW w:w="6745" w:type="dxa"/>
-          </w:tcPr>
-          <w:p>
-            <w:r>
-              <w:rPr>
-                <w:rFonts w:cs="Times New Roman"/>
-              </w:rPr>
-              <w:t xml:space="preserve">What teenagers need is a safe space to practise speaking in groups.</w:t>
-            </w:r>
-          </w:p>
-        </w:tc>
-      </w:tr>
-    </w:tbl>
-    <w:p>
-      <w:pPr>
-        <w:pStyle w:val="Heading3"/>
-        <w:spacing w:line="360" w:lineRule="auto"/>
-      </w:pPr>
-      <w:r>
-        <w:rPr>
-          <w:rFonts w:ascii="Times New Roman" w:hAnsi="Times New Roman" w:cs="Times New Roman"/>
-          <w:sz w:val="22"/>
-        </w:rPr>
-        <w:t xml:space="preserve">Example 4: All-cleft – naming the only thing needed</w:t>
-      </w:r>
-    </w:p>
-    <w:tbl>
-      <w:tblPr>
-        <w:tblStyle w:val="TableGrid"/>
-        <w:tblW w:w="0" w:type="auto"/>
-        <w:tblLook w:val="04A0" w:firstRow="1" w:lastRow="0" w:firstColumn="1" w:lastColumn="0" w:noHBand="0" w:noVBand="1"/>
-      </w:tblPr>
-      <w:tblGrid>
-        <w:gridCol w:w="2605"/>
-        <w:gridCol w:w="6745"/>
-      </w:tblGrid>
-      <w:tr>
-        <w:tc>
-          <w:tcPr>
-            <w:tcW w:w="2605" w:type="dxa"/>
-            <w:shd w:val="clear" w:color="auto" w:fill="DEEBF7"/>
-          </w:tcPr>
-          <w:p>
-            <w:r>
-              <w:rPr>
-                <w:rFonts w:cs="Times New Roman"/>
-              </w:rPr>
-              <w:t xml:space="preserve">Plain:</w:t>
-            </w:r>
-          </w:p>
-        </w:tc>
-        <w:tc>
-          <w:tcPr>
-            <w:tcW w:w="6745" w:type="dxa"/>
-            <w:shd w:val="clear" w:color="auto" w:fill="DEEBF7"/>
-          </w:tcPr>
-          <w:p>
-            <w:r>
-              <w:rPr>
-                <w:rFonts w:cs="Times New Roman"/>
-              </w:rPr>
-              <w:t xml:space="preserve">Teenagers only need one real conversation to remember the value of talking.</w:t>
-            </w:r>
-          </w:p>
-        </w:tc>
-      </w:tr>
-      <w:tr>
-        <w:tc>
-          <w:tcPr>
-            <w:tcW w:w="2605" w:type="dxa"/>
-            <w:shd w:val="clear" w:color="auto" w:fill="DEEBF7"/>
-          </w:tcPr>
-          <w:p>
-            <w:r>
-              <w:rPr>
-                <w:rFonts w:cs="Times New Roman"/>
-              </w:rPr>
-              <w:t xml:space="preserve">More formal:</w:t>
-            </w:r>
-          </w:p>
-        </w:tc>
-        <w:tc>
-          <w:tcPr>
-            <w:tcW w:w="6745" w:type="dxa"/>
-            <w:shd w:val="clear" w:color="auto" w:fill="DEEBF7"/>
-          </w:tcPr>
-          <w:p>
-            <w:r>
-              <w:rPr>
-                <w:rFonts w:cs="Times New Roman"/>
-              </w:rPr>
-              <w:t xml:space="preserve">All teenagers need is one real conversation to remember the value of talking.</w:t>
-            </w:r>
-          </w:p>
-        </w:tc>
-      </w:tr>
-    </w:tbl>
-    <w:p>
-      <w:pPr>
-        <w:pBdr>
-          <w:top w:val="single" w:sz="4" w:space="4" w:color="auto"/>
-          <w:left w:val="single" w:sz="4" w:space="4" w:color="auto"/>
-          <w:bottom w:val="single" w:sz="4" w:space="4" w:color="auto"/>
-          <w:right w:val="single" w:sz="4" w:space="4" w:color="auto"/>
-        </w:pBdr>
-        <w:spacing w:line="360" w:lineRule="auto"/>
-      </w:pPr>
-      <w:r>
-        <w:rPr>
-          <w:rFonts w:cs="Times New Roman"/>
-        </w:rPr>
-        <w:t xml:space="preserve">Parents often buy expensive devices or hire tutors to help their children socially. All teenagers need is one real conversation to remember the value of talking. Once they experience the warmth of genuine human connection, the cold comfort of emojis will seem far less appealing.</w:t>
-      </w:r>
-    </w:p>
-    <w:p>
-      <w:pPr>
-        <w:pStyle w:val="Heading3"/>
-        <w:spacing w:line="360" w:lineRule="auto"/>
-      </w:pPr>
-      <w:r>
-        <w:rPr>
-          <w:rFonts w:ascii="Times New Roman" w:hAnsi="Times New Roman" w:cs="Times New Roman"/>
-          <w:sz w:val="22"/>
-        </w:rPr>
-        <w:t xml:space="preserve">Class question 1 (Easy): All-cleft</w:t>
-      </w:r>
-    </w:p>
-    <w:tbl>
-      <w:tblPr>
-        <w:tblStyle w:val="TableGrid"/>
-        <w:tblW w:w="0" w:type="auto"/>
-        <w:tblLook w:val="04A0" w:firstRow="1" w:lastRow="0" w:firstColumn="1" w:lastColumn="0" w:noHBand="0" w:noVBand="1"/>
-      </w:tblPr>
-      <w:tblGrid>
-        <w:gridCol w:w="2605"/>
-        <w:gridCol w:w="6745"/>
-      </w:tblGrid>
-      <w:tr>
-        <w:tc>
-          <w:tcPr>
-            <w:tcW w:w="2605" w:type="dxa"/>
-          </w:tcPr>
-          <w:p>
-            <w:r>
-              <w:rPr>
-                <w:rFonts w:cs="Times New Roman"/>
-              </w:rPr>
-              <w:t>Simple sentence:</w:t>
-            </w:r>
-          </w:p>
-        </w:tc>
-        <w:tc>
-          <w:tcPr>
-            <w:tcW w:w="6745" w:type="dxa"/>
-          </w:tcPr>
-          <w:p>
-            <w:r>
-              <w:rPr>
-                <w:rFonts w:cs="Times New Roman"/>
-              </w:rPr>
-              <w:t xml:space="preserve">Teenagers only need one supportive friend to feel understood.</w:t>
-            </w:r>
-          </w:p>
-        </w:tc>
-      </w:tr>
-      <w:tr>
-        <w:tc>
-          <w:tcPr>
-            <w:tcW w:w="2605" w:type="dxa"/>
-          </w:tcPr>
-          <w:p>
-            <w:r>
-              <w:rPr>
-                <w:rFonts w:cs="Times New Roman"/>
-              </w:rPr>
-              <w:t>Prompt:</w:t>
-            </w:r>
-          </w:p>
-        </w:tc>
-        <w:tc>
-          <w:tcPr>
-            <w:tcW w:w="6745" w:type="dxa"/>
-          </w:tcPr>
-          <w:p>
-            <w:r>
-              <w:rPr>
-                <w:rFonts w:cs="Times New Roman"/>
-                <w:i/>
-              </w:rPr>
-              <w:t xml:space="preserve">Begin with ‘All teenagers need …’.</w:t>
-            </w:r>
-          </w:p>
-        </w:tc>
-      </w:tr>
-      <w:tr>
-        <w:tc>
-          <w:tcPr>
-            <w:tcW w:w="2605" w:type="dxa"/>
-          </w:tcPr>
-          <w:p>
-            <w:r>
-              <w:rPr>
-                <w:rFonts w:cs="Times New Roman"/>
-                <w:b/>
-              </w:rPr>
-              <w:t>Teacher’s Answer:</w:t>
-            </w:r>
-          </w:p>
-        </w:tc>
-        <w:tc>
-          <w:tcPr>
-            <w:tcW w:w="6745" w:type="dxa"/>
-          </w:tcPr>
-          <w:p>
-            <w:r>
-              <w:rPr>
-                <w:rFonts w:cs="Times New Roman"/>
-              </w:rPr>
-              <w:t xml:space="preserve">All teenagers need is one supportive friend to feel understood.</w:t>
-            </w:r>
-          </w:p>
-        </w:tc>
-      </w:tr>
-    </w:tbl>
-    <w:p>
-      <w:pPr>
-        <w:pStyle w:val="Heading3"/>
-        <w:spacing w:line="360" w:lineRule="auto"/>
-      </w:pPr>
-      <w:r>
-        <w:rPr>
-          <w:rFonts w:ascii="Times New Roman" w:hAnsi="Times New Roman" w:cs="Times New Roman"/>
-          <w:sz w:val="22"/>
-        </w:rPr>
-        <w:t xml:space="preserve">Class question 2 (Harder): All-cleft</w:t>
-      </w:r>
-    </w:p>
-    <w:tbl>
-      <w:tblPr>
-        <w:tblStyle w:val="TableGrid"/>
-        <w:tblW w:w="0" w:type="auto"/>
-        <w:tblLook w:val="04A0" w:firstRow="1" w:lastRow="0" w:firstColumn="1" w:lastColumn="0" w:noHBand="0" w:noVBand="1"/>
-      </w:tblPr>
-      <w:tblGrid>
-        <w:gridCol w:w="2605"/>
-        <w:gridCol w:w="6745"/>
-      </w:tblGrid>
-      <w:tr>
-        <w:tc>
-          <w:tcPr>
-            <w:tcW w:w="2605" w:type="dxa"/>
-          </w:tcPr>
-          <w:p>
-            <w:r>
-              <w:rPr>
-                <w:rFonts w:cs="Times New Roman"/>
-              </w:rPr>
-              <w:t>Simple sentence:</w:t>
-            </w:r>
-          </w:p>
-        </w:tc>
-        <w:tc>
-          <w:tcPr>
-            <w:tcW w:w="6745" w:type="dxa"/>
-          </w:tcPr>
-          <w:p>
-            <w:r>
-              <w:rPr>
-                <w:rFonts w:cs="Times New Roman"/>
-              </w:rPr>
-              <w:t xml:space="preserve">Teenagers only need to feel brave for a moment to speak to a stranger.</w:t>
-            </w:r>
-          </w:p>
-        </w:tc>
-      </w:tr>
-      <w:tr>
-        <w:tc>
-          <w:tcPr>
-            <w:tcW w:w="2605" w:type="dxa"/>
-          </w:tcPr>
-          <w:p>
-            <w:r>
-              <w:rPr>
-                <w:rFonts w:cs="Times New Roman"/>
-              </w:rPr>
-              <w:t>Prompt:</w:t>
-            </w:r>
-          </w:p>
-        </w:tc>
-        <w:tc>
-          <w:tcPr>
-            <w:tcW w:w="6745" w:type="dxa"/>
-          </w:tcPr>
-          <w:p>
-            <w:r>
-              <w:rPr>
-                <w:rFonts w:cs="Times New Roman"/>
-                <w:i/>
-              </w:rPr>
-              <w:t xml:space="preserve">Begin with ‘All teenagers need …’.</w:t>
-            </w:r>
-          </w:p>
-        </w:tc>
-      </w:tr>
-      <w:tr>
-        <w:tc>
-          <w:tcPr>
-            <w:tcW w:w="2605" w:type="dxa"/>
-          </w:tcPr>
-          <w:p>
-            <w:r>
-              <w:rPr>
-                <w:rFonts w:cs="Times New Roman"/>
-                <w:b/>
-              </w:rPr>
-              <w:t>Teacher’s Answer:</w:t>
-            </w:r>
-          </w:p>
-        </w:tc>
-        <w:tc>
-          <w:tcPr>
-            <w:tcW w:w="6745" w:type="dxa"/>
-          </w:tcPr>
-          <w:p>
-            <w:r>
-              <w:rPr>
-                <w:rFonts w:cs="Times New Roman"/>
-              </w:rPr>
-              <w:t xml:space="preserve">All teenagers need is the bravery to speak to a stranger.</w:t>
-            </w:r>
-          </w:p>
-        </w:tc>
-      </w:tr>
-    </w:tbl>
-    <w:p>
-      <w:pPr>
         <w:pStyle w:val="Heading1"/>
         <w:spacing w:line="360" w:lineRule="auto"/>
         <w:rPr>
@@ -1830,7 +1830,7 @@
         <w:rPr>
           <w:rFonts w:cs="Times New Roman"/>
         </w:rPr>
-        <w:t xml:space="preserve">Rewrite each simple sentence as a cleft sentence. The sentences are about technology and communication, so keep the register formal. Sets 1–4 are straightforward; sets 5–8 require you to change the part of speech.</w:t>
+        <w:t xml:space="preserve">Rewrite each sentence as a cleft sentence. The type of cleft to use is shown in brackets.</w:t>
       </w:r>
     </w:p>
     <w:p>
@@ -1843,7 +1843,7 @@
           <w:rFonts w:ascii="Times New Roman" w:hAnsi="Times New Roman" w:cs="Times New Roman"/>
           <w:sz w:val="22"/>
         </w:rPr>
-        <w:t xml:space="preserve">Example Set 1 (It-cleft – the cause)</w:t>
+        <w:t xml:space="preserve">Set 1: It-cleft – the cause</w:t>
       </w:r>
     </w:p>
     <w:tbl>
@@ -1908,7 +1908,7 @@
                 <w:rFonts w:cs="Times New Roman"/>
                 <w:i/>
               </w:rPr>
-              <w:t xml:space="preserve">Begin with ‘It is the fear of real conversations …’.</w:t>
+              <w:t xml:space="preserve">Use an IT-cleft.</w:t>
             </w:r>
           </w:p>
         </w:tc>
@@ -1953,7 +1953,7 @@
           <w:rFonts w:ascii="Times New Roman" w:hAnsi="Times New Roman" w:cs="Times New Roman"/>
           <w:sz w:val="22"/>
         </w:rPr>
-        <w:t xml:space="preserve">Example Set 2 (Wh-cleft – what is needed)</w:t>
+        <w:t xml:space="preserve">Set 2: Wh-cleft – the recommendation</w:t>
       </w:r>
     </w:p>
     <w:tbl>
@@ -2018,7 +2018,7 @@
                 <w:rFonts w:cs="Times New Roman"/>
                 <w:i/>
               </w:rPr>
-              <w:t xml:space="preserve">Begin with ‘What students need to do …’.</w:t>
+              <w:t xml:space="preserve">Use a WHAT-cleft.</w:t>
             </w:r>
           </w:p>
         </w:tc>
@@ -2063,7 +2063,7 @@
           <w:rFonts w:ascii="Times New Roman" w:hAnsi="Times New Roman" w:cs="Times New Roman"/>
           <w:sz w:val="22"/>
         </w:rPr>
-        <w:t xml:space="preserve">Example Set 3 (It-cleft – the contrast)</w:t>
+        <w:t xml:space="preserve">Set 3: All-cleft – the only thing needed</w:t>
       </w:r>
     </w:p>
     <w:tbl>
@@ -2099,7 +2099,7 @@
               <w:rPr>
                 <w:rFonts w:cs="Times New Roman"/>
               </w:rPr>
-              <w:t xml:space="preserve">People blame social media, but modern phones are the real problem.</w:t>
+              <w:t xml:space="preserve">Teenagers only need to be confident to start a real conversation.</w:t>
             </w:r>
           </w:p>
         </w:tc>
@@ -2128,7 +2128,7 @@
                 <w:rFonts w:cs="Times New Roman"/>
                 <w:i/>
               </w:rPr>
-              <w:t xml:space="preserve">Begin with ‘While people blame social media …’.</w:t>
+              <w:t xml:space="preserve">Use an ALL-cleft.</w:t>
             </w:r>
           </w:p>
         </w:tc>
@@ -2157,7 +2157,7 @@
               <w:rPr>
                 <w:rFonts w:cs="Times New Roman"/>
               </w:rPr>
-              <w:t xml:space="preserve">While people blame social media, it is modern phones that are the real problem.</w:t>
+              <w:t xml:space="preserve">All teenagers need is the confidence to start a real conversation.</w:t>
             </w:r>
           </w:p>
         </w:tc>
@@ -2173,227 +2173,7 @@
           <w:rFonts w:ascii="Times New Roman" w:hAnsi="Times New Roman" w:cs="Times New Roman"/>
           <w:sz w:val="22"/>
         </w:rPr>
-        <w:t xml:space="preserve">Example Set 4 (All-cleft – the only thing needed)</w:t>
-      </w:r>
-    </w:p>
-    <w:tbl>
-      <w:tblPr>
-        <w:tblStyle w:val="TableGrid"/>
-        <w:tblW w:w="0" w:type="auto"/>
-        <w:tblLook w:val="04A0" w:firstRow="1" w:lastRow="0" w:firstColumn="1" w:lastColumn="0" w:noHBand="0" w:noVBand="1"/>
-      </w:tblPr>
-      <w:tblGrid>
-        <w:gridCol w:w="2605"/>
-        <w:gridCol w:w="6745"/>
-      </w:tblGrid>
-      <w:tr>
-        <w:tc>
-          <w:tcPr>
-            <w:tcW w:w="2605" w:type="dxa"/>
-          </w:tcPr>
-          <w:p>
-            <w:r>
-              <w:rPr>
-                <w:rFonts w:cs="Times New Roman"/>
-              </w:rPr>
-              <w:t>Simple sentence:</w:t>
-            </w:r>
-          </w:p>
-        </w:tc>
-        <w:tc>
-          <w:tcPr>
-            <w:tcW w:w="6745" w:type="dxa"/>
-          </w:tcPr>
-          <w:p>
-            <w:r>
-              <w:rPr>
-                <w:rFonts w:cs="Times New Roman"/>
-              </w:rPr>
-              <w:t xml:space="preserve">Teenagers only need one proper conversation to understand the value of talking.</w:t>
-            </w:r>
-          </w:p>
-        </w:tc>
-      </w:tr>
-      <w:tr>
-        <w:tc>
-          <w:tcPr>
-            <w:tcW w:w="2605" w:type="dxa"/>
-          </w:tcPr>
-          <w:p>
-            <w:r>
-              <w:rPr>
-                <w:rFonts w:cs="Times New Roman"/>
-              </w:rPr>
-              <w:t>Prompt:</w:t>
-            </w:r>
-          </w:p>
-        </w:tc>
-        <w:tc>
-          <w:tcPr>
-            <w:tcW w:w="6745" w:type="dxa"/>
-          </w:tcPr>
-          <w:p>
-            <w:r>
-              <w:rPr>
-                <w:rFonts w:cs="Times New Roman"/>
-                <w:i/>
-              </w:rPr>
-              <w:t xml:space="preserve">Begin with ‘All teenagers need …’.</w:t>
-            </w:r>
-          </w:p>
-        </w:tc>
-      </w:tr>
-      <w:tr>
-        <w:tc>
-          <w:tcPr>
-            <w:tcW w:w="2605" w:type="dxa"/>
-          </w:tcPr>
-          <w:p>
-            <w:r>
-              <w:rPr>
-                <w:rFonts w:cs="Times New Roman"/>
-                <w:b/>
-              </w:rPr>
-              <w:t>Teacher’s Answer:</w:t>
-            </w:r>
-          </w:p>
-        </w:tc>
-        <w:tc>
-          <w:tcPr>
-            <w:tcW w:w="6745" w:type="dxa"/>
-          </w:tcPr>
-          <w:p>
-            <w:r>
-              <w:rPr>
-                <w:rFonts w:cs="Times New Roman"/>
-              </w:rPr>
-              <w:t xml:space="preserve">All teenagers need is one proper conversation to understand the value of talking.</w:t>
-            </w:r>
-          </w:p>
-        </w:tc>
-      </w:tr>
-    </w:tbl>
-    <w:p>
-      <w:pPr>
-        <w:pStyle w:val="Heading3"/>
-        <w:spacing w:line="360" w:lineRule="auto"/>
-      </w:pPr>
-      <w:r>
-        <w:rPr>
-          <w:rFonts w:ascii="Times New Roman" w:hAnsi="Times New Roman" w:cs="Times New Roman"/>
-          <w:sz w:val="22"/>
-        </w:rPr>
-        <w:t xml:space="preserve">Example Set 5 (It-cleft – the cause, word-form change)</w:t>
-      </w:r>
-    </w:p>
-    <w:tbl>
-      <w:tblPr>
-        <w:tblStyle w:val="TableGrid"/>
-        <w:tblW w:w="0" w:type="auto"/>
-        <w:tblLook w:val="04A0" w:firstRow="1" w:lastRow="0" w:firstColumn="1" w:lastColumn="0" w:noHBand="0" w:noVBand="1"/>
-      </w:tblPr>
-      <w:tblGrid>
-        <w:gridCol w:w="2605"/>
-        <w:gridCol w:w="6745"/>
-      </w:tblGrid>
-      <w:tr>
-        <w:tc>
-          <w:tcPr>
-            <w:tcW w:w="2605" w:type="dxa"/>
-          </w:tcPr>
-          <w:p>
-            <w:r>
-              <w:rPr>
-                <w:rFonts w:cs="Times New Roman"/>
-              </w:rPr>
-              <w:t>Simple sentence:</w:t>
-            </w:r>
-          </w:p>
-        </w:tc>
-        <w:tc>
-          <w:tcPr>
-            <w:tcW w:w="6745" w:type="dxa"/>
-          </w:tcPr>
-          <w:p>
-            <w:r>
-              <w:rPr>
-                <w:rFonts w:cs="Times New Roman"/>
-              </w:rPr>
-              <w:t xml:space="preserve">People feel brave when they insult others online because they are anonymous.</w:t>
-            </w:r>
-          </w:p>
-        </w:tc>
-      </w:tr>
-      <w:tr>
-        <w:tc>
-          <w:tcPr>
-            <w:tcW w:w="2605" w:type="dxa"/>
-          </w:tcPr>
-          <w:p>
-            <w:r>
-              <w:rPr>
-                <w:rFonts w:cs="Times New Roman"/>
-              </w:rPr>
-              <w:t>Prompt:</w:t>
-            </w:r>
-          </w:p>
-        </w:tc>
-        <w:tc>
-          <w:tcPr>
-            <w:tcW w:w="6745" w:type="dxa"/>
-          </w:tcPr>
-          <w:p>
-            <w:r>
-              <w:rPr>
-                <w:rFonts w:cs="Times New Roman"/>
-                <w:i/>
-              </w:rPr>
-              <w:t xml:space="preserve">Begin with ‘It is the anonymity …’.</w:t>
-            </w:r>
-          </w:p>
-        </w:tc>
-      </w:tr>
-      <w:tr>
-        <w:tc>
-          <w:tcPr>
-            <w:tcW w:w="2605" w:type="dxa"/>
-          </w:tcPr>
-          <w:p>
-            <w:r>
-              <w:rPr>
-                <w:rFonts w:cs="Times New Roman"/>
-                <w:b/>
-              </w:rPr>
-              <w:t>Teacher’s Answer:</w:t>
-            </w:r>
-          </w:p>
-        </w:tc>
-        <w:tc>
-          <w:tcPr>
-            <w:tcW w:w="6745" w:type="dxa"/>
-          </w:tcPr>
-          <w:p>
-            <w:r>
-              <w:rPr>
-                <w:rFonts w:cs="Times New Roman"/>
-              </w:rPr>
-              <w:t xml:space="preserve">It is the anonymity of the internet that makes people feel brave when they insult others online.</w:t>
-            </w:r>
-          </w:p>
-        </w:tc>
-      </w:tr>
-    </w:tbl>
-    <w:p>
-      <w:pPr>
-        <w:pStyle w:val="Heading3"/>
-        <w:spacing w:line="360" w:lineRule="auto"/>
-      </w:pPr>
-      <w:r>
-        <w:rPr>
-          <w:rFonts w:ascii="Times New Roman" w:hAnsi="Times New Roman" w:cs="Times New Roman"/>
-          <w:sz w:val="22"/>
-        </w:rPr>
-        <w:t xml:space="preserve">Example Set 6 (It-cleft – the contrast, word-form change)</w:t>
+        <w:t xml:space="preserve">Set 4: It-cleft – the contrast</w:t>
       </w:r>
     </w:p>
     <w:tbl>
@@ -2458,7 +2238,7 @@
                 <w:rFonts w:cs="Times New Roman"/>
                 <w:i/>
               </w:rPr>
-              <w:t xml:space="preserve">Begin with ‘While people think technology is convenient …’.</w:t>
+              <w:t xml:space="preserve">Use an IT-cleft with WHILE.</w:t>
             </w:r>
           </w:p>
         </w:tc>
@@ -2488,226 +2268,6 @@
                 <w:rFonts w:cs="Times New Roman"/>
               </w:rPr>
               <w:t xml:space="preserve">While people think technology is convenient, it is the convenience of modern devices that destroys our patience.</w:t>
-            </w:r>
-          </w:p>
-        </w:tc>
-      </w:tr>
-    </w:tbl>
-    <w:p>
-      <w:pPr>
-        <w:pStyle w:val="Heading3"/>
-        <w:spacing w:line="360" w:lineRule="auto"/>
-      </w:pPr>
-      <w:r>
-        <w:rPr>
-          <w:rFonts w:ascii="Times New Roman" w:hAnsi="Times New Roman" w:cs="Times New Roman"/>
-          <w:sz w:val="22"/>
-        </w:rPr>
-        <w:t xml:space="preserve">Example Set 7 (Wh-cleft – the recommendation, word-form change)</w:t>
-      </w:r>
-    </w:p>
-    <w:tbl>
-      <w:tblPr>
-        <w:tblStyle w:val="TableGrid"/>
-        <w:tblW w:w="0" w:type="auto"/>
-        <w:tblLook w:val="04A0" w:firstRow="1" w:lastRow="0" w:firstColumn="1" w:lastColumn="0" w:noHBand="0" w:noVBand="1"/>
-      </w:tblPr>
-      <w:tblGrid>
-        <w:gridCol w:w="2605"/>
-        <w:gridCol w:w="6745"/>
-      </w:tblGrid>
-      <w:tr>
-        <w:tc>
-          <w:tcPr>
-            <w:tcW w:w="2605" w:type="dxa"/>
-          </w:tcPr>
-          <w:p>
-            <w:r>
-              <w:rPr>
-                <w:rFonts w:cs="Times New Roman"/>
-              </w:rPr>
-              <w:t>Simple sentence:</w:t>
-            </w:r>
-          </w:p>
-        </w:tc>
-        <w:tc>
-          <w:tcPr>
-            <w:tcW w:w="6745" w:type="dxa"/>
-          </w:tcPr>
-          <w:p>
-            <w:r>
-              <w:rPr>
-                <w:rFonts w:cs="Times New Roman"/>
-              </w:rPr>
-              <w:t xml:space="preserve">Schools should make students aware that talking face to face is important.</w:t>
-            </w:r>
-          </w:p>
-        </w:tc>
-      </w:tr>
-      <w:tr>
-        <w:tc>
-          <w:tcPr>
-            <w:tcW w:w="2605" w:type="dxa"/>
-          </w:tcPr>
-          <w:p>
-            <w:r>
-              <w:rPr>
-                <w:rFonts w:cs="Times New Roman"/>
-              </w:rPr>
-              <w:t>Prompt:</w:t>
-            </w:r>
-          </w:p>
-        </w:tc>
-        <w:tc>
-          <w:tcPr>
-            <w:tcW w:w="6745" w:type="dxa"/>
-          </w:tcPr>
-          <w:p>
-            <w:r>
-              <w:rPr>
-                <w:rFonts w:cs="Times New Roman"/>
-                <w:i/>
-              </w:rPr>
-              <w:t xml:space="preserve">Begin with ‘What schools should do …’.</w:t>
-            </w:r>
-          </w:p>
-        </w:tc>
-      </w:tr>
-      <w:tr>
-        <w:tc>
-          <w:tcPr>
-            <w:tcW w:w="2605" w:type="dxa"/>
-          </w:tcPr>
-          <w:p>
-            <w:r>
-              <w:rPr>
-                <w:rFonts w:cs="Times New Roman"/>
-                <w:b/>
-              </w:rPr>
-              <w:t>Teacher’s Answer:</w:t>
-            </w:r>
-          </w:p>
-        </w:tc>
-        <w:tc>
-          <w:tcPr>
-            <w:tcW w:w="6745" w:type="dxa"/>
-          </w:tcPr>
-          <w:p>
-            <w:r>
-              <w:rPr>
-                <w:rFonts w:cs="Times New Roman"/>
-              </w:rPr>
-              <w:t xml:space="preserve">What schools should do is make students aware of the importance of talking face to face.</w:t>
-            </w:r>
-          </w:p>
-        </w:tc>
-      </w:tr>
-    </w:tbl>
-    <w:p>
-      <w:pPr>
-        <w:pStyle w:val="Heading3"/>
-        <w:spacing w:line="360" w:lineRule="auto"/>
-      </w:pPr>
-      <w:r>
-        <w:rPr>
-          <w:rFonts w:ascii="Times New Roman" w:hAnsi="Times New Roman" w:cs="Times New Roman"/>
-          <w:sz w:val="22"/>
-        </w:rPr>
-        <w:t xml:space="preserve">Example Set 8 (All-cleft – the only thing needed, word-form change)</w:t>
-      </w:r>
-    </w:p>
-    <w:tbl>
-      <w:tblPr>
-        <w:tblStyle w:val="TableGrid"/>
-        <w:tblW w:w="0" w:type="auto"/>
-        <w:tblLook w:val="04A0" w:firstRow="1" w:lastRow="0" w:firstColumn="1" w:lastColumn="0" w:noHBand="0" w:noVBand="1"/>
-      </w:tblPr>
-      <w:tblGrid>
-        <w:gridCol w:w="2605"/>
-        <w:gridCol w:w="6745"/>
-      </w:tblGrid>
-      <w:tr>
-        <w:tc>
-          <w:tcPr>
-            <w:tcW w:w="2605" w:type="dxa"/>
-          </w:tcPr>
-          <w:p>
-            <w:r>
-              <w:rPr>
-                <w:rFonts w:cs="Times New Roman"/>
-              </w:rPr>
-              <w:t>Simple sentence:</w:t>
-            </w:r>
-          </w:p>
-        </w:tc>
-        <w:tc>
-          <w:tcPr>
-            <w:tcW w:w="6745" w:type="dxa"/>
-          </w:tcPr>
-          <w:p>
-            <w:r>
-              <w:rPr>
-                <w:rFonts w:cs="Times New Roman"/>
-              </w:rPr>
-              <w:t xml:space="preserve">Teenagers only need to be confident for one minute to start a real conversation.</w:t>
-            </w:r>
-          </w:p>
-        </w:tc>
-      </w:tr>
-      <w:tr>
-        <w:tc>
-          <w:tcPr>
-            <w:tcW w:w="2605" w:type="dxa"/>
-          </w:tcPr>
-          <w:p>
-            <w:r>
-              <w:rPr>
-                <w:rFonts w:cs="Times New Roman"/>
-              </w:rPr>
-              <w:t>Prompt:</w:t>
-            </w:r>
-          </w:p>
-        </w:tc>
-        <w:tc>
-          <w:tcPr>
-            <w:tcW w:w="6745" w:type="dxa"/>
-          </w:tcPr>
-          <w:p>
-            <w:r>
-              <w:rPr>
-                <w:rFonts w:cs="Times New Roman"/>
-                <w:i/>
-              </w:rPr>
-              <w:t xml:space="preserve">Begin with ‘All teenagers need …’.</w:t>
-            </w:r>
-          </w:p>
-        </w:tc>
-      </w:tr>
-      <w:tr>
-        <w:tc>
-          <w:tcPr>
-            <w:tcW w:w="2605" w:type="dxa"/>
-          </w:tcPr>
-          <w:p>
-            <w:r>
-              <w:rPr>
-                <w:rFonts w:cs="Times New Roman"/>
-                <w:b/>
-              </w:rPr>
-              <w:t>Teacher’s Answer:</w:t>
-            </w:r>
-          </w:p>
-        </w:tc>
-        <w:tc>
-          <w:tcPr>
-            <w:tcW w:w="6745" w:type="dxa"/>
-          </w:tcPr>
-          <w:p>
-            <w:r>
-              <w:rPr>
-                <w:rFonts w:cs="Times New Roman"/>
-              </w:rPr>
-              <w:t xml:space="preserve">All teenagers need is the confidence to start a real conversation.</w:t>
             </w:r>
           </w:p>
         </w:tc>

--- a/Lesson 4 - Cleft sentences (Teacher's).docx
+++ b/Lesson 4 - Cleft sentences (Teacher's).docx
@@ -112,7 +112,7 @@
         <w:rPr>
           <w:rFonts w:cs="Times New Roman"/>
         </w:rPr>
-        <w:t xml:space="preserve">Everyone claims that technology makes life easier, but the truth is far less pleasant. Not only teenagers order food instead of cooking, but they also replace real conversations with emoji-filled messages. They sit for hours on apps, that were designed to save time, and end up achieving nothing meaningful. The convenient of instant delivery has destroyed any reason to walk to the shops. Rarely parents notice that their children have forgotten how to hold a proper conversation. Only when someone removes every screen from the house the family remembers what silence feels like.</w:t>
+        <w:t xml:space="preserve">Everyone claims that technology makes life easier, but the truth is far less pleasant. Not only teenagers order food instead of cooking, but they also replace real conversations with emoji-filled messages. They sit for hours on apps, that were designed to save time, and end up achieving nothing meaningful. The convenient of instant delivery has destroyed any reason to walk to the shops. Rarely parents notice that their children have forgotten how to hold a proper conversation. Only if teenagers put down their phones the family can have a real conversation.</w:t>
       </w:r>
     </w:p>
     <w:p>
@@ -123,7 +123,7 @@
         <w:rPr>
           <w:rFonts w:cs="Times New Roman"/>
         </w:rPr>
-        <w:t xml:space="preserve">Has technology really destroyed our generation, or have older adults simply misunderstood how we work? What they refuse to accept is that young people today manage schoolwork alongside online projects they could never have completed without the internet. Not only teenagers of the past lacked these tools, but they also missed the opportunities that digital platforms create. The believe that real work must involve physical sweat ignores the fact that running a website demands just as much effort. Rarely critics acknowledge that a teenager editing videos is working just as hard as someone lifting boxes. The reason because teenagers seem distracted is not laziness but the creative work they are doing on their phones. Only when adults look at the results of their work they can understand what teenagers actually achieve.</w:t>
+        <w:t xml:space="preserve">Has technology really destroyed our generation, or have adults simply misunderstood how we work? What they refuse to accept is that young people today manage schoolwork alongside digital projects what they could never have completed alone. The believe that real work must involve physical sweat ignores the fact that running a website demands just as much effort. Rarely critics acknowledge that a teenager editing videos is working just as hard as someone lifting boxes. The reason because teenagers seem distracted is not laziness but the creative work they are doing on their phones. Only when adults look at the results of their work they can understand what teenagers actually achieve.</w:t>
       </w:r>
     </w:p>
     <w:p>
@@ -270,7 +270,7 @@
               <w:rPr>
                 <w:rFonts w:cs="Times New Roman"/>
               </w:rPr>
-              <w:t xml:space="preserve">The convenience of instant delivery has destroyed any reason to walk to the shops. ('important' → 'importance' — a noun is needed after 'the'.)</w:t>
+              <w:t xml:space="preserve">The convenience of instant delivery has destroyed any reason to walk to the shops. ('convenient' → 'convenience' — a noun is needed after 'the'.)</w:t>
             </w:r>
           </w:p>
         </w:tc>
@@ -330,7 +330,7 @@
               <w:rPr>
                 <w:rFonts w:cs="Times New Roman"/>
               </w:rPr>
-              <w:t xml:space="preserve">Only when someone removes every screen from the house does the family remember what silence feels like. (Move 'does' before the subject — 'Only when' inverts the subject and the verb.)</w:t>
+              <w:t xml:space="preserve">Only if teenagers put down their phones can the family have a real conversation. (Move 'can' before the subject — 'Only if' inverts the subject and the verb.)</w:t>
             </w:r>
           </w:p>
         </w:tc>
@@ -360,7 +360,7 @@
               <w:rPr>
                 <w:rFonts w:cs="Times New Roman"/>
               </w:rPr>
-              <w:t xml:space="preserve">Not only did teenagers of the past lack these tools... (Move 'did' before the subject — 'Not only' inverts the subject and the verb.)</w:t>
+              <w:t xml:space="preserve">...digital projects which they could never have completed alone... ('what' cannot be used as a relative pronoun after a noun; use 'which' or 'that'.)</w:t>
             </w:r>
           </w:p>
         </w:tc>
@@ -1309,7 +1309,7 @@
               <w:rPr>
                 <w:rFonts w:cs="Times New Roman"/>
               </w:rPr>
-              <w:t xml:space="preserve">Young people forget social skills because they text too much.</w:t>
+              <w:t xml:space="preserve">Young people forget social skills because they use messaging apps.</w:t>
             </w:r>
           </w:p>
         </w:tc>
@@ -1338,7 +1338,7 @@
                 <w:rFonts w:cs="Times New Roman"/>
                 <w:i/>
               </w:rPr>
-              <w:t xml:space="preserve">Begin with ‘It is the overuse of texting …’.</w:t>
+              <w:t xml:space="preserve">Begin with ‘It is messaging apps …’.</w:t>
             </w:r>
           </w:p>
         </w:tc>
@@ -1367,7 +1367,7 @@
               <w:rPr>
                 <w:rFonts w:cs="Times New Roman"/>
               </w:rPr>
-              <w:t xml:space="preserve">It is the overuse of texting that makes young people forget social skills.</w:t>
+              <w:t xml:space="preserve">It is messaging apps that make young people forget social skills.</w:t>
             </w:r>
           </w:p>
         </w:tc>

--- a/Lesson 4 - Cleft sentences (Teacher's).docx
+++ b/Lesson 4 - Cleft sentences (Teacher's).docx
@@ -14,11 +14,80 @@
       </w:pPr>
       <w:r>
         <w:rPr>
+          <w:rFonts w:ascii="Trebuchet MS" w:hAnsi="Trebuchet MS"/>
+          <w:b/>
+          <w:i/>
+          <w:noProof/>
+          <w:szCs w:val="20"/>
+          <w:lang w:eastAsia="zh-TW"/>
+        </w:rPr>
+        <w:drawing>
+          <wp:anchor distT="0" distB="0" distL="114300" distR="114300" simplePos="0" relativeHeight="251659264" behindDoc="0" locked="0" layoutInCell="1" allowOverlap="1" wp14:anchorId="7570E6DD" wp14:editId="6B8AC110">
+            <wp:simplePos x="0" y="0"/>
+            <wp:positionH relativeFrom="column">
+              <wp:posOffset>4621161</wp:posOffset>
+            </wp:positionH>
+            <wp:positionV relativeFrom="paragraph">
+              <wp:posOffset>-68826</wp:posOffset>
+            </wp:positionV>
+            <wp:extent cx="1838325" cy="571500"/>
+            <wp:effectExtent l="0" t="0" r="9525" b="0"/>
+            <wp:wrapNone/>
+            <wp:docPr id="9" name="Picture 9" descr="A white rectangular object with black lines&#10;&#10;AI-generated content may be incorrect."/>
+            <wp:cNvGraphicFramePr>
+              <a:graphicFrameLocks xmlns:a="http://schemas.openxmlformats.org/drawingml/2006/main" noChangeAspect="1"/>
+            </wp:cNvGraphicFramePr>
+            <a:graphic xmlns:a="http://schemas.openxmlformats.org/drawingml/2006/main">
+              <a:graphicData uri="http://schemas.openxmlformats.org/drawingml/2006/picture">
+                <pic:pic xmlns:pic="http://schemas.openxmlformats.org/drawingml/2006/picture">
+                  <pic:nvPicPr>
+                    <pic:cNvPr id="9" name="Picture 9" descr="A white rectangular object with black lines&#10;&#10;AI-generated content may be incorrect."/>
+                    <pic:cNvPicPr>
+                      <a:picLocks noChangeAspect="1" noChangeArrowheads="1"/>
+                    </pic:cNvPicPr>
+                  </pic:nvPicPr>
+                  <pic:blipFill>
+                    <a:blip r:embed="rId8">
+                      <a:extLst>
+                        <a:ext uri="{28A0092B-C50C-407E-A947-70E740481C1C}">
+                          <a14:useLocalDpi xmlns:a14="http://schemas.microsoft.com/office/drawing/2010/main" val="0"/>
+                        </a:ext>
+                      </a:extLst>
+                    </a:blip>
+                    <a:srcRect/>
+                    <a:stretch>
+                      <a:fillRect/>
+                    </a:stretch>
+                  </pic:blipFill>
+                  <pic:spPr bwMode="auto">
+                    <a:xfrm>
+                      <a:off x="0" y="0"/>
+                      <a:ext cx="1838325" cy="571500"/>
+                    </a:xfrm>
+                    <a:prstGeom prst="rect">
+                      <a:avLst/>
+                    </a:prstGeom>
+                    <a:noFill/>
+                  </pic:spPr>
+                </pic:pic>
+              </a:graphicData>
+            </a:graphic>
+            <wp14:sizeRelH relativeFrom="page">
+              <wp14:pctWidth>0</wp14:pctWidth>
+            </wp14:sizeRelH>
+            <wp14:sizeRelV relativeFrom="page">
+              <wp14:pctHeight>0</wp14:pctHeight>
+            </wp14:sizeRelV>
+          </wp:anchor>
+        </w:drawing>
+      </w:r>
+      <w:r>
+        <w:rPr>
           <w:rFonts w:ascii="Century Gothic" w:hAnsi="Century Gothic"/>
           <w:b/>
           <w:iCs/>
         </w:rPr>
-        <w:t xml:space="preserve">St. Joseph’s Anglo-Chinese School</w:t>
+        <w:t>St. Joseph’s Anglo-Chinese School</w:t>
       </w:r>
     </w:p>
     <w:p>
@@ -37,7 +106,7 @@
           <w:b/>
           <w:iCs/>
         </w:rPr>
-        <w:t xml:space="preserve">F.5 English Language</w:t>
+        <w:t>F.5 English Language</w:t>
       </w:r>
     </w:p>
     <w:p>
@@ -58,7 +127,7 @@
           <w:b/>
           <w:iCs/>
         </w:rPr>
-        <w:t xml:space="preserve">Grammar – Lesson 4: Cleft sentences</w:t>
+        <w:t>Grammar – Lesson 4: Cleft sentences</w:t>
       </w:r>
     </w:p>
     <w:p>
@@ -72,7 +141,7 @@
           <w:b/>
           <w:shd w:val="pct15" w:color="auto" w:fill="FFFFFF"/>
         </w:rPr>
-        <w:t xml:space="preserve">Cleft sentences</w:t>
+        <w:t>Cleft sentences</w:t>
       </w:r>
     </w:p>
     <w:p>
@@ -90,57 +159,66 @@
           <w:sz w:val="22"/>
           <w:szCs w:val="22"/>
         </w:rPr>
-        <w:t xml:space="preserve">Part 1: Proofreading quiz</w:t>
+        <w:t>Part 1: Proofreading quiz</w:t>
       </w:r>
     </w:p>
     <w:p>
       <w:pPr>
         <w:spacing w:line="360" w:lineRule="auto"/>
+        <w:rPr>
+          <w:rFonts w:cs="Times New Roman"/>
+        </w:rPr>
       </w:pPr>
       <w:r>
         <w:rPr>
           <w:rFonts w:cs="Times New Roman"/>
         </w:rPr>
-        <w:t xml:space="preserve">Your teacher has put two paragraphs on the board. One argues that technology has made people lazier (Paragraph A). The other argues that technology has not made us lazier (Paragraph B). Each paragraph contains FIVE errors. The errors include relative clauses, inverted patterns and nominalisation. Proofread the paragraphs.</w:t>
+        <w:t xml:space="preserve">Each paragraph contains FIVE errors. The errors include </w:t>
       </w:r>
-    </w:p>
-    <w:p>
-      <w:pPr>
-        <w:spacing w:line="360" w:lineRule="auto"/>
-      </w:pPr>
+      <w:r>
+        <w:rPr>
+          <w:rFonts w:cs="Times New Roman"/>
+          <w:b/>
+          <w:bCs/>
+          <w:u w:val="single"/>
+        </w:rPr>
+        <w:t>relative clauses</w:t>
+      </w:r>
       <w:r>
         <w:rPr>
           <w:rFonts w:cs="Times New Roman"/>
         </w:rPr>
-        <w:t xml:space="preserve">Everyone claims that technology makes life easier, but the truth is far less pleasant. Not only teenagers order food instead of cooking, but they also replace real conversations with emoji-filled messages. They sit for hours on apps, that were designed to save time, and end up achieving nothing meaningful. The convenient of instant delivery has destroyed any reason to walk to the shops. Rarely parents notice that their children have forgotten how to hold a proper conversation. Only if teenagers put down their phones the family can have a real conversation.</w:t>
+        <w:t xml:space="preserve">, </w:t>
       </w:r>
-    </w:p>
-    <w:p>
-      <w:pPr>
-        <w:spacing w:line="360" w:lineRule="auto"/>
-      </w:pPr>
+      <w:r>
+        <w:rPr>
+          <w:rFonts w:cs="Times New Roman"/>
+          <w:b/>
+          <w:bCs/>
+          <w:u w:val="single"/>
+        </w:rPr>
+        <w:t>inverted patterns</w:t>
+      </w:r>
       <w:r>
         <w:rPr>
           <w:rFonts w:cs="Times New Roman"/>
         </w:rPr>
-        <w:t xml:space="preserve">Has technology really destroyed our generation, or have adults simply misunderstood how we work? What they refuse to accept is that young people today manage schoolwork alongside digital projects what they could never have completed alone. The believe that real work must involve physical sweat ignores the fact that running a website demands just as much effort. Rarely critics acknowledge that a teenager editing videos is working just as hard as someone lifting boxes. The reason because teenagers seem distracted is not laziness but the creative work they are doing on their phones. Only when adults look at the results of their work they can understand what teenagers actually achieve.</w:t>
+        <w:t xml:space="preserve"> and </w:t>
       </w:r>
-    </w:p>
-    <w:p>
-      <w:pPr>
-        <w:spacing w:line="360" w:lineRule="auto"/>
-      </w:pPr>
-    </w:p>
-    <w:p>
-      <w:pPr>
-        <w:spacing w:line="360" w:lineRule="auto"/>
-      </w:pPr>
       <w:r>
         <w:rPr>
           <w:rFonts w:cs="Times New Roman"/>
           <w:b/>
+          <w:bCs/>
+          <w:u w:val="single"/>
         </w:rPr>
-        <w:t xml:space="preserve">Teacher’s answers</w:t>
+        <w:t>parts of speech</w:t>
+      </w:r>
+      <w:r>
+        <w:rPr>
+          <w:rFonts w:cs="Times New Roman"/>
+        </w:rPr>
+        <w:t>. Proofread the paragraphs.</w:t>
       </w:r>
     </w:p>
     <w:tbl>
@@ -150,37 +228,47 @@
         <w:tblLook w:val="04A0" w:firstRow="1" w:lastRow="0" w:firstColumn="1" w:lastColumn="0" w:noHBand="0" w:noVBand="1"/>
       </w:tblPr>
       <w:tblGrid>
-        <w:gridCol w:w="656"/>
-        <w:gridCol w:w="8694"/>
+        <w:gridCol w:w="9350"/>
       </w:tblGrid>
       <w:tr>
         <w:tc>
           <w:tcPr>
-            <w:tcW w:w="620" w:type="dxa"/>
-            <w:shd w:val="clear" w:color="auto" w:fill="F2F2F2"/>
+            <w:tcW w:w="9350" w:type="dxa"/>
           </w:tcPr>
           <w:p>
+            <w:pPr>
+              <w:spacing w:before="240" w:line="600" w:lineRule="auto"/>
+            </w:pPr>
             <w:r>
               <w:rPr>
                 <w:rFonts w:cs="Times New Roman"/>
-                <w:b/>
               </w:rPr>
-              <w:t>Item</w:t>
+              <w:t>Argument for: Technology has made us lazier. (5 errors)</w:t>
             </w:r>
           </w:p>
-        </w:tc>
-        <w:tc>
-          <w:tcPr>
-            <w:tcW w:w="8730" w:type="dxa"/>
-            <w:shd w:val="clear" w:color="auto" w:fill="F2F2F2"/>
-          </w:tcPr>
           <w:p>
+            <w:pPr>
+              <w:spacing w:before="240" w:line="600" w:lineRule="auto"/>
+            </w:pPr>
             <w:r>
               <w:rPr>
                 <w:rFonts w:cs="Times New Roman"/>
-                <w:b/>
               </w:rPr>
-              <w:t xml:space="preserve">Correction</w:t>
+              <w:t xml:space="preserve">It is claimed that technology makes life easier, but the truth is far less pleasant. Not only teenagers order food instead of cooking, but they also replace real conversations with emoji-filled messages. They sit for hours on apps, that were designed to save </w:t>
+            </w:r>
+            <w:proofErr w:type="gramStart"/>
+            <w:r>
+              <w:rPr>
+                <w:rFonts w:cs="Times New Roman"/>
+              </w:rPr>
+              <w:t>time, and</w:t>
+            </w:r>
+            <w:proofErr w:type="gramEnd"/>
+            <w:r>
+              <w:rPr>
+                <w:rFonts w:cs="Times New Roman"/>
+              </w:rPr>
+              <w:t xml:space="preserve"> end up achieving nothing meaningful. The convenient of instant delivery has destroyed any reason to walk to the shops. Rarely parents notice that their children have forgotten how to hold a proper conversation. Only by encouraging teenagers to put down their phones the family can have a real conversation.</w:t>
             </w:r>
           </w:p>
         </w:tc>
@@ -188,314 +276,171 @@
       <w:tr>
         <w:tc>
           <w:tcPr>
-            <w:tcW w:w="620" w:type="dxa"/>
-            <w:shd w:val="clear" w:color="auto" w:fill="F2F2F2"/>
+            <w:tcW w:w="9350" w:type="dxa"/>
           </w:tcPr>
           <w:p>
+            <w:pPr>
+              <w:spacing w:before="240" w:line="600" w:lineRule="auto"/>
+              <w:rPr>
+                <w:rFonts w:cs="Times New Roman"/>
+              </w:rPr>
+            </w:pPr>
             <w:r>
               <w:rPr>
                 <w:rFonts w:cs="Times New Roman"/>
               </w:rPr>
-              <w:t xml:space="preserve">1A</w:t>
+              <w:t>Argument against: Technology has made us lazier. (5 errors)</w:t>
             </w:r>
           </w:p>
-        </w:tc>
-        <w:tc>
-          <w:tcPr>
-            <w:tcW w:w="8730" w:type="dxa"/>
-            <w:shd w:val="clear" w:color="auto" w:fill="F2F2F2"/>
-          </w:tcPr>
           <w:p>
+            <w:pPr>
+              <w:spacing w:before="240" w:line="600" w:lineRule="auto"/>
+              <w:rPr>
+                <w:rFonts w:cs="Times New Roman"/>
+              </w:rPr>
+            </w:pPr>
             <w:r>
               <w:rPr>
                 <w:rFonts w:cs="Times New Roman"/>
               </w:rPr>
-              <w:t xml:space="preserve">Not only do teenagers order food instead of cooking... (Move 'do' before the subject — 'Not only' inverts the subject and the verb.)</w:t>
+              <w:t xml:space="preserve">Critics argue that technology has destroyed our generation. Nevertheless, the truth is that adults have simply misunderstood how we work. What they refuse to accept is that digital tools have allowed young people to accomplish more than the previous generation, for who technology was not available. The believe that real work must involve physical sweat ignores the fact that running a website demands just as much effort. Seldom critics acknowledge that a teenager editing videos is working just as hard as someone lifting boxes. The reason why teenagers seem distracted is not lazy but the creative work they are doing on their phones. Only when adults look at the results of their </w:t>
             </w:r>
-          </w:p>
-        </w:tc>
-      </w:tr>
-      <w:tr>
-        <w:tc>
-          <w:tcPr>
-            <w:tcW w:w="620" w:type="dxa"/>
-            <w:shd w:val="clear" w:color="auto" w:fill="F2F2F2"/>
-          </w:tcPr>
-          <w:p>
+            <w:proofErr w:type="gramStart"/>
             <w:r>
               <w:rPr>
                 <w:rFonts w:cs="Times New Roman"/>
               </w:rPr>
-              <w:t xml:space="preserve">2A</w:t>
+              <w:t>work</w:t>
             </w:r>
-          </w:p>
-        </w:tc>
-        <w:tc>
-          <w:tcPr>
-            <w:tcW w:w="8730" w:type="dxa"/>
-            <w:shd w:val="clear" w:color="auto" w:fill="F2F2F2"/>
-          </w:tcPr>
-          <w:p>
+            <w:proofErr w:type="gramEnd"/>
             <w:r>
               <w:rPr>
                 <w:rFonts w:cs="Times New Roman"/>
               </w:rPr>
-              <w:t xml:space="preserve">They sit for hours on apps, which were designed to save time... ('that' cannot be used after a comma in a non-restrictive clause; use 'which'.)</w:t>
+              <w:t xml:space="preserve"> they can understand what teenagers </w:t>
             </w:r>
-          </w:p>
-        </w:tc>
-      </w:tr>
-      <w:tr>
-        <w:tc>
-          <w:tcPr>
-            <w:tcW w:w="620" w:type="dxa"/>
-            <w:shd w:val="clear" w:color="auto" w:fill="F2F2F2"/>
-          </w:tcPr>
-          <w:p>
+            <w:proofErr w:type="gramStart"/>
             <w:r>
               <w:rPr>
                 <w:rFonts w:cs="Times New Roman"/>
               </w:rPr>
-              <w:t xml:space="preserve">3A</w:t>
+              <w:t>actually achieve</w:t>
             </w:r>
-          </w:p>
-        </w:tc>
-        <w:tc>
-          <w:tcPr>
-            <w:tcW w:w="8730" w:type="dxa"/>
-            <w:shd w:val="clear" w:color="auto" w:fill="F2F2F2"/>
-          </w:tcPr>
-          <w:p>
+            <w:proofErr w:type="gramEnd"/>
             <w:r>
               <w:rPr>
                 <w:rFonts w:cs="Times New Roman"/>
               </w:rPr>
-              <w:t xml:space="preserve">The convenience of instant delivery has destroyed any reason to walk to the shops. ('convenient' → 'convenience' — a noun is needed after 'the'.)</w:t>
-            </w:r>
-          </w:p>
-        </w:tc>
-      </w:tr>
-      <w:tr>
-        <w:tc>
-          <w:tcPr>
-            <w:tcW w:w="620" w:type="dxa"/>
-            <w:shd w:val="clear" w:color="auto" w:fill="F2F2F2"/>
-          </w:tcPr>
-          <w:p>
-            <w:r>
-              <w:rPr>
-                <w:rFonts w:cs="Times New Roman"/>
-              </w:rPr>
-              <w:t xml:space="preserve">4A</w:t>
-            </w:r>
-          </w:p>
-        </w:tc>
-        <w:tc>
-          <w:tcPr>
-            <w:tcW w:w="8730" w:type="dxa"/>
-            <w:shd w:val="clear" w:color="auto" w:fill="F2F2F2"/>
-          </w:tcPr>
-          <w:p>
-            <w:r>
-              <w:rPr>
-                <w:rFonts w:cs="Times New Roman"/>
-              </w:rPr>
-              <w:t xml:space="preserve">Rarely do parents notice that their children have forgotten how to hold a proper conversation. (Move 'do' before the subject — 'Rarely' inverts the subject and the verb.)</w:t>
-            </w:r>
-          </w:p>
-        </w:tc>
-      </w:tr>
-      <w:tr>
-        <w:tc>
-          <w:tcPr>
-            <w:tcW w:w="620" w:type="dxa"/>
-            <w:shd w:val="clear" w:color="auto" w:fill="F2F2F2"/>
-          </w:tcPr>
-          <w:p>
-            <w:r>
-              <w:rPr>
-                <w:rFonts w:cs="Times New Roman"/>
-              </w:rPr>
-              <w:t xml:space="preserve">5A</w:t>
-            </w:r>
-          </w:p>
-        </w:tc>
-        <w:tc>
-          <w:tcPr>
-            <w:tcW w:w="8730" w:type="dxa"/>
-            <w:shd w:val="clear" w:color="auto" w:fill="F2F2F2"/>
-          </w:tcPr>
-          <w:p>
-            <w:r>
-              <w:rPr>
-                <w:rFonts w:cs="Times New Roman"/>
-              </w:rPr>
-              <w:t xml:space="preserve">Only if teenagers put down their phones can the family have a real conversation. (Move 'can' before the subject — 'Only if' inverts the subject and the verb.)</w:t>
-            </w:r>
-          </w:p>
-        </w:tc>
-      </w:tr>
-      <w:tr>
-        <w:tc>
-          <w:tcPr>
-            <w:tcW w:w="620" w:type="dxa"/>
-            <w:shd w:val="clear" w:color="auto" w:fill="F2F2F2"/>
-          </w:tcPr>
-          <w:p>
-            <w:r>
-              <w:rPr>
-                <w:rFonts w:cs="Times New Roman"/>
-              </w:rPr>
-              <w:t xml:space="preserve">1B</w:t>
-            </w:r>
-          </w:p>
-        </w:tc>
-        <w:tc>
-          <w:tcPr>
-            <w:tcW w:w="8730" w:type="dxa"/>
-            <w:shd w:val="clear" w:color="auto" w:fill="F2F2F2"/>
-          </w:tcPr>
-          <w:p>
-            <w:r>
-              <w:rPr>
-                <w:rFonts w:cs="Times New Roman"/>
-              </w:rPr>
-              <w:t xml:space="preserve">...digital projects which they could never have completed alone... ('what' cannot be used as a relative pronoun after a noun; use 'which' or 'that'.)</w:t>
-            </w:r>
-          </w:p>
-        </w:tc>
-      </w:tr>
-      <w:tr>
-        <w:tc>
-          <w:tcPr>
-            <w:tcW w:w="620" w:type="dxa"/>
-            <w:shd w:val="clear" w:color="auto" w:fill="F2F2F2"/>
-          </w:tcPr>
-          <w:p>
-            <w:r>
-              <w:rPr>
-                <w:rFonts w:cs="Times New Roman"/>
-              </w:rPr>
-              <w:t xml:space="preserve">2B</w:t>
-            </w:r>
-          </w:p>
-        </w:tc>
-        <w:tc>
-          <w:tcPr>
-            <w:tcW w:w="8730" w:type="dxa"/>
-            <w:shd w:val="clear" w:color="auto" w:fill="F2F2F2"/>
-          </w:tcPr>
-          <w:p>
-            <w:r>
-              <w:rPr>
-                <w:rFonts w:cs="Times New Roman"/>
-              </w:rPr>
-              <w:t xml:space="preserve">The belief that real work must involve physical sweat ignores the fact that running a website demands just as much effort. ('believe' → 'belief' — a noun is needed after 'the'.)</w:t>
-            </w:r>
-          </w:p>
-        </w:tc>
-      </w:tr>
-      <w:tr>
-        <w:tc>
-          <w:tcPr>
-            <w:tcW w:w="620" w:type="dxa"/>
-            <w:shd w:val="clear" w:color="auto" w:fill="F2F2F2"/>
-          </w:tcPr>
-          <w:p>
-            <w:r>
-              <w:rPr>
-                <w:rFonts w:cs="Times New Roman"/>
-              </w:rPr>
-              <w:t xml:space="preserve">3B</w:t>
-            </w:r>
-          </w:p>
-        </w:tc>
-        <w:tc>
-          <w:tcPr>
-            <w:tcW w:w="8730" w:type="dxa"/>
-            <w:shd w:val="clear" w:color="auto" w:fill="F2F2F2"/>
-          </w:tcPr>
-          <w:p>
-            <w:r>
-              <w:rPr>
-                <w:rFonts w:cs="Times New Roman"/>
-              </w:rPr>
-              <w:t xml:space="preserve">Rarely do critics acknowledge that a teenager editing videos is working just as hard as someone lifting boxes. (Move 'do' before the subject — 'Rarely' inverts the subject and the verb.)</w:t>
-            </w:r>
-          </w:p>
-        </w:tc>
-      </w:tr>
-      <w:tr>
-        <w:tc>
-          <w:tcPr>
-            <w:tcW w:w="620" w:type="dxa"/>
-            <w:shd w:val="clear" w:color="auto" w:fill="F2F2F2"/>
-          </w:tcPr>
-          <w:p>
-            <w:r>
-              <w:rPr>
-                <w:rFonts w:cs="Times New Roman"/>
-              </w:rPr>
-              <w:t xml:space="preserve">4B</w:t>
-            </w:r>
-          </w:p>
-        </w:tc>
-        <w:tc>
-          <w:tcPr>
-            <w:tcW w:w="8730" w:type="dxa"/>
-            <w:shd w:val="clear" w:color="auto" w:fill="F2F2F2"/>
-          </w:tcPr>
-          <w:p>
-            <w:r>
-              <w:rPr>
-                <w:rFonts w:cs="Times New Roman"/>
-              </w:rPr>
-              <w:t xml:space="preserve">The reason why teenagers seem distracted is not laziness but the creative work they are doing on their phones. ('because' cannot follow 'The reason'; use 'why' or 'that'.)</w:t>
-            </w:r>
-          </w:p>
-        </w:tc>
-      </w:tr>
-      <w:tr>
-        <w:tc>
-          <w:tcPr>
-            <w:tcW w:w="620" w:type="dxa"/>
-            <w:shd w:val="clear" w:color="auto" w:fill="F2F2F2"/>
-          </w:tcPr>
-          <w:p>
-            <w:r>
-              <w:rPr>
-                <w:rFonts w:cs="Times New Roman"/>
-              </w:rPr>
-              <w:t xml:space="preserve">5B</w:t>
-            </w:r>
-          </w:p>
-        </w:tc>
-        <w:tc>
-          <w:tcPr>
-            <w:tcW w:w="8730" w:type="dxa"/>
-            <w:shd w:val="clear" w:color="auto" w:fill="F2F2F2"/>
-          </w:tcPr>
-          <w:p>
-            <w:r>
-              <w:rPr>
-                <w:rFonts w:cs="Times New Roman"/>
-              </w:rPr>
-              <w:t xml:space="preserve">Only when adults look at the results of their work can they understand what teenagers actually achieve. (Move 'can' before the subject — 'Only when' inverts the subject and the verb.)</w:t>
+              <w:t>.</w:t>
             </w:r>
           </w:p>
         </w:tc>
       </w:tr>
     </w:tbl>
     <w:p>
-      <w:pPr>
-        <w:spacing w:line="360" w:lineRule="auto"/>
-      </w:pPr>
+      <w:r>
+        <w:rPr>
+          <w:rFonts w:cs="Times New Roman"/>
+        </w:rPr>
+        <w:t xml:space="preserve"/>
+      </w:r>
+    </w:p>
+    <w:p>
+      <w:r>
+        <w:rPr>
+          <w:rFonts w:cs="Times New Roman"/>
+          <w:b/>
+          <w:bCs/>
+        </w:rPr>
+        <w:t xml:space="preserve">Teacher's answers</w:t>
+      </w:r>
+    </w:p>
+    <w:p>
+      <w:r>
+        <w:rPr>
+          <w:rFonts w:cs="Times New Roman"/>
+        </w:rPr>
+        <w:t xml:space="preserve">1A. Not only do teenagers order food instead of cooking... (Move 'do' before the subject — 'Not only' inverts.)</w:t>
+      </w:r>
+    </w:p>
+    <w:p>
+      <w:r>
+        <w:rPr>
+          <w:rFonts w:cs="Times New Roman"/>
+        </w:rPr>
+        <w:t xml:space="preserve">2A. They sit for hours on apps, which were designed to save time... ('that' cannot be used after a comma in a non-restrictive clause; use 'which'.)</w:t>
+      </w:r>
+    </w:p>
+    <w:p>
+      <w:r>
+        <w:rPr>
+          <w:rFonts w:cs="Times New Roman"/>
+        </w:rPr>
+        <w:t xml:space="preserve">3A. The convenience of instant delivery has destroyed any reason to walk to the shops. ('convenient' → 'convenience' — a noun is needed after 'the'.)</w:t>
+      </w:r>
+    </w:p>
+    <w:p>
+      <w:r>
+        <w:rPr>
+          <w:rFonts w:cs="Times New Roman"/>
+        </w:rPr>
+        <w:t xml:space="preserve">4A. Rarely do parents notice that their children have forgotten how to hold a proper conversation. (Move 'do' before the subject — 'Rarely' inverts.)</w:t>
+      </w:r>
+    </w:p>
+    <w:p>
+      <w:r>
+        <w:rPr>
+          <w:rFonts w:cs="Times New Roman"/>
+        </w:rPr>
+        <w:t xml:space="preserve">5A. Only by encouraging teenagers to put down their phones can the family have a real conversation. (Move 'can' before the subject — 'Only by' inverts.)</w:t>
+      </w:r>
+    </w:p>
+    <w:p>
+      <w:r>
+        <w:rPr>
+          <w:rFonts w:cs="Times New Roman"/>
+        </w:rPr>
+        <w:t xml:space="preserve">1B. ...for whom technology was not available. ('who' → 'whom' — the object form of the relative pronoun is needed after a preposition.)</w:t>
+      </w:r>
+    </w:p>
+    <w:p>
+      <w:r>
+        <w:rPr>
+          <w:rFonts w:cs="Times New Roman"/>
+        </w:rPr>
+        <w:t xml:space="preserve">2B. The belief that real work must involve physical sweat ignores the fact... ('believe' → 'belief' — a noun is needed after 'the'.)</w:t>
+      </w:r>
+    </w:p>
+    <w:p>
+      <w:r>
+        <w:rPr>
+          <w:rFonts w:cs="Times New Roman"/>
+        </w:rPr>
+        <w:t xml:space="preserve">3B. Seldom do critics acknowledge that a teenager editing videos... (Move 'do' before the subject — 'Seldom' inverts.)</w:t>
+      </w:r>
+    </w:p>
+    <w:p>
+      <w:r>
+        <w:rPr>
+          <w:rFonts w:cs="Times New Roman"/>
+        </w:rPr>
+        <w:t xml:space="preserve">4B. The reason why teenagers seem distracted is not laziness but the creative work... ('lazy' → 'laziness' — a noun is needed after 'not'.)</w:t>
+      </w:r>
+    </w:p>
+    <w:p>
+      <w:r>
+        <w:rPr>
+          <w:rFonts w:cs="Times New Roman"/>
+        </w:rPr>
+        <w:t xml:space="preserve">5B. Only when adults look at the results of their work can they understand... (Move 'can' before the subject — 'Only when' inverts.)</w:t>
+      </w:r>
     </w:p>
     <w:p>
       <w:pPr>
         <w:pStyle w:val="Heading2"/>
         <w:spacing w:line="360" w:lineRule="auto"/>
         <w:rPr>
+          <w:rFonts w:ascii="Times New Roman" w:hAnsi="Times New Roman" w:cs="Times New Roman"/>
           <w:sz w:val="22"/>
           <w:szCs w:val="22"/>
         </w:rPr>
@@ -506,99 +451,79 @@
           <w:sz w:val="22"/>
           <w:szCs w:val="22"/>
         </w:rPr>
-        <w:t xml:space="preserve">Part 2: Cleft sentences in formal writing</w:t>
+        <w:t>Part 2: Cleft sentences in formal writing</w:t>
       </w:r>
     </w:p>
+    <w:p/>
     <w:p>
       <w:pPr>
-        <w:spacing w:line="360" w:lineRule="auto"/>
+        <w:spacing w:before="200"/>
       </w:pPr>
       <w:r>
         <w:rPr>
-          <w:rFonts w:cs="Times New Roman"/>
+          <w:b/>
+          <w:color w:val="1B365D"/>
+          <w:sz w:val="28"/>
         </w:rPr>
-        <w:t xml:space="preserve">A cleft sentence breaks one idea into two parts so the most important information stands out. Study the patterns below.</w:t>
-      </w:r>
-    </w:p>
-    <w:p>
-      <w:pPr>
-        <w:pStyle w:val="Heading3"/>
-        <w:spacing w:line="360" w:lineRule="auto"/>
-      </w:pPr>
-      <w:r>
-        <w:rPr>
-          <w:rFonts w:ascii="Times New Roman" w:hAnsi="Times New Roman" w:cs="Times New Roman"/>
-          <w:sz w:val="22"/>
-        </w:rPr>
-        <w:t xml:space="preserve">Example 1: Wh-cleft – presenting a recommendation</w:t>
+        <w:lastRenderedPageBreak/>
+        <w:t>1. Why Use Cleft Sentences in DSE Writing?</w:t>
       </w:r>
     </w:p>
     <w:tbl>
       <w:tblPr>
-        <w:tblStyle w:val="TableGrid"/>
         <w:tblW w:w="0" w:type="auto"/>
+        <w:jc w:val="center"/>
         <w:tblLook w:val="04A0" w:firstRow="1" w:lastRow="0" w:firstColumn="1" w:lastColumn="0" w:noHBand="0" w:noVBand="1"/>
       </w:tblPr>
       <w:tblGrid>
-        <w:gridCol w:w="2605"/>
-        <w:gridCol w:w="6745"/>
+        <w:gridCol w:w="9792"/>
       </w:tblGrid>
       <w:tr>
+        <w:trPr>
+          <w:jc w:val="center"/>
+        </w:trPr>
         <w:tc>
           <w:tcPr>
-            <w:tcW w:w="2605" w:type="dxa"/>
-            <w:shd w:val="clear" w:color="auto" w:fill="DEEBF7"/>
+            <w:tcW w:w="9792" w:type="dxa"/>
+            <w:tcBorders>
+              <w:left w:val="single" w:sz="24" w:space="0" w:color="1B365D"/>
+            </w:tcBorders>
+            <w:shd w:val="clear" w:color="auto" w:fill="F0F4F8"/>
+            <w:tcMar>
+              <w:top w:w="120" w:type="dxa"/>
+              <w:left w:w="180" w:type="dxa"/>
+              <w:bottom w:w="120" w:type="dxa"/>
+              <w:right w:w="180" w:type="dxa"/>
+            </w:tcMar>
           </w:tcPr>
           <w:p>
+            <w:pPr>
+              <w:spacing w:before="40" w:after="40"/>
+            </w:pPr>
+            <w:r>
+              <w:t xml:space="preserve">Cleft sentences (splitting a sentence into two clauses) allow you to </w:t>
+            </w:r>
             <w:r>
               <w:rPr>
-                <w:rFonts w:cs="Times New Roman"/>
+                <w:b/>
+                <w:bCs/>
+                <w:u w:val="single"/>
               </w:rPr>
-              <w:t xml:space="preserve">Plain:</w:t>
+              <w:t>emphasize</w:t>
             </w:r>
-          </w:p>
-        </w:tc>
-        <w:tc>
-          <w:tcPr>
-            <w:tcW w:w="6745" w:type="dxa"/>
-            <w:shd w:val="clear" w:color="auto" w:fill="DEEBF7"/>
-          </w:tcPr>
-          <w:p>
+            <w:r>
+              <w:t xml:space="preserve"> critical arguments in essays, speech writings, or articles</w:t>
+            </w:r>
+            <w:r>
+              <w:t xml:space="preserve">. They help to make your arguments more </w:t>
+            </w:r>
             <w:r>
               <w:rPr>
-                <w:rFonts w:cs="Times New Roman"/>
+                <w:b/>
+                <w:bCs/>
+                <w:u w:val="single"/>
               </w:rPr>
-              <w:t xml:space="preserve">Schools should teach students how to communicate face to face.</w:t>
-            </w:r>
-          </w:p>
-        </w:tc>
-      </w:tr>
-      <w:tr>
-        <w:tc>
-          <w:tcPr>
-            <w:tcW w:w="2605" w:type="dxa"/>
-            <w:shd w:val="clear" w:color="auto" w:fill="DEEBF7"/>
-          </w:tcPr>
-          <w:p>
-            <w:r>
-              <w:rPr>
-                <w:rFonts w:cs="Times New Roman"/>
-              </w:rPr>
-              <w:t xml:space="preserve">More formal:</w:t>
-            </w:r>
-          </w:p>
-        </w:tc>
-        <w:tc>
-          <w:tcPr>
-            <w:tcW w:w="6745" w:type="dxa"/>
-            <w:shd w:val="clear" w:color="auto" w:fill="DEEBF7"/>
-          </w:tcPr>
-          <w:p>
-            <w:r>
-              <w:rPr>
-                <w:rFonts w:cs="Times New Roman"/>
-              </w:rPr>
-              <w:t xml:space="preserve">What schools should do is teach students how to communicate face to face.</w:t>
+              <w:t>persuasive.</w:t>
             </w:r>
           </w:p>
         </w:tc>
@@ -606,1899 +531,1575 @@
     </w:tbl>
     <w:p>
       <w:pPr>
-        <w:pBdr>
-          <w:top w:val="single" w:sz="4" w:space="4" w:color="auto"/>
-          <w:left w:val="single" w:sz="4" w:space="4" w:color="auto"/>
-          <w:bottom w:val="single" w:sz="4" w:space="4" w:color="auto"/>
-          <w:right w:val="single" w:sz="4" w:space="4" w:color="auto"/>
-        </w:pBdr>
-        <w:spacing w:line="360" w:lineRule="auto"/>
+        <w:spacing w:after="80"/>
+      </w:pPr>
+    </w:p>
+    <w:p>
+      <w:pPr>
+        <w:spacing w:before="200"/>
       </w:pPr>
       <w:r>
         <w:rPr>
-          <w:rFonts w:cs="Times New Roman"/>
+          <w:b/>
+          <w:color w:val="1B365D"/>
+          <w:sz w:val="28"/>
         </w:rPr>
-        <w:t xml:space="preserve">Many teachers complain that their students cannot hold a proper conversation. What schools should do is teach students how to communicate face to face. A single workshop on active listening would help teenagers rebuild the skills that messaging apps have quietly taken away.</w:t>
-      </w:r>
-    </w:p>
-    <w:p>
-      <w:pPr>
-        <w:pStyle w:val="Heading3"/>
-        <w:spacing w:line="360" w:lineRule="auto"/>
-      </w:pPr>
-      <w:r>
-        <w:rPr>
-          <w:rFonts w:ascii="Times New Roman" w:hAnsi="Times New Roman" w:cs="Times New Roman"/>
-          <w:sz w:val="22"/>
-        </w:rPr>
-        <w:t xml:space="preserve">Class question 1 (Easy): Wh-cleft – recommendation</w:t>
+        <w:t>2. Key Cleft Sentence Structures</w:t>
       </w:r>
     </w:p>
     <w:tbl>
       <w:tblPr>
-        <w:tblStyle w:val="TableGrid"/>
         <w:tblW w:w="0" w:type="auto"/>
+        <w:jc w:val="center"/>
         <w:tblLook w:val="04A0" w:firstRow="1" w:lastRow="0" w:firstColumn="1" w:lastColumn="0" w:noHBand="0" w:noVBand="1"/>
       </w:tblPr>
       <w:tblGrid>
-        <w:gridCol w:w="2605"/>
-        <w:gridCol w:w="6745"/>
+        <w:gridCol w:w="1080"/>
+        <w:gridCol w:w="3240"/>
+        <w:gridCol w:w="720"/>
+        <w:gridCol w:w="4752"/>
       </w:tblGrid>
       <w:tr>
+        <w:trPr>
+          <w:jc w:val="center"/>
+        </w:trPr>
         <w:tc>
           <w:tcPr>
-            <w:tcW w:w="2605" w:type="dxa"/>
+            <w:tcW w:w="1080" w:type="dxa"/>
+            <w:shd w:val="clear" w:color="auto" w:fill="1B365D"/>
           </w:tcPr>
           <w:p>
             <w:r>
               <w:rPr>
-                <w:rFonts w:cs="Times New Roman"/>
+                <w:b/>
+                <w:color w:val="FFFFFF"/>
               </w:rPr>
-              <w:t>Simple sentence:</w:t>
+              <w:t>Type</w:t>
             </w:r>
           </w:p>
         </w:tc>
         <w:tc>
           <w:tcPr>
-            <w:tcW w:w="6745" w:type="dxa"/>
+            <w:tcW w:w="3960" w:type="dxa"/>
+            <w:gridSpan w:val="2"/>
+            <w:shd w:val="clear" w:color="auto" w:fill="1B365D"/>
           </w:tcPr>
           <w:p>
             <w:r>
               <w:rPr>
-                <w:rFonts w:cs="Times New Roman"/>
+                <w:b/>
+                <w:color w:val="FFFFFF"/>
               </w:rPr>
-              <w:t xml:space="preserve">Schools should teach students how to start a real conversation.</w:t>
+              <w:t>Formula / Pattern</w:t>
+            </w:r>
+          </w:p>
+        </w:tc>
+        <w:tc>
+          <w:tcPr>
+            <w:tcW w:w="4752" w:type="dxa"/>
+            <w:shd w:val="clear" w:color="auto" w:fill="1B365D"/>
+          </w:tcPr>
+          <w:p>
+            <w:r>
+              <w:rPr>
+                <w:b/>
+                <w:color w:val="FFFFFF"/>
+              </w:rPr>
+              <w:t>DSE Tech Example</w:t>
             </w:r>
           </w:p>
         </w:tc>
       </w:tr>
       <w:tr>
+        <w:trPr>
+          <w:jc w:val="center"/>
+        </w:trPr>
         <w:tc>
           <w:tcPr>
-            <w:tcW w:w="2605" w:type="dxa"/>
+            <w:tcW w:w="1080" w:type="dxa"/>
           </w:tcPr>
           <w:p>
+            <w:pPr>
+              <w:spacing w:before="60" w:after="60"/>
+            </w:pPr>
             <w:r>
-              <w:rPr>
-                <w:rFonts w:cs="Times New Roman"/>
-              </w:rPr>
-              <w:t>Prompt:</w:t>
+              <w:t>It-Cleft</w:t>
             </w:r>
           </w:p>
         </w:tc>
         <w:tc>
           <w:tcPr>
-            <w:tcW w:w="6745" w:type="dxa"/>
+            <w:tcW w:w="3240" w:type="dxa"/>
           </w:tcPr>
           <w:p>
+            <w:pPr>
+              <w:spacing w:before="60" w:after="60"/>
+            </w:pPr>
             <w:r>
               <w:rPr>
-                <w:rFonts w:cs="Times New Roman"/>
-                <w:i/>
+                <w:b/>
+                <w:bCs/>
               </w:rPr>
-              <w:t xml:space="preserve">Begin with ‘What schools should do …’.</w:t>
+              <w:t>It + is/was</w:t>
             </w:r>
-          </w:p>
-        </w:tc>
-      </w:tr>
-      <w:tr>
-        <w:tc>
-          <w:tcPr>
-            <w:tcW w:w="2605" w:type="dxa"/>
-          </w:tcPr>
-          <w:p>
+            <w:r>
+              <w:t xml:space="preserve"> + [Focused Element] + </w:t>
+            </w:r>
             <w:r>
               <w:rPr>
-                <w:rFonts w:cs="Times New Roman"/>
                 <w:b/>
+                <w:bCs/>
               </w:rPr>
-              <w:t>Teacher’s Answer:</w:t>
+              <w:t>that/who</w:t>
+            </w:r>
+            <w:r>
+              <w:t>...</w:t>
             </w:r>
           </w:p>
         </w:tc>
         <w:tc>
           <w:tcPr>
-            <w:tcW w:w="6745" w:type="dxa"/>
+            <w:tcW w:w="5472" w:type="dxa"/>
+            <w:gridSpan w:val="2"/>
           </w:tcPr>
           <w:p>
+            <w:pPr>
+              <w:spacing w:before="60" w:after="60"/>
+            </w:pPr>
             <w:r>
               <w:rPr>
-                <w:rFonts w:cs="Times New Roman"/>
+                <w:b/>
+                <w:bCs/>
               </w:rPr>
-              <w:t xml:space="preserve">What schools should do is teach students how to start a real conversation.</w:t>
+              <w:t>Original:</w:t>
+            </w:r>
+            <w:r>
+              <w:t xml:space="preserve"> Social media addiction erodes face-to-face social skills among teens.</w:t>
+            </w:r>
+          </w:p>
+          <w:p>
+            <w:pPr>
+              <w:spacing w:before="60" w:after="60"/>
+            </w:pPr>
+          </w:p>
+          <w:p>
+            <w:pPr>
+              <w:spacing w:before="60" w:after="60"/>
+            </w:pPr>
+            <w:r>
+              <w:t xml:space="preserve">It is </w:t>
+            </w:r>
+            <w:r>
+              <w:rPr>
+                <w:b/>
+                <w:bCs/>
+                <w:u w:val="single"/>
+              </w:rPr>
+              <w:t>social media addiction</w:t>
+            </w:r>
+            <w:r>
+              <w:t xml:space="preserve"> that erodes face-to-face social skills among teens. </w:t>
+            </w:r>
+          </w:p>
+          <w:p>
+            <w:pPr>
+              <w:spacing w:before="60" w:after="60"/>
+            </w:pPr>
+          </w:p>
+          <w:p>
+            <w:pPr>
+              <w:spacing w:before="60" w:after="60"/>
+            </w:pPr>
+            <w:r>
+              <w:t xml:space="preserve">It is </w:t>
+            </w:r>
+            <w:r>
+              <w:rPr>
+                <w:b/>
+                <w:bCs/>
+                <w:u w:val="single"/>
+              </w:rPr>
+              <w:t>face-to-face social skills</w:t>
+            </w:r>
+            <w:r>
+              <w:t xml:space="preserve"> that social media addiction erodes among teens. </w:t>
+            </w:r>
+          </w:p>
+          <w:p>
+            <w:pPr>
+              <w:spacing w:before="60" w:after="60"/>
+            </w:pPr>
+          </w:p>
+          <w:p>
+            <w:pPr>
+              <w:spacing w:before="60" w:after="60"/>
+            </w:pPr>
+            <w:r>
+              <w:t xml:space="preserve">It is </w:t>
+            </w:r>
+            <w:r>
+              <w:rPr>
+                <w:b/>
+                <w:bCs/>
+                <w:u w:val="single"/>
+              </w:rPr>
+              <w:t>among teens</w:t>
+            </w:r>
+            <w:r>
+              <w:t xml:space="preserve"> that social media addiction erodes face-to-face social skills. </w:t>
+            </w:r>
+          </w:p>
+          <w:p>
+            <w:pPr>
+              <w:spacing w:before="60" w:after="60"/>
+            </w:pPr>
+          </w:p>
+        </w:tc>
+      </w:tr>
+      <w:tr>
+        <w:trPr>
+          <w:jc w:val="center"/>
+        </w:trPr>
+        <w:tc>
+          <w:tcPr>
+            <w:tcW w:w="1080" w:type="dxa"/>
+            <w:shd w:val="clear" w:color="auto" w:fill="F7FAFC"/>
+          </w:tcPr>
+          <w:p>
+            <w:pPr>
+              <w:spacing w:before="60" w:after="60"/>
+            </w:pPr>
+            <w:proofErr w:type="spellStart"/>
+            <w:r>
+              <w:t>Wh</w:t>
+            </w:r>
+            <w:proofErr w:type="spellEnd"/>
+            <w:r>
+              <w:t>-Cleft</w:t>
+            </w:r>
+          </w:p>
+        </w:tc>
+        <w:tc>
+          <w:tcPr>
+            <w:tcW w:w="3240" w:type="dxa"/>
+            <w:shd w:val="clear" w:color="auto" w:fill="F7FAFC"/>
+          </w:tcPr>
+          <w:p>
+            <w:pPr>
+              <w:spacing w:before="60" w:after="60"/>
+            </w:pPr>
+            <w:r>
+              <w:rPr>
+                <w:b/>
+                <w:bCs/>
+              </w:rPr>
+              <w:t xml:space="preserve">What </w:t>
+            </w:r>
+            <w:r>
+              <w:t xml:space="preserve">[Clause] + </w:t>
+            </w:r>
+            <w:r>
+              <w:rPr>
+                <w:b/>
+                <w:bCs/>
+              </w:rPr>
+              <w:t>is/</w:t>
+            </w:r>
+            <w:r>
+              <w:rPr>
+                <w:b/>
+                <w:bCs/>
+              </w:rPr>
+              <w:t>are</w:t>
+            </w:r>
+            <w:r>
+              <w:rPr>
+                <w:b/>
+                <w:bCs/>
+              </w:rPr>
+              <w:t xml:space="preserve"> </w:t>
+            </w:r>
+            <w:r>
+              <w:t>+ [Focused Element]</w:t>
+            </w:r>
+          </w:p>
+        </w:tc>
+        <w:tc>
+          <w:tcPr>
+            <w:tcW w:w="5472" w:type="dxa"/>
+            <w:gridSpan w:val="2"/>
+            <w:shd w:val="clear" w:color="auto" w:fill="F7FAFC"/>
+          </w:tcPr>
+          <w:p>
+            <w:pPr>
+              <w:spacing w:before="60" w:after="60"/>
+            </w:pPr>
+            <w:r>
+              <w:t>Original: Young people need most today is a digital detox from constant notifications.</w:t>
+            </w:r>
+          </w:p>
+          <w:p>
+            <w:pPr>
+              <w:spacing w:before="60" w:after="60"/>
+            </w:pPr>
+          </w:p>
+          <w:p>
+            <w:pPr>
+              <w:spacing w:before="60" w:after="60"/>
+            </w:pPr>
+            <w:r>
+              <w:t xml:space="preserve">What young people need most today is a </w:t>
+            </w:r>
+            <w:r>
+              <w:rPr>
+                <w:b/>
+                <w:bCs/>
+                <w:u w:val="single"/>
+              </w:rPr>
+              <w:t>digital detox from constant notifications</w:t>
+            </w:r>
+            <w:r>
+              <w:t>.</w:t>
+            </w:r>
+          </w:p>
+          <w:p>
+            <w:pPr>
+              <w:spacing w:before="60" w:after="60"/>
+            </w:pPr>
+          </w:p>
+          <w:p>
+            <w:pPr>
+              <w:spacing w:before="60" w:after="60"/>
+              <w:rPr>
+                <w:b/>
+                <w:bCs/>
+                <w:u w:val="single"/>
+              </w:rPr>
+            </w:pPr>
+            <w:r>
+              <w:t xml:space="preserve">What </w:t>
+            </w:r>
+            <w:r>
+              <w:t xml:space="preserve">young people need to do most today is </w:t>
+            </w:r>
+            <w:r>
+              <w:rPr>
+                <w:b/>
+                <w:bCs/>
+                <w:u w:val="single"/>
+              </w:rPr>
+              <w:t>take a digital detox from constant notifications.</w:t>
+            </w:r>
+          </w:p>
+          <w:p>
+            <w:pPr>
+              <w:spacing w:before="60" w:after="60"/>
+              <w:rPr>
+                <w:b/>
+                <w:bCs/>
+                <w:u w:val="single"/>
+              </w:rPr>
+            </w:pPr>
+          </w:p>
+          <w:p>
+            <w:pPr>
+              <w:spacing w:before="60" w:after="60"/>
+              <w:rPr>
+                <w:b/>
+                <w:bCs/>
+                <w:u w:val="single"/>
+              </w:rPr>
+            </w:pPr>
+            <w:r>
+              <w:t>Those/The ones who need a digital detox most today</w:t>
+            </w:r>
+            <w:r>
+              <w:rPr>
+                <w:b/>
+                <w:bCs/>
+              </w:rPr>
+              <w:t xml:space="preserve"> </w:t>
+            </w:r>
+            <w:r>
+              <w:rPr>
+                <w:b/>
+                <w:bCs/>
+                <w:u w:val="single"/>
+              </w:rPr>
+              <w:t>are young people.</w:t>
+            </w:r>
+          </w:p>
+          <w:p>
+            <w:pPr>
+              <w:spacing w:before="60" w:after="60"/>
+            </w:pPr>
+          </w:p>
+        </w:tc>
+      </w:tr>
+      <w:tr>
+        <w:trPr>
+          <w:jc w:val="center"/>
+        </w:trPr>
+        <w:tc>
+          <w:tcPr>
+            <w:tcW w:w="1080" w:type="dxa"/>
+          </w:tcPr>
+          <w:p>
+            <w:pPr>
+              <w:spacing w:before="60" w:after="60"/>
+            </w:pPr>
+            <w:r>
+              <w:t>All-Cleft</w:t>
+            </w:r>
+          </w:p>
+        </w:tc>
+        <w:tc>
+          <w:tcPr>
+            <w:tcW w:w="3240" w:type="dxa"/>
+          </w:tcPr>
+          <w:p>
+            <w:pPr>
+              <w:spacing w:before="60" w:after="60"/>
+            </w:pPr>
+            <w:r>
+              <w:rPr>
+                <w:b/>
+                <w:bCs/>
+              </w:rPr>
+              <w:t xml:space="preserve">All </w:t>
+            </w:r>
+            <w:r>
+              <w:t xml:space="preserve">[that] [Clause] + </w:t>
+            </w:r>
+            <w:r>
+              <w:rPr>
+                <w:b/>
+                <w:bCs/>
+              </w:rPr>
+              <w:t>is/</w:t>
+            </w:r>
+            <w:r>
+              <w:rPr>
+                <w:b/>
+                <w:bCs/>
+              </w:rPr>
+              <w:t>are</w:t>
+            </w:r>
+            <w:r>
+              <w:t xml:space="preserve"> + [Focused Element]</w:t>
+            </w:r>
+          </w:p>
+        </w:tc>
+        <w:tc>
+          <w:tcPr>
+            <w:tcW w:w="5472" w:type="dxa"/>
+            <w:gridSpan w:val="2"/>
+          </w:tcPr>
+          <w:p>
+            <w:pPr>
+              <w:spacing w:before="60" w:after="60"/>
+            </w:pPr>
+            <w:r>
+              <w:rPr>
+                <w:b/>
+                <w:bCs/>
+              </w:rPr>
+              <w:t>Original:</w:t>
+            </w:r>
+            <w:r>
+              <w:t xml:space="preserve"> </w:t>
+            </w:r>
+            <w:r>
+              <w:t xml:space="preserve">Algorithms only care about </w:t>
+            </w:r>
+            <w:proofErr w:type="spellStart"/>
+            <w:r>
+              <w:t>maximi</w:t>
+            </w:r>
+            <w:r>
+              <w:t>s</w:t>
+            </w:r>
+            <w:r>
+              <w:t>ing</w:t>
+            </w:r>
+            <w:proofErr w:type="spellEnd"/>
+            <w:r>
+              <w:t xml:space="preserve"> user engagement.</w:t>
+            </w:r>
+          </w:p>
+          <w:p>
+            <w:pPr>
+              <w:spacing w:before="60" w:after="60"/>
+            </w:pPr>
+          </w:p>
+          <w:p>
+            <w:pPr>
+              <w:spacing w:before="60" w:after="60"/>
+            </w:pPr>
+            <w:r>
+              <w:t xml:space="preserve">All </w:t>
+            </w:r>
+            <w:r>
+              <w:t xml:space="preserve">(that) </w:t>
+            </w:r>
+            <w:r>
+              <w:t xml:space="preserve">algorithms care about is </w:t>
+            </w:r>
+            <w:proofErr w:type="spellStart"/>
+            <w:r>
+              <w:rPr>
+                <w:b/>
+                <w:bCs/>
+                <w:u w:val="single"/>
+              </w:rPr>
+              <w:t>maximi</w:t>
+            </w:r>
+            <w:r>
+              <w:rPr>
+                <w:b/>
+                <w:bCs/>
+                <w:u w:val="single"/>
+              </w:rPr>
+              <w:t>s</w:t>
+            </w:r>
+            <w:r>
+              <w:rPr>
+                <w:b/>
+                <w:bCs/>
+                <w:u w:val="single"/>
+              </w:rPr>
+              <w:t>ing</w:t>
+            </w:r>
+            <w:proofErr w:type="spellEnd"/>
+            <w:r>
+              <w:rPr>
+                <w:b/>
+                <w:bCs/>
+                <w:u w:val="single"/>
+              </w:rPr>
+              <w:t xml:space="preserve"> user engagement.</w:t>
+            </w:r>
+          </w:p>
+          <w:p>
+            <w:pPr>
+              <w:spacing w:before="60" w:after="60"/>
+            </w:pPr>
+          </w:p>
+          <w:p>
+            <w:pPr>
+              <w:spacing w:before="60" w:after="60"/>
+            </w:pPr>
+            <w:r>
+              <w:t xml:space="preserve">All (that) algorithms do is </w:t>
+            </w:r>
+            <w:proofErr w:type="spellStart"/>
+            <w:r>
+              <w:rPr>
+                <w:b/>
+                <w:bCs/>
+                <w:u w:val="single"/>
+              </w:rPr>
+              <w:t>ma</w:t>
+            </w:r>
+            <w:r>
+              <w:rPr>
+                <w:b/>
+                <w:bCs/>
+                <w:u w:val="single"/>
+              </w:rPr>
+              <w:t>ximise</w:t>
+            </w:r>
+            <w:proofErr w:type="spellEnd"/>
+            <w:r>
+              <w:rPr>
+                <w:b/>
+                <w:bCs/>
+                <w:u w:val="single"/>
+              </w:rPr>
+              <w:t xml:space="preserve"> user en</w:t>
+            </w:r>
+            <w:r>
+              <w:rPr>
+                <w:b/>
+                <w:bCs/>
+                <w:u w:val="single"/>
+              </w:rPr>
+              <w:t>g</w:t>
+            </w:r>
+            <w:r>
+              <w:rPr>
+                <w:b/>
+                <w:bCs/>
+                <w:u w:val="single"/>
+              </w:rPr>
+              <w:t>agement.</w:t>
+            </w:r>
+          </w:p>
+          <w:p>
+            <w:pPr>
+              <w:spacing w:before="60" w:after="60"/>
+            </w:pPr>
+          </w:p>
+        </w:tc>
+      </w:tr>
+    </w:tbl>
+    <w:p>
+      <w:r>
+        <w:rPr>
+          <w:rFonts w:cs="Times New Roman"/>
+        </w:rPr>
+        <w:t xml:space="preserve"/>
+      </w:r>
+    </w:p>
+    <w:p>
+      <w:r>
+        <w:rPr>
+          <w:rFonts w:cs="Times New Roman"/>
+          <w:b/>
+          <w:bCs/>
+        </w:rPr>
+        <w:t xml:space="preserve">Teacher's reference: Popular Culture Examples</w:t>
+      </w:r>
+    </w:p>
+    <w:p>
+      <w:r>
+        <w:rPr>
+          <w:rFonts w:cs="Times New Roman"/>
+        </w:rPr>
+        <w:t xml:space="preserve"/>
+      </w:r>
+    </w:p>
+    <w:p>
+      <w:r>
+        <w:rPr>
+          <w:rFonts w:cs="Times New Roman"/>
+        </w:rPr>
+        <w:t xml:space="preserve">It-cleft examples from popular culture:</w:t>
+      </w:r>
+    </w:p>
+    <w:p>
+      <w:r>
+        <w:rPr>
+          <w:rFonts w:cs="Times New Roman"/>
+        </w:rPr>
+        <w:t xml:space="preserve">• "It is not the strength of the body, but the strength of the spirit that counts." (The Lord of the Rings)</w:t>
+      </w:r>
+    </w:p>
+    <w:p>
+      <w:r>
+        <w:rPr>
+          <w:rFonts w:cs="Times New Roman"/>
+        </w:rPr>
+        <w:t xml:space="preserve">• "It is not our abilities that show what we truly are. It is our choices." (Harry Potter and the Chamber of Secrets)</w:t>
+      </w:r>
+    </w:p>
+    <w:p>
+      <w:r>
+        <w:rPr>
+          <w:rFonts w:cs="Times New Roman"/>
+        </w:rPr>
+        <w:t xml:space="preserve">• "It was the best of times, it was the worst of times." (Charles Dickens, A Tale of Two Cities)</w:t>
+      </w:r>
+    </w:p>
+    <w:p>
+      <w:r>
+        <w:rPr>
+          <w:rFonts w:cs="Times New Roman"/>
+        </w:rPr>
+        <w:t xml:space="preserve"/>
+      </w:r>
+    </w:p>
+    <w:p>
+      <w:r>
+        <w:rPr>
+          <w:rFonts w:cs="Times New Roman"/>
+        </w:rPr>
+        <w:t xml:space="preserve">Wh-cleft examples from popular culture:</w:t>
+      </w:r>
+    </w:p>
+    <w:p>
+      <w:r>
+        <w:rPr>
+          <w:rFonts w:cs="Times New Roman"/>
+        </w:rPr>
+        <w:t xml:space="preserve">• "What doesn't kill you makes you stronger." (Kelly Clarkson / Nietzsche)</w:t>
+      </w:r>
+    </w:p>
+    <w:p>
+      <w:r>
+        <w:rPr>
+          <w:rFonts w:cs="Times New Roman"/>
+        </w:rPr>
+        <w:t xml:space="preserve">• "What we do in life echoes in eternity." (Gladiator)</w:t>
+      </w:r>
+    </w:p>
+    <w:p>
+      <w:r>
+        <w:rPr>
+          <w:rFonts w:cs="Times New Roman"/>
+        </w:rPr>
+        <w:t xml:space="preserve">• "What the world needs now is love, sweet love." (Burt Bacharach / Jackie DeShannon)</w:t>
+      </w:r>
+    </w:p>
+    <w:p>
+      <w:r>
+        <w:rPr>
+          <w:rFonts w:cs="Times New Roman"/>
+        </w:rPr>
+        <w:t xml:space="preserve"/>
+      </w:r>
+    </w:p>
+    <w:p>
+      <w:r>
+        <w:rPr>
+          <w:rFonts w:cs="Times New Roman"/>
+        </w:rPr>
+        <w:t xml:space="preserve">All-cleft examples from popular culture:</w:t>
+      </w:r>
+    </w:p>
+    <w:p>
+      <w:r>
+        <w:rPr>
+          <w:rFonts w:cs="Times New Roman"/>
+        </w:rPr>
+        <w:t xml:space="preserve">• "All I want for Christmas is you." (Mariah Carey) — All [that] I want for Christmas is you.</w:t>
+      </w:r>
+    </w:p>
+    <w:p>
+      <w:r>
+        <w:rPr>
+          <w:rFonts w:cs="Times New Roman"/>
+        </w:rPr>
+        <w:t xml:space="preserve">• "All we have to decide is what to do with the time that is given us." (Gandalf, The Lord of the Rings)</w:t>
+      </w:r>
+    </w:p>
+    <w:p>
+      <w:r>
+        <w:rPr>
+          <w:rFonts w:cs="Times New Roman"/>
+        </w:rPr>
+        <w:t xml:space="preserve">• "All that glitters is not gold." (Shakespeare / J.R.R. Tolkien)</w:t>
+      </w:r>
+    </w:p>
+    <w:p>
+      <w:r>
+        <w:rPr>
+          <w:rFonts w:cs="Times New Roman"/>
+        </w:rPr>
+        <w:t xml:space="preserve"/>
+      </w:r>
+    </w:p>
+    <w:p/>
+    <w:p>
+      <w:pPr>
+        <w:spacing w:before="200"/>
+        <w:rPr>
+          <w:b/>
+          <w:color w:val="1B365D"/>
+          <w:sz w:val="28"/>
+        </w:rPr>
+      </w:pPr>
+    </w:p>
+    <w:p>
+      <w:pPr>
+        <w:spacing w:before="200"/>
+        <w:rPr>
+          <w:b/>
+          <w:color w:val="1B365D"/>
+          <w:sz w:val="28"/>
+        </w:rPr>
+      </w:pPr>
+    </w:p>
+    <w:p>
+      <w:pPr>
+        <w:spacing w:before="200"/>
+        <w:rPr>
+          <w:b/>
+          <w:color w:val="1B365D"/>
+          <w:sz w:val="28"/>
+        </w:rPr>
+      </w:pPr>
+      <w:r>
+        <w:rPr>
+          <w:b/>
+          <w:color w:val="1B365D"/>
+          <w:sz w:val="28"/>
+        </w:rPr>
+        <w:lastRenderedPageBreak/>
+        <w:t xml:space="preserve">3. </w:t>
+      </w:r>
+      <w:r>
+        <w:rPr>
+          <w:b/>
+          <w:color w:val="1B365D"/>
+          <w:sz w:val="28"/>
+        </w:rPr>
+        <w:t xml:space="preserve">Practice Sets </w:t>
+      </w:r>
+      <w:r>
+        <w:rPr>
+          <w:b/>
+          <w:color w:val="1B365D"/>
+          <w:sz w:val="28"/>
+        </w:rPr>
+        <w:t xml:space="preserve">- </w:t>
+      </w:r>
+      <w:r>
+        <w:rPr>
+          <w:b/>
+          <w:color w:val="1B365D"/>
+          <w:sz w:val="24"/>
+        </w:rPr>
+        <w:t xml:space="preserve">Part A: Form It-Clefts </w:t>
+      </w:r>
+      <w:r>
+        <w:rPr>
+          <w:b/>
+          <w:color w:val="1B365D"/>
+          <w:sz w:val="24"/>
+        </w:rPr>
+        <w:br/>
+      </w:r>
+      <w:r>
+        <w:rPr>
+          <w:i/>
+        </w:rPr>
+        <w:t xml:space="preserve">Rewrite each sentence as an </w:t>
+      </w:r>
+      <w:r>
+        <w:rPr>
+          <w:b/>
+          <w:bCs/>
+          <w:i/>
+          <w:u w:val="single"/>
+        </w:rPr>
+        <w:t>It-Cleft</w:t>
+      </w:r>
+      <w:r>
+        <w:rPr>
+          <w:i/>
+        </w:rPr>
+        <w:t>.</w:t>
+      </w:r>
+    </w:p>
+    <w:p>
+      <w:pPr>
+        <w:pStyle w:val="ListParagraph"/>
+        <w:numPr>
+          <w:ilvl w:val="0"/>
+          <w:numId w:val="17"/>
+        </w:numPr>
+        <w:spacing w:after="80" w:line="360" w:lineRule="auto"/>
+        <w:rPr>
+          <w:bCs/>
+        </w:rPr>
+      </w:pPr>
+      <w:r>
+        <w:rPr>
+          <w:bCs/>
+        </w:rPr>
+        <w:t>The proliferation of smartphones has altered interpersonal communication patterns.</w:t>
+      </w:r>
+      <w:r>
+        <w:rPr>
+          <w:bCs/>
+        </w:rPr>
+        <w:t xml:space="preserve"> [Focus</w:t>
+      </w:r>
+      <w:r>
+        <w:rPr>
+          <w:bCs/>
+        </w:rPr>
+        <w:t xml:space="preserve"> on </w:t>
+      </w:r>
+      <w:r>
+        <w:rPr>
+          <w:bCs/>
+        </w:rPr>
+        <w:t>the proliferation of smartphones]</w:t>
+      </w:r>
+    </w:p>
+    <w:p>
+      <w:r>
+        <w:rPr>
+          <w:rFonts w:cs="Times New Roman"/>
+        </w:rPr>
+        <w:t xml:space="preserve">Teacher's Answer: It is the proliferation of smartphones that has altered interpersonal communication patterns.</w:t>
+      </w:r>
+    </w:p>
+    <w:p>
+      <w:pPr>
+        <w:pStyle w:val="ListParagraph"/>
+        <w:numPr>
+          <w:ilvl w:val="0"/>
+          <w:numId w:val="17"/>
+        </w:numPr>
+        <w:spacing w:after="80" w:line="480" w:lineRule="auto"/>
+      </w:pPr>
+      <w:r>
+        <w:t xml:space="preserve">Tech companies prioritize </w:t>
+      </w:r>
+      <w:r>
+        <w:rPr>
+          <w:bCs/>
+        </w:rPr>
+        <w:t>profit</w:t>
+      </w:r>
+      <w:r>
+        <w:t xml:space="preserve"> over user privacy in the digital age.</w:t>
+      </w:r>
+      <w:r>
+        <w:t xml:space="preserve"> [Focus on the profit]</w:t>
+      </w:r>
+    </w:p>
+    <w:p>
+      <w:r>
+        <w:rPr>
+          <w:rFonts w:cs="Times New Roman"/>
+        </w:rPr>
+        <w:t xml:space="preserve">Teacher's Answer: It is profit that tech companies prioritize over user privacy in the digital age.</w:t>
+      </w:r>
+    </w:p>
+    <w:p>
+      <w:pPr>
+        <w:spacing w:after="80"/>
+      </w:pPr>
+    </w:p>
+    <w:p>
+      <w:pPr>
+        <w:pStyle w:val="ListParagraph"/>
+        <w:numPr>
+          <w:ilvl w:val="0"/>
+          <w:numId w:val="17"/>
+        </w:numPr>
+        <w:spacing w:after="80"/>
+        <w:rPr>
+          <w:bCs/>
+        </w:rPr>
+      </w:pPr>
+      <w:r>
+        <w:rPr>
+          <w:bCs/>
+        </w:rPr>
+        <w:t>Gen Z teenagers spend most of their leisure hours on short-form video apps.</w:t>
+      </w:r>
+      <w:r>
+        <w:rPr>
+          <w:bCs/>
+        </w:rPr>
+        <w:t xml:space="preserve"> [Focus on </w:t>
+      </w:r>
+      <w:r>
+        <w:rPr>
+          <w:bCs/>
+        </w:rPr>
+        <w:t>the apps]</w:t>
+      </w:r>
+    </w:p>
+    <w:p>
+      <w:r>
+        <w:rPr>
+          <w:rFonts w:cs="Times New Roman"/>
+        </w:rPr>
+        <w:t xml:space="preserve">Teacher's Answer: It is short-form video apps that Gen Z teenagers spend most of their leisure hours on.</w:t>
+      </w:r>
+    </w:p>
+    <w:p>
+      <w:pPr>
+        <w:pStyle w:val="ListParagraph"/>
+        <w:numPr>
+          <w:ilvl w:val="0"/>
+          <w:numId w:val="17"/>
+        </w:numPr>
+        <w:spacing w:after="80"/>
+      </w:pPr>
+      <w:r>
+        <w:rPr>
+          <w:bCs/>
+        </w:rPr>
+        <w:t>Generative AI tools</w:t>
+      </w:r>
+      <w:r>
+        <w:t xml:space="preserve"> created widespread concern among secondary educators last year.</w:t>
+      </w:r>
+      <w:r>
+        <w:t xml:space="preserve"> [Focus on the AI tools]</w:t>
+      </w:r>
+      <w:r>
+        <w:br/>
+      </w:r>
+    </w:p>
+    <w:p>
+      <w:r>
+        <w:rPr>
+          <w:rFonts w:cs="Times New Roman"/>
+        </w:rPr>
+        <w:t xml:space="preserve">Teacher's Answer: It was generative AI tools that created widespread concern among secondary educators last year.</w:t>
+      </w:r>
+    </w:p>
+    <w:p>
+      <w:pPr>
+        <w:pStyle w:val="ListParagraph"/>
+        <w:numPr>
+          <w:ilvl w:val="0"/>
+          <w:numId w:val="17"/>
+        </w:numPr>
+        <w:spacing w:after="80"/>
+      </w:pPr>
+      <w:r>
+        <w:rPr>
+          <w:bCs/>
+        </w:rPr>
+        <w:t>Online anonymity</w:t>
+      </w:r>
+      <w:r>
+        <w:t xml:space="preserve"> encourages cyberbullies to post malicious comments.</w:t>
+      </w:r>
+      <w:r>
+        <w:t xml:space="preserve"> [Focus on the anonymity]</w:t>
+      </w:r>
+    </w:p>
+    <w:p>
+      <w:r>
+        <w:rPr>
+          <w:rFonts w:cs="Times New Roman"/>
+        </w:rPr>
+        <w:t xml:space="preserve">Teacher's Answer: It is online anonymity that encourages cyberbullies to post malicious comments.</w:t>
+      </w:r>
+    </w:p>
+    <w:p>
+      <w:pPr>
+        <w:rPr>
+          <w:b/>
+          <w:color w:val="1B365D"/>
+          <w:sz w:val="24"/>
+        </w:rPr>
+      </w:pPr>
+    </w:p>
+    <w:p>
+      <w:pPr>
+        <w:rPr>
+          <w:i/>
+        </w:rPr>
+      </w:pPr>
+      <w:r>
+        <w:rPr>
+          <w:b/>
+          <w:color w:val="1B365D"/>
+          <w:sz w:val="24"/>
+        </w:rPr>
+        <w:t xml:space="preserve">Part B: Form </w:t>
+      </w:r>
+      <w:proofErr w:type="spellStart"/>
+      <w:r>
+        <w:rPr>
+          <w:b/>
+          <w:color w:val="1B365D"/>
+          <w:sz w:val="24"/>
+        </w:rPr>
+        <w:t>Wh</w:t>
+      </w:r>
+      <w:proofErr w:type="spellEnd"/>
+      <w:r>
+        <w:rPr>
+          <w:b/>
+          <w:color w:val="1B365D"/>
+          <w:sz w:val="24"/>
+        </w:rPr>
+        <w:t xml:space="preserve">-Clefts </w:t>
+      </w:r>
+      <w:r>
+        <w:rPr>
+          <w:b/>
+          <w:color w:val="1B365D"/>
+          <w:sz w:val="24"/>
+        </w:rPr>
+        <w:t>/ All-Clefts</w:t>
+      </w:r>
+      <w:r>
+        <w:rPr>
+          <w:b/>
+          <w:color w:val="1B365D"/>
+          <w:sz w:val="24"/>
+        </w:rPr>
+        <w:br/>
+      </w:r>
+      <w:r>
+        <w:rPr>
+          <w:i/>
+        </w:rPr>
+        <w:t xml:space="preserve">Instructions: Rewrite each sentence as a </w:t>
+      </w:r>
+      <w:proofErr w:type="spellStart"/>
+      <w:r>
+        <w:rPr>
+          <w:b/>
+          <w:bCs/>
+          <w:i/>
+          <w:u w:val="single"/>
+        </w:rPr>
+        <w:t>Wh</w:t>
+      </w:r>
+      <w:proofErr w:type="spellEnd"/>
+      <w:r>
+        <w:rPr>
+          <w:b/>
+          <w:bCs/>
+          <w:i/>
+          <w:u w:val="single"/>
+        </w:rPr>
+        <w:t xml:space="preserve">-cleft </w:t>
+      </w:r>
+      <w:r>
+        <w:rPr>
+          <w:b/>
+          <w:bCs/>
+          <w:i/>
+          <w:u w:val="single"/>
+        </w:rPr>
+        <w:t>/</w:t>
+      </w:r>
+      <w:r>
+        <w:rPr>
+          <w:b/>
+          <w:bCs/>
+          <w:i/>
+          <w:u w:val="single"/>
+        </w:rPr>
+        <w:t xml:space="preserve"> </w:t>
+      </w:r>
+      <w:proofErr w:type="gramStart"/>
+      <w:r>
+        <w:rPr>
+          <w:b/>
+          <w:bCs/>
+          <w:i/>
+          <w:u w:val="single"/>
+        </w:rPr>
+        <w:t>an All-cleft</w:t>
+      </w:r>
+      <w:proofErr w:type="gramEnd"/>
+      <w:r>
+        <w:rPr>
+          <w:i/>
+        </w:rPr>
+        <w:t>.</w:t>
+      </w:r>
+    </w:p>
+    <w:p>
+      <w:pPr>
+        <w:pStyle w:val="ListParagraph"/>
+        <w:numPr>
+          <w:ilvl w:val="0"/>
+          <w:numId w:val="20"/>
+        </w:numPr>
+      </w:pPr>
+      <w:r>
+        <w:t>Excessive screen time damages sleep quality and mental well-being. [</w:t>
+      </w:r>
+      <w:proofErr w:type="spellStart"/>
+      <w:r>
+        <w:t>Wh</w:t>
+      </w:r>
+      <w:proofErr w:type="spellEnd"/>
+      <w:r>
+        <w:t xml:space="preserve">-cleft: </w:t>
+      </w:r>
+      <w:r>
+        <w:t>Focus on what damages sleep quality...]</w:t>
+      </w:r>
+      <w:r>
+        <w:br/>
+      </w:r>
+    </w:p>
+    <w:p>
+      <w:r>
+        <w:rPr>
+          <w:rFonts w:cs="Times New Roman"/>
+        </w:rPr>
+        <w:t xml:space="preserve">Teacher's Answer: What damages sleep quality and mental well-being is excessive screen time.</w:t>
+      </w:r>
+    </w:p>
+    <w:p>
+      <w:pPr>
+        <w:pStyle w:val="ListParagraph"/>
+        <w:numPr>
+          <w:ilvl w:val="0"/>
+          <w:numId w:val="20"/>
+        </w:numPr>
+        <w:spacing w:after="80"/>
+      </w:pPr>
+      <w:r>
+        <w:t>The government should regulate misleading targeted advertisements on social media. [</w:t>
+      </w:r>
+      <w:proofErr w:type="spellStart"/>
+      <w:r>
+        <w:t>Wh</w:t>
+      </w:r>
+      <w:proofErr w:type="spellEnd"/>
+      <w:r>
+        <w:t xml:space="preserve">-left: </w:t>
+      </w:r>
+      <w:r>
+        <w:t>Focus on what the government should do...]</w:t>
+      </w:r>
+      <w:r>
+        <w:br/>
+      </w:r>
+    </w:p>
+    <w:p>
+      <w:r>
+        <w:rPr>
+          <w:rFonts w:cs="Times New Roman"/>
+        </w:rPr>
+        <w:t xml:space="preserve">Teacher's Answer: What the government should do is regulate misleading targeted advertisements on social media.</w:t>
+      </w:r>
+    </w:p>
+    <w:p>
+      <w:pPr>
+        <w:pStyle w:val="ListParagraph"/>
+        <w:numPr>
+          <w:ilvl w:val="0"/>
+          <w:numId w:val="20"/>
+        </w:numPr>
+        <w:spacing w:after="80"/>
+      </w:pPr>
+      <w:r>
+        <w:lastRenderedPageBreak/>
+        <w:t>Modern teenagers desire instant validation through likes and comments. [</w:t>
+      </w:r>
+      <w:proofErr w:type="spellStart"/>
+      <w:r>
+        <w:t>Wh</w:t>
+      </w:r>
+      <w:proofErr w:type="spellEnd"/>
+      <w:r>
+        <w:t xml:space="preserve">-cleft: </w:t>
+      </w:r>
+      <w:r>
+        <w:t xml:space="preserve">Focus on </w:t>
+      </w:r>
+      <w:r>
+        <w:t xml:space="preserve">who desires instance </w:t>
+      </w:r>
+      <w:proofErr w:type="gramStart"/>
+      <w:r>
+        <w:t>validation</w:t>
+      </w:r>
+      <w:r>
+        <w:t>..</w:t>
+      </w:r>
+      <w:proofErr w:type="gramEnd"/>
+      <w:r>
+        <w:t>]</w:t>
+      </w:r>
+      <w:r>
+        <w:br/>
+      </w:r>
+    </w:p>
+    <w:p>
+      <w:r>
+        <w:rPr>
+          <w:rFonts w:cs="Times New Roman"/>
+        </w:rPr>
+        <w:t xml:space="preserve">Teacher's Answer: Those who desire instant validation through likes and comments are modern teenagers.</w:t>
+      </w:r>
+    </w:p>
+    <w:p>
+      <w:pPr>
+        <w:pStyle w:val="ListParagraph"/>
+        <w:numPr>
+          <w:ilvl w:val="0"/>
+          <w:numId w:val="20"/>
+        </w:numPr>
+        <w:spacing w:after="80"/>
+      </w:pPr>
+      <w:r>
+        <w:t>Social media platforms aim to keep users scrolling as long as possible</w:t>
+      </w:r>
+      <w:r>
+        <w:t xml:space="preserve"> [</w:t>
+      </w:r>
+      <w:r>
+        <w:t xml:space="preserve">All-cleft: </w:t>
+      </w:r>
+      <w:r>
+        <w:t xml:space="preserve">Focus on what </w:t>
+      </w:r>
+      <w:r>
+        <w:t xml:space="preserve">social </w:t>
+      </w:r>
+      <w:r>
+        <w:t xml:space="preserve">media platforms aim to </w:t>
+      </w:r>
+      <w:proofErr w:type="gramStart"/>
+      <w:r>
+        <w:t>do</w:t>
+      </w:r>
+      <w:r>
+        <w:t>..</w:t>
+      </w:r>
+      <w:proofErr w:type="gramEnd"/>
+      <w:r>
+        <w:t>]</w:t>
+      </w:r>
+      <w:r>
+        <w:br/>
+      </w:r>
+    </w:p>
+    <w:p>
+      <w:r>
+        <w:rPr>
+          <w:rFonts w:cs="Times New Roman"/>
+        </w:rPr>
+        <w:t xml:space="preserve">Teacher's Answer: All (that) social media platforms aim to do is keep users scrolling as long as possible.</w:t>
+      </w:r>
+    </w:p>
+    <w:p>
+      <w:pPr>
+        <w:pStyle w:val="ListParagraph"/>
+        <w:numPr>
+          <w:ilvl w:val="0"/>
+          <w:numId w:val="20"/>
+        </w:numPr>
+        <w:spacing w:after="80"/>
+      </w:pPr>
+      <w:r>
+        <w:t>Cyberbullies hide behind anonymous profile pictures to cause harm</w:t>
+      </w:r>
+      <w:r>
+        <w:t xml:space="preserve">. [Focus on </w:t>
+      </w:r>
+      <w:r>
+        <w:t>what cyberbullies</w:t>
+      </w:r>
+      <w:r>
+        <w:t xml:space="preserve"> do</w:t>
+      </w:r>
+      <w:r>
+        <w:t>...]</w:t>
+      </w:r>
+    </w:p>
+    <w:p>
+      <w:r>
+        <w:rPr>
+          <w:rFonts w:cs="Times New Roman"/>
+        </w:rPr>
+        <w:t xml:space="preserve">Teacher's Answer: What cyberbullies do is hide behind anonymous profile pictures to cause harm.</w:t>
+      </w:r>
+    </w:p>
+    <w:p>
+      <w:pPr>
+        <w:rPr>
+          <w:b/>
+          <w:color w:val="1B365D"/>
+          <w:sz w:val="24"/>
+        </w:rPr>
+      </w:pPr>
+    </w:p>
+    <w:p>
+      <w:r>
+        <w:rPr>
+          <w:b/>
+          <w:color w:val="1B365D"/>
+          <w:sz w:val="24"/>
+        </w:rPr>
+        <w:t>Part C: DSE Proofreading &amp; Sentence Transformation (Paragraph Context)</w:t>
+      </w:r>
+      <w:r>
+        <w:rPr>
+          <w:b/>
+          <w:color w:val="1B365D"/>
+          <w:sz w:val="24"/>
+        </w:rPr>
+        <w:br/>
+      </w:r>
+      <w:r>
+        <w:rPr>
+          <w:i/>
+        </w:rPr>
+        <w:t xml:space="preserve">Instructions: Read the student essay draft excerpt below. Rewrite the underlined plain sentences into cleft sentences (It-cleft, </w:t>
+      </w:r>
+      <w:proofErr w:type="spellStart"/>
+      <w:r>
+        <w:rPr>
+          <w:i/>
+        </w:rPr>
+        <w:t>Wh</w:t>
+      </w:r>
+      <w:proofErr w:type="spellEnd"/>
+      <w:r>
+        <w:rPr>
+          <w:i/>
+        </w:rPr>
+        <w:t>-cleft, or All-cleft) to enhance emphasis and argument structure.</w:t>
+      </w:r>
+    </w:p>
+    <w:tbl>
+      <w:tblPr>
+        <w:tblW w:w="0" w:type="auto"/>
+        <w:jc w:val="center"/>
+        <w:tblLook w:val="04A0" w:firstRow="1" w:lastRow="0" w:firstColumn="1" w:lastColumn="0" w:noHBand="0" w:noVBand="1"/>
+      </w:tblPr>
+      <w:tblGrid>
+        <w:gridCol w:w="9792"/>
+      </w:tblGrid>
+      <w:tr>
+        <w:trPr>
+          <w:jc w:val="center"/>
+        </w:trPr>
+        <w:tc>
+          <w:tcPr>
+            <w:tcW w:w="9792" w:type="dxa"/>
+            <w:tcBorders>
+              <w:left w:val="single" w:sz="24" w:space="0" w:color="805AD5"/>
+            </w:tcBorders>
+            <w:shd w:val="clear" w:color="auto" w:fill="FAF5FF"/>
+            <w:tcMar>
+              <w:top w:w="120" w:type="dxa"/>
+              <w:left w:w="180" w:type="dxa"/>
+              <w:bottom w:w="120" w:type="dxa"/>
+              <w:right w:w="180" w:type="dxa"/>
+            </w:tcMar>
+          </w:tcPr>
+          <w:p>
+            <w:pPr>
+              <w:spacing w:before="40" w:after="40" w:line="360" w:lineRule="auto"/>
+            </w:pPr>
+            <w:r>
+              <w:rPr>
+                <w:b/>
+                <w:color w:val="1B365D"/>
+              </w:rPr>
+              <w:t>Student Writing Draft (HKDSE Essay - Topic: Digital Well-being)</w:t>
+            </w:r>
+            <w:r>
+              <w:rPr>
+                <w:b/>
+                <w:color w:val="1B365D"/>
+              </w:rPr>
+              <w:br/>
+            </w:r>
+            <w:r>
+              <w:rPr>
+                <w:sz w:val="21"/>
+              </w:rPr>
+              <w:t xml:space="preserve">Many critics argue that technology breeds isolation. (1) </w:t>
+            </w:r>
+            <w:r>
+              <w:rPr>
+                <w:sz w:val="21"/>
+                <w:u w:val="single"/>
+              </w:rPr>
+              <w:t>Standard messaging apps lack genuine emotional warmth</w:t>
+            </w:r>
+            <w:r>
+              <w:rPr>
+                <w:sz w:val="21"/>
+              </w:rPr>
+              <w:t xml:space="preserve">. Consequently, young people feel lonely even when connected. (2) </w:t>
+            </w:r>
+            <w:r>
+              <w:rPr>
+                <w:sz w:val="21"/>
+                <w:u w:val="single"/>
+              </w:rPr>
+              <w:t>Schools need critical digital literacy education, not total phone bans</w:t>
+            </w:r>
+            <w:r>
+              <w:rPr>
+                <w:sz w:val="21"/>
+              </w:rPr>
+              <w:t xml:space="preserve">. (3) </w:t>
+            </w:r>
+            <w:r>
+              <w:rPr>
+                <w:sz w:val="21"/>
+                <w:u w:val="single"/>
+              </w:rPr>
+              <w:t>Social media algorithms exploit human psychology for financial profit</w:t>
+            </w:r>
+            <w:r>
+              <w:rPr>
+                <w:sz w:val="21"/>
+              </w:rPr>
+              <w:t xml:space="preserve">. (4) </w:t>
+            </w:r>
+            <w:r>
+              <w:rPr>
+                <w:sz w:val="21"/>
+                <w:u w:val="single"/>
+              </w:rPr>
+              <w:t>Users only require a conscious boundaries setting to regain control over their time</w:t>
+            </w:r>
+            <w:r>
+              <w:rPr>
+                <w:sz w:val="21"/>
+              </w:rPr>
+              <w:t>.</w:t>
             </w:r>
           </w:p>
         </w:tc>
       </w:tr>
     </w:tbl>
     <w:p>
-      <w:pPr>
-        <w:pStyle w:val="Heading3"/>
-        <w:spacing w:line="360" w:lineRule="auto"/>
-      </w:pPr>
-      <w:r>
-        <w:rPr>
-          <w:rFonts w:ascii="Times New Roman" w:hAnsi="Times New Roman" w:cs="Times New Roman"/>
-          <w:sz w:val="22"/>
-        </w:rPr>
-        <w:t xml:space="preserve">Class question 2 (Harder): Wh-cleft – recommendation</w:t>
-      </w:r>
-    </w:p>
-    <w:tbl>
-      <w:tblPr>
-        <w:tblStyle w:val="TableGrid"/>
-        <w:tblW w:w="0" w:type="auto"/>
-        <w:tblLook w:val="04A0" w:firstRow="1" w:lastRow="0" w:firstColumn="1" w:lastColumn="0" w:noHBand="0" w:noVBand="1"/>
-      </w:tblPr>
-      <w:tblGrid>
-        <w:gridCol w:w="2605"/>
-        <w:gridCol w:w="6745"/>
-      </w:tblGrid>
-      <w:tr>
-        <w:tc>
-          <w:tcPr>
-            <w:tcW w:w="2605" w:type="dxa"/>
-          </w:tcPr>
-          <w:p>
-            <w:r>
-              <w:rPr>
-                <w:rFonts w:cs="Times New Roman"/>
-              </w:rPr>
-              <w:t>Simple sentence:</w:t>
-            </w:r>
-          </w:p>
-        </w:tc>
-        <w:tc>
-          <w:tcPr>
-            <w:tcW w:w="6745" w:type="dxa"/>
-          </w:tcPr>
-          <w:p>
-            <w:r>
-              <w:rPr>
-                <w:rFonts w:cs="Times New Roman"/>
-              </w:rPr>
-              <w:t xml:space="preserve">Teenagers need a safe space to practise speaking in groups.</w:t>
-            </w:r>
-          </w:p>
-        </w:tc>
-      </w:tr>
-      <w:tr>
-        <w:tc>
-          <w:tcPr>
-            <w:tcW w:w="2605" w:type="dxa"/>
-          </w:tcPr>
-          <w:p>
-            <w:r>
-              <w:rPr>
-                <w:rFonts w:cs="Times New Roman"/>
-              </w:rPr>
-              <w:t>Prompt:</w:t>
-            </w:r>
-          </w:p>
-        </w:tc>
-        <w:tc>
-          <w:tcPr>
-            <w:tcW w:w="6745" w:type="dxa"/>
-          </w:tcPr>
-          <w:p>
-            <w:r>
-              <w:rPr>
-                <w:rFonts w:cs="Times New Roman"/>
-                <w:i/>
-              </w:rPr>
-              <w:t xml:space="preserve">Begin with ‘What teenagers need …’.</w:t>
-            </w:r>
-          </w:p>
-        </w:tc>
-      </w:tr>
-      <w:tr>
-        <w:tc>
-          <w:tcPr>
-            <w:tcW w:w="2605" w:type="dxa"/>
-          </w:tcPr>
-          <w:p>
-            <w:r>
-              <w:rPr>
-                <w:rFonts w:cs="Times New Roman"/>
-                <w:b/>
-              </w:rPr>
-              <w:t>Teacher’s Answer:</w:t>
-            </w:r>
-          </w:p>
-        </w:tc>
-        <w:tc>
-          <w:tcPr>
-            <w:tcW w:w="6745" w:type="dxa"/>
-          </w:tcPr>
-          <w:p>
-            <w:r>
-              <w:rPr>
-                <w:rFonts w:cs="Times New Roman"/>
-              </w:rPr>
-              <w:t xml:space="preserve">What teenagers need is a safe space to practise speaking in groups.</w:t>
-            </w:r>
-          </w:p>
-        </w:tc>
-      </w:tr>
-    </w:tbl>
-    <w:p>
-      <w:pPr>
-        <w:pStyle w:val="Heading3"/>
-        <w:spacing w:line="360" w:lineRule="auto"/>
-      </w:pPr>
-      <w:r>
-        <w:rPr>
-          <w:rFonts w:ascii="Times New Roman" w:hAnsi="Times New Roman" w:cs="Times New Roman"/>
-          <w:sz w:val="22"/>
-        </w:rPr>
-        <w:t xml:space="preserve">Example 2: All-cleft – naming the only thing needed</w:t>
-      </w:r>
-    </w:p>
-    <w:tbl>
-      <w:tblPr>
-        <w:tblStyle w:val="TableGrid"/>
-        <w:tblW w:w="0" w:type="auto"/>
-        <w:tblLook w:val="04A0" w:firstRow="1" w:lastRow="0" w:firstColumn="1" w:lastColumn="0" w:noHBand="0" w:noVBand="1"/>
-      </w:tblPr>
-      <w:tblGrid>
-        <w:gridCol w:w="2605"/>
-        <w:gridCol w:w="6745"/>
-      </w:tblGrid>
-      <w:tr>
-        <w:tc>
-          <w:tcPr>
-            <w:tcW w:w="2605" w:type="dxa"/>
-            <w:shd w:val="clear" w:color="auto" w:fill="DEEBF7"/>
-          </w:tcPr>
-          <w:p>
-            <w:r>
-              <w:rPr>
-                <w:rFonts w:cs="Times New Roman"/>
-              </w:rPr>
-              <w:t xml:space="preserve">Plain:</w:t>
-            </w:r>
-          </w:p>
-        </w:tc>
-        <w:tc>
-          <w:tcPr>
-            <w:tcW w:w="6745" w:type="dxa"/>
-            <w:shd w:val="clear" w:color="auto" w:fill="DEEBF7"/>
-          </w:tcPr>
-          <w:p>
-            <w:r>
-              <w:rPr>
-                <w:rFonts w:cs="Times New Roman"/>
-              </w:rPr>
-              <w:t xml:space="preserve">Teenagers only need one real conversation to remember the value of talking.</w:t>
-            </w:r>
-          </w:p>
-        </w:tc>
-      </w:tr>
-      <w:tr>
-        <w:tc>
-          <w:tcPr>
-            <w:tcW w:w="2605" w:type="dxa"/>
-            <w:shd w:val="clear" w:color="auto" w:fill="DEEBF7"/>
-          </w:tcPr>
-          <w:p>
-            <w:r>
-              <w:rPr>
-                <w:rFonts w:cs="Times New Roman"/>
-              </w:rPr>
-              <w:t xml:space="preserve">More formal:</w:t>
-            </w:r>
-          </w:p>
-        </w:tc>
-        <w:tc>
-          <w:tcPr>
-            <w:tcW w:w="6745" w:type="dxa"/>
-            <w:shd w:val="clear" w:color="auto" w:fill="DEEBF7"/>
-          </w:tcPr>
-          <w:p>
-            <w:r>
-              <w:rPr>
-                <w:rFonts w:cs="Times New Roman"/>
-              </w:rPr>
-              <w:t xml:space="preserve">All teenagers need is one real conversation to remember the value of talking.</w:t>
-            </w:r>
-          </w:p>
-        </w:tc>
-      </w:tr>
-    </w:tbl>
-    <w:p>
-      <w:pPr>
-        <w:pBdr>
-          <w:top w:val="single" w:sz="4" w:space="4" w:color="auto"/>
-          <w:left w:val="single" w:sz="4" w:space="4" w:color="auto"/>
-          <w:bottom w:val="single" w:sz="4" w:space="4" w:color="auto"/>
-          <w:right w:val="single" w:sz="4" w:space="4" w:color="auto"/>
-        </w:pBdr>
-        <w:spacing w:line="360" w:lineRule="auto"/>
-      </w:pPr>
       <w:r>
         <w:rPr>
           <w:rFonts w:cs="Times New Roman"/>
         </w:rPr>
-        <w:t xml:space="preserve">Parents often buy expensive devices or hire tutors to help their children socially. All teenagers need is one real conversation to remember the value of talking. Once they experience the warmth of genuine human connection, the cold comfort of emojis will seem far less appealing.</w:t>
+        <w:t xml:space="preserve"/>
       </w:r>
     </w:p>
     <w:p>
-      <w:pPr>
-        <w:pStyle w:val="Heading3"/>
-        <w:spacing w:line="360" w:lineRule="auto"/>
-      </w:pPr>
-      <w:r>
-        <w:rPr>
-          <w:rFonts w:ascii="Times New Roman" w:hAnsi="Times New Roman" w:cs="Times New Roman"/>
-          <w:sz w:val="22"/>
-        </w:rPr>
-        <w:t xml:space="preserve">Class question 1 (Easy): All-cleft</w:t>
-      </w:r>
-    </w:p>
-    <w:tbl>
-      <w:tblPr>
-        <w:tblStyle w:val="TableGrid"/>
-        <w:tblW w:w="0" w:type="auto"/>
-        <w:tblLook w:val="04A0" w:firstRow="1" w:lastRow="0" w:firstColumn="1" w:lastColumn="0" w:noHBand="0" w:noVBand="1"/>
-      </w:tblPr>
-      <w:tblGrid>
-        <w:gridCol w:w="2605"/>
-        <w:gridCol w:w="6745"/>
-      </w:tblGrid>
-      <w:tr>
-        <w:tc>
-          <w:tcPr>
-            <w:tcW w:w="2605" w:type="dxa"/>
-          </w:tcPr>
-          <w:p>
-            <w:r>
-              <w:rPr>
-                <w:rFonts w:cs="Times New Roman"/>
-              </w:rPr>
-              <w:t>Simple sentence:</w:t>
-            </w:r>
-          </w:p>
-        </w:tc>
-        <w:tc>
-          <w:tcPr>
-            <w:tcW w:w="6745" w:type="dxa"/>
-          </w:tcPr>
-          <w:p>
-            <w:r>
-              <w:rPr>
-                <w:rFonts w:cs="Times New Roman"/>
-              </w:rPr>
-              <w:t xml:space="preserve">Teenagers only need one supportive friend to feel understood.</w:t>
-            </w:r>
-          </w:p>
-        </w:tc>
-      </w:tr>
-      <w:tr>
-        <w:tc>
-          <w:tcPr>
-            <w:tcW w:w="2605" w:type="dxa"/>
-          </w:tcPr>
-          <w:p>
-            <w:r>
-              <w:rPr>
-                <w:rFonts w:cs="Times New Roman"/>
-              </w:rPr>
-              <w:t>Prompt:</w:t>
-            </w:r>
-          </w:p>
-        </w:tc>
-        <w:tc>
-          <w:tcPr>
-            <w:tcW w:w="6745" w:type="dxa"/>
-          </w:tcPr>
-          <w:p>
-            <w:r>
-              <w:rPr>
-                <w:rFonts w:cs="Times New Roman"/>
-                <w:i/>
-              </w:rPr>
-              <w:t xml:space="preserve">Begin with ‘All teenagers need …’.</w:t>
-            </w:r>
-          </w:p>
-        </w:tc>
-      </w:tr>
-      <w:tr>
-        <w:tc>
-          <w:tcPr>
-            <w:tcW w:w="2605" w:type="dxa"/>
-          </w:tcPr>
-          <w:p>
-            <w:r>
-              <w:rPr>
-                <w:rFonts w:cs="Times New Roman"/>
-                <w:b/>
-              </w:rPr>
-              <w:t>Teacher’s Answer:</w:t>
-            </w:r>
-          </w:p>
-        </w:tc>
-        <w:tc>
-          <w:tcPr>
-            <w:tcW w:w="6745" w:type="dxa"/>
-          </w:tcPr>
-          <w:p>
-            <w:r>
-              <w:rPr>
-                <w:rFonts w:cs="Times New Roman"/>
-              </w:rPr>
-              <w:t xml:space="preserve">All teenagers need is one supportive friend to feel understood.</w:t>
-            </w:r>
-          </w:p>
-        </w:tc>
-      </w:tr>
-    </w:tbl>
-    <w:p>
-      <w:pPr>
-        <w:pStyle w:val="Heading3"/>
-        <w:spacing w:line="360" w:lineRule="auto"/>
-      </w:pPr>
-      <w:r>
-        <w:rPr>
-          <w:rFonts w:ascii="Times New Roman" w:hAnsi="Times New Roman" w:cs="Times New Roman"/>
-          <w:sz w:val="22"/>
-        </w:rPr>
-        <w:t xml:space="preserve">Class question 2 (Harder): All-cleft</w:t>
-      </w:r>
-    </w:p>
-    <w:tbl>
-      <w:tblPr>
-        <w:tblStyle w:val="TableGrid"/>
-        <w:tblW w:w="0" w:type="auto"/>
-        <w:tblLook w:val="04A0" w:firstRow="1" w:lastRow="0" w:firstColumn="1" w:lastColumn="0" w:noHBand="0" w:noVBand="1"/>
-      </w:tblPr>
-      <w:tblGrid>
-        <w:gridCol w:w="2605"/>
-        <w:gridCol w:w="6745"/>
-      </w:tblGrid>
-      <w:tr>
-        <w:tc>
-          <w:tcPr>
-            <w:tcW w:w="2605" w:type="dxa"/>
-          </w:tcPr>
-          <w:p>
-            <w:r>
-              <w:rPr>
-                <w:rFonts w:cs="Times New Roman"/>
-              </w:rPr>
-              <w:t>Simple sentence:</w:t>
-            </w:r>
-          </w:p>
-        </w:tc>
-        <w:tc>
-          <w:tcPr>
-            <w:tcW w:w="6745" w:type="dxa"/>
-          </w:tcPr>
-          <w:p>
-            <w:r>
-              <w:rPr>
-                <w:rFonts w:cs="Times New Roman"/>
-              </w:rPr>
-              <w:t xml:space="preserve">Teenagers only need to feel brave for a moment to speak to a stranger.</w:t>
-            </w:r>
-          </w:p>
-        </w:tc>
-      </w:tr>
-      <w:tr>
-        <w:tc>
-          <w:tcPr>
-            <w:tcW w:w="2605" w:type="dxa"/>
-          </w:tcPr>
-          <w:p>
-            <w:r>
-              <w:rPr>
-                <w:rFonts w:cs="Times New Roman"/>
-              </w:rPr>
-              <w:t>Prompt:</w:t>
-            </w:r>
-          </w:p>
-        </w:tc>
-        <w:tc>
-          <w:tcPr>
-            <w:tcW w:w="6745" w:type="dxa"/>
-          </w:tcPr>
-          <w:p>
-            <w:r>
-              <w:rPr>
-                <w:rFonts w:cs="Times New Roman"/>
-                <w:i/>
-              </w:rPr>
-              <w:t xml:space="preserve">Begin with ‘All teenagers need …’.</w:t>
-            </w:r>
-          </w:p>
-        </w:tc>
-      </w:tr>
-      <w:tr>
-        <w:tc>
-          <w:tcPr>
-            <w:tcW w:w="2605" w:type="dxa"/>
-          </w:tcPr>
-          <w:p>
-            <w:r>
-              <w:rPr>
-                <w:rFonts w:cs="Times New Roman"/>
-                <w:b/>
-              </w:rPr>
-              <w:t>Teacher’s Answer:</w:t>
-            </w:r>
-          </w:p>
-        </w:tc>
-        <w:tc>
-          <w:tcPr>
-            <w:tcW w:w="6745" w:type="dxa"/>
-          </w:tcPr>
-          <w:p>
-            <w:r>
-              <w:rPr>
-                <w:rFonts w:cs="Times New Roman"/>
-              </w:rPr>
-              <w:t xml:space="preserve">All teenagers need is the bravery to speak to a stranger.</w:t>
-            </w:r>
-          </w:p>
-        </w:tc>
-      </w:tr>
-    </w:tbl>
-    <w:p>
-      <w:pPr>
-        <w:pStyle w:val="Heading3"/>
-        <w:spacing w:line="360" w:lineRule="auto"/>
-      </w:pPr>
-      <w:r>
-        <w:rPr>
-          <w:rFonts w:ascii="Times New Roman" w:hAnsi="Times New Roman" w:cs="Times New Roman"/>
-          <w:sz w:val="22"/>
-        </w:rPr>
-        <w:t xml:space="preserve">Example 3: It-cleft – focusing on the cause</w:t>
-      </w:r>
-    </w:p>
-    <w:tbl>
-      <w:tblPr>
-        <w:tblStyle w:val="TableGrid"/>
-        <w:tblW w:w="0" w:type="auto"/>
-        <w:tblLook w:val="04A0" w:firstRow="1" w:lastRow="0" w:firstColumn="1" w:lastColumn="0" w:noHBand="0" w:noVBand="1"/>
-      </w:tblPr>
-      <w:tblGrid>
-        <w:gridCol w:w="2605"/>
-        <w:gridCol w:w="6745"/>
-      </w:tblGrid>
-      <w:tr>
-        <w:tc>
-          <w:tcPr>
-            <w:tcW w:w="2605" w:type="dxa"/>
-            <w:shd w:val="clear" w:color="auto" w:fill="DEEBF7"/>
-          </w:tcPr>
-          <w:p>
-            <w:r>
-              <w:rPr>
-                <w:rFonts w:cs="Times New Roman"/>
-              </w:rPr>
-              <w:t xml:space="preserve">Plain:</w:t>
-            </w:r>
-          </w:p>
-        </w:tc>
-        <w:tc>
-          <w:tcPr>
-            <w:tcW w:w="6745" w:type="dxa"/>
-            <w:shd w:val="clear" w:color="auto" w:fill="DEEBF7"/>
-          </w:tcPr>
-          <w:p>
-            <w:r>
-              <w:rPr>
-                <w:rFonts w:cs="Times New Roman"/>
-              </w:rPr>
-              <w:t xml:space="preserve">People communicate less because they use messaging apps.</w:t>
-            </w:r>
-          </w:p>
-        </w:tc>
-      </w:tr>
-      <w:tr>
-        <w:tc>
-          <w:tcPr>
-            <w:tcW w:w="2605" w:type="dxa"/>
-            <w:shd w:val="clear" w:color="auto" w:fill="DEEBF7"/>
-          </w:tcPr>
-          <w:p>
-            <w:r>
-              <w:rPr>
-                <w:rFonts w:cs="Times New Roman"/>
-              </w:rPr>
-              <w:t xml:space="preserve">More formal:</w:t>
-            </w:r>
-          </w:p>
-        </w:tc>
-        <w:tc>
-          <w:tcPr>
-            <w:tcW w:w="6745" w:type="dxa"/>
-            <w:shd w:val="clear" w:color="auto" w:fill="DEEBF7"/>
-          </w:tcPr>
-          <w:p>
-            <w:r>
-              <w:rPr>
-                <w:rFonts w:cs="Times New Roman"/>
-              </w:rPr>
-              <w:t xml:space="preserve">It is messaging apps that make people communicate less.</w:t>
-            </w:r>
-          </w:p>
-        </w:tc>
-      </w:tr>
-    </w:tbl>
-    <w:p>
-      <w:pPr>
-        <w:pBdr>
-          <w:top w:val="single" w:sz="4" w:space="4" w:color="auto"/>
-          <w:left w:val="single" w:sz="4" w:space="4" w:color="auto"/>
-          <w:bottom w:val="single" w:sz="4" w:space="4" w:color="auto"/>
-          <w:right w:val="single" w:sz="4" w:space="4" w:color="auto"/>
-        </w:pBdr>
-        <w:spacing w:line="360" w:lineRule="auto"/>
-      </w:pPr>
-      <w:r>
-        <w:rPr>
-          <w:rFonts w:cs="Times New Roman"/>
-        </w:rPr>
-        <w:t xml:space="preserve">Young people used to meet at the park after school, but now everyone sends messages from their bedrooms. A quick text is easier than a real conversation, so face-to-face friendships have become rare. It is messaging apps that make people communicate less, and this change will only grow deeper as technology advances.</w:t>
-      </w:r>
-    </w:p>
-    <w:p>
-      <w:pPr>
-        <w:pStyle w:val="Heading3"/>
-        <w:spacing w:line="360" w:lineRule="auto"/>
-      </w:pPr>
-      <w:r>
-        <w:rPr>
-          <w:rFonts w:ascii="Times New Roman" w:hAnsi="Times New Roman" w:cs="Times New Roman"/>
-          <w:sz w:val="22"/>
-        </w:rPr>
-        <w:t xml:space="preserve">Class question 1 (Easy): It-cleft – the cause</w:t>
-      </w:r>
-    </w:p>
-    <w:tbl>
-      <w:tblPr>
-        <w:tblStyle w:val="TableGrid"/>
-        <w:tblW w:w="0" w:type="auto"/>
-        <w:tblLook w:val="04A0" w:firstRow="1" w:lastRow="0" w:firstColumn="1" w:lastColumn="0" w:noHBand="0" w:noVBand="1"/>
-      </w:tblPr>
-      <w:tblGrid>
-        <w:gridCol w:w="2605"/>
-        <w:gridCol w:w="6745"/>
-      </w:tblGrid>
-      <w:tr>
-        <w:tc>
-          <w:tcPr>
-            <w:tcW w:w="2605" w:type="dxa"/>
-          </w:tcPr>
-          <w:p>
-            <w:r>
-              <w:rPr>
-                <w:rFonts w:cs="Times New Roman"/>
-              </w:rPr>
-              <w:t>Simple sentence:</w:t>
-            </w:r>
-          </w:p>
-        </w:tc>
-        <w:tc>
-          <w:tcPr>
-            <w:tcW w:w="6745" w:type="dxa"/>
-          </w:tcPr>
-          <w:p>
-            <w:r>
-              <w:rPr>
-                <w:rFonts w:cs="Times New Roman"/>
-              </w:rPr>
-              <w:t xml:space="preserve">Young people forget social skills because they use messaging apps.</w:t>
-            </w:r>
-          </w:p>
-        </w:tc>
-      </w:tr>
-      <w:tr>
-        <w:tc>
-          <w:tcPr>
-            <w:tcW w:w="2605" w:type="dxa"/>
-          </w:tcPr>
-          <w:p>
-            <w:r>
-              <w:rPr>
-                <w:rFonts w:cs="Times New Roman"/>
-              </w:rPr>
-              <w:t>Prompt:</w:t>
-            </w:r>
-          </w:p>
-        </w:tc>
-        <w:tc>
-          <w:tcPr>
-            <w:tcW w:w="6745" w:type="dxa"/>
-          </w:tcPr>
-          <w:p>
-            <w:r>
-              <w:rPr>
-                <w:rFonts w:cs="Times New Roman"/>
-                <w:i/>
-              </w:rPr>
-              <w:t xml:space="preserve">Begin with ‘It is messaging apps …’.</w:t>
-            </w:r>
-          </w:p>
-        </w:tc>
-      </w:tr>
-      <w:tr>
-        <w:tc>
-          <w:tcPr>
-            <w:tcW w:w="2605" w:type="dxa"/>
-          </w:tcPr>
-          <w:p>
-            <w:r>
-              <w:rPr>
-                <w:rFonts w:cs="Times New Roman"/>
-                <w:b/>
-              </w:rPr>
-              <w:t>Teacher’s Answer:</w:t>
-            </w:r>
-          </w:p>
-        </w:tc>
-        <w:tc>
-          <w:tcPr>
-            <w:tcW w:w="6745" w:type="dxa"/>
-          </w:tcPr>
-          <w:p>
-            <w:r>
-              <w:rPr>
-                <w:rFonts w:cs="Times New Roman"/>
-              </w:rPr>
-              <w:t xml:space="preserve">It is messaging apps that make young people forget social skills.</w:t>
-            </w:r>
-          </w:p>
-        </w:tc>
-      </w:tr>
-    </w:tbl>
-    <w:p>
-      <w:pPr>
-        <w:pStyle w:val="Heading3"/>
-        <w:spacing w:line="360" w:lineRule="auto"/>
-      </w:pPr>
-      <w:r>
-        <w:rPr>
-          <w:rFonts w:ascii="Times New Roman" w:hAnsi="Times New Roman" w:cs="Times New Roman"/>
-          <w:sz w:val="22"/>
-        </w:rPr>
-        <w:t xml:space="preserve">Class question 2 (Harder): It-cleft – the cause</w:t>
-      </w:r>
-    </w:p>
-    <w:tbl>
-      <w:tblPr>
-        <w:tblStyle w:val="TableGrid"/>
-        <w:tblW w:w="0" w:type="auto"/>
-        <w:tblLook w:val="04A0" w:firstRow="1" w:lastRow="0" w:firstColumn="1" w:lastColumn="0" w:noHBand="0" w:noVBand="1"/>
-      </w:tblPr>
-      <w:tblGrid>
-        <w:gridCol w:w="2605"/>
-        <w:gridCol w:w="6745"/>
-      </w:tblGrid>
-      <w:tr>
-        <w:tc>
-          <w:tcPr>
-            <w:tcW w:w="2605" w:type="dxa"/>
-          </w:tcPr>
-          <w:p>
-            <w:r>
-              <w:rPr>
-                <w:rFonts w:cs="Times New Roman"/>
-              </w:rPr>
-              <w:t>Simple sentence:</w:t>
-            </w:r>
-          </w:p>
-        </w:tc>
-        <w:tc>
-          <w:tcPr>
-            <w:tcW w:w="6745" w:type="dxa"/>
-          </w:tcPr>
-          <w:p>
-            <w:r>
-              <w:rPr>
-                <w:rFonts w:cs="Times New Roman"/>
-              </w:rPr>
-              <w:t xml:space="preserve">Teenagers struggle to focus because notifications interrupt them constantly.</w:t>
-            </w:r>
-          </w:p>
-        </w:tc>
-      </w:tr>
-      <w:tr>
-        <w:tc>
-          <w:tcPr>
-            <w:tcW w:w="2605" w:type="dxa"/>
-          </w:tcPr>
-          <w:p>
-            <w:r>
-              <w:rPr>
-                <w:rFonts w:cs="Times New Roman"/>
-              </w:rPr>
-              <w:t>Prompt:</w:t>
-            </w:r>
-          </w:p>
-        </w:tc>
-        <w:tc>
-          <w:tcPr>
-            <w:tcW w:w="6745" w:type="dxa"/>
-          </w:tcPr>
-          <w:p>
-            <w:r>
-              <w:rPr>
-                <w:rFonts w:cs="Times New Roman"/>
-                <w:i/>
-              </w:rPr>
-              <w:t xml:space="preserve">Begin with ‘It is the constant interruptions …’.</w:t>
-            </w:r>
-          </w:p>
-        </w:tc>
-      </w:tr>
-      <w:tr>
-        <w:tc>
-          <w:tcPr>
-            <w:tcW w:w="2605" w:type="dxa"/>
-          </w:tcPr>
-          <w:p>
-            <w:r>
-              <w:rPr>
-                <w:rFonts w:cs="Times New Roman"/>
-                <w:b/>
-              </w:rPr>
-              <w:t>Teacher’s Answer:</w:t>
-            </w:r>
-          </w:p>
-        </w:tc>
-        <w:tc>
-          <w:tcPr>
-            <w:tcW w:w="6745" w:type="dxa"/>
-          </w:tcPr>
-          <w:p>
-            <w:r>
-              <w:rPr>
-                <w:rFonts w:cs="Times New Roman"/>
-              </w:rPr>
-              <w:t xml:space="preserve">It is the constant interruptions from notifications that make teenagers struggle to focus.</w:t>
-            </w:r>
-          </w:p>
-        </w:tc>
-      </w:tr>
-    </w:tbl>
-    <w:p>
-      <w:pPr>
-        <w:pStyle w:val="Heading3"/>
-        <w:spacing w:line="360" w:lineRule="auto"/>
-      </w:pPr>
-      <w:r>
-        <w:rPr>
-          <w:rFonts w:ascii="Times New Roman" w:hAnsi="Times New Roman" w:cs="Times New Roman"/>
-          <w:sz w:val="22"/>
-        </w:rPr>
-        <w:t xml:space="preserve">Example 4: It-cleft – setting up a contrast</w:t>
-      </w:r>
-    </w:p>
-    <w:tbl>
-      <w:tblPr>
-        <w:tblStyle w:val="TableGrid"/>
-        <w:tblW w:w="0" w:type="auto"/>
-        <w:tblLook w:val="04A0" w:firstRow="1" w:lastRow="0" w:firstColumn="1" w:lastColumn="0" w:noHBand="0" w:noVBand="1"/>
-      </w:tblPr>
-      <w:tblGrid>
-        <w:gridCol w:w="2605"/>
-        <w:gridCol w:w="6745"/>
-      </w:tblGrid>
-      <w:tr>
-        <w:tc>
-          <w:tcPr>
-            <w:tcW w:w="2605" w:type="dxa"/>
-            <w:shd w:val="clear" w:color="auto" w:fill="DEEBF7"/>
-          </w:tcPr>
-          <w:p>
-            <w:r>
-              <w:rPr>
-                <w:rFonts w:cs="Times New Roman"/>
-              </w:rPr>
-              <w:t xml:space="preserve">Plain:</w:t>
-            </w:r>
-          </w:p>
-        </w:tc>
-        <w:tc>
-          <w:tcPr>
-            <w:tcW w:w="6745" w:type="dxa"/>
-            <w:shd w:val="clear" w:color="auto" w:fill="DEEBF7"/>
-          </w:tcPr>
-          <w:p>
-            <w:r>
-              <w:rPr>
-                <w:rFonts w:cs="Times New Roman"/>
-              </w:rPr>
-              <w:t xml:space="preserve">Some people blame social media, but smartphones cause the real problem.</w:t>
-            </w:r>
-          </w:p>
-        </w:tc>
-      </w:tr>
-      <w:tr>
-        <w:tc>
-          <w:tcPr>
-            <w:tcW w:w="2605" w:type="dxa"/>
-            <w:shd w:val="clear" w:color="auto" w:fill="DEEBF7"/>
-          </w:tcPr>
-          <w:p>
-            <w:r>
-              <w:rPr>
-                <w:rFonts w:cs="Times New Roman"/>
-              </w:rPr>
-              <w:t xml:space="preserve">More formal:</w:t>
-            </w:r>
-          </w:p>
-        </w:tc>
-        <w:tc>
-          <w:tcPr>
-            <w:tcW w:w="6745" w:type="dxa"/>
-            <w:shd w:val="clear" w:color="auto" w:fill="DEEBF7"/>
-          </w:tcPr>
-          <w:p>
-            <w:r>
-              <w:rPr>
-                <w:rFonts w:cs="Times New Roman"/>
-              </w:rPr>
-              <w:t xml:space="preserve">While some people blame social media, it is smartphones that cause the real problem.</w:t>
-            </w:r>
-          </w:p>
-        </w:tc>
-      </w:tr>
-    </w:tbl>
-    <w:p>
-      <w:pPr>
-        <w:pBdr>
-          <w:top w:val="single" w:sz="4" w:space="4" w:color="auto"/>
-          <w:left w:val="single" w:sz="4" w:space="4" w:color="auto"/>
-          <w:bottom w:val="single" w:sz="4" w:space="4" w:color="auto"/>
-          <w:right w:val="single" w:sz="4" w:space="4" w:color="auto"/>
-        </w:pBdr>
-        <w:spacing w:line="360" w:lineRule="auto"/>
-      </w:pPr>
-      <w:r>
-        <w:rPr>
-          <w:rFonts w:cs="Times New Roman"/>
-        </w:rPr>
-        <w:t xml:space="preserve">Every day there are news stories about the dangers of social media. While some people blame social media, it is smartphones that cause the real problem. Without a phone in their pocket, teenagers could not check their accounts every five minutes.</w:t>
-      </w:r>
-    </w:p>
-    <w:p>
-      <w:pPr>
-        <w:pStyle w:val="Heading3"/>
-        <w:spacing w:line="360" w:lineRule="auto"/>
-      </w:pPr>
-      <w:r>
-        <w:rPr>
-          <w:rFonts w:ascii="Times New Roman" w:hAnsi="Times New Roman" w:cs="Times New Roman"/>
-          <w:sz w:val="22"/>
-        </w:rPr>
-        <w:t xml:space="preserve">Class question 1 (Easy): It-cleft – the contrast</w:t>
-      </w:r>
-    </w:p>
-    <w:tbl>
-      <w:tblPr>
-        <w:tblStyle w:val="TableGrid"/>
-        <w:tblW w:w="0" w:type="auto"/>
-        <w:tblLook w:val="04A0" w:firstRow="1" w:lastRow="0" w:firstColumn="1" w:lastColumn="0" w:noHBand="0" w:noVBand="1"/>
-      </w:tblPr>
-      <w:tblGrid>
-        <w:gridCol w:w="2605"/>
-        <w:gridCol w:w="6745"/>
-      </w:tblGrid>
-      <w:tr>
-        <w:tc>
-          <w:tcPr>
-            <w:tcW w:w="2605" w:type="dxa"/>
-          </w:tcPr>
-          <w:p>
-            <w:r>
-              <w:rPr>
-                <w:rFonts w:cs="Times New Roman"/>
-              </w:rPr>
-              <w:t>Simple sentence:</w:t>
-            </w:r>
-          </w:p>
-        </w:tc>
-        <w:tc>
-          <w:tcPr>
-            <w:tcW w:w="6745" w:type="dxa"/>
-          </w:tcPr>
-          <w:p>
-            <w:r>
-              <w:rPr>
-                <w:rFonts w:cs="Times New Roman"/>
-              </w:rPr>
-              <w:t xml:space="preserve">Some blame phones for tiredness, but late-night gaming is the real cause.</w:t>
-            </w:r>
-          </w:p>
-        </w:tc>
-      </w:tr>
-      <w:tr>
-        <w:tc>
-          <w:tcPr>
-            <w:tcW w:w="2605" w:type="dxa"/>
-          </w:tcPr>
-          <w:p>
-            <w:r>
-              <w:rPr>
-                <w:rFonts w:cs="Times New Roman"/>
-              </w:rPr>
-              <w:t>Prompt:</w:t>
-            </w:r>
-          </w:p>
-        </w:tc>
-        <w:tc>
-          <w:tcPr>
-            <w:tcW w:w="6745" w:type="dxa"/>
-          </w:tcPr>
-          <w:p>
-            <w:r>
-              <w:rPr>
-                <w:rFonts w:cs="Times New Roman"/>
-                <w:i/>
-              </w:rPr>
-              <w:t xml:space="preserve">Begin with ‘While some blame phones for tiredness …’.</w:t>
-            </w:r>
-          </w:p>
-        </w:tc>
-      </w:tr>
-      <w:tr>
-        <w:tc>
-          <w:tcPr>
-            <w:tcW w:w="2605" w:type="dxa"/>
-          </w:tcPr>
-          <w:p>
-            <w:r>
-              <w:rPr>
-                <w:rFonts w:cs="Times New Roman"/>
-                <w:b/>
-              </w:rPr>
-              <w:t>Teacher’s Answer:</w:t>
-            </w:r>
-          </w:p>
-        </w:tc>
-        <w:tc>
-          <w:tcPr>
-            <w:tcW w:w="6745" w:type="dxa"/>
-          </w:tcPr>
-          <w:p>
-            <w:r>
-              <w:rPr>
-                <w:rFonts w:cs="Times New Roman"/>
-              </w:rPr>
-              <w:t xml:space="preserve">While some blame phones for tiredness, it is late-night gaming that is the real cause.</w:t>
-            </w:r>
-          </w:p>
-        </w:tc>
-      </w:tr>
-    </w:tbl>
-    <w:p>
-      <w:pPr>
-        <w:pStyle w:val="Heading3"/>
-        <w:spacing w:line="360" w:lineRule="auto"/>
-      </w:pPr>
-      <w:r>
-        <w:rPr>
-          <w:rFonts w:ascii="Times New Roman" w:hAnsi="Times New Roman" w:cs="Times New Roman"/>
-          <w:sz w:val="22"/>
-        </w:rPr>
-        <w:t xml:space="preserve">Class question 2 (Harder): It-cleft – the contrast</w:t>
-      </w:r>
-    </w:p>
-    <w:tbl>
-      <w:tblPr>
-        <w:tblStyle w:val="TableGrid"/>
-        <w:tblW w:w="0" w:type="auto"/>
-        <w:tblLook w:val="04A0" w:firstRow="1" w:lastRow="0" w:firstColumn="1" w:lastColumn="0" w:noHBand="0" w:noVBand="1"/>
-      </w:tblPr>
-      <w:tblGrid>
-        <w:gridCol w:w="2605"/>
-        <w:gridCol w:w="6745"/>
-      </w:tblGrid>
-      <w:tr>
-        <w:tc>
-          <w:tcPr>
-            <w:tcW w:w="2605" w:type="dxa"/>
-          </w:tcPr>
-          <w:p>
-            <w:r>
-              <w:rPr>
-                <w:rFonts w:cs="Times New Roman"/>
-              </w:rPr>
-              <w:t>Simple sentence:</w:t>
-            </w:r>
-          </w:p>
-        </w:tc>
-        <w:tc>
-          <w:tcPr>
-            <w:tcW w:w="6745" w:type="dxa"/>
-          </w:tcPr>
-          <w:p>
-            <w:r>
-              <w:rPr>
-                <w:rFonts w:cs="Times New Roman"/>
-              </w:rPr>
-              <w:t xml:space="preserve">People say teenagers are antisocial, but they themselves avoid family dinners.</w:t>
-            </w:r>
-          </w:p>
-        </w:tc>
-      </w:tr>
-      <w:tr>
-        <w:tc>
-          <w:tcPr>
-            <w:tcW w:w="2605" w:type="dxa"/>
-          </w:tcPr>
-          <w:p>
-            <w:r>
-              <w:rPr>
-                <w:rFonts w:cs="Times New Roman"/>
-              </w:rPr>
-              <w:t>Prompt:</w:t>
-            </w:r>
-          </w:p>
-        </w:tc>
-        <w:tc>
-          <w:tcPr>
-            <w:tcW w:w="6745" w:type="dxa"/>
-          </w:tcPr>
-          <w:p>
-            <w:r>
-              <w:rPr>
-                <w:rFonts w:cs="Times New Roman"/>
-                <w:i/>
-              </w:rPr>
-              <w:t xml:space="preserve">Begin with ‘While people say teenagers are antisocial …’.</w:t>
-            </w:r>
-          </w:p>
-        </w:tc>
-      </w:tr>
-      <w:tr>
-        <w:tc>
-          <w:tcPr>
-            <w:tcW w:w="2605" w:type="dxa"/>
-          </w:tcPr>
-          <w:p>
-            <w:r>
-              <w:rPr>
-                <w:rFonts w:cs="Times New Roman"/>
-                <w:b/>
-              </w:rPr>
-              <w:t>Teacher’s Answer:</w:t>
-            </w:r>
-          </w:p>
-        </w:tc>
-        <w:tc>
-          <w:tcPr>
-            <w:tcW w:w="6745" w:type="dxa"/>
-          </w:tcPr>
-          <w:p>
-            <w:r>
-              <w:rPr>
-                <w:rFonts w:cs="Times New Roman"/>
-              </w:rPr>
-              <w:t xml:space="preserve">While people say teenagers are antisocial, it is adults who avoid family dinners.</w:t>
-            </w:r>
-          </w:p>
-        </w:tc>
-      </w:tr>
-    </w:tbl>
-    <w:p>
-      <w:pPr>
-        <w:pStyle w:val="Heading1"/>
-        <w:spacing w:line="360" w:lineRule="auto"/>
-        <w:rPr>
-          <w:sz w:val="22"/>
-          <w:szCs w:val="22"/>
-        </w:rPr>
-      </w:pPr>
-      <w:r>
-        <w:rPr>
-          <w:rFonts w:ascii="Times New Roman" w:hAnsi="Times New Roman" w:cs="Times New Roman"/>
-          <w:sz w:val="22"/>
-          <w:szCs w:val="22"/>
-        </w:rPr>
-        <w:t xml:space="preserve">Part 3: Practice sets</w:t>
-      </w:r>
-    </w:p>
-    <w:p>
-      <w:pPr>
-        <w:spacing w:line="360" w:lineRule="auto"/>
-      </w:pPr>
-      <w:r>
-        <w:rPr>
-          <w:rFonts w:cs="Times New Roman"/>
-        </w:rPr>
-        <w:t xml:space="preserve">Rewrite each sentence as a cleft sentence. The type of cleft to use is shown in brackets.</w:t>
-      </w:r>
-    </w:p>
-    <w:p>
-      <w:pPr>
-        <w:pStyle w:val="Heading3"/>
-        <w:spacing w:line="360" w:lineRule="auto"/>
-      </w:pPr>
-      <w:r>
-        <w:rPr>
-          <w:rFonts w:ascii="Times New Roman" w:hAnsi="Times New Roman" w:cs="Times New Roman"/>
-          <w:sz w:val="22"/>
-        </w:rPr>
-        <w:t xml:space="preserve">Set 1: It-cleft – the cause</w:t>
-      </w:r>
-    </w:p>
-    <w:tbl>
-      <w:tblPr>
-        <w:tblStyle w:val="TableGrid"/>
-        <w:tblW w:w="0" w:type="auto"/>
-        <w:tblLook w:val="04A0" w:firstRow="1" w:lastRow="0" w:firstColumn="1" w:lastColumn="0" w:noHBand="0" w:noVBand="1"/>
-      </w:tblPr>
-      <w:tblGrid>
-        <w:gridCol w:w="2605"/>
-        <w:gridCol w:w="6745"/>
-      </w:tblGrid>
-      <w:tr>
-        <w:tc>
-          <w:tcPr>
-            <w:tcW w:w="2605" w:type="dxa"/>
-          </w:tcPr>
-          <w:p>
-            <w:r>
-              <w:rPr>
-                <w:rFonts w:cs="Times New Roman"/>
-              </w:rPr>
-              <w:t>Simple sentence:</w:t>
-            </w:r>
-          </w:p>
-        </w:tc>
-        <w:tc>
-          <w:tcPr>
-            <w:tcW w:w="6745" w:type="dxa"/>
-          </w:tcPr>
-          <w:p>
-            <w:r>
-              <w:rPr>
-                <w:rFonts w:cs="Times New Roman"/>
-              </w:rPr>
-              <w:t xml:space="preserve">Teenagers send short messages because they are afraid of real conversations.</w:t>
-            </w:r>
-          </w:p>
-        </w:tc>
-      </w:tr>
-      <w:tr>
-        <w:tc>
-          <w:tcPr>
-            <w:tcW w:w="2605" w:type="dxa"/>
-          </w:tcPr>
-          <w:p>
-            <w:r>
-              <w:rPr>
-                <w:rFonts w:cs="Times New Roman"/>
-              </w:rPr>
-              <w:t>Prompt:</w:t>
-            </w:r>
-          </w:p>
-        </w:tc>
-        <w:tc>
-          <w:tcPr>
-            <w:tcW w:w="6745" w:type="dxa"/>
-          </w:tcPr>
-          <w:p>
-            <w:r>
-              <w:rPr>
-                <w:rFonts w:cs="Times New Roman"/>
-                <w:i/>
-              </w:rPr>
-              <w:t xml:space="preserve">Use an IT-cleft.</w:t>
-            </w:r>
-          </w:p>
-        </w:tc>
-      </w:tr>
-      <w:tr>
-        <w:tc>
-          <w:tcPr>
-            <w:tcW w:w="2605" w:type="dxa"/>
-          </w:tcPr>
-          <w:p>
-            <w:r>
-              <w:rPr>
-                <w:rFonts w:cs="Times New Roman"/>
-                <w:b/>
-              </w:rPr>
-              <w:t>Teacher’s Answer:</w:t>
-            </w:r>
-          </w:p>
-        </w:tc>
-        <w:tc>
-          <w:tcPr>
-            <w:tcW w:w="6745" w:type="dxa"/>
-          </w:tcPr>
-          <w:p>
-            <w:r>
-              <w:rPr>
-                <w:rFonts w:cs="Times New Roman"/>
-              </w:rPr>
-              <w:t xml:space="preserve">It is the fear of real conversations that makes teenagers send short messages.</w:t>
-            </w:r>
-          </w:p>
-        </w:tc>
-      </w:tr>
-    </w:tbl>
-    <w:p>
-      <w:pPr>
-        <w:pStyle w:val="Heading3"/>
-        <w:spacing w:line="360" w:lineRule="auto"/>
-      </w:pPr>
-      <w:r>
-        <w:rPr>
-          <w:rFonts w:ascii="Times New Roman" w:hAnsi="Times New Roman" w:cs="Times New Roman"/>
-          <w:sz w:val="22"/>
-        </w:rPr>
-        <w:t xml:space="preserve">Set 2: Wh-cleft – the recommendation</w:t>
-      </w:r>
-    </w:p>
-    <w:tbl>
-      <w:tblPr>
-        <w:tblStyle w:val="TableGrid"/>
-        <w:tblW w:w="0" w:type="auto"/>
-        <w:tblLook w:val="04A0" w:firstRow="1" w:lastRow="0" w:firstColumn="1" w:lastColumn="0" w:noHBand="0" w:noVBand="1"/>
-      </w:tblPr>
-      <w:tblGrid>
-        <w:gridCol w:w="2605"/>
-        <w:gridCol w:w="6745"/>
-      </w:tblGrid>
-      <w:tr>
-        <w:tc>
-          <w:tcPr>
-            <w:tcW w:w="2605" w:type="dxa"/>
-          </w:tcPr>
-          <w:p>
-            <w:r>
-              <w:rPr>
-                <w:rFonts w:cs="Times New Roman"/>
-              </w:rPr>
-              <w:t>Simple sentence:</w:t>
-            </w:r>
-          </w:p>
-        </w:tc>
-        <w:tc>
-          <w:tcPr>
-            <w:tcW w:w="6745" w:type="dxa"/>
-          </w:tcPr>
-          <w:p>
-            <w:r>
-              <w:rPr>
-                <w:rFonts w:cs="Times New Roman"/>
-              </w:rPr>
-              <w:t xml:space="preserve">Students need to practise face-to-face communication.</w:t>
-            </w:r>
-          </w:p>
-        </w:tc>
-      </w:tr>
-      <w:tr>
-        <w:tc>
-          <w:tcPr>
-            <w:tcW w:w="2605" w:type="dxa"/>
-          </w:tcPr>
-          <w:p>
-            <w:r>
-              <w:rPr>
-                <w:rFonts w:cs="Times New Roman"/>
-              </w:rPr>
-              <w:t>Prompt:</w:t>
-            </w:r>
-          </w:p>
-        </w:tc>
-        <w:tc>
-          <w:tcPr>
-            <w:tcW w:w="6745" w:type="dxa"/>
-          </w:tcPr>
-          <w:p>
-            <w:r>
-              <w:rPr>
-                <w:rFonts w:cs="Times New Roman"/>
-                <w:i/>
-              </w:rPr>
-              <w:t xml:space="preserve">Use a WHAT-cleft.</w:t>
-            </w:r>
-          </w:p>
-        </w:tc>
-      </w:tr>
-      <w:tr>
-        <w:tc>
-          <w:tcPr>
-            <w:tcW w:w="2605" w:type="dxa"/>
-          </w:tcPr>
-          <w:p>
-            <w:r>
-              <w:rPr>
-                <w:rFonts w:cs="Times New Roman"/>
-                <w:b/>
-              </w:rPr>
-              <w:t>Teacher’s Answer:</w:t>
-            </w:r>
-          </w:p>
-        </w:tc>
-        <w:tc>
-          <w:tcPr>
-            <w:tcW w:w="6745" w:type="dxa"/>
-          </w:tcPr>
-          <w:p>
-            <w:r>
-              <w:rPr>
-                <w:rFonts w:cs="Times New Roman"/>
-              </w:rPr>
-              <w:t xml:space="preserve">What students need to do is practise face-to-face communication.</w:t>
-            </w:r>
-          </w:p>
-        </w:tc>
-      </w:tr>
-    </w:tbl>
-    <w:p>
-      <w:pPr>
-        <w:pStyle w:val="Heading3"/>
-        <w:spacing w:line="360" w:lineRule="auto"/>
-      </w:pPr>
-      <w:r>
-        <w:rPr>
-          <w:rFonts w:ascii="Times New Roman" w:hAnsi="Times New Roman" w:cs="Times New Roman"/>
-          <w:sz w:val="22"/>
-        </w:rPr>
-        <w:t xml:space="preserve">Set 3: All-cleft – the only thing needed</w:t>
-      </w:r>
-    </w:p>
-    <w:tbl>
-      <w:tblPr>
-        <w:tblStyle w:val="TableGrid"/>
-        <w:tblW w:w="0" w:type="auto"/>
-        <w:tblLook w:val="04A0" w:firstRow="1" w:lastRow="0" w:firstColumn="1" w:lastColumn="0" w:noHBand="0" w:noVBand="1"/>
-      </w:tblPr>
-      <w:tblGrid>
-        <w:gridCol w:w="2605"/>
-        <w:gridCol w:w="6745"/>
-      </w:tblGrid>
-      <w:tr>
-        <w:tc>
-          <w:tcPr>
-            <w:tcW w:w="2605" w:type="dxa"/>
-          </w:tcPr>
-          <w:p>
-            <w:r>
-              <w:rPr>
-                <w:rFonts w:cs="Times New Roman"/>
-              </w:rPr>
-              <w:t>Simple sentence:</w:t>
-            </w:r>
-          </w:p>
-        </w:tc>
-        <w:tc>
-          <w:tcPr>
-            <w:tcW w:w="6745" w:type="dxa"/>
-          </w:tcPr>
-          <w:p>
-            <w:r>
-              <w:rPr>
-                <w:rFonts w:cs="Times New Roman"/>
-              </w:rPr>
-              <w:t xml:space="preserve">Teenagers only need to be confident to start a real conversation.</w:t>
-            </w:r>
-          </w:p>
-        </w:tc>
-      </w:tr>
-      <w:tr>
-        <w:tc>
-          <w:tcPr>
-            <w:tcW w:w="2605" w:type="dxa"/>
-          </w:tcPr>
-          <w:p>
-            <w:r>
-              <w:rPr>
-                <w:rFonts w:cs="Times New Roman"/>
-              </w:rPr>
-              <w:t>Prompt:</w:t>
-            </w:r>
-          </w:p>
-        </w:tc>
-        <w:tc>
-          <w:tcPr>
-            <w:tcW w:w="6745" w:type="dxa"/>
-          </w:tcPr>
-          <w:p>
-            <w:r>
-              <w:rPr>
-                <w:rFonts w:cs="Times New Roman"/>
-                <w:i/>
-              </w:rPr>
-              <w:t xml:space="preserve">Use an ALL-cleft.</w:t>
-            </w:r>
-          </w:p>
-        </w:tc>
-      </w:tr>
-      <w:tr>
-        <w:tc>
-          <w:tcPr>
-            <w:tcW w:w="2605" w:type="dxa"/>
-          </w:tcPr>
-          <w:p>
-            <w:r>
-              <w:rPr>
-                <w:rFonts w:cs="Times New Roman"/>
-                <w:b/>
-              </w:rPr>
-              <w:t>Teacher’s Answer:</w:t>
-            </w:r>
-          </w:p>
-        </w:tc>
-        <w:tc>
-          <w:tcPr>
-            <w:tcW w:w="6745" w:type="dxa"/>
-          </w:tcPr>
-          <w:p>
-            <w:r>
-              <w:rPr>
-                <w:rFonts w:cs="Times New Roman"/>
-              </w:rPr>
-              <w:t xml:space="preserve">All teenagers need is the confidence to start a real conversation.</w:t>
-            </w:r>
-          </w:p>
-        </w:tc>
-      </w:tr>
-    </w:tbl>
-    <w:p>
-      <w:pPr>
-        <w:pStyle w:val="Heading3"/>
-        <w:spacing w:line="360" w:lineRule="auto"/>
-      </w:pPr>
-      <w:r>
-        <w:rPr>
-          <w:rFonts w:ascii="Times New Roman" w:hAnsi="Times New Roman" w:cs="Times New Roman"/>
-          <w:sz w:val="22"/>
-        </w:rPr>
-        <w:t xml:space="preserve">Set 4: It-cleft – the contrast</w:t>
-      </w:r>
-    </w:p>
-    <w:tbl>
-      <w:tblPr>
-        <w:tblStyle w:val="TableGrid"/>
-        <w:tblW w:w="0" w:type="auto"/>
-        <w:tblLook w:val="04A0" w:firstRow="1" w:lastRow="0" w:firstColumn="1" w:lastColumn="0" w:noHBand="0" w:noVBand="1"/>
-      </w:tblPr>
-      <w:tblGrid>
-        <w:gridCol w:w="2605"/>
-        <w:gridCol w:w="6745"/>
-      </w:tblGrid>
-      <w:tr>
-        <w:tc>
-          <w:tcPr>
-            <w:tcW w:w="2605" w:type="dxa"/>
-          </w:tcPr>
-          <w:p>
-            <w:r>
-              <w:rPr>
-                <w:rFonts w:cs="Times New Roman"/>
-              </w:rPr>
-              <w:t>Simple sentence:</w:t>
-            </w:r>
-          </w:p>
-        </w:tc>
-        <w:tc>
-          <w:tcPr>
-            <w:tcW w:w="6745" w:type="dxa"/>
-          </w:tcPr>
-          <w:p>
-            <w:r>
-              <w:rPr>
-                <w:rFonts w:cs="Times New Roman"/>
-              </w:rPr>
-              <w:t xml:space="preserve">People think technology is convenient, but it actually destroys our patience.</w:t>
-            </w:r>
-          </w:p>
-        </w:tc>
-      </w:tr>
-      <w:tr>
-        <w:tc>
-          <w:tcPr>
-            <w:tcW w:w="2605" w:type="dxa"/>
-          </w:tcPr>
-          <w:p>
-            <w:r>
-              <w:rPr>
-                <w:rFonts w:cs="Times New Roman"/>
-              </w:rPr>
-              <w:t>Prompt:</w:t>
-            </w:r>
-          </w:p>
-        </w:tc>
-        <w:tc>
-          <w:tcPr>
-            <w:tcW w:w="6745" w:type="dxa"/>
-          </w:tcPr>
-          <w:p>
-            <w:r>
-              <w:rPr>
-                <w:rFonts w:cs="Times New Roman"/>
-                <w:i/>
-              </w:rPr>
-              <w:t xml:space="preserve">Use an IT-cleft with WHILE.</w:t>
-            </w:r>
-          </w:p>
-        </w:tc>
-      </w:tr>
-      <w:tr>
-        <w:tc>
-          <w:tcPr>
-            <w:tcW w:w="2605" w:type="dxa"/>
-          </w:tcPr>
-          <w:p>
-            <w:r>
-              <w:rPr>
-                <w:rFonts w:cs="Times New Roman"/>
-                <w:b/>
-              </w:rPr>
-              <w:t>Teacher’s Answer:</w:t>
-            </w:r>
-          </w:p>
-        </w:tc>
-        <w:tc>
-          <w:tcPr>
-            <w:tcW w:w="6745" w:type="dxa"/>
-          </w:tcPr>
-          <w:p>
-            <w:r>
-              <w:rPr>
-                <w:rFonts w:cs="Times New Roman"/>
-              </w:rPr>
-              <w:t xml:space="preserve">While people think technology is convenient, it is the convenience of modern devices that destroys our patience.</w:t>
-            </w:r>
-          </w:p>
-        </w:tc>
-      </w:tr>
-    </w:tbl>
-    <w:p>
-      <w:pPr>
-        <w:pStyle w:val="Heading1"/>
-        <w:spacing w:line="360" w:lineRule="auto"/>
-        <w:rPr>
-          <w:sz w:val="22"/>
-          <w:szCs w:val="22"/>
-        </w:rPr>
-      </w:pPr>
-      <w:r>
-        <w:rPr>
-          <w:rFonts w:ascii="Times New Roman" w:hAnsi="Times New Roman" w:cs="Times New Roman"/>
-          <w:sz w:val="22"/>
-          <w:szCs w:val="22"/>
-        </w:rPr>
-        <w:t xml:space="preserve">Part 4: Writing Task</w:t>
-      </w:r>
-    </w:p>
-    <w:p>
-      <w:pPr>
-        <w:pBdr>
-          <w:top w:val="single" w:sz="4" w:space="4" w:color="auto"/>
-          <w:left w:val="single" w:sz="4" w:space="4" w:color="auto"/>
-          <w:bottom w:val="single" w:sz="4" w:space="4" w:color="auto"/>
-          <w:right w:val="single" w:sz="4" w:space="4" w:color="auto"/>
-        </w:pBdr>
-        <w:shd w:val="clear" w:color="auto" w:fill="E4DFEC"/>
-        <w:spacing w:line="360" w:lineRule="auto"/>
-      </w:pPr>
-      <w:r>
-        <w:rPr>
-          <w:rFonts w:cs="Times New Roman"/>
-          <w:b/>
-        </w:rPr>
-        <w:t xml:space="preserve">Instructions:</w:t>
-      </w:r>
-    </w:p>
-    <w:p>
-      <w:pPr>
-        <w:pBdr>
-          <w:top w:val="single" w:sz="4" w:space="4" w:color="auto"/>
-          <w:left w:val="single" w:sz="4" w:space="4" w:color="auto"/>
-          <w:bottom w:val="single" w:sz="4" w:space="4" w:color="auto"/>
-          <w:right w:val="single" w:sz="4" w:space="4" w:color="auto"/>
-        </w:pBdr>
-        <w:shd w:val="clear" w:color="auto" w:fill="E4DFEC"/>
-        <w:spacing w:line="360" w:lineRule="auto"/>
-        <w:rPr>
-          <w:rFonts w:cs="Times New Roman"/>
-        </w:rPr>
-      </w:pPr>
-      <w:r>
-        <w:rPr>
-          <w:rFonts w:cs="Times New Roman"/>
-        </w:rPr>
-        <w:t xml:space="preserve">1. Write ONE paragraph (about 80 words) explaining the influence of artificial intelligence on students, and suggesting ONE thing schools could do to help.</w:t>
-      </w:r>
-    </w:p>
-    <w:p>
-      <w:pPr>
-        <w:pBdr>
-          <w:top w:val="single" w:sz="4" w:space="4" w:color="auto"/>
-          <w:left w:val="single" w:sz="4" w:space="4" w:color="auto"/>
-          <w:bottom w:val="single" w:sz="4" w:space="4" w:color="auto"/>
-          <w:right w:val="single" w:sz="4" w:space="4" w:color="auto"/>
-        </w:pBdr>
-        <w:shd w:val="clear" w:color="auto" w:fill="E4DFEC"/>
-        <w:spacing w:line="360" w:lineRule="auto"/>
-        <w:rPr>
-          <w:rFonts w:cs="Times New Roman"/>
-        </w:rPr>
-      </w:pPr>
-      <w:r>
-        <w:rPr>
-          <w:rFonts w:cs="Times New Roman"/>
-        </w:rPr>
-        <w:sym w:font="Wingdings" w:char="F0E0"/>
-      </w:r>
-      <w:r>
-        <w:rPr>
-          <w:rFonts w:cs="Times New Roman"/>
-        </w:rPr>
-        <w:t xml:space="preserve"> Use </w:t>
-      </w:r>
-      <w:r>
-        <w:rPr>
-          <w:rFonts w:cs="Times New Roman"/>
-          <w:b/>
-          <w:bCs/>
-          <w:u w:val="single"/>
-        </w:rPr>
-        <w:t xml:space="preserve">ONE cleft sentence</w:t>
-      </w:r>
-      <w:r>
-        <w:rPr>
-          <w:rFonts w:cs="Times New Roman"/>
-        </w:rPr>
-        <w:t xml:space="preserve"> (It is … that … / What … is … / All … needs to do is …).</w:t>
-      </w:r>
-      <w:r>
-        <w:rPr>
-          <w:rFonts w:cs="Times New Roman"/>
-        </w:rPr>
-        <w:br/>
-      </w:r>
-      <w:r>
-        <w:rPr>
-          <w:rFonts w:cs="Times New Roman"/>
-        </w:rPr>
-        <w:sym w:font="Wingdings" w:char="F0E0"/>
-      </w:r>
-      <w:r>
-        <w:rPr>
-          <w:rFonts w:cs="Times New Roman"/>
-        </w:rPr>
-        <w:t xml:space="preserve"> Use a relative clause or an inverted pattern e.g. Not only … / Never … / Rarely …</w:t>
-      </w:r>
-    </w:p>
-    <w:p>
-      <w:pPr>
-        <w:spacing w:line="360" w:lineRule="auto"/>
-      </w:pPr>
-    </w:p>
-    <w:p>
-      <w:pPr>
-        <w:pBdr>
-          <w:top w:val="single" w:sz="4" w:space="4" w:color="auto"/>
-          <w:left w:val="single" w:sz="4" w:space="4" w:color="auto"/>
-          <w:bottom w:val="single" w:sz="4" w:space="4" w:color="auto"/>
-          <w:right w:val="single" w:sz="4" w:space="4" w:color="auto"/>
-        </w:pBdr>
-        <w:shd w:val="clear" w:color="auto" w:fill="F2F2F2"/>
-        <w:spacing w:line="360" w:lineRule="auto"/>
-      </w:pPr>
       <w:r>
         <w:rPr>
           <w:rFonts w:cs="Times New Roman"/>
           <w:b/>
           <w:bCs/>
         </w:rPr>
-        <w:t xml:space="preserve">Sample answer 1 (It-cleft) </w:t>
+        <w:t xml:space="preserve">Sample transformations:</w:t>
       </w:r>
+    </w:p>
+    <w:p>
       <w:r>
         <w:rPr>
           <w:rFonts w:cs="Times New Roman"/>
         </w:rPr>
-        <w:t xml:space="preserve">Artificial intelligence is changing the way students learn, but not every change is positive. It is the loss of independent thinking that worries teachers most, as too many teenagers now let apps write their essays without even reading the questions first. Schools should therefore limit AI use in all homework tasks, which would force students to develop their own ideas and opinions. A simple rule requiring a first draft without AI would restore the value of real effort.</w:t>
+        <w:t xml:space="preserve">Sample transformation: It is standard messaging apps that lack genuine emotional warmth.</w:t>
       </w:r>
     </w:p>
     <w:p>
-      <w:pPr>
-        <w:pBdr>
-          <w:top w:val="single" w:sz="4" w:space="4" w:color="auto"/>
-          <w:left w:val="single" w:sz="4" w:space="4" w:color="auto"/>
-          <w:bottom w:val="single" w:sz="4" w:space="4" w:color="auto"/>
-          <w:right w:val="single" w:sz="4" w:space="4" w:color="auto"/>
-        </w:pBdr>
-        <w:shd w:val="clear" w:color="auto" w:fill="F2F2F2"/>
-        <w:spacing w:line="360" w:lineRule="auto"/>
-      </w:pPr>
-      <w:r>
-        <w:rPr>
-          <w:rFonts w:cs="Times New Roman"/>
-          <w:b/>
-          <w:bCs/>
-        </w:rPr>
-        <w:t xml:space="preserve">Sample answer 2 (Wh-cleft) </w:t>
-      </w:r>
       <w:r>
         <w:rPr>
           <w:rFonts w:cs="Times New Roman"/>
         </w:rPr>
-        <w:t xml:space="preserve">What concerns parents most is that their children are losing the ability to think for themselves. Artificial intelligence can answer almost any question instantly, so students no longer wrestle with difficult problems on their own. Schools should require students to complete at least one draft without any AI assistance of any kind, which would teach them the patience that genuine learning demands. Only then will they understand that struggle is not failure but the beginning of real growth.</w:t>
+        <w:t xml:space="preserve">Sample transformation: What schools need is critical digital literacy education, not total phone bans.</w:t>
       </w:r>
     </w:p>
     <w:p>
-      <w:pPr>
-        <w:pBdr>
-          <w:top w:val="single" w:sz="4" w:space="4" w:color="auto"/>
-          <w:left w:val="single" w:sz="4" w:space="4" w:color="auto"/>
-          <w:bottom w:val="single" w:sz="4" w:space="4" w:color="auto"/>
-          <w:right w:val="single" w:sz="4" w:space="4" w:color="auto"/>
-        </w:pBdr>
-        <w:shd w:val="clear" w:color="auto" w:fill="F2F2F2"/>
-        <w:spacing w:line="360" w:lineRule="auto"/>
-      </w:pPr>
-      <w:r>
-        <w:rPr>
-          <w:rFonts w:cs="Times New Roman"/>
-          <w:b/>
-          <w:bCs/>
-        </w:rPr>
-        <w:t xml:space="preserve">Sample answer 3 (All-cleft) </w:t>
-      </w:r>
       <w:r>
         <w:rPr>
           <w:rFonts w:cs="Times New Roman"/>
         </w:rPr>
-        <w:t xml:space="preserve">All schools need to do is teach students how to use AI as a tool rather than a replacement for thinking. Many teenagers now trust an app more than their own judgment, which means they never develop the confidence to solve problems alone. A short practical lesson on verifying AI answers with real sources would show students that true intelligence is not about speed but about understanding. This small change could transform the way they approach every subject.</w:t>
+        <w:t xml:space="preserve">Sample transformation: It is financial profit that social media algorithms exploit human psychology for.</w:t>
       </w:r>
     </w:p>
     <w:p>
-      <w:pPr>
-        <w:pBdr>
-          <w:top w:val="single" w:sz="4" w:space="4" w:color="auto"/>
-          <w:left w:val="single" w:sz="4" w:space="4" w:color="auto"/>
-          <w:bottom w:val="single" w:sz="4" w:space="4" w:color="auto"/>
-          <w:right w:val="single" w:sz="4" w:space="4" w:color="auto"/>
-        </w:pBdr>
-        <w:shd w:val="clear" w:color="auto" w:fill="F2F2F2"/>
-        <w:spacing w:line="360" w:lineRule="auto"/>
-      </w:pPr>
       <w:r>
         <w:rPr>
           <w:rFonts w:cs="Times New Roman"/>
         </w:rPr>
-        <w:t xml:space="preserve">Each sample uses ONE cleft: Sample 1 an it-cleft (It is … that …), Sample 2 a wh-cleft (What … is …) and Sample 3 an all-cleft (All … need to do is …). Each sample also contains at least ONE relative clause or inverted pattern — point these out to students before they write.</w:t>
+        <w:t xml:space="preserve">Sample transformation: All users require is a conscious boundaries setting to regain control over their time.</w:t>
       </w:r>
     </w:p>
     <w:sectPr>
-      <w:headerReference w:type="default" r:id="rId8"/>
-      <w:footerReference w:type="default" r:id="rId9"/>
-      <w:pgSz w:w="12240" w:h="15840"/>
-      <w:pgMar w:top="720" w:right="1440" w:bottom="720" w:left="1440" w:header="432" w:footer="720" w:gutter="0"/>
+      <w:headerReference w:type="default" r:id="rId9"/>
+      <w:footerReference w:type="default" r:id="rId10"/>
+      <w:pgSz w:w="11920" w:h="16860"/>
+      <w:pgMar w:top="576" w:right="907" w:bottom="835" w:left="907" w:header="0" w:footer="720" w:gutter="0"/>
+      <w:pgNumType w:start="1"/>
       <w:cols w:space="720"/>
-      <w:docGrid w:linePitch="360"/>
+      <w:docGrid w:linePitch="299"/>
     </w:sectPr>
   </w:body>
 </w:document>
@@ -2832,6 +2433,95 @@
     </w:lvl>
   </w:abstractNum>
   <w:abstractNum w:abstractNumId="9" w15:restartNumberingAfterBreak="0">
+    <w:nsid w:val="092C0983"/>
+    <w:multiLevelType w:val="hybridMultilevel"/>
+    <w:tmpl w:val="FC9A27A2"/>
+    <w:lvl w:ilvl="0" w:tplc="F20E9B72">
+      <w:start w:val="1"/>
+      <w:numFmt w:val="decimal"/>
+      <w:lvlText w:val="%1."/>
+      <w:lvlJc w:val="left"/>
+      <w:pPr>
+        <w:ind w:left="360" w:hanging="360"/>
+      </w:pPr>
+      <w:rPr>
+        <w:rFonts w:hint="default"/>
+      </w:rPr>
+    </w:lvl>
+    <w:lvl w:ilvl="1" w:tplc="04090019" w:tentative="1">
+      <w:start w:val="1"/>
+      <w:numFmt w:val="lowerLetter"/>
+      <w:lvlText w:val="%2."/>
+      <w:lvlJc w:val="left"/>
+      <w:pPr>
+        <w:ind w:left="1080" w:hanging="360"/>
+      </w:pPr>
+    </w:lvl>
+    <w:lvl w:ilvl="2" w:tplc="0409001B" w:tentative="1">
+      <w:start w:val="1"/>
+      <w:numFmt w:val="lowerRoman"/>
+      <w:lvlText w:val="%3."/>
+      <w:lvlJc w:val="right"/>
+      <w:pPr>
+        <w:ind w:left="1800" w:hanging="180"/>
+      </w:pPr>
+    </w:lvl>
+    <w:lvl w:ilvl="3" w:tplc="0409000F" w:tentative="1">
+      <w:start w:val="1"/>
+      <w:numFmt w:val="decimal"/>
+      <w:lvlText w:val="%4."/>
+      <w:lvlJc w:val="left"/>
+      <w:pPr>
+        <w:ind w:left="2520" w:hanging="360"/>
+      </w:pPr>
+    </w:lvl>
+    <w:lvl w:ilvl="4" w:tplc="04090019" w:tentative="1">
+      <w:start w:val="1"/>
+      <w:numFmt w:val="lowerLetter"/>
+      <w:lvlText w:val="%5."/>
+      <w:lvlJc w:val="left"/>
+      <w:pPr>
+        <w:ind w:left="3240" w:hanging="360"/>
+      </w:pPr>
+    </w:lvl>
+    <w:lvl w:ilvl="5" w:tplc="0409001B" w:tentative="1">
+      <w:start w:val="1"/>
+      <w:numFmt w:val="lowerRoman"/>
+      <w:lvlText w:val="%6."/>
+      <w:lvlJc w:val="right"/>
+      <w:pPr>
+        <w:ind w:left="3960" w:hanging="180"/>
+      </w:pPr>
+    </w:lvl>
+    <w:lvl w:ilvl="6" w:tplc="0409000F" w:tentative="1">
+      <w:start w:val="1"/>
+      <w:numFmt w:val="decimal"/>
+      <w:lvlText w:val="%7."/>
+      <w:lvlJc w:val="left"/>
+      <w:pPr>
+        <w:ind w:left="4680" w:hanging="360"/>
+      </w:pPr>
+    </w:lvl>
+    <w:lvl w:ilvl="7" w:tplc="04090019" w:tentative="1">
+      <w:start w:val="1"/>
+      <w:numFmt w:val="lowerLetter"/>
+      <w:lvlText w:val="%8."/>
+      <w:lvlJc w:val="left"/>
+      <w:pPr>
+        <w:ind w:left="5400" w:hanging="360"/>
+      </w:pPr>
+    </w:lvl>
+    <w:lvl w:ilvl="8" w:tplc="0409001B" w:tentative="1">
+      <w:start w:val="1"/>
+      <w:numFmt w:val="lowerRoman"/>
+      <w:lvlText w:val="%9."/>
+      <w:lvlJc w:val="right"/>
+      <w:pPr>
+        <w:ind w:left="6120" w:hanging="180"/>
+      </w:pPr>
+    </w:lvl>
+  </w:abstractNum>
+  <w:abstractNum w:abstractNumId="10" w15:restartNumberingAfterBreak="0">
     <w:nsid w:val="0FB24A9D"/>
     <w:multiLevelType w:val="hybridMultilevel"/>
     <w:tmpl w:val="7E5064E4"/>
@@ -2917,7 +2607,488 @@
       </w:pPr>
     </w:lvl>
   </w:abstractNum>
-  <w:abstractNum w:abstractNumId="10" w15:restartNumberingAfterBreak="0">
+  <w:abstractNum w:abstractNumId="11" w15:restartNumberingAfterBreak="0">
+    <w:nsid w:val="27483EED"/>
+    <w:multiLevelType w:val="hybridMultilevel"/>
+    <w:tmpl w:val="3280A514"/>
+    <w:lvl w:ilvl="0" w:tplc="4C749414">
+      <w:start w:val="1"/>
+      <w:numFmt w:val="decimal"/>
+      <w:lvlText w:val="%1."/>
+      <w:lvlJc w:val="left"/>
+      <w:pPr>
+        <w:ind w:left="360" w:hanging="360"/>
+      </w:pPr>
+      <w:rPr>
+        <w:rFonts w:hint="default"/>
+        <w:b/>
+      </w:rPr>
+    </w:lvl>
+    <w:lvl w:ilvl="1" w:tplc="04090019" w:tentative="1">
+      <w:start w:val="1"/>
+      <w:numFmt w:val="lowerLetter"/>
+      <w:lvlText w:val="%2."/>
+      <w:lvlJc w:val="left"/>
+      <w:pPr>
+        <w:ind w:left="1080" w:hanging="360"/>
+      </w:pPr>
+    </w:lvl>
+    <w:lvl w:ilvl="2" w:tplc="0409001B" w:tentative="1">
+      <w:start w:val="1"/>
+      <w:numFmt w:val="lowerRoman"/>
+      <w:lvlText w:val="%3."/>
+      <w:lvlJc w:val="right"/>
+      <w:pPr>
+        <w:ind w:left="1800" w:hanging="180"/>
+      </w:pPr>
+    </w:lvl>
+    <w:lvl w:ilvl="3" w:tplc="0409000F" w:tentative="1">
+      <w:start w:val="1"/>
+      <w:numFmt w:val="decimal"/>
+      <w:lvlText w:val="%4."/>
+      <w:lvlJc w:val="left"/>
+      <w:pPr>
+        <w:ind w:left="2520" w:hanging="360"/>
+      </w:pPr>
+    </w:lvl>
+    <w:lvl w:ilvl="4" w:tplc="04090019" w:tentative="1">
+      <w:start w:val="1"/>
+      <w:numFmt w:val="lowerLetter"/>
+      <w:lvlText w:val="%5."/>
+      <w:lvlJc w:val="left"/>
+      <w:pPr>
+        <w:ind w:left="3240" w:hanging="360"/>
+      </w:pPr>
+    </w:lvl>
+    <w:lvl w:ilvl="5" w:tplc="0409001B" w:tentative="1">
+      <w:start w:val="1"/>
+      <w:numFmt w:val="lowerRoman"/>
+      <w:lvlText w:val="%6."/>
+      <w:lvlJc w:val="right"/>
+      <w:pPr>
+        <w:ind w:left="3960" w:hanging="180"/>
+      </w:pPr>
+    </w:lvl>
+    <w:lvl w:ilvl="6" w:tplc="0409000F" w:tentative="1">
+      <w:start w:val="1"/>
+      <w:numFmt w:val="decimal"/>
+      <w:lvlText w:val="%7."/>
+      <w:lvlJc w:val="left"/>
+      <w:pPr>
+        <w:ind w:left="4680" w:hanging="360"/>
+      </w:pPr>
+    </w:lvl>
+    <w:lvl w:ilvl="7" w:tplc="04090019" w:tentative="1">
+      <w:start w:val="1"/>
+      <w:numFmt w:val="lowerLetter"/>
+      <w:lvlText w:val="%8."/>
+      <w:lvlJc w:val="left"/>
+      <w:pPr>
+        <w:ind w:left="5400" w:hanging="360"/>
+      </w:pPr>
+    </w:lvl>
+    <w:lvl w:ilvl="8" w:tplc="0409001B" w:tentative="1">
+      <w:start w:val="1"/>
+      <w:numFmt w:val="lowerRoman"/>
+      <w:lvlText w:val="%9."/>
+      <w:lvlJc w:val="right"/>
+      <w:pPr>
+        <w:ind w:left="6120" w:hanging="180"/>
+      </w:pPr>
+    </w:lvl>
+  </w:abstractNum>
+  <w:abstractNum w:abstractNumId="12" w15:restartNumberingAfterBreak="0">
+    <w:nsid w:val="2B396291"/>
+    <w:multiLevelType w:val="hybridMultilevel"/>
+    <w:tmpl w:val="2EDAA58C"/>
+    <w:lvl w:ilvl="0" w:tplc="F20E9B72">
+      <w:start w:val="1"/>
+      <w:numFmt w:val="decimal"/>
+      <w:lvlText w:val="%1."/>
+      <w:lvlJc w:val="left"/>
+      <w:pPr>
+        <w:ind w:left="360" w:hanging="360"/>
+      </w:pPr>
+      <w:rPr>
+        <w:rFonts w:hint="default"/>
+      </w:rPr>
+    </w:lvl>
+    <w:lvl w:ilvl="1" w:tplc="04090019" w:tentative="1">
+      <w:start w:val="1"/>
+      <w:numFmt w:val="lowerLetter"/>
+      <w:lvlText w:val="%2."/>
+      <w:lvlJc w:val="left"/>
+      <w:pPr>
+        <w:ind w:left="1440" w:hanging="360"/>
+      </w:pPr>
+    </w:lvl>
+    <w:lvl w:ilvl="2" w:tplc="0409001B" w:tentative="1">
+      <w:start w:val="1"/>
+      <w:numFmt w:val="lowerRoman"/>
+      <w:lvlText w:val="%3."/>
+      <w:lvlJc w:val="right"/>
+      <w:pPr>
+        <w:ind w:left="2160" w:hanging="180"/>
+      </w:pPr>
+    </w:lvl>
+    <w:lvl w:ilvl="3" w:tplc="0409000F" w:tentative="1">
+      <w:start w:val="1"/>
+      <w:numFmt w:val="decimal"/>
+      <w:lvlText w:val="%4."/>
+      <w:lvlJc w:val="left"/>
+      <w:pPr>
+        <w:ind w:left="2880" w:hanging="360"/>
+      </w:pPr>
+    </w:lvl>
+    <w:lvl w:ilvl="4" w:tplc="04090019" w:tentative="1">
+      <w:start w:val="1"/>
+      <w:numFmt w:val="lowerLetter"/>
+      <w:lvlText w:val="%5."/>
+      <w:lvlJc w:val="left"/>
+      <w:pPr>
+        <w:ind w:left="3600" w:hanging="360"/>
+      </w:pPr>
+    </w:lvl>
+    <w:lvl w:ilvl="5" w:tplc="0409001B" w:tentative="1">
+      <w:start w:val="1"/>
+      <w:numFmt w:val="lowerRoman"/>
+      <w:lvlText w:val="%6."/>
+      <w:lvlJc w:val="right"/>
+      <w:pPr>
+        <w:ind w:left="4320" w:hanging="180"/>
+      </w:pPr>
+    </w:lvl>
+    <w:lvl w:ilvl="6" w:tplc="0409000F" w:tentative="1">
+      <w:start w:val="1"/>
+      <w:numFmt w:val="decimal"/>
+      <w:lvlText w:val="%7."/>
+      <w:lvlJc w:val="left"/>
+      <w:pPr>
+        <w:ind w:left="5040" w:hanging="360"/>
+      </w:pPr>
+    </w:lvl>
+    <w:lvl w:ilvl="7" w:tplc="04090019" w:tentative="1">
+      <w:start w:val="1"/>
+      <w:numFmt w:val="lowerLetter"/>
+      <w:lvlText w:val="%8."/>
+      <w:lvlJc w:val="left"/>
+      <w:pPr>
+        <w:ind w:left="5760" w:hanging="360"/>
+      </w:pPr>
+    </w:lvl>
+    <w:lvl w:ilvl="8" w:tplc="0409001B" w:tentative="1">
+      <w:start w:val="1"/>
+      <w:numFmt w:val="lowerRoman"/>
+      <w:lvlText w:val="%9."/>
+      <w:lvlJc w:val="right"/>
+      <w:pPr>
+        <w:ind w:left="6480" w:hanging="180"/>
+      </w:pPr>
+    </w:lvl>
+  </w:abstractNum>
+  <w:abstractNum w:abstractNumId="13" w15:restartNumberingAfterBreak="0">
+    <w:nsid w:val="3DC1588F"/>
+    <w:multiLevelType w:val="hybridMultilevel"/>
+    <w:tmpl w:val="97AABB98"/>
+    <w:lvl w:ilvl="0" w:tplc="63182EAA">
+      <w:start w:val="1"/>
+      <w:numFmt w:val="decimal"/>
+      <w:lvlText w:val="(%1)"/>
+      <w:lvlJc w:val="left"/>
+      <w:pPr>
+        <w:ind w:left="360" w:hanging="360"/>
+      </w:pPr>
+      <w:rPr>
+        <w:rFonts w:hint="default"/>
+      </w:rPr>
+    </w:lvl>
+    <w:lvl w:ilvl="1" w:tplc="04090019" w:tentative="1">
+      <w:start w:val="1"/>
+      <w:numFmt w:val="lowerLetter"/>
+      <w:lvlText w:val="%2."/>
+      <w:lvlJc w:val="left"/>
+      <w:pPr>
+        <w:ind w:left="1080" w:hanging="360"/>
+      </w:pPr>
+    </w:lvl>
+    <w:lvl w:ilvl="2" w:tplc="0409001B" w:tentative="1">
+      <w:start w:val="1"/>
+      <w:numFmt w:val="lowerRoman"/>
+      <w:lvlText w:val="%3."/>
+      <w:lvlJc w:val="right"/>
+      <w:pPr>
+        <w:ind w:left="1800" w:hanging="180"/>
+      </w:pPr>
+    </w:lvl>
+    <w:lvl w:ilvl="3" w:tplc="0409000F" w:tentative="1">
+      <w:start w:val="1"/>
+      <w:numFmt w:val="decimal"/>
+      <w:lvlText w:val="%4."/>
+      <w:lvlJc w:val="left"/>
+      <w:pPr>
+        <w:ind w:left="2520" w:hanging="360"/>
+      </w:pPr>
+    </w:lvl>
+    <w:lvl w:ilvl="4" w:tplc="04090019" w:tentative="1">
+      <w:start w:val="1"/>
+      <w:numFmt w:val="lowerLetter"/>
+      <w:lvlText w:val="%5."/>
+      <w:lvlJc w:val="left"/>
+      <w:pPr>
+        <w:ind w:left="3240" w:hanging="360"/>
+      </w:pPr>
+    </w:lvl>
+    <w:lvl w:ilvl="5" w:tplc="0409001B" w:tentative="1">
+      <w:start w:val="1"/>
+      <w:numFmt w:val="lowerRoman"/>
+      <w:lvlText w:val="%6."/>
+      <w:lvlJc w:val="right"/>
+      <w:pPr>
+        <w:ind w:left="3960" w:hanging="180"/>
+      </w:pPr>
+    </w:lvl>
+    <w:lvl w:ilvl="6" w:tplc="0409000F" w:tentative="1">
+      <w:start w:val="1"/>
+      <w:numFmt w:val="decimal"/>
+      <w:lvlText w:val="%7."/>
+      <w:lvlJc w:val="left"/>
+      <w:pPr>
+        <w:ind w:left="4680" w:hanging="360"/>
+      </w:pPr>
+    </w:lvl>
+    <w:lvl w:ilvl="7" w:tplc="04090019" w:tentative="1">
+      <w:start w:val="1"/>
+      <w:numFmt w:val="lowerLetter"/>
+      <w:lvlText w:val="%8."/>
+      <w:lvlJc w:val="left"/>
+      <w:pPr>
+        <w:ind w:left="5400" w:hanging="360"/>
+      </w:pPr>
+    </w:lvl>
+    <w:lvl w:ilvl="8" w:tplc="0409001B" w:tentative="1">
+      <w:start w:val="1"/>
+      <w:numFmt w:val="lowerRoman"/>
+      <w:lvlText w:val="%9."/>
+      <w:lvlJc w:val="right"/>
+      <w:pPr>
+        <w:ind w:left="6120" w:hanging="180"/>
+      </w:pPr>
+    </w:lvl>
+  </w:abstractNum>
+  <w:abstractNum w:abstractNumId="14" w15:restartNumberingAfterBreak="0">
+    <w:nsid w:val="53E703C1"/>
+    <w:multiLevelType w:val="hybridMultilevel"/>
+    <w:tmpl w:val="6382D94C"/>
+    <w:lvl w:ilvl="0" w:tplc="63182EAA">
+      <w:start w:val="1"/>
+      <w:numFmt w:val="decimal"/>
+      <w:lvlText w:val="(%1)"/>
+      <w:lvlJc w:val="left"/>
+      <w:pPr>
+        <w:ind w:left="360" w:hanging="360"/>
+      </w:pPr>
+      <w:rPr>
+        <w:rFonts w:hint="default"/>
+      </w:rPr>
+    </w:lvl>
+    <w:lvl w:ilvl="1" w:tplc="04090019" w:tentative="1">
+      <w:start w:val="1"/>
+      <w:numFmt w:val="lowerLetter"/>
+      <w:lvlText w:val="%2."/>
+      <w:lvlJc w:val="left"/>
+      <w:pPr>
+        <w:ind w:left="1440" w:hanging="360"/>
+      </w:pPr>
+    </w:lvl>
+    <w:lvl w:ilvl="2" w:tplc="0409001B" w:tentative="1">
+      <w:start w:val="1"/>
+      <w:numFmt w:val="lowerRoman"/>
+      <w:lvlText w:val="%3."/>
+      <w:lvlJc w:val="right"/>
+      <w:pPr>
+        <w:ind w:left="2160" w:hanging="180"/>
+      </w:pPr>
+    </w:lvl>
+    <w:lvl w:ilvl="3" w:tplc="0409000F" w:tentative="1">
+      <w:start w:val="1"/>
+      <w:numFmt w:val="decimal"/>
+      <w:lvlText w:val="%4."/>
+      <w:lvlJc w:val="left"/>
+      <w:pPr>
+        <w:ind w:left="2880" w:hanging="360"/>
+      </w:pPr>
+    </w:lvl>
+    <w:lvl w:ilvl="4" w:tplc="04090019" w:tentative="1">
+      <w:start w:val="1"/>
+      <w:numFmt w:val="lowerLetter"/>
+      <w:lvlText w:val="%5."/>
+      <w:lvlJc w:val="left"/>
+      <w:pPr>
+        <w:ind w:left="3600" w:hanging="360"/>
+      </w:pPr>
+    </w:lvl>
+    <w:lvl w:ilvl="5" w:tplc="0409001B" w:tentative="1">
+      <w:start w:val="1"/>
+      <w:numFmt w:val="lowerRoman"/>
+      <w:lvlText w:val="%6."/>
+      <w:lvlJc w:val="right"/>
+      <w:pPr>
+        <w:ind w:left="4320" w:hanging="180"/>
+      </w:pPr>
+    </w:lvl>
+    <w:lvl w:ilvl="6" w:tplc="0409000F" w:tentative="1">
+      <w:start w:val="1"/>
+      <w:numFmt w:val="decimal"/>
+      <w:lvlText w:val="%7."/>
+      <w:lvlJc w:val="left"/>
+      <w:pPr>
+        <w:ind w:left="5040" w:hanging="360"/>
+      </w:pPr>
+    </w:lvl>
+    <w:lvl w:ilvl="7" w:tplc="04090019" w:tentative="1">
+      <w:start w:val="1"/>
+      <w:numFmt w:val="lowerLetter"/>
+      <w:lvlText w:val="%8."/>
+      <w:lvlJc w:val="left"/>
+      <w:pPr>
+        <w:ind w:left="5760" w:hanging="360"/>
+      </w:pPr>
+    </w:lvl>
+    <w:lvl w:ilvl="8" w:tplc="0409001B" w:tentative="1">
+      <w:start w:val="1"/>
+      <w:numFmt w:val="lowerRoman"/>
+      <w:lvlText w:val="%9."/>
+      <w:lvlJc w:val="right"/>
+      <w:pPr>
+        <w:ind w:left="6480" w:hanging="180"/>
+      </w:pPr>
+    </w:lvl>
+  </w:abstractNum>
+  <w:abstractNum w:abstractNumId="15" w15:restartNumberingAfterBreak="0">
+    <w:nsid w:val="5B89671E"/>
+    <w:multiLevelType w:val="hybridMultilevel"/>
+    <w:tmpl w:val="678617B6"/>
+    <w:lvl w:ilvl="0" w:tplc="20A24BC0">
+      <w:start w:val="1"/>
+      <w:numFmt w:val="decimal"/>
+      <w:lvlText w:val="%1."/>
+      <w:lvlJc w:val="left"/>
+      <w:pPr>
+        <w:ind w:left="331" w:hanging="212"/>
+        <w:jc w:val="left"/>
+      </w:pPr>
+      <w:rPr>
+        <w:rFonts w:ascii="Arial" w:eastAsia="Arial" w:hAnsi="Arial" w:cs="Arial" w:hint="default"/>
+        <w:b w:val="0"/>
+        <w:bCs w:val="0"/>
+        <w:i w:val="0"/>
+        <w:iCs w:val="0"/>
+        <w:color w:val="334054"/>
+        <w:spacing w:val="-1"/>
+        <w:w w:val="105"/>
+        <w:sz w:val="18"/>
+        <w:szCs w:val="18"/>
+        <w:lang w:val="en-US" w:eastAsia="en-US" w:bidi="ar-SA"/>
+      </w:rPr>
+    </w:lvl>
+    <w:lvl w:ilvl="1" w:tplc="881C164E">
+      <w:numFmt w:val="bullet"/>
+      <w:lvlText w:val="•"/>
+      <w:lvlJc w:val="left"/>
+      <w:pPr>
+        <w:ind w:left="1317" w:hanging="212"/>
+      </w:pPr>
+      <w:rPr>
+        <w:rFonts w:hint="default"/>
+        <w:lang w:val="en-US" w:eastAsia="en-US" w:bidi="ar-SA"/>
+      </w:rPr>
+    </w:lvl>
+    <w:lvl w:ilvl="2" w:tplc="3496BA04">
+      <w:numFmt w:val="bullet"/>
+      <w:lvlText w:val="•"/>
+      <w:lvlJc w:val="left"/>
+      <w:pPr>
+        <w:ind w:left="2295" w:hanging="212"/>
+      </w:pPr>
+      <w:rPr>
+        <w:rFonts w:hint="default"/>
+        <w:lang w:val="en-US" w:eastAsia="en-US" w:bidi="ar-SA"/>
+      </w:rPr>
+    </w:lvl>
+    <w:lvl w:ilvl="3" w:tplc="A75E32B0">
+      <w:numFmt w:val="bullet"/>
+      <w:lvlText w:val="•"/>
+      <w:lvlJc w:val="left"/>
+      <w:pPr>
+        <w:ind w:left="3273" w:hanging="212"/>
+      </w:pPr>
+      <w:rPr>
+        <w:rFonts w:hint="default"/>
+        <w:lang w:val="en-US" w:eastAsia="en-US" w:bidi="ar-SA"/>
+      </w:rPr>
+    </w:lvl>
+    <w:lvl w:ilvl="4" w:tplc="F2680AD6">
+      <w:numFmt w:val="bullet"/>
+      <w:lvlText w:val="•"/>
+      <w:lvlJc w:val="left"/>
+      <w:pPr>
+        <w:ind w:left="4251" w:hanging="212"/>
+      </w:pPr>
+      <w:rPr>
+        <w:rFonts w:hint="default"/>
+        <w:lang w:val="en-US" w:eastAsia="en-US" w:bidi="ar-SA"/>
+      </w:rPr>
+    </w:lvl>
+    <w:lvl w:ilvl="5" w:tplc="29E6B51A">
+      <w:numFmt w:val="bullet"/>
+      <w:lvlText w:val="•"/>
+      <w:lvlJc w:val="left"/>
+      <w:pPr>
+        <w:ind w:left="5229" w:hanging="212"/>
+      </w:pPr>
+      <w:rPr>
+        <w:rFonts w:hint="default"/>
+        <w:lang w:val="en-US" w:eastAsia="en-US" w:bidi="ar-SA"/>
+      </w:rPr>
+    </w:lvl>
+    <w:lvl w:ilvl="6" w:tplc="5B4E2CE6">
+      <w:numFmt w:val="bullet"/>
+      <w:lvlText w:val="•"/>
+      <w:lvlJc w:val="left"/>
+      <w:pPr>
+        <w:ind w:left="6207" w:hanging="212"/>
+      </w:pPr>
+      <w:rPr>
+        <w:rFonts w:hint="default"/>
+        <w:lang w:val="en-US" w:eastAsia="en-US" w:bidi="ar-SA"/>
+      </w:rPr>
+    </w:lvl>
+    <w:lvl w:ilvl="7" w:tplc="FD5C5CAE">
+      <w:numFmt w:val="bullet"/>
+      <w:lvlText w:val="•"/>
+      <w:lvlJc w:val="left"/>
+      <w:pPr>
+        <w:ind w:left="7184" w:hanging="212"/>
+      </w:pPr>
+      <w:rPr>
+        <w:rFonts w:hint="default"/>
+        <w:lang w:val="en-US" w:eastAsia="en-US" w:bidi="ar-SA"/>
+      </w:rPr>
+    </w:lvl>
+    <w:lvl w:ilvl="8" w:tplc="D6C25DCE">
+      <w:numFmt w:val="bullet"/>
+      <w:lvlText w:val="•"/>
+      <w:lvlJc w:val="left"/>
+      <w:pPr>
+        <w:ind w:left="8162" w:hanging="212"/>
+      </w:pPr>
+      <w:rPr>
+        <w:rFonts w:hint="default"/>
+        <w:lang w:val="en-US" w:eastAsia="en-US" w:bidi="ar-SA"/>
+      </w:rPr>
+    </w:lvl>
+  </w:abstractNum>
+  <w:abstractNum w:abstractNumId="16" w15:restartNumberingAfterBreak="0">
     <w:nsid w:val="67C3684C"/>
     <w:multiLevelType w:val="hybridMultilevel"/>
     <w:tmpl w:val="095209C8"/>
@@ -2929,6 +3100,343 @@
       <w:pPr>
         <w:ind w:left="360" w:hanging="360"/>
       </w:pPr>
+    </w:lvl>
+    <w:lvl w:ilvl="1" w:tplc="04090019" w:tentative="1">
+      <w:start w:val="1"/>
+      <w:numFmt w:val="lowerLetter"/>
+      <w:lvlText w:val="%2."/>
+      <w:lvlJc w:val="left"/>
+      <w:pPr>
+        <w:ind w:left="1080" w:hanging="360"/>
+      </w:pPr>
+    </w:lvl>
+    <w:lvl w:ilvl="2" w:tplc="0409001B" w:tentative="1">
+      <w:start w:val="1"/>
+      <w:numFmt w:val="lowerRoman"/>
+      <w:lvlText w:val="%3."/>
+      <w:lvlJc w:val="right"/>
+      <w:pPr>
+        <w:ind w:left="1800" w:hanging="180"/>
+      </w:pPr>
+    </w:lvl>
+    <w:lvl w:ilvl="3" w:tplc="0409000F" w:tentative="1">
+      <w:start w:val="1"/>
+      <w:numFmt w:val="decimal"/>
+      <w:lvlText w:val="%4."/>
+      <w:lvlJc w:val="left"/>
+      <w:pPr>
+        <w:ind w:left="2520" w:hanging="360"/>
+      </w:pPr>
+    </w:lvl>
+    <w:lvl w:ilvl="4" w:tplc="04090019" w:tentative="1">
+      <w:start w:val="1"/>
+      <w:numFmt w:val="lowerLetter"/>
+      <w:lvlText w:val="%5."/>
+      <w:lvlJc w:val="left"/>
+      <w:pPr>
+        <w:ind w:left="3240" w:hanging="360"/>
+      </w:pPr>
+    </w:lvl>
+    <w:lvl w:ilvl="5" w:tplc="0409001B" w:tentative="1">
+      <w:start w:val="1"/>
+      <w:numFmt w:val="lowerRoman"/>
+      <w:lvlText w:val="%6."/>
+      <w:lvlJc w:val="right"/>
+      <w:pPr>
+        <w:ind w:left="3960" w:hanging="180"/>
+      </w:pPr>
+    </w:lvl>
+    <w:lvl w:ilvl="6" w:tplc="0409000F" w:tentative="1">
+      <w:start w:val="1"/>
+      <w:numFmt w:val="decimal"/>
+      <w:lvlText w:val="%7."/>
+      <w:lvlJc w:val="left"/>
+      <w:pPr>
+        <w:ind w:left="4680" w:hanging="360"/>
+      </w:pPr>
+    </w:lvl>
+    <w:lvl w:ilvl="7" w:tplc="04090019" w:tentative="1">
+      <w:start w:val="1"/>
+      <w:numFmt w:val="lowerLetter"/>
+      <w:lvlText w:val="%8."/>
+      <w:lvlJc w:val="left"/>
+      <w:pPr>
+        <w:ind w:left="5400" w:hanging="360"/>
+      </w:pPr>
+    </w:lvl>
+    <w:lvl w:ilvl="8" w:tplc="0409001B" w:tentative="1">
+      <w:start w:val="1"/>
+      <w:numFmt w:val="lowerRoman"/>
+      <w:lvlText w:val="%9."/>
+      <w:lvlJc w:val="right"/>
+      <w:pPr>
+        <w:ind w:left="6120" w:hanging="180"/>
+      </w:pPr>
+    </w:lvl>
+  </w:abstractNum>
+  <w:abstractNum w:abstractNumId="17" w15:restartNumberingAfterBreak="0">
+    <w:nsid w:val="6CC8118D"/>
+    <w:multiLevelType w:val="hybridMultilevel"/>
+    <w:tmpl w:val="1EF86DDA"/>
+    <w:lvl w:ilvl="0" w:tplc="A34E504E">
+      <w:start w:val="1"/>
+      <w:numFmt w:val="decimal"/>
+      <w:lvlText w:val="%1."/>
+      <w:lvlJc w:val="left"/>
+      <w:pPr>
+        <w:ind w:left="331" w:hanging="212"/>
+        <w:jc w:val="left"/>
+      </w:pPr>
+      <w:rPr>
+        <w:rFonts w:ascii="Arial" w:eastAsia="Arial" w:hAnsi="Arial" w:cs="Arial" w:hint="default"/>
+        <w:b w:val="0"/>
+        <w:bCs w:val="0"/>
+        <w:i w:val="0"/>
+        <w:iCs w:val="0"/>
+        <w:color w:val="334054"/>
+        <w:spacing w:val="-1"/>
+        <w:w w:val="105"/>
+        <w:sz w:val="18"/>
+        <w:szCs w:val="18"/>
+        <w:lang w:val="en-US" w:eastAsia="en-US" w:bidi="ar-SA"/>
+      </w:rPr>
+    </w:lvl>
+    <w:lvl w:ilvl="1" w:tplc="40C8B0B8">
+      <w:numFmt w:val="bullet"/>
+      <w:lvlText w:val="•"/>
+      <w:lvlJc w:val="left"/>
+      <w:pPr>
+        <w:ind w:left="1317" w:hanging="212"/>
+      </w:pPr>
+      <w:rPr>
+        <w:rFonts w:hint="default"/>
+        <w:lang w:val="en-US" w:eastAsia="en-US" w:bidi="ar-SA"/>
+      </w:rPr>
+    </w:lvl>
+    <w:lvl w:ilvl="2" w:tplc="306E6C96">
+      <w:numFmt w:val="bullet"/>
+      <w:lvlText w:val="•"/>
+      <w:lvlJc w:val="left"/>
+      <w:pPr>
+        <w:ind w:left="2295" w:hanging="212"/>
+      </w:pPr>
+      <w:rPr>
+        <w:rFonts w:hint="default"/>
+        <w:lang w:val="en-US" w:eastAsia="en-US" w:bidi="ar-SA"/>
+      </w:rPr>
+    </w:lvl>
+    <w:lvl w:ilvl="3" w:tplc="51660EBE">
+      <w:numFmt w:val="bullet"/>
+      <w:lvlText w:val="•"/>
+      <w:lvlJc w:val="left"/>
+      <w:pPr>
+        <w:ind w:left="3273" w:hanging="212"/>
+      </w:pPr>
+      <w:rPr>
+        <w:rFonts w:hint="default"/>
+        <w:lang w:val="en-US" w:eastAsia="en-US" w:bidi="ar-SA"/>
+      </w:rPr>
+    </w:lvl>
+    <w:lvl w:ilvl="4" w:tplc="03D2DFF2">
+      <w:numFmt w:val="bullet"/>
+      <w:lvlText w:val="•"/>
+      <w:lvlJc w:val="left"/>
+      <w:pPr>
+        <w:ind w:left="4251" w:hanging="212"/>
+      </w:pPr>
+      <w:rPr>
+        <w:rFonts w:hint="default"/>
+        <w:lang w:val="en-US" w:eastAsia="en-US" w:bidi="ar-SA"/>
+      </w:rPr>
+    </w:lvl>
+    <w:lvl w:ilvl="5" w:tplc="D578D320">
+      <w:numFmt w:val="bullet"/>
+      <w:lvlText w:val="•"/>
+      <w:lvlJc w:val="left"/>
+      <w:pPr>
+        <w:ind w:left="5229" w:hanging="212"/>
+      </w:pPr>
+      <w:rPr>
+        <w:rFonts w:hint="default"/>
+        <w:lang w:val="en-US" w:eastAsia="en-US" w:bidi="ar-SA"/>
+      </w:rPr>
+    </w:lvl>
+    <w:lvl w:ilvl="6" w:tplc="1E6EDF88">
+      <w:numFmt w:val="bullet"/>
+      <w:lvlText w:val="•"/>
+      <w:lvlJc w:val="left"/>
+      <w:pPr>
+        <w:ind w:left="6207" w:hanging="212"/>
+      </w:pPr>
+      <w:rPr>
+        <w:rFonts w:hint="default"/>
+        <w:lang w:val="en-US" w:eastAsia="en-US" w:bidi="ar-SA"/>
+      </w:rPr>
+    </w:lvl>
+    <w:lvl w:ilvl="7" w:tplc="E9E0D994">
+      <w:numFmt w:val="bullet"/>
+      <w:lvlText w:val="•"/>
+      <w:lvlJc w:val="left"/>
+      <w:pPr>
+        <w:ind w:left="7184" w:hanging="212"/>
+      </w:pPr>
+      <w:rPr>
+        <w:rFonts w:hint="default"/>
+        <w:lang w:val="en-US" w:eastAsia="en-US" w:bidi="ar-SA"/>
+      </w:rPr>
+    </w:lvl>
+    <w:lvl w:ilvl="8" w:tplc="A40AB740">
+      <w:numFmt w:val="bullet"/>
+      <w:lvlText w:val="•"/>
+      <w:lvlJc w:val="left"/>
+      <w:pPr>
+        <w:ind w:left="8162" w:hanging="212"/>
+      </w:pPr>
+      <w:rPr>
+        <w:rFonts w:hint="default"/>
+        <w:lang w:val="en-US" w:eastAsia="en-US" w:bidi="ar-SA"/>
+      </w:rPr>
+    </w:lvl>
+  </w:abstractNum>
+  <w:abstractNum w:abstractNumId="18" w15:restartNumberingAfterBreak="0">
+    <w:nsid w:val="72D659F3"/>
+    <w:multiLevelType w:val="hybridMultilevel"/>
+    <w:tmpl w:val="F4587CA6"/>
+    <w:lvl w:ilvl="0" w:tplc="934A00CA">
+      <w:start w:val="1"/>
+      <w:numFmt w:val="decimal"/>
+      <w:lvlText w:val="%1."/>
+      <w:lvlJc w:val="left"/>
+      <w:pPr>
+        <w:ind w:left="441" w:hanging="281"/>
+        <w:jc w:val="left"/>
+      </w:pPr>
+      <w:rPr>
+        <w:rFonts w:ascii="Arial" w:eastAsia="Arial" w:hAnsi="Arial" w:cs="Arial" w:hint="default"/>
+        <w:b/>
+        <w:bCs/>
+        <w:i w:val="0"/>
+        <w:iCs w:val="0"/>
+        <w:color w:val="0E1729"/>
+        <w:spacing w:val="0"/>
+        <w:w w:val="104"/>
+        <w:sz w:val="23"/>
+        <w:szCs w:val="23"/>
+        <w:lang w:val="en-US" w:eastAsia="en-US" w:bidi="ar-SA"/>
+      </w:rPr>
+    </w:lvl>
+    <w:lvl w:ilvl="1" w:tplc="A0369FB6">
+      <w:numFmt w:val="bullet"/>
+      <w:lvlText w:val="•"/>
+      <w:lvlJc w:val="left"/>
+      <w:pPr>
+        <w:ind w:left="1394" w:hanging="281"/>
+      </w:pPr>
+      <w:rPr>
+        <w:rFonts w:hint="default"/>
+        <w:lang w:val="en-US" w:eastAsia="en-US" w:bidi="ar-SA"/>
+      </w:rPr>
+    </w:lvl>
+    <w:lvl w:ilvl="2" w:tplc="7F36E0C0">
+      <w:numFmt w:val="bullet"/>
+      <w:lvlText w:val="•"/>
+      <w:lvlJc w:val="left"/>
+      <w:pPr>
+        <w:ind w:left="2348" w:hanging="281"/>
+      </w:pPr>
+      <w:rPr>
+        <w:rFonts w:hint="default"/>
+        <w:lang w:val="en-US" w:eastAsia="en-US" w:bidi="ar-SA"/>
+      </w:rPr>
+    </w:lvl>
+    <w:lvl w:ilvl="3" w:tplc="CC3C97C4">
+      <w:numFmt w:val="bullet"/>
+      <w:lvlText w:val="•"/>
+      <w:lvlJc w:val="left"/>
+      <w:pPr>
+        <w:ind w:left="3302" w:hanging="281"/>
+      </w:pPr>
+      <w:rPr>
+        <w:rFonts w:hint="default"/>
+        <w:lang w:val="en-US" w:eastAsia="en-US" w:bidi="ar-SA"/>
+      </w:rPr>
+    </w:lvl>
+    <w:lvl w:ilvl="4" w:tplc="D452DE90">
+      <w:numFmt w:val="bullet"/>
+      <w:lvlText w:val="•"/>
+      <w:lvlJc w:val="left"/>
+      <w:pPr>
+        <w:ind w:left="4256" w:hanging="281"/>
+      </w:pPr>
+      <w:rPr>
+        <w:rFonts w:hint="default"/>
+        <w:lang w:val="en-US" w:eastAsia="en-US" w:bidi="ar-SA"/>
+      </w:rPr>
+    </w:lvl>
+    <w:lvl w:ilvl="5" w:tplc="D0C49BBA">
+      <w:numFmt w:val="bullet"/>
+      <w:lvlText w:val="•"/>
+      <w:lvlJc w:val="left"/>
+      <w:pPr>
+        <w:ind w:left="5210" w:hanging="281"/>
+      </w:pPr>
+      <w:rPr>
+        <w:rFonts w:hint="default"/>
+        <w:lang w:val="en-US" w:eastAsia="en-US" w:bidi="ar-SA"/>
+      </w:rPr>
+    </w:lvl>
+    <w:lvl w:ilvl="6" w:tplc="A7B09E7E">
+      <w:numFmt w:val="bullet"/>
+      <w:lvlText w:val="•"/>
+      <w:lvlJc w:val="left"/>
+      <w:pPr>
+        <w:ind w:left="6164" w:hanging="281"/>
+      </w:pPr>
+      <w:rPr>
+        <w:rFonts w:hint="default"/>
+        <w:lang w:val="en-US" w:eastAsia="en-US" w:bidi="ar-SA"/>
+      </w:rPr>
+    </w:lvl>
+    <w:lvl w:ilvl="7" w:tplc="E16C96BE">
+      <w:numFmt w:val="bullet"/>
+      <w:lvlText w:val="•"/>
+      <w:lvlJc w:val="left"/>
+      <w:pPr>
+        <w:ind w:left="7117" w:hanging="281"/>
+      </w:pPr>
+      <w:rPr>
+        <w:rFonts w:hint="default"/>
+        <w:lang w:val="en-US" w:eastAsia="en-US" w:bidi="ar-SA"/>
+      </w:rPr>
+    </w:lvl>
+    <w:lvl w:ilvl="8" w:tplc="9F3074B8">
+      <w:numFmt w:val="bullet"/>
+      <w:lvlText w:val="•"/>
+      <w:lvlJc w:val="left"/>
+      <w:pPr>
+        <w:ind w:left="8071" w:hanging="281"/>
+      </w:pPr>
+      <w:rPr>
+        <w:rFonts w:hint="default"/>
+        <w:lang w:val="en-US" w:eastAsia="en-US" w:bidi="ar-SA"/>
+      </w:rPr>
+    </w:lvl>
+  </w:abstractNum>
+  <w:abstractNum w:abstractNumId="19" w15:restartNumberingAfterBreak="0">
+    <w:nsid w:val="7AD51623"/>
+    <w:multiLevelType w:val="hybridMultilevel"/>
+    <w:tmpl w:val="E6D65FD2"/>
+    <w:lvl w:ilvl="0" w:tplc="0E229BE0">
+      <w:start w:val="1"/>
+      <w:numFmt w:val="decimal"/>
+      <w:lvlText w:val="%1."/>
+      <w:lvlJc w:val="left"/>
+      <w:pPr>
+        <w:ind w:left="360" w:hanging="360"/>
+      </w:pPr>
+      <w:rPr>
+        <w:rFonts w:hint="default"/>
+      </w:rPr>
     </w:lvl>
     <w:lvl w:ilvl="1" w:tplc="04090019" w:tentative="1">
       <w:start w:val="1"/>
@@ -3031,10 +3539,37 @@
     <w:abstractNumId w:val="0"/>
   </w:num>
   <w:num w:numId="10" w16cid:durableId="1082023911">
+    <w:abstractNumId w:val="16"/>
+  </w:num>
+  <w:num w:numId="11" w16cid:durableId="1455516362">
     <w:abstractNumId w:val="10"/>
   </w:num>
-  <w:num w:numId="11" w16cid:durableId="1455516362">
+  <w:num w:numId="12" w16cid:durableId="1467889932">
+    <w:abstractNumId w:val="17"/>
+  </w:num>
+  <w:num w:numId="13" w16cid:durableId="1660846015">
+    <w:abstractNumId w:val="15"/>
+  </w:num>
+  <w:num w:numId="14" w16cid:durableId="1417359090">
+    <w:abstractNumId w:val="18"/>
+  </w:num>
+  <w:num w:numId="15" w16cid:durableId="348141585">
+    <w:abstractNumId w:val="11"/>
+  </w:num>
+  <w:num w:numId="16" w16cid:durableId="1321691836">
     <w:abstractNumId w:val="9"/>
+  </w:num>
+  <w:num w:numId="17" w16cid:durableId="1045567967">
+    <w:abstractNumId w:val="12"/>
+  </w:num>
+  <w:num w:numId="18" w16cid:durableId="664093814">
+    <w:abstractNumId w:val="13"/>
+  </w:num>
+  <w:num w:numId="19" w16cid:durableId="305472392">
+    <w:abstractNumId w:val="14"/>
+  </w:num>
+  <w:num w:numId="20" w16cid:durableId="923226267">
+    <w:abstractNumId w:val="19"/>
   </w:num>
 </w:numbering>
 </file>
@@ -3236,7 +3771,7 @@
     <w:lsdException w:name="Medium Shading 2 Accent 1" w:uiPriority="64"/>
     <w:lsdException w:name="Medium List 1 Accent 1" w:uiPriority="65"/>
     <w:lsdException w:name="Revision" w:semiHidden="1"/>
-    <w:lsdException w:name="List Paragraph" w:uiPriority="34" w:qFormat="1"/>
+    <w:lsdException w:name="List Paragraph" w:uiPriority="1" w:qFormat="1"/>
     <w:lsdException w:name="Quote" w:uiPriority="29" w:qFormat="1"/>
     <w:lsdException w:name="Intense Quote" w:uiPriority="30" w:qFormat="1"/>
     <w:lsdException w:name="Medium List 2 Accent 1" w:uiPriority="66"/>
@@ -3850,7 +4385,7 @@
   <w:style w:type="paragraph" w:styleId="ListParagraph">
     <w:name w:val="List Paragraph"/>
     <w:basedOn w:val="Normal"/>
-    <w:uiPriority w:val="34"/>
+    <w:uiPriority w:val="1"/>
     <w:qFormat/>
     <w:rsid w:val="00FC693F"/>
     <w:pPr>
@@ -14418,6 +14953,24 @@
     <w:name w:val="apple-converted-space"/>
     <w:basedOn w:val="DefaultParagraphFont"/>
     <w:rsid w:val="009F4D9E"/>
+  </w:style>
+  <w:style w:type="paragraph" w:customStyle="1" w:styleId="TableParagraph">
+    <w:name w:val="Table Paragraph"/>
+    <w:basedOn w:val="Normal"/>
+    <w:uiPriority w:val="1"/>
+    <w:qFormat/>
+    <w:rsid w:val="001806D6"/>
+    <w:pPr>
+      <w:widowControl w:val="0"/>
+      <w:autoSpaceDE w:val="0"/>
+      <w:autoSpaceDN w:val="0"/>
+      <w:spacing w:before="95" w:after="0" w:line="240" w:lineRule="auto"/>
+      <w:ind w:left="156"/>
+    </w:pPr>
+    <w:rPr>
+      <w:rFonts w:ascii="Arial" w:eastAsia="Arial" w:hAnsi="Arial" w:cs="Arial"/>
+      <w:color w:val="auto"/>
+    </w:rPr>
   </w:style>
 </w:styles>
 </file>

--- a/Lesson 4 - Cleft sentences (Teacher's).docx
+++ b/Lesson 4 - Cleft sentences (Teacher's).docx
@@ -22,7 +22,7 @@
           <w:lang w:eastAsia="zh-TW"/>
         </w:rPr>
         <w:drawing>
-          <wp:anchor distT="0" distB="0" distL="114300" distR="114300" simplePos="0" relativeHeight="251659264" behindDoc="0" locked="0" layoutInCell="1" allowOverlap="1" wp14:anchorId="7570E6DD" wp14:editId="6B8AC110">
+          <wp:anchor distT="0" distB="0" distL="114300" distR="114300" simplePos="0" relativeHeight="251659264" behindDoc="0" locked="0" layoutInCell="1" allowOverlap="1" wp14:anchorId="633895EC" wp14:editId="0CDC6D68">
             <wp:simplePos x="0" y="0"/>
             <wp:positionH relativeFrom="column">
               <wp:posOffset>4621161</wp:posOffset>
@@ -337,14 +337,7 @@
         </w:tc>
       </w:tr>
     </w:tbl>
-    <w:p>
-      <w:r>
-        <w:rPr>
-          <w:rFonts w:cs="Times New Roman"/>
-        </w:rPr>
-        <w:t xml:space="preserve"/>
-      </w:r>
-    </w:p>
+    <w:p/>
     <w:p>
       <w:r>
         <w:rPr>
@@ -352,7 +345,7 @@
           <w:b/>
           <w:bCs/>
         </w:rPr>
-        <w:t xml:space="preserve">Teacher's answers</w:t>
+        <w:t>Teacher's answers</w:t>
       </w:r>
     </w:p>
     <w:p>
@@ -360,7 +353,7 @@
         <w:rPr>
           <w:rFonts w:cs="Times New Roman"/>
         </w:rPr>
-        <w:t xml:space="preserve">1A. Not only do teenagers order food instead of cooking... (Move 'do' before the subject — 'Not only' inverts.)</w:t>
+        <w:t>1A. Not only do teenagers order food instead of cooking... (Move 'do' before the subject — 'Not only' inverts.)</w:t>
       </w:r>
     </w:p>
     <w:p>
@@ -368,7 +361,8 @@
         <w:rPr>
           <w:rFonts w:cs="Times New Roman"/>
         </w:rPr>
-        <w:t xml:space="preserve">2A. They sit for hours on apps, which were designed to save time... ('that' cannot be used after a comma in a non-restrictive clause; use 'which'.)</w:t>
+        <w:lastRenderedPageBreak/>
+        <w:t>2A. They sit for hours on apps, which were designed to save time... ('that' cannot be used after a comma in a non-restrictive clause; use 'which'.)</w:t>
       </w:r>
     </w:p>
     <w:p>
@@ -376,7 +370,7 @@
         <w:rPr>
           <w:rFonts w:cs="Times New Roman"/>
         </w:rPr>
-        <w:t xml:space="preserve">3A. The convenience of instant delivery has destroyed any reason to walk to the shops. ('convenient' → 'convenience' — a noun is needed after 'the'.)</w:t>
+        <w:t>3A. The convenience of instant delivery has destroyed any reason to walk to the shops. ('convenient' → 'convenience' — a noun is needed after 'the'.)</w:t>
       </w:r>
     </w:p>
     <w:p>
@@ -384,7 +378,7 @@
         <w:rPr>
           <w:rFonts w:cs="Times New Roman"/>
         </w:rPr>
-        <w:t xml:space="preserve">4A. Rarely do parents notice that their children have forgotten how to hold a proper conversation. (Move 'do' before the subject — 'Rarely' inverts.)</w:t>
+        <w:t>4A. Rarely do parents notice that their children have forgotten how to hold a proper conversation. (Move 'do' before the subject — 'Rarely' inverts.)</w:t>
       </w:r>
     </w:p>
     <w:p>
@@ -392,7 +386,7 @@
         <w:rPr>
           <w:rFonts w:cs="Times New Roman"/>
         </w:rPr>
-        <w:t xml:space="preserve">5A. Only by encouraging teenagers to put down their phones can the family have a real conversation. (Move 'can' before the subject — 'Only by' inverts.)</w:t>
+        <w:t>5A. Only by encouraging teenagers to put down their phones can the family have a real conversation. (Move 'can' before the subject — 'Only by' inverts.)</w:t>
       </w:r>
     </w:p>
     <w:p>
@@ -400,7 +394,7 @@
         <w:rPr>
           <w:rFonts w:cs="Times New Roman"/>
         </w:rPr>
-        <w:t xml:space="preserve">1B. ...for whom technology was not available. ('who' → 'whom' — the object form of the relative pronoun is needed after a preposition.)</w:t>
+        <w:t>1B. ...for whom technology was not available. ('who' → 'whom' — the object form of the relative pronoun is needed after a preposition.)</w:t>
       </w:r>
     </w:p>
     <w:p>
@@ -408,7 +402,7 @@
         <w:rPr>
           <w:rFonts w:cs="Times New Roman"/>
         </w:rPr>
-        <w:t xml:space="preserve">2B. The belief that real work must involve physical sweat ignores the fact... ('believe' → 'belief' — a noun is needed after 'the'.)</w:t>
+        <w:t>2B. The belief that real work must involve physical sweat ignores the fact... ('believe' → 'belief' — a noun is needed after 'the'.)</w:t>
       </w:r>
     </w:p>
     <w:p>
@@ -416,7 +410,7 @@
         <w:rPr>
           <w:rFonts w:cs="Times New Roman"/>
         </w:rPr>
-        <w:t xml:space="preserve">3B. Seldom do critics acknowledge that a teenager editing videos... (Move 'do' before the subject — 'Seldom' inverts.)</w:t>
+        <w:t>3B. Seldom do critics acknowledge that a teenager editing videos... (Move 'do' before the subject — 'Seldom' inverts.)</w:t>
       </w:r>
     </w:p>
     <w:p>
@@ -424,7 +418,7 @@
         <w:rPr>
           <w:rFonts w:cs="Times New Roman"/>
         </w:rPr>
-        <w:t xml:space="preserve">4B. The reason why teenagers seem distracted is not laziness but the creative work... ('lazy' → 'laziness' — a noun is needed after 'not'.)</w:t>
+        <w:t>4B. The reason why teenagers seem distracted is not laziness but the creative work... ('lazy' → 'laziness' — a noun is needed after 'not'.)</w:t>
       </w:r>
     </w:p>
     <w:p>
@@ -432,7 +426,7 @@
         <w:rPr>
           <w:rFonts w:cs="Times New Roman"/>
         </w:rPr>
-        <w:t xml:space="preserve">5B. Only when adults look at the results of their work can they understand... (Move 'can' before the subject — 'Only when' inverts.)</w:t>
+        <w:t>5B. Only when adults look at the results of their work can they understand... (Move 'can' before the subject — 'Only when' inverts.)</w:t>
       </w:r>
     </w:p>
     <w:p>
@@ -465,7 +459,6 @@
           <w:color w:val="1B365D"/>
           <w:sz w:val="28"/>
         </w:rPr>
-        <w:lastRenderedPageBreak/>
         <w:t>1. Why Use Cleft Sentences in DSE Writing?</w:t>
       </w:r>
     </w:p>
@@ -848,6 +841,7 @@
               <w:spacing w:before="60" w:after="60"/>
             </w:pPr>
             <w:r>
+              <w:lastRenderedPageBreak/>
               <w:t xml:space="preserve">What young people need most today is a </w:t>
             </w:r>
             <w:r>
@@ -949,6 +943,7 @@
               <w:spacing w:before="60" w:after="60"/>
             </w:pPr>
             <w:r>
+              <w:lastRenderedPageBreak/>
               <w:t>All-Cleft</w:t>
             </w:r>
           </w:p>
@@ -1143,14 +1138,7 @@
         </w:tc>
       </w:tr>
     </w:tbl>
-    <w:p>
-      <w:r>
-        <w:rPr>
-          <w:rFonts w:cs="Times New Roman"/>
-        </w:rPr>
-        <w:t xml:space="preserve"/>
-      </w:r>
-    </w:p>
+    <w:p/>
     <w:p>
       <w:r>
         <w:rPr>
@@ -1158,7 +1146,16 @@
           <w:b/>
           <w:bCs/>
         </w:rPr>
-        <w:t xml:space="preserve">Teacher's reference: Popular Culture Examples</w:t>
+        <w:t>Teacher's reference: Popular Culture Examples</w:t>
+      </w:r>
+    </w:p>
+    <w:p/>
+    <w:p>
+      <w:r>
+        <w:rPr>
+          <w:rFonts w:cs="Times New Roman"/>
+        </w:rPr>
+        <w:t>It-cleft examples from popular culture:</w:t>
       </w:r>
     </w:p>
     <w:p>
@@ -1166,7 +1163,7 @@
         <w:rPr>
           <w:rFonts w:cs="Times New Roman"/>
         </w:rPr>
-        <w:t xml:space="preserve"/>
+        <w:t>• "It is not the strength of the body, but the strength of the spirit that counts." (The Lord of the Rings)</w:t>
       </w:r>
     </w:p>
     <w:p>
@@ -1174,7 +1171,7 @@
         <w:rPr>
           <w:rFonts w:cs="Times New Roman"/>
         </w:rPr>
-        <w:t xml:space="preserve">It-cleft examples from popular culture:</w:t>
+        <w:t>• "It is not our abilities that show what we truly are. It is our choices." (Harry Potter and the Chamber of Secrets)</w:t>
       </w:r>
     </w:p>
     <w:p>
@@ -1182,7 +1179,16 @@
         <w:rPr>
           <w:rFonts w:cs="Times New Roman"/>
         </w:rPr>
-        <w:t xml:space="preserve">• "It is not the strength of the body, but the strength of the spirit that counts." (The Lord of the Rings)</w:t>
+        <w:t>• "It was the best of times, it was the worst of times." (Charles Dickens, A Tale of Two Cities)</w:t>
+      </w:r>
+    </w:p>
+    <w:p/>
+    <w:p>
+      <w:r>
+        <w:rPr>
+          <w:rFonts w:cs="Times New Roman"/>
+        </w:rPr>
+        <w:t>Wh-cleft examples from popular culture:</w:t>
       </w:r>
     </w:p>
     <w:p>
@@ -1190,7 +1196,7 @@
         <w:rPr>
           <w:rFonts w:cs="Times New Roman"/>
         </w:rPr>
-        <w:t xml:space="preserve">• "It is not our abilities that show what we truly are. It is our choices." (Harry Potter and the Chamber of Secrets)</w:t>
+        <w:t>• "What doesn't kill you makes you stronger." (Kelly Clarkson / Nietzsche)</w:t>
       </w:r>
     </w:p>
     <w:p>
@@ -1198,7 +1204,7 @@
         <w:rPr>
           <w:rFonts w:cs="Times New Roman"/>
         </w:rPr>
-        <w:t xml:space="preserve">• "It was the best of times, it was the worst of times." (Charles Dickens, A Tale of Two Cities)</w:t>
+        <w:t>• "What we do in life echoes in eternity." (Gladiator)</w:t>
       </w:r>
     </w:p>
     <w:p>
@@ -1206,7 +1212,16 @@
         <w:rPr>
           <w:rFonts w:cs="Times New Roman"/>
         </w:rPr>
-        <w:t xml:space="preserve"/>
+        <w:t>• "What the world needs now is love, sweet love." (Burt Bacharach / Jackie DeShannon)</w:t>
+      </w:r>
+    </w:p>
+    <w:p/>
+    <w:p>
+      <w:r>
+        <w:rPr>
+          <w:rFonts w:cs="Times New Roman"/>
+        </w:rPr>
+        <w:t>All-cleft examples from popular culture:</w:t>
       </w:r>
     </w:p>
     <w:p>
@@ -1214,7 +1229,7 @@
         <w:rPr>
           <w:rFonts w:cs="Times New Roman"/>
         </w:rPr>
-        <w:t xml:space="preserve">Wh-cleft examples from popular culture:</w:t>
+        <w:t>• "All I want for Christmas is you." (Mariah Carey) — All [that] I want for Christmas is you.</w:t>
       </w:r>
     </w:p>
     <w:p>
@@ -1222,7 +1237,7 @@
         <w:rPr>
           <w:rFonts w:cs="Times New Roman"/>
         </w:rPr>
-        <w:t xml:space="preserve">• "What doesn't kill you makes you stronger." (Kelly Clarkson / Nietzsche)</w:t>
+        <w:t>• "All we have to decide is what to do with the time that is given us." (Gandalf, The Lord of the Rings)</w:t>
       </w:r>
     </w:p>
     <w:p>
@@ -1230,65 +1245,10 @@
         <w:rPr>
           <w:rFonts w:cs="Times New Roman"/>
         </w:rPr>
-        <w:t xml:space="preserve">• "What we do in life echoes in eternity." (Gladiator)</w:t>
+        <w:t>• "All that glitters is not gold." (Shakespeare / J.R.R. Tolkien)</w:t>
       </w:r>
     </w:p>
-    <w:p>
-      <w:r>
-        <w:rPr>
-          <w:rFonts w:cs="Times New Roman"/>
-        </w:rPr>
-        <w:t xml:space="preserve">• "What the world needs now is love, sweet love." (Burt Bacharach / Jackie DeShannon)</w:t>
-      </w:r>
-    </w:p>
-    <w:p>
-      <w:r>
-        <w:rPr>
-          <w:rFonts w:cs="Times New Roman"/>
-        </w:rPr>
-        <w:t xml:space="preserve"/>
-      </w:r>
-    </w:p>
-    <w:p>
-      <w:r>
-        <w:rPr>
-          <w:rFonts w:cs="Times New Roman"/>
-        </w:rPr>
-        <w:t xml:space="preserve">All-cleft examples from popular culture:</w:t>
-      </w:r>
-    </w:p>
-    <w:p>
-      <w:r>
-        <w:rPr>
-          <w:rFonts w:cs="Times New Roman"/>
-        </w:rPr>
-        <w:t xml:space="preserve">• "All I want for Christmas is you." (Mariah Carey) — All [that] I want for Christmas is you.</w:t>
-      </w:r>
-    </w:p>
-    <w:p>
-      <w:r>
-        <w:rPr>
-          <w:rFonts w:cs="Times New Roman"/>
-        </w:rPr>
-        <w:t xml:space="preserve">• "All we have to decide is what to do with the time that is given us." (Gandalf, The Lord of the Rings)</w:t>
-      </w:r>
-    </w:p>
-    <w:p>
-      <w:r>
-        <w:rPr>
-          <w:rFonts w:cs="Times New Roman"/>
-        </w:rPr>
-        <w:t xml:space="preserve">• "All that glitters is not gold." (Shakespeare / J.R.R. Tolkien)</w:t>
-      </w:r>
-    </w:p>
-    <w:p>
-      <w:r>
-        <w:rPr>
-          <w:rFonts w:cs="Times New Roman"/>
-        </w:rPr>
-        <w:t xml:space="preserve"/>
-      </w:r>
-    </w:p>
+    <w:p/>
     <w:p/>
     <w:p>
       <w:pPr>
@@ -1423,8 +1383,20 @@
       <w:r>
         <w:rPr>
           <w:rFonts w:cs="Times New Roman"/>
+          <w:b/>
+          <w:bCs/>
+          <w:u w:val="single"/>
         </w:rPr>
-        <w:t xml:space="preserve">Teacher's Answer: It is the proliferation of smartphones that has altered interpersonal communication patterns.</w:t>
+        <w:t>It is the proliferation of smartphones that has altered interpersonal communication patterns.</w:t>
+      </w:r>
+      <w:r>
+        <w:rPr>
+          <w:rFonts w:cs="Times New Roman"/>
+          <w:b/>
+          <w:bCs/>
+          <w:u w:val="single"/>
+        </w:rPr>
+        <w:br/>
       </w:r>
     </w:p>
     <w:p>
@@ -1453,11 +1425,21 @@
       </w:r>
     </w:p>
     <w:p>
+      <w:pPr>
+        <w:rPr>
+          <w:b/>
+          <w:bCs/>
+          <w:u w:val="single"/>
+        </w:rPr>
+      </w:pPr>
       <w:r>
         <w:rPr>
           <w:rFonts w:cs="Times New Roman"/>
+          <w:b/>
+          <w:bCs/>
+          <w:u w:val="single"/>
         </w:rPr>
-        <w:t xml:space="preserve">Teacher's Answer: It is profit that tech companies prioritize over user privacy in the digital age.</w:t>
+        <w:t>It is profit that tech companies prioritize over user privacy in the digital age.</w:t>
       </w:r>
     </w:p>
     <w:p>
@@ -1497,11 +1479,30 @@
       </w:r>
     </w:p>
     <w:p>
+      <w:pPr>
+        <w:rPr>
+          <w:b/>
+          <w:bCs/>
+          <w:u w:val="single"/>
+        </w:rPr>
+      </w:pPr>
       <w:r>
         <w:rPr>
           <w:rFonts w:cs="Times New Roman"/>
+          <w:b/>
+          <w:bCs/>
+          <w:u w:val="single"/>
         </w:rPr>
-        <w:t xml:space="preserve">Teacher's Answer: It is short-form video apps that Gen Z teenagers spend most of their leisure hours on.</w:t>
+        <w:t>It is short-form video apps that Gen Z teenagers spend most of their leisure hours on.</w:t>
+      </w:r>
+      <w:r>
+        <w:rPr>
+          <w:rFonts w:cs="Times New Roman"/>
+          <w:b/>
+          <w:bCs/>
+          <w:u w:val="single"/>
+        </w:rPr>
+        <w:br/>
       </w:r>
     </w:p>
     <w:p>
@@ -1530,11 +1531,30 @@
       </w:r>
     </w:p>
     <w:p>
+      <w:pPr>
+        <w:rPr>
+          <w:b/>
+          <w:bCs/>
+          <w:u w:val="single"/>
+        </w:rPr>
+      </w:pPr>
       <w:r>
         <w:rPr>
           <w:rFonts w:cs="Times New Roman"/>
+          <w:b/>
+          <w:bCs/>
+          <w:u w:val="single"/>
         </w:rPr>
-        <w:t xml:space="preserve">Teacher's Answer: It was generative AI tools that created widespread concern among secondary educators last year.</w:t>
+        <w:t>It was generative AI tools that created widespread concern among secondary educators last year.</w:t>
+      </w:r>
+      <w:r>
+        <w:rPr>
+          <w:rFonts w:cs="Times New Roman"/>
+          <w:b/>
+          <w:bCs/>
+          <w:u w:val="single"/>
+        </w:rPr>
+        <w:br/>
       </w:r>
     </w:p>
     <w:p>
@@ -1560,11 +1580,21 @@
       </w:r>
     </w:p>
     <w:p>
+      <w:pPr>
+        <w:rPr>
+          <w:b/>
+          <w:bCs/>
+          <w:u w:val="single"/>
+        </w:rPr>
+      </w:pPr>
       <w:r>
         <w:rPr>
           <w:rFonts w:cs="Times New Roman"/>
+          <w:b/>
+          <w:bCs/>
+          <w:u w:val="single"/>
         </w:rPr>
-        <w:t xml:space="preserve">Teacher's Answer: It is online anonymity that encourages cyberbullies to post malicious comments.</w:t>
+        <w:t>It is online anonymity that encourages cyberbullies to post malicious comments.</w:t>
       </w:r>
     </w:p>
     <w:p>
@@ -1713,12 +1743,32 @@
       </w:r>
     </w:p>
     <w:p>
+      <w:pPr>
+        <w:rPr>
+          <w:rFonts w:cs="Times New Roman"/>
+          <w:b/>
+          <w:bCs/>
+          <w:u w:val="single"/>
+        </w:rPr>
+      </w:pPr>
       <w:r>
         <w:rPr>
           <w:rFonts w:cs="Times New Roman"/>
+          <w:b/>
+          <w:bCs/>
+          <w:u w:val="single"/>
         </w:rPr>
-        <w:t xml:space="preserve">Teacher's Answer: What damages sleep quality and mental well-being is excessive screen time.</w:t>
+        <w:t>What damages sleep quality and mental well-being is excessive screen time.</w:t>
       </w:r>
+    </w:p>
+    <w:p>
+      <w:pPr>
+        <w:rPr>
+          <w:b/>
+          <w:bCs/>
+          <w:u w:val="single"/>
+        </w:rPr>
+      </w:pPr>
     </w:p>
     <w:p>
       <w:pPr>
@@ -1748,12 +1798,32 @@
       </w:r>
     </w:p>
     <w:p>
+      <w:pPr>
+        <w:rPr>
+          <w:rFonts w:cs="Times New Roman"/>
+          <w:b/>
+          <w:bCs/>
+          <w:u w:val="single"/>
+        </w:rPr>
+      </w:pPr>
       <w:r>
         <w:rPr>
           <w:rFonts w:cs="Times New Roman"/>
+          <w:b/>
+          <w:bCs/>
+          <w:u w:val="single"/>
         </w:rPr>
-        <w:t xml:space="preserve">Teacher's Answer: What the government should do is regulate misleading targeted advertisements on social media.</w:t>
+        <w:t>What the government should do is regulate misleading targeted advertisements on social media.</w:t>
       </w:r>
+    </w:p>
+    <w:p>
+      <w:pPr>
+        <w:rPr>
+          <w:b/>
+          <w:bCs/>
+          <w:u w:val="single"/>
+        </w:rPr>
+      </w:pPr>
     </w:p>
     <w:p>
       <w:pPr>
@@ -1765,7 +1835,6 @@
         <w:spacing w:after="80"/>
       </w:pPr>
       <w:r>
-        <w:lastRenderedPageBreak/>
         <w:t>Modern teenagers desire instant validation through likes and comments. [</w:t>
       </w:r>
       <w:proofErr w:type="spellStart"/>
@@ -1798,11 +1867,30 @@
       </w:r>
     </w:p>
     <w:p>
+      <w:pPr>
+        <w:rPr>
+          <w:b/>
+          <w:bCs/>
+          <w:u w:val="single"/>
+        </w:rPr>
+      </w:pPr>
       <w:r>
         <w:rPr>
           <w:rFonts w:cs="Times New Roman"/>
+          <w:b/>
+          <w:bCs/>
+          <w:u w:val="single"/>
         </w:rPr>
-        <w:t xml:space="preserve">Teacher's Answer: Those who desire instant validation through likes and comments are modern teenagers.</w:t>
+        <w:t>Those who desire instant validation through likes and comments are modern teenagers.</w:t>
+      </w:r>
+      <w:r>
+        <w:rPr>
+          <w:rFonts w:cs="Times New Roman"/>
+          <w:b/>
+          <w:bCs/>
+          <w:u w:val="single"/>
+        </w:rPr>
+        <w:br/>
       </w:r>
     </w:p>
     <w:p>
@@ -1848,12 +1936,42 @@
       </w:r>
     </w:p>
     <w:p>
+      <w:pPr>
+        <w:rPr>
+          <w:rFonts w:cs="Times New Roman"/>
+          <w:b/>
+          <w:bCs/>
+          <w:u w:val="single"/>
+        </w:rPr>
+      </w:pPr>
       <w:r>
         <w:rPr>
           <w:rFonts w:cs="Times New Roman"/>
+          <w:b/>
+          <w:bCs/>
+          <w:u w:val="single"/>
         </w:rPr>
-        <w:t xml:space="preserve">Teacher's Answer: All (that) social media platforms aim to do is keep users scrolling as long as possible.</w:t>
+        <w:t>All (that) social media platforms aim to do is keep users scrolling as long as possible.</w:t>
       </w:r>
+    </w:p>
+    <w:p>
+      <w:pPr>
+        <w:rPr>
+          <w:rFonts w:cs="Times New Roman"/>
+          <w:b/>
+          <w:bCs/>
+          <w:u w:val="single"/>
+        </w:rPr>
+      </w:pPr>
+    </w:p>
+    <w:p>
+      <w:pPr>
+        <w:rPr>
+          <w:b/>
+          <w:bCs/>
+          <w:u w:val="single"/>
+        </w:rPr>
+      </w:pPr>
     </w:p>
     <w:p>
       <w:pPr>
@@ -1865,6 +1983,7 @@
         <w:spacing w:after="80"/>
       </w:pPr>
       <w:r>
+        <w:lastRenderedPageBreak/>
         <w:t>Cyberbullies hide behind anonymous profile pictures to cause harm</w:t>
       </w:r>
       <w:r>
@@ -1881,11 +2000,19 @@
       </w:r>
     </w:p>
     <w:p>
+      <w:pPr>
+        <w:rPr>
+          <w:b/>
+          <w:bCs/>
+        </w:rPr>
+      </w:pPr>
       <w:r>
         <w:rPr>
           <w:rFonts w:cs="Times New Roman"/>
+          <w:b/>
+          <w:bCs/>
         </w:rPr>
-        <w:t xml:space="preserve">Teacher's Answer: What cyberbullies do is hide behind anonymous profile pictures to cause harm.</w:t>
+        <w:t>What cyberbullies do is hide behind anonymous profile pictures to cause harm.</w:t>
       </w:r>
     </w:p>
     <w:p>
@@ -1965,6 +2092,10 @@
           <w:p>
             <w:pPr>
               <w:spacing w:before="40" w:after="40" w:line="360" w:lineRule="auto"/>
+              <w:rPr>
+                <w:b/>
+                <w:color w:val="1B365D"/>
+              </w:rPr>
             </w:pPr>
             <w:r>
               <w:rPr>
@@ -1973,21 +2104,48 @@
               </w:rPr>
               <w:t>Student Writing Draft (HKDSE Essay - Topic: Digital Well-being)</w:t>
             </w:r>
-            <w:r>
+          </w:p>
+          <w:p>
+            <w:pPr>
+              <w:spacing w:before="40" w:after="40" w:line="360" w:lineRule="auto"/>
               <w:rPr>
                 <w:b/>
                 <w:color w:val="1B365D"/>
               </w:rPr>
-              <w:br/>
-            </w:r>
+            </w:pPr>
+          </w:p>
+          <w:p>
+            <w:pPr>
+              <w:spacing w:before="40" w:after="40" w:line="360" w:lineRule="auto"/>
+              <w:rPr>
+                <w:b/>
+                <w:color w:val="1B365D"/>
+              </w:rPr>
+            </w:pPr>
             <w:r>
               <w:rPr>
                 <w:sz w:val="21"/>
               </w:rPr>
-              <w:t xml:space="preserve">Many critics argue that technology breeds isolation. (1) </w:t>
+              <w:t xml:space="preserve">While digital platforms promise seamless connectivity across global boundaries, many sociologists argue that hyper-connectivity </w:t>
+            </w:r>
+            <w:proofErr w:type="gramStart"/>
+            <w:r>
+              <w:rPr>
+                <w:sz w:val="21"/>
+              </w:rPr>
+              <w:t>actually breeds</w:t>
+            </w:r>
+            <w:proofErr w:type="gramEnd"/>
+            <w:r>
+              <w:rPr>
+                <w:sz w:val="21"/>
+              </w:rPr>
+              <w:t xml:space="preserve"> unprecedented emotional isolation. (1) </w:t>
             </w:r>
             <w:r>
               <w:rPr>
+                <w:b/>
+                <w:bCs/>
                 <w:sz w:val="21"/>
                 <w:u w:val="single"/>
               </w:rPr>
@@ -1997,10 +2155,12 @@
               <w:rPr>
                 <w:sz w:val="21"/>
               </w:rPr>
-              <w:t xml:space="preserve">. Consequently, young people feel lonely even when connected. (2) </w:t>
+              <w:t xml:space="preserve">. As a result, online interactions often feel superficial, leaving young people feeling increasingly isolated despite being constantly reached by peers. To address this growing digital crisis, measures like banning mobile phones in schools are inadequate and fail to address the root cause. (2) </w:t>
             </w:r>
             <w:r>
               <w:rPr>
+                <w:b/>
+                <w:bCs/>
                 <w:sz w:val="21"/>
                 <w:u w:val="single"/>
               </w:rPr>
@@ -2010,27 +2170,49 @@
               <w:rPr>
                 <w:sz w:val="21"/>
               </w:rPr>
-              <w:t xml:space="preserve">. (3) </w:t>
+              <w:t xml:space="preserve">. Furthermore, tech monopolies intentionally design algorithms to keep users hooked for as long as possible. (3) </w:t>
             </w:r>
             <w:r>
               <w:rPr>
+                <w:b/>
+                <w:bCs/>
                 <w:sz w:val="21"/>
                 <w:u w:val="single"/>
               </w:rPr>
-              <w:t>Social media algorithms exploit human psychology for financial profit</w:t>
+              <w:t xml:space="preserve">Social media algorithms </w:t>
+            </w:r>
+            <w:r>
+              <w:rPr>
+                <w:b/>
+                <w:bCs/>
+                <w:sz w:val="21"/>
+                <w:u w:val="single"/>
+              </w:rPr>
+              <w:t>only care about</w:t>
+            </w:r>
+            <w:r>
+              <w:rPr>
+                <w:b/>
+                <w:bCs/>
+                <w:sz w:val="21"/>
+                <w:u w:val="single"/>
+              </w:rPr>
+              <w:t xml:space="preserve"> financial profit</w:t>
             </w:r>
             <w:r>
               <w:rPr>
                 <w:sz w:val="21"/>
               </w:rPr>
-              <w:t xml:space="preserve">. (4) </w:t>
+              <w:t xml:space="preserve">. Ultimately, technology itself is neither inherently good nor evil; the key lies in how mindfully we choose to navigate the digital realm. (4) </w:t>
             </w:r>
             <w:r>
               <w:rPr>
+                <w:b/>
+                <w:bCs/>
                 <w:sz w:val="21"/>
                 <w:u w:val="single"/>
               </w:rPr>
-              <w:t>Users only require a conscious boundaries setting to regain control over their time</w:t>
+              <w:t>Users require a conscious boundaries setting to regain control over their time</w:t>
             </w:r>
             <w:r>
               <w:rPr>
@@ -2039,17 +2221,15 @@
               <w:t>.</w:t>
             </w:r>
           </w:p>
+          <w:p>
+            <w:pPr>
+              <w:spacing w:before="40" w:after="40" w:line="360" w:lineRule="auto"/>
+            </w:pPr>
+          </w:p>
         </w:tc>
       </w:tr>
     </w:tbl>
-    <w:p>
-      <w:r>
-        <w:rPr>
-          <w:rFonts w:cs="Times New Roman"/>
-        </w:rPr>
-        <w:t xml:space="preserve"/>
-      </w:r>
-    </w:p>
+    <w:p/>
     <w:p>
       <w:r>
         <w:rPr>
@@ -2057,7 +2237,7 @@
           <w:b/>
           <w:bCs/>
         </w:rPr>
-        <w:t xml:space="preserve">Sample transformations:</w:t>
+        <w:t>Sample transformations:</w:t>
       </w:r>
     </w:p>
     <w:p>
@@ -2065,7 +2245,25 @@
         <w:rPr>
           <w:rFonts w:cs="Times New Roman"/>
         </w:rPr>
-        <w:t xml:space="preserve">Sample transformation: It is standard messaging apps that lack genuine emotional warmth.</w:t>
+        <w:t>(1)</w:t>
+      </w:r>
+      <w:r>
+        <w:rPr>
+          <w:rFonts w:cs="Times New Roman"/>
+          <w:b/>
+          <w:bCs/>
+          <w:u w:val="single"/>
+        </w:rPr>
+        <w:t xml:space="preserve"> It is standard messaging apps that lack genuine emotional warmth.</w:t>
+      </w:r>
+      <w:r>
+        <w:rPr>
+          <w:rFonts w:cs="Times New Roman"/>
+          <w:b/>
+          <w:bCs/>
+          <w:u w:val="single"/>
+        </w:rPr>
+        <w:t xml:space="preserve"> // What standard messaging apps lack is genuine warmth.</w:t>
       </w:r>
     </w:p>
     <w:p>
@@ -2073,7 +2271,45 @@
         <w:rPr>
           <w:rFonts w:cs="Times New Roman"/>
         </w:rPr>
-        <w:t xml:space="preserve">Sample transformation: What schools need is critical digital literacy education, not total phone bans.</w:t>
+        <w:t xml:space="preserve">(2) </w:t>
+      </w:r>
+      <w:r>
+        <w:rPr>
+          <w:rFonts w:cs="Times New Roman"/>
+          <w:b/>
+          <w:bCs/>
+          <w:u w:val="single"/>
+        </w:rPr>
+        <w:t>What schools need is critical digital literacy education, not total phone bans.</w:t>
+      </w:r>
+      <w:r>
+        <w:rPr>
+          <w:rFonts w:cs="Times New Roman"/>
+          <w:b/>
+          <w:bCs/>
+          <w:u w:val="single"/>
+        </w:rPr>
+        <w:t xml:space="preserve"> // It is critical digital literacy education that schools </w:t>
+      </w:r>
+      <w:proofErr w:type="spellStart"/>
+      <w:r>
+        <w:rPr>
+          <w:rFonts w:cs="Times New Roman"/>
+          <w:b/>
+          <w:bCs/>
+          <w:u w:val="single"/>
+        </w:rPr>
+        <w:t>need,</w:t>
+      </w:r>
+      <w:proofErr w:type="spellEnd"/>
+      <w:r>
+        <w:rPr>
+          <w:rFonts w:cs="Times New Roman"/>
+          <w:b/>
+          <w:bCs/>
+          <w:u w:val="single"/>
+        </w:rPr>
+        <w:t xml:space="preserve"> not total phone bans.</w:t>
       </w:r>
     </w:p>
     <w:p>
@@ -2081,16 +2317,129 @@
         <w:rPr>
           <w:rFonts w:cs="Times New Roman"/>
         </w:rPr>
-        <w:t xml:space="preserve">Sample transformation: It is financial profit that social media algorithms exploit human psychology for.</w:t>
+        <w:t>(3)</w:t>
       </w:r>
-    </w:p>
-    <w:p>
       <w:r>
         <w:rPr>
           <w:rFonts w:cs="Times New Roman"/>
         </w:rPr>
-        <w:t xml:space="preserve">Sample transformation: All users require is a conscious boundaries setting to regain control over their time.</w:t>
+        <w:t xml:space="preserve"> </w:t>
       </w:r>
+      <w:proofErr w:type="gramStart"/>
+      <w:r>
+        <w:rPr>
+          <w:rFonts w:cs="Times New Roman"/>
+          <w:b/>
+          <w:bCs/>
+          <w:u w:val="single"/>
+        </w:rPr>
+        <w:t xml:space="preserve">All </w:t>
+      </w:r>
+      <w:r>
+        <w:rPr>
+          <w:rFonts w:cs="Times New Roman"/>
+          <w:b/>
+          <w:bCs/>
+          <w:u w:val="single"/>
+        </w:rPr>
+        <w:t xml:space="preserve"> that</w:t>
+      </w:r>
+      <w:proofErr w:type="gramEnd"/>
+      <w:r>
+        <w:rPr>
+          <w:rFonts w:cs="Times New Roman"/>
+          <w:b/>
+          <w:bCs/>
+          <w:u w:val="single"/>
+        </w:rPr>
+        <w:t xml:space="preserve"> social media algorithms </w:t>
+      </w:r>
+      <w:r>
+        <w:rPr>
+          <w:rFonts w:cs="Times New Roman"/>
+          <w:b/>
+          <w:bCs/>
+          <w:u w:val="single"/>
+        </w:rPr>
+        <w:t>care about is financial profit</w:t>
+      </w:r>
+      <w:r>
+        <w:rPr>
+          <w:rFonts w:cs="Times New Roman"/>
+          <w:b/>
+          <w:bCs/>
+          <w:u w:val="single"/>
+        </w:rPr>
+        <w:t>.</w:t>
+      </w:r>
+    </w:p>
+    <w:p>
+      <w:pPr>
+        <w:rPr>
+          <w:rFonts w:cs="Times New Roman"/>
+          <w:b/>
+          <w:bCs/>
+          <w:u w:val="single"/>
+        </w:rPr>
+      </w:pPr>
+      <w:r>
+        <w:rPr>
+          <w:rFonts w:cs="Times New Roman"/>
+        </w:rPr>
+        <w:t>(4)</w:t>
+      </w:r>
+      <w:r>
+        <w:rPr>
+          <w:rFonts w:cs="Times New Roman"/>
+        </w:rPr>
+        <w:t xml:space="preserve">: </w:t>
+      </w:r>
+      <w:r>
+        <w:rPr>
+          <w:rFonts w:cs="Times New Roman"/>
+          <w:b/>
+          <w:bCs/>
+          <w:u w:val="single"/>
+        </w:rPr>
+        <w:t>What users require is a conscious boundaries setting to regain control over their time. //</w:t>
+      </w:r>
+      <w:r>
+        <w:rPr>
+          <w:rFonts w:cs="Times New Roman"/>
+          <w:b/>
+          <w:bCs/>
+          <w:u w:val="single"/>
+        </w:rPr>
+        <w:t>All</w:t>
+      </w:r>
+      <w:r>
+        <w:rPr>
+          <w:rFonts w:cs="Times New Roman"/>
+          <w:b/>
+          <w:bCs/>
+          <w:u w:val="single"/>
+        </w:rPr>
+        <w:t xml:space="preserve"> users require is a conscious boundaries setting to regain control over their time.</w:t>
+      </w:r>
+    </w:p>
+    <w:p>
+      <w:pPr>
+        <w:rPr>
+          <w:rFonts w:cs="Times New Roman"/>
+          <w:b/>
+          <w:bCs/>
+          <w:u w:val="single"/>
+        </w:rPr>
+      </w:pPr>
+    </w:p>
+    <w:p>
+      <w:pPr>
+        <w:rPr>
+          <w:b/>
+          <w:bCs/>
+          <w:u w:val="single"/>
+        </w:rPr>
+      </w:pPr>
     </w:p>
     <w:sectPr>
       <w:headerReference w:type="default" r:id="rId9"/>
